--- a/patent-drafts/漂浮方舟_专利整合方案_v5.0.docx
+++ b/patent-drafts/漂浮方舟_专利整合方案_v5.0.docx
@@ -4787,7 +4787,7 @@
           <w:rFonts w:ascii="微软雅黑" w:hAnsi="微软雅黑" w:eastAsia="微软雅黑"/>
           <w:b w:val="0"/>
         </w:rPr>
-        <w:t>一 消杀、气体与水质（10 条）</w:t>
+        <w:t>一 消杀、气体与水质（15 条）</w:t>
       </w:r>
     </w:p>
     <w:tbl>
@@ -4907,7 +4907,7 @@
                 <w:rFonts w:ascii="微软雅黑" w:hAnsi="微软雅黑" w:eastAsia="微软雅黑"/>
                 <w:color w:val="B03060"/>
               </w:rPr>
-              <w:t>PAT-PRI-009</w:t>
+              <w:t>PAT-PRI-016</w:t>
             </w:r>
           </w:p>
         </w:tc>
@@ -4922,7 +4922,7 @@
                 <w:rFonts w:ascii="微软雅黑" w:hAnsi="微软雅黑" w:eastAsia="微软雅黑"/>
                 <w:b w:val="0"/>
               </w:rPr>
-              <w:t>CN104174311B</w:t>
+              <w:t>公开号待核验</w:t>
             </w:r>
           </w:p>
         </w:tc>
@@ -4937,7 +4937,7 @@
                 <w:rFonts w:ascii="微软雅黑" w:hAnsi="微软雅黑" w:eastAsia="微软雅黑"/>
                 <w:b w:val="0"/>
               </w:rPr>
-              <w:t>纳米泡发生器族：加压溶解—混合—释压是成熟主链，先锁供应商结构</w:t>
+              <w:t>多气体组合微纳米气泡氢气浴装置：氢气浴与臭氧在同一装置内分时使用已公开</w:t>
             </w:r>
           </w:p>
         </w:tc>
@@ -4954,7 +4954,7 @@
                 <w:rFonts w:ascii="微软雅黑" w:hAnsi="微软雅黑" w:eastAsia="微软雅黑"/>
                 <w:color w:val="B03060"/>
               </w:rPr>
-              <w:t>PAT-PRI-010</w:t>
+              <w:t>PAT-PRI-017</w:t>
             </w:r>
           </w:p>
         </w:tc>
@@ -4969,7 +4969,7 @@
                 <w:rFonts w:ascii="微软雅黑" w:hAnsi="微软雅黑" w:eastAsia="微软雅黑"/>
                 <w:b w:val="0"/>
               </w:rPr>
-              <w:t>CN111166216A</w:t>
+              <w:t>US9956374B2</w:t>
             </w:r>
           </w:p>
         </w:tc>
@@ -4984,7 +4984,7 @@
                 <w:rFonts w:ascii="微软雅黑" w:hAnsi="微软雅黑" w:eastAsia="微软雅黑"/>
                 <w:b w:val="0"/>
               </w:rPr>
-              <w:t>石墨烯加热族：材料+PID+低液位保护不是独权，高盐绝缘才是</w:t>
+              <w:t>US9956374 Isolation floatation chamber：漂浮舱 UV + 臭氧消毒与溶解臭氧监测</w:t>
             </w:r>
           </w:p>
         </w:tc>
@@ -5001,7 +5001,7 @@
                 <w:rFonts w:ascii="微软雅黑" w:hAnsi="微软雅黑" w:eastAsia="微软雅黑"/>
                 <w:color w:val="B03060"/>
               </w:rPr>
-              <w:t>PAT-PRI-014</w:t>
+              <w:t>PAT-PRI-019</w:t>
             </w:r>
           </w:p>
         </w:tc>
@@ -5016,7 +5016,7 @@
                 <w:rFonts w:ascii="微软雅黑" w:hAnsi="微软雅黑" w:eastAsia="微软雅黑"/>
                 <w:b w:val="0"/>
               </w:rPr>
-              <w:t>公开号待核验</w:t>
+              <w:t>WA-DOH-333-219</w:t>
             </w:r>
           </w:p>
         </w:tc>
@@ -5031,7 +5031,7 @@
                 <w:rFonts w:ascii="微软雅黑" w:hAnsi="微软雅黑" w:eastAsia="微软雅黑"/>
                 <w:b w:val="0"/>
               </w:rPr>
-              <w:t>气泡超声波水疗机：臭氧系统与供气系统互斥运行已被公开</w:t>
+              <w:t>华盛顿州漂浮系统规范：臭氧机必须与循环泵电气联锁、0.1ppm 声光报警</w:t>
             </w:r>
           </w:p>
         </w:tc>
@@ -5048,7 +5048,7 @@
                 <w:rFonts w:ascii="微软雅黑" w:hAnsi="微软雅黑" w:eastAsia="微软雅黑"/>
                 <w:color w:val="B03060"/>
               </w:rPr>
-              <w:t>PAT-PRI-016</w:t>
+              <w:t>PAT-PRI-021</w:t>
             </w:r>
           </w:p>
         </w:tc>
@@ -5063,7 +5063,7 @@
                 <w:rFonts w:ascii="微软雅黑" w:hAnsi="微软雅黑" w:eastAsia="微软雅黑"/>
                 <w:b w:val="0"/>
               </w:rPr>
-              <w:t>公开号待核验</w:t>
+              <w:t>CN113354160A</w:t>
             </w:r>
           </w:p>
         </w:tc>
@@ -5078,7 +5078,7 @@
                 <w:rFonts w:ascii="微软雅黑" w:hAnsi="微软雅黑" w:eastAsia="微软雅黑"/>
                 <w:b w:val="0"/>
               </w:rPr>
-              <w:t>多气体组合微纳米气泡氢气浴装置：氢气浴与臭氧在同一装置内分时使用已公开</w:t>
+              <w:t>CN113354160A 富氢水和富氧水沐浴系统：电解产氢产氧 + 臭氧 + 单向阀已公开</w:t>
             </w:r>
           </w:p>
         </w:tc>
@@ -5095,7 +5095,7 @@
                 <w:rFonts w:ascii="微软雅黑" w:hAnsi="微软雅黑" w:eastAsia="微软雅黑"/>
                 <w:color w:val="B03060"/>
               </w:rPr>
-              <w:t>PAT-PRI-021</w:t>
+              <w:t>PAT-PRI-040</w:t>
             </w:r>
           </w:p>
         </w:tc>
@@ -5110,7 +5110,7 @@
                 <w:rFonts w:ascii="微软雅黑" w:hAnsi="微软雅黑" w:eastAsia="微软雅黑"/>
                 <w:b w:val="0"/>
               </w:rPr>
-              <w:t>CN113354160A</w:t>
+              <w:t>Endress+Hauser CCS58E / 海水型余氯臭氧电极品类 / Pyxis ST-765SS-O3（非专利公开，合并卡）</w:t>
             </w:r>
           </w:p>
         </w:tc>
@@ -5125,7 +5125,7 @@
                 <w:rFonts w:ascii="微软雅黑" w:hAnsi="微软雅黑" w:eastAsia="微软雅黑"/>
                 <w:b w:val="0"/>
               </w:rPr>
-              <w:t>CN113354160A 富氢水和富氧水沐浴系统：电解产氢产氧 + 臭氧 + 单向阀已公开</w:t>
+              <w:t>消毒电极普遍带温度甚至 pH 补偿，海水/卤水型是在售品类</w:t>
             </w:r>
           </w:p>
         </w:tc>
@@ -5142,7 +5142,7 @@
                 <w:rFonts w:ascii="微软雅黑" w:hAnsi="微软雅黑" w:eastAsia="微软雅黑"/>
                 <w:color w:val="B03060"/>
               </w:rPr>
-              <w:t>PAT-PRI-052</w:t>
+              <w:t>PAT-PRI-041</w:t>
             </w:r>
           </w:p>
         </w:tc>
@@ -5157,7 +5157,7 @@
                 <w:rFonts w:ascii="微软雅黑" w:hAnsi="微软雅黑" w:eastAsia="微软雅黑"/>
                 <w:b w:val="0"/>
               </w:rPr>
-              <w:t>WO2018237261A1</w:t>
+              <w:t>NSF/ANSI/CAN 50-2021 Section 28 / CCS-12804 Issue 2（非专利公开，合并卡）</w:t>
             </w:r>
           </w:p>
         </w:tc>
@@ -5172,7 +5172,7 @@
                 <w:rFonts w:ascii="微软雅黑" w:hAnsi="微软雅黑" w:eastAsia="微软雅黑"/>
                 <w:b w:val="0"/>
               </w:rPr>
-              <w:t>饮料容器已用溶气库存与质量流估算剩余气体并调控碳酸化，不是舱内停机释气</w:t>
+              <w:t>NSF 50 第28节与 CCS-12804 已把过滤、周转、双吸入口、泵联锁、水中臭氧0.1ppm写成强制项</w:t>
             </w:r>
           </w:p>
         </w:tc>
@@ -5189,7 +5189,7 @@
                 <w:rFonts w:ascii="微软雅黑" w:hAnsi="微软雅黑" w:eastAsia="微软雅黑"/>
                 <w:color w:val="B03060"/>
               </w:rPr>
-              <w:t>PAT-PRI-083</w:t>
+              <w:t>PAT-PRI-042</w:t>
             </w:r>
           </w:p>
         </w:tc>
@@ -5204,7 +5204,7 @@
                 <w:rFonts w:ascii="微软雅黑" w:hAnsi="微软雅黑" w:eastAsia="微软雅黑"/>
                 <w:b w:val="0"/>
               </w:rPr>
-              <w:t>超声换能器声阻抗匹配层与耦合剂（已知工程，非单号，专利族庞大）</w:t>
+              <w:t>FTA North American Float Tank Standard / CDC 2018 / NSF WQTD 2015 MgSO4 氯试剂盒报告（非专利公开，合并卡）</w:t>
             </w:r>
           </w:p>
         </w:tc>
@@ -5219,7 +5219,242 @@
                 <w:rFonts w:ascii="微软雅黑" w:hAnsi="微软雅黑" w:eastAsia="微软雅黑"/>
                 <w:b w:val="0"/>
               </w:rPr>
-              <w:t>声阻抗匹配层与耦合剂是超声领域的成熟公知手段，不能主张匹配本身</w:t>
+              <w:t>FTA/CDC 公开不推荐氯溴；DPD 在硫酸镁里不准也已发表——不能主张「不用氯」或「我们发现试剂盒失灵」</w:t>
+            </w:r>
+          </w:p>
+        </w:tc>
+      </w:tr>
+      <w:tr>
+        <w:tc>
+          <w:tcPr>
+            <w:tcW w:type="dxa" w:w="2880"/>
+          </w:tcPr>
+          <w:p>
+            <w:r/>
+            <w:r>
+              <w:rPr>
+                <w:rFonts w:ascii="微软雅黑" w:hAnsi="微软雅黑" w:eastAsia="微软雅黑"/>
+                <w:color w:val="B03060"/>
+              </w:rPr>
+              <w:t>PAT-PRI-060</w:t>
+            </w:r>
+          </w:p>
+        </w:tc>
+        <w:tc>
+          <w:tcPr>
+            <w:tcW w:type="dxa" w:w="2880"/>
+          </w:tcPr>
+          <w:p>
+            <w:r/>
+            <w:r>
+              <w:rPr>
+                <w:rFonts w:ascii="微软雅黑" w:hAnsi="微软雅黑" w:eastAsia="微软雅黑"/>
+                <w:b w:val="0"/>
+              </w:rPr>
+              <w:t>WA Health Floatation tanks 指引 / WA DOH Special Use Pools 333-219（非专利公开，合并卡）</w:t>
+            </w:r>
+          </w:p>
+        </w:tc>
+        <w:tc>
+          <w:tcPr>
+            <w:tcW w:type="dxa" w:w="2880"/>
+          </w:tcPr>
+          <w:p>
+            <w:r/>
+            <w:r>
+              <w:rPr>
+                <w:rFonts w:ascii="微软雅黑" w:hAnsi="微软雅黑" w:eastAsia="微软雅黑"/>
+                <w:b w:val="0"/>
+              </w:rPr>
+              <w:t>卫生文件已写：16岁以下不适合；同时只许一人；占用时循环必须停</w:t>
+            </w:r>
+          </w:p>
+        </w:tc>
+      </w:tr>
+      <w:tr>
+        <w:tc>
+          <w:tcPr>
+            <w:tcW w:type="dxa" w:w="2880"/>
+          </w:tcPr>
+          <w:p>
+            <w:r/>
+            <w:r>
+              <w:rPr>
+                <w:rFonts w:ascii="微软雅黑" w:hAnsi="微软雅黑" w:eastAsia="微软雅黑"/>
+                <w:color w:val="B03060"/>
+              </w:rPr>
+              <w:t>PAT-PRI-065</w:t>
+            </w:r>
+          </w:p>
+        </w:tc>
+        <w:tc>
+          <w:tcPr>
+            <w:tcW w:type="dxa" w:w="2880"/>
+          </w:tcPr>
+          <w:p>
+            <w:r/>
+            <w:r>
+              <w:rPr>
+                <w:rFonts w:ascii="微软雅黑" w:hAnsi="微软雅黑" w:eastAsia="微软雅黑"/>
+                <w:b w:val="0"/>
+              </w:rPr>
+              <w:t>非专利公开：Superior Float Tanks / Float Seattle / Vessel Floats / Ozone Wellness 公开资料</w:t>
+            </w:r>
+          </w:p>
+        </w:tc>
+        <w:tc>
+          <w:tcPr>
+            <w:tcW w:type="dxa" w:w="2880"/>
+          </w:tcPr>
+          <w:p>
+            <w:r/>
+            <w:r>
+              <w:rPr>
+                <w:rFonts w:ascii="微软雅黑" w:hAnsi="微软雅黑" w:eastAsia="微软雅黑"/>
+                <w:b w:val="0"/>
+              </w:rPr>
+              <w:t>漂浮舱的紫外＋臭氧＋双氧水 Peroxone 先进氧化是公开在售的行业标配，不能主张</w:t>
+            </w:r>
+          </w:p>
+        </w:tc>
+      </w:tr>
+      <w:tr>
+        <w:tc>
+          <w:tcPr>
+            <w:tcW w:type="dxa" w:w="2880"/>
+          </w:tcPr>
+          <w:p>
+            <w:r/>
+            <w:r>
+              <w:rPr>
+                <w:rFonts w:ascii="微软雅黑" w:hAnsi="微软雅黑" w:eastAsia="微软雅黑"/>
+                <w:color w:val="B03060"/>
+              </w:rPr>
+              <w:t>PAT-PRI-066</w:t>
+            </w:r>
+          </w:p>
+        </w:tc>
+        <w:tc>
+          <w:tcPr>
+            <w:tcW w:type="dxa" w:w="2880"/>
+          </w:tcPr>
+          <w:p>
+            <w:r/>
+            <w:r>
+              <w:rPr>
+                <w:rFonts w:ascii="微软雅黑" w:hAnsi="微软雅黑" w:eastAsia="微软雅黑"/>
+                <w:b w:val="0"/>
+              </w:rPr>
+              <w:t>CN101723484A；AOT 紫外光催化氧化泳池水处理设备（商业公开）</w:t>
+            </w:r>
+          </w:p>
+        </w:tc>
+        <w:tc>
+          <w:tcPr>
+            <w:tcW w:type="dxa" w:w="2880"/>
+          </w:tcPr>
+          <w:p>
+            <w:r/>
+            <w:r>
+              <w:rPr>
+                <w:rFonts w:ascii="微软雅黑" w:hAnsi="微软雅黑" w:eastAsia="微软雅黑"/>
+                <w:b w:val="0"/>
+              </w:rPr>
+              <w:t>紫外／二氧化钛光催化水处理反应器已是商品并有专利，「用光触媒处理水」不能主张</w:t>
+            </w:r>
+          </w:p>
+        </w:tc>
+      </w:tr>
+      <w:tr>
+        <w:tc>
+          <w:tcPr>
+            <w:tcW w:type="dxa" w:w="2880"/>
+          </w:tcPr>
+          <w:p>
+            <w:r/>
+            <w:r>
+              <w:rPr>
+                <w:rFonts w:ascii="微软雅黑" w:hAnsi="微软雅黑" w:eastAsia="微软雅黑"/>
+                <w:color w:val="B03060"/>
+              </w:rPr>
+              <w:t>PAT-PRI-067</w:t>
+            </w:r>
+          </w:p>
+        </w:tc>
+        <w:tc>
+          <w:tcPr>
+            <w:tcW w:type="dxa" w:w="2880"/>
+          </w:tcPr>
+          <w:p>
+            <w:r/>
+            <w:r>
+              <w:rPr>
+                <w:rFonts w:ascii="微软雅黑" w:hAnsi="微软雅黑" w:eastAsia="微软雅黑"/>
+                <w:b w:val="0"/>
+              </w:rPr>
+              <w:t>非专利公开：Nordic Concrete Research 2026 泳池光催化与405纳米蓝光案例研究</w:t>
+            </w:r>
+          </w:p>
+        </w:tc>
+        <w:tc>
+          <w:tcPr>
+            <w:tcW w:type="dxa" w:w="2880"/>
+          </w:tcPr>
+          <w:p>
+            <w:r/>
+            <w:r>
+              <w:rPr>
+                <w:rFonts w:ascii="微软雅黑" w:hAnsi="微软雅黑" w:eastAsia="微软雅黑"/>
+                <w:b w:val="0"/>
+              </w:rPr>
+              <w:t>泳池里用 AOT 光催化配合405纳米蓝光已有公开案例研究，蓝光激发不能单独主张</w:t>
+            </w:r>
+          </w:p>
+        </w:tc>
+      </w:tr>
+      <w:tr>
+        <w:tc>
+          <w:tcPr>
+            <w:tcW w:type="dxa" w:w="2880"/>
+          </w:tcPr>
+          <w:p>
+            <w:r/>
+            <w:r>
+              <w:rPr>
+                <w:rFonts w:ascii="微软雅黑" w:hAnsi="微软雅黑" w:eastAsia="微软雅黑"/>
+                <w:color w:val="B03060"/>
+              </w:rPr>
+              <w:t>PAT-PRI-068</w:t>
+            </w:r>
+          </w:p>
+        </w:tc>
+        <w:tc>
+          <w:tcPr>
+            <w:tcW w:type="dxa" w:w="2880"/>
+          </w:tcPr>
+          <w:p>
+            <w:r/>
+            <w:r>
+              <w:rPr>
+                <w:rFonts w:ascii="微软雅黑" w:hAnsi="微软雅黑" w:eastAsia="微软雅黑"/>
+                <w:b w:val="0"/>
+              </w:rPr>
+              <w:t>非专利公开：ES&amp;T 2010 卤素与碳酸盐对羟基自由基AOP的影响；高盐有机废水AOP综述；持硫酸盐AOP评述</w:t>
+            </w:r>
+          </w:p>
+        </w:tc>
+        <w:tc>
+          <w:tcPr>
+            <w:tcW w:type="dxa" w:w="2880"/>
+          </w:tcPr>
+          <w:p>
+            <w:r/>
+            <w:r>
+              <w:rPr>
+                <w:rFonts w:ascii="微软雅黑" w:hAnsi="微软雅黑" w:eastAsia="微软雅黑"/>
+                <w:b w:val="0"/>
+              </w:rPr>
+              <w:t>高盐基质清除羟基自由基是公开的科学事实：这是我们的技术问题来源，不是我们的发明</w:t>
             </w:r>
           </w:p>
         </w:tc>
@@ -5329,7 +5564,7 @@
           <w:rFonts w:ascii="微软雅黑" w:hAnsi="微软雅黑" w:eastAsia="微软雅黑"/>
           <w:b w:val="0"/>
         </w:rPr>
-        <w:t>二 舱体、液路与配液（33 条）</w:t>
+        <w:t>二 舱体、液路与配液（24 条）</w:t>
       </w:r>
     </w:p>
     <w:tbl>
@@ -5449,7 +5684,7 @@
                 <w:rFonts w:ascii="微软雅黑" w:hAnsi="微软雅黑" w:eastAsia="微软雅黑"/>
                 <w:color w:val="B03060"/>
               </w:rPr>
-              <w:t>PAT-PRI-011</w:t>
+              <w:t>PAT-PRI-009</w:t>
             </w:r>
           </w:p>
         </w:tc>
@@ -5464,7 +5699,7 @@
                 <w:rFonts w:ascii="微软雅黑" w:hAnsi="微软雅黑" w:eastAsia="微软雅黑"/>
                 <w:b w:val="0"/>
               </w:rPr>
-              <w:t>CN2505063Y</w:t>
+              <w:t>CN104174311B</w:t>
             </w:r>
           </w:p>
         </w:tc>
@@ -5479,7 +5714,7 @@
                 <w:rFonts w:ascii="微软雅黑" w:hAnsi="微软雅黑" w:eastAsia="微软雅黑"/>
                 <w:b w:val="0"/>
               </w:rPr>
-              <w:t>早期漂浮平台族：舱+储液+过滤臭氧加热泵阀电脑，早已公开</w:t>
+              <w:t>纳米泡发生器族：加压溶解—混合—释压是成熟主链，先锁供应商结构</w:t>
             </w:r>
           </w:p>
         </w:tc>
@@ -5496,7 +5731,7 @@
                 <w:rFonts w:ascii="微软雅黑" w:hAnsi="微软雅黑" w:eastAsia="微软雅黑"/>
                 <w:color w:val="B03060"/>
               </w:rPr>
-              <w:t>PAT-PRI-013</w:t>
+              <w:t>PAT-PRI-010</w:t>
             </w:r>
           </w:p>
         </w:tc>
@@ -5511,7 +5746,7 @@
                 <w:rFonts w:ascii="微软雅黑" w:hAnsi="微软雅黑" w:eastAsia="微软雅黑"/>
                 <w:b w:val="0"/>
               </w:rPr>
-              <w:t>CN112472473A</w:t>
+              <w:t>CN111166216A</w:t>
             </w:r>
           </w:p>
         </w:tc>
@@ -5526,7 +5761,7 @@
                 <w:rFonts w:ascii="微软雅黑" w:hAnsi="微软雅黑" w:eastAsia="微软雅黑"/>
                 <w:b w:val="0"/>
               </w:rPr>
-              <w:t>CN112472473A 微高压氢气和氧气舱：舱门未关就禁止产气，已有气体传感器与换气</w:t>
+              <w:t>石墨烯加热族：材料+PID+低液位保护不是独权，高盐绝缘才是</w:t>
             </w:r>
           </w:p>
         </w:tc>
@@ -5543,7 +5778,7 @@
                 <w:rFonts w:ascii="微软雅黑" w:hAnsi="微软雅黑" w:eastAsia="微软雅黑"/>
                 <w:color w:val="B03060"/>
               </w:rPr>
-              <w:t>PAT-PRI-015</w:t>
+              <w:t>PAT-PRI-011</w:t>
             </w:r>
           </w:p>
         </w:tc>
@@ -5558,7 +5793,7 @@
                 <w:rFonts w:ascii="微软雅黑" w:hAnsi="微软雅黑" w:eastAsia="微软雅黑"/>
                 <w:b w:val="0"/>
               </w:rPr>
-              <w:t>CN110864002A</w:t>
+              <w:t>CN2505063Y</w:t>
             </w:r>
           </w:p>
         </w:tc>
@@ -5573,7 +5808,7 @@
                 <w:rFonts w:ascii="微软雅黑" w:hAnsi="微软雅黑" w:eastAsia="微软雅黑"/>
                 <w:b w:val="0"/>
               </w:rPr>
-              <w:t>CN110864002A 密闭空间气体检测安全联锁：检测合格才准进入，与我们的场景方向相反</w:t>
+              <w:t>早期漂浮平台族：舱+储液+过滤臭氧加热泵阀电脑，早已公开</w:t>
             </w:r>
           </w:p>
         </w:tc>
@@ -5590,7 +5825,7 @@
                 <w:rFonts w:ascii="微软雅黑" w:hAnsi="微软雅黑" w:eastAsia="微软雅黑"/>
                 <w:color w:val="B03060"/>
               </w:rPr>
-              <w:t>PAT-PRI-017</w:t>
+              <w:t>PAT-PRI-035</w:t>
             </w:r>
           </w:p>
         </w:tc>
@@ -5605,7 +5840,7 @@
                 <w:rFonts w:ascii="微软雅黑" w:hAnsi="微软雅黑" w:eastAsia="微软雅黑"/>
                 <w:b w:val="0"/>
               </w:rPr>
-              <w:t>US9956374B2</w:t>
+              <w:t>CN113359783B / CN113492958B / 申请号 202610513984（合并卡）</w:t>
             </w:r>
           </w:p>
         </w:tc>
@@ -5620,7 +5855,7 @@
                 <w:rFonts w:ascii="微软雅黑" w:hAnsi="微软雅黑" w:eastAsia="微软雅黑"/>
                 <w:b w:val="0"/>
               </w:rPr>
-              <w:t>US9956374 Isolation floatation chamber：漂浮舱 UV + 臭氧消毒与溶解臭氧监测</w:t>
+              <w:t>「盐度→密度→浮力」与「调密度→改变浸没深度」均已公开</w:t>
             </w:r>
           </w:p>
         </w:tc>
@@ -5637,7 +5872,7 @@
                 <w:rFonts w:ascii="微软雅黑" w:hAnsi="微软雅黑" w:eastAsia="微软雅黑"/>
                 <w:color w:val="B03060"/>
               </w:rPr>
-              <w:t>PAT-PRI-019</w:t>
+              <w:t>PAT-PRI-036</w:t>
             </w:r>
           </w:p>
         </w:tc>
@@ -5652,7 +5887,7 @@
                 <w:rFonts w:ascii="微软雅黑" w:hAnsi="微软雅黑" w:eastAsia="微软雅黑"/>
                 <w:b w:val="0"/>
               </w:rPr>
-              <w:t>WA-DOH-333-219</w:t>
+              <w:t>Float Tank Solutions / Superior Float Tanks 运维公开 + 漂浮疗法分会水质标准（非专利公开）</w:t>
             </w:r>
           </w:p>
         </w:tc>
@@ -5667,7 +5902,7 @@
                 <w:rFonts w:ascii="微软雅黑" w:hAnsi="微软雅黑" w:eastAsia="微软雅黑"/>
                 <w:b w:val="0"/>
               </w:rPr>
-              <w:t>华盛顿州漂浮系统规范：臭氧机必须与循环泵电气联锁、0.1ppm 声光报警</w:t>
+              <w:t>漂浮舱行业公开运维：比重计补盐、工作点低于饱和、停机冷管才会结晶</w:t>
             </w:r>
           </w:p>
         </w:tc>
@@ -5684,7 +5919,7 @@
                 <w:rFonts w:ascii="微软雅黑" w:hAnsi="微软雅黑" w:eastAsia="微软雅黑"/>
                 <w:color w:val="B03060"/>
               </w:rPr>
-              <w:t>PAT-PRI-024</w:t>
+              <w:t>PAT-PRI-037</w:t>
             </w:r>
           </w:p>
         </w:tc>
@@ -5699,7 +5934,7 @@
                 <w:rFonts w:ascii="微软雅黑" w:hAnsi="微软雅黑" w:eastAsia="微软雅黑"/>
                 <w:b w:val="0"/>
               </w:rPr>
-              <w:t>US7196632B2</w:t>
+              <w:t>申请号 201621389026 / 申请号 201920404726 / CN115877899A/B（合并卡）</w:t>
             </w:r>
           </w:p>
         </w:tc>
@@ -5714,7 +5949,7 @@
                 <w:rFonts w:ascii="微软雅黑" w:hAnsi="微软雅黑" w:eastAsia="微软雅黑"/>
                 <w:b w:val="0"/>
               </w:rPr>
-              <w:t>US7196632 具自检功能的燃气安全检测器：断电或故障时机械复位切断气源</w:t>
+              <w:t>漂浮舱本领域已公开：盐密度闭环调浓度，以及低温易结晶要恒温储液</w:t>
             </w:r>
           </w:p>
         </w:tc>
@@ -5731,7 +5966,7 @@
                 <w:rFonts w:ascii="微软雅黑" w:hAnsi="微软雅黑" w:eastAsia="微软雅黑"/>
                 <w:color w:val="B03060"/>
               </w:rPr>
-              <w:t>PAT-PRI-025</w:t>
+              <w:t>PAT-PRI-038</w:t>
             </w:r>
           </w:p>
         </w:tc>
@@ -5746,7 +5981,7 @@
                 <w:rFonts w:ascii="微软雅黑" w:hAnsi="微软雅黑" w:eastAsia="微软雅黑"/>
                 <w:b w:val="0"/>
               </w:rPr>
-              <w:t>IEC 60079-29-2:2015</w:t>
+              <w:t>US6739408B2 / 申请号 202311706304 / US10745609B2 / 工业伴热循环与电导率温补（合并卡）</w:t>
             </w:r>
           </w:p>
         </w:tc>
@@ -5761,7 +5996,7 @@
                 <w:rFonts w:ascii="微软雅黑" w:hAnsi="微软雅黑" w:eastAsia="微软雅黑"/>
                 <w:b w:val="0"/>
               </w:rPr>
-              <w:t>IEC 60079-29-2 与行业布点指南：按气体密度分层布点是教科书做法</w:t>
+              <w:t>工业配液与防结晶是成熟体系：自动混液、伴热循环、结晶抑制剂、电导率温补</w:t>
             </w:r>
           </w:p>
         </w:tc>
@@ -5778,7 +6013,7 @@
                 <w:rFonts w:ascii="微软雅黑" w:hAnsi="微软雅黑" w:eastAsia="微软雅黑"/>
                 <w:color w:val="B03060"/>
               </w:rPr>
-              <w:t>PAT-PRI-032</w:t>
+              <w:t>PAT-PRI-044</w:t>
             </w:r>
           </w:p>
         </w:tc>
@@ -5793,7 +6028,7 @@
                 <w:rFonts w:ascii="微软雅黑" w:hAnsi="微软雅黑" w:eastAsia="微软雅黑"/>
                 <w:b w:val="0"/>
               </w:rPr>
-              <w:t>US7069183B2 / US7621179B2 / US12516751 / WO2026082684A1 / CN122262910A（合并卡）</w:t>
+              <w:t>GB2057267A / EP0024855A2（同发明，合并卡）</w:t>
             </w:r>
           </w:p>
         </w:tc>
@@ -5808,7 +6043,7 @@
                 <w:rFonts w:ascii="微软雅黑" w:hAnsi="微软雅黑" w:eastAsia="微软雅黑"/>
                 <w:b w:val="0"/>
               </w:rPr>
-              <w:t>泵阀早期故障检出整条路径已公开：噪声基线比对、固体声、机器学习、声学异常</w:t>
+              <w:t>漂浮舱周边加热形成对流、把人维持在舱中央，已被直接公开</w:t>
             </w:r>
           </w:p>
         </w:tc>
@@ -5825,7 +6060,7 @@
                 <w:rFonts w:ascii="微软雅黑" w:hAnsi="微软雅黑" w:eastAsia="微软雅黑"/>
                 <w:color w:val="B03060"/>
               </w:rPr>
-              <w:t>PAT-PRI-033</w:t>
+              <w:t>PAT-PRI-045</w:t>
             </w:r>
           </w:p>
         </w:tc>
@@ -5840,7 +6075,7 @@
                 <w:rFonts w:ascii="微软雅黑" w:hAnsi="微软雅黑" w:eastAsia="微软雅黑"/>
                 <w:b w:val="0"/>
               </w:rPr>
-              <w:t>微弱故障诊断学术文献群（非专利公开）</w:t>
+              <w:t>EP0128641A2</w:t>
             </w:r>
           </w:p>
         </w:tc>
@@ -5855,7 +6090,7 @@
                 <w:rFonts w:ascii="微软雅黑" w:hAnsi="微软雅黑" w:eastAsia="微软雅黑"/>
                 <w:b w:val="0"/>
               </w:rPr>
-              <w:t>微弱故障诊断整个学术方向就是「强噪声下提取早期特征」</w:t>
+              <w:t>隔离舱已公开：外部管路冷却后泻盐结晶，故把泵滤布置在受漂浮液加热的位置</w:t>
             </w:r>
           </w:p>
         </w:tc>
@@ -5872,7 +6107,7 @@
                 <w:rFonts w:ascii="微软雅黑" w:hAnsi="微软雅黑" w:eastAsia="微软雅黑"/>
                 <w:color w:val="B03060"/>
               </w:rPr>
-              <w:t>PAT-PRI-035</w:t>
+              <w:t>PAT-PRI-046</w:t>
             </w:r>
           </w:p>
         </w:tc>
@@ -5887,7 +6122,7 @@
                 <w:rFonts w:ascii="微软雅黑" w:hAnsi="微软雅黑" w:eastAsia="微软雅黑"/>
                 <w:b w:val="0"/>
               </w:rPr>
-              <w:t>CN113359783B / CN113492958B / 申请号 202610513984（合并卡）</w:t>
+              <w:t>US12447093B2 / WO2018161074A1（同族）/ GB2368788A（合并卡）</w:t>
             </w:r>
           </w:p>
         </w:tc>
@@ -5902,7 +6137,7 @@
                 <w:rFonts w:ascii="微软雅黑" w:hAnsi="微软雅黑" w:eastAsia="微软雅黑"/>
                 <w:b w:val="0"/>
               </w:rPr>
-              <w:t>「盐度→密度→浮力」与「调密度→改变浸没深度」均已公开</w:t>
+              <w:t>用改变流体密度来改变人体所受压缩力梯度，已有授权同族</w:t>
             </w:r>
           </w:p>
         </w:tc>
@@ -5919,7 +6154,7 @@
                 <w:rFonts w:ascii="微软雅黑" w:hAnsi="微软雅黑" w:eastAsia="微软雅黑"/>
                 <w:color w:val="B03060"/>
               </w:rPr>
-              <w:t>PAT-PRI-036</w:t>
+              <w:t>PAT-PRI-051</w:t>
             </w:r>
           </w:p>
         </w:tc>
@@ -5934,7 +6169,7 @@
                 <w:rFonts w:ascii="微软雅黑" w:hAnsi="微软雅黑" w:eastAsia="微软雅黑"/>
                 <w:b w:val="0"/>
               </w:rPr>
-              <w:t>Float Tank Solutions / Superior Float Tanks 运维公开 + 漂浮疗法分会水质标准（非专利公开）</w:t>
+              <w:t>US20190015624A1（已放弃）</w:t>
             </w:r>
           </w:p>
         </w:tc>
@@ -5949,7 +6184,7 @@
                 <w:rFonts w:ascii="微软雅黑" w:hAnsi="微软雅黑" w:eastAsia="微软雅黑"/>
                 <w:b w:val="0"/>
               </w:rPr>
-              <w:t>漂浮舱行业公开运维：比重计补盐、工作点低于饱和、停机冷管才会结晶</w:t>
+              <w:t>充气漂浮舱已用无平面曲面壁抑制冷凝滴落；不要主张防滴水打扰</w:t>
             </w:r>
           </w:p>
         </w:tc>
@@ -5966,7 +6201,7 @@
                 <w:rFonts w:ascii="微软雅黑" w:hAnsi="微软雅黑" w:eastAsia="微软雅黑"/>
                 <w:color w:val="B03060"/>
               </w:rPr>
-              <w:t>PAT-PRI-037</w:t>
+              <w:t>PAT-PRI-063</w:t>
             </w:r>
           </w:p>
         </w:tc>
@@ -5981,7 +6216,7 @@
                 <w:rFonts w:ascii="微软雅黑" w:hAnsi="微软雅黑" w:eastAsia="微软雅黑"/>
                 <w:b w:val="0"/>
               </w:rPr>
-              <w:t>申请号 201621389026 / 申请号 201920404726 / CN115877899A/B（合并卡）</w:t>
+              <w:t>USD936851S1</w:t>
             </w:r>
           </w:p>
         </w:tc>
@@ -5996,7 +6231,7 @@
                 <w:rFonts w:ascii="微软雅黑" w:hAnsi="微软雅黑" w:eastAsia="微软雅黑"/>
                 <w:b w:val="0"/>
               </w:rPr>
-              <w:t>漂浮舱本领域已公开：盐密度闭环调浓度，以及低温易结晶要恒温储液</w:t>
+              <w:t>True REST 漂浮荚是外观设计，挡外形模仿，不挡内部机构和控制逻辑</w:t>
             </w:r>
           </w:p>
         </w:tc>
@@ -6013,7 +6248,7 @@
                 <w:rFonts w:ascii="微软雅黑" w:hAnsi="微软雅黑" w:eastAsia="微软雅黑"/>
                 <w:color w:val="B03060"/>
               </w:rPr>
-              <w:t>PAT-PRI-038</w:t>
+              <w:t>PAT-PRI-064</w:t>
             </w:r>
           </w:p>
         </w:tc>
@@ -6028,7 +6263,7 @@
                 <w:rFonts w:ascii="微软雅黑" w:hAnsi="微软雅黑" w:eastAsia="微软雅黑"/>
                 <w:b w:val="0"/>
               </w:rPr>
-              <w:t>US6739408B2 / 申请号 202311706304 / US10745609B2 / 工业伴热循环与电导率温补（合并卡）</w:t>
+              <w:t>可变水深泳池/水疗升降底板（已知工程，非单号）</w:t>
             </w:r>
           </w:p>
         </w:tc>
@@ -6043,7 +6278,7 @@
                 <w:rFonts w:ascii="微软雅黑" w:hAnsi="微软雅黑" w:eastAsia="微软雅黑"/>
                 <w:b w:val="0"/>
               </w:rPr>
-              <w:t>工业配液与防结晶是成熟体系：自动混液、伴热循环、结晶抑制剂、电导率温补</w:t>
+              <w:t>泳池和水疗的升降底板、可变水深是已知工程，不能主张「底板会升」</w:t>
             </w:r>
           </w:p>
         </w:tc>
@@ -6060,7 +6295,7 @@
                 <w:rFonts w:ascii="微软雅黑" w:hAnsi="微软雅黑" w:eastAsia="微软雅黑"/>
                 <w:color w:val="B03060"/>
               </w:rPr>
-              <w:t>PAT-PRI-039</w:t>
+              <w:t>PAT-PRI-069</w:t>
             </w:r>
           </w:p>
         </w:tc>
@@ -6075,7 +6310,7 @@
                 <w:rFonts w:ascii="微软雅黑" w:hAnsi="微软雅黑" w:eastAsia="微软雅黑"/>
                 <w:b w:val="0"/>
               </w:rPr>
-              <w:t>US20240418665A1 / US10234376B2 / US6053032A（合并卡）</w:t>
+              <w:t>US6623632</w:t>
             </w:r>
           </w:p>
         </w:tc>
@@ -6090,7 +6325,7 @@
                 <w:rFonts w:ascii="微软雅黑" w:hAnsi="微软雅黑" w:eastAsia="微软雅黑"/>
                 <w:b w:val="0"/>
               </w:rPr>
-              <w:t>卤水与冷却水用阻抗看结垢、生物膜、腐蚀已公开——打掉液路 EIS 指纹</w:t>
+              <w:t>漂浮浴＋储液罐、每次使用后抽空加热过滤再回填，早已被专利公开，排空本身不能主张</w:t>
             </w:r>
           </w:p>
         </w:tc>
@@ -6107,7 +6342,7 @@
                 <w:rFonts w:ascii="微软雅黑" w:hAnsi="微软雅黑" w:eastAsia="微软雅黑"/>
                 <w:color w:val="B03060"/>
               </w:rPr>
-              <w:t>PAT-PRI-041</w:t>
+              <w:t>PAT-PRI-070</w:t>
             </w:r>
           </w:p>
         </w:tc>
@@ -6122,7 +6357,7 @@
                 <w:rFonts w:ascii="微软雅黑" w:hAnsi="微软雅黑" w:eastAsia="微软雅黑"/>
                 <w:b w:val="0"/>
               </w:rPr>
-              <w:t>NSF/ANSI/CAN 50-2021 Section 28 / CCS-12804 Issue 2（非专利公开，合并卡）</w:t>
+              <w:t>非专利公开：Float SPA 外置储液罐与自排空漂浮舱商业系统公开资料</w:t>
             </w:r>
           </w:p>
         </w:tc>
@@ -6137,7 +6372,7 @@
                 <w:rFonts w:ascii="微软雅黑" w:hAnsi="微软雅黑" w:eastAsia="微软雅黑"/>
                 <w:b w:val="0"/>
               </w:rPr>
-              <w:t>NSF 50 第28节与 CCS-12804 已把过滤、周转、双吸入口、泵联锁、水中臭氧0.1ppm写成强制项</w:t>
+              <w:t>商业上已有100%排空、盐液存于外置储液罐、会话开始才注入的漂浮舱产品</w:t>
             </w:r>
           </w:p>
         </w:tc>
@@ -6154,7 +6389,7 @@
                 <w:rFonts w:ascii="微软雅黑" w:hAnsi="微软雅黑" w:eastAsia="微软雅黑"/>
                 <w:color w:val="B03060"/>
               </w:rPr>
-              <w:t>PAT-PRI-042</w:t>
+              <w:t>PAT-PRI-075</w:t>
             </w:r>
           </w:p>
         </w:tc>
@@ -6169,7 +6404,7 @@
                 <w:rFonts w:ascii="微软雅黑" w:hAnsi="微软雅黑" w:eastAsia="微软雅黑"/>
                 <w:b w:val="0"/>
               </w:rPr>
-              <w:t>FTA North American Float Tank Standard / CDC 2018 / NSF WQTD 2015 MgSO4 氯试剂盒报告（非专利公开，合并卡）</w:t>
+              <w:t>US5295929；CA2064235A1</w:t>
             </w:r>
           </w:p>
         </w:tc>
@@ -6184,7 +6419,7 @@
                 <w:rFonts w:ascii="微软雅黑" w:hAnsi="微软雅黑" w:eastAsia="微软雅黑"/>
                 <w:b w:val="0"/>
               </w:rPr>
-              <w:t>FTA/CDC 公开不推荐氯溴；DPD 在硫酸镁里不准也已发表——不能主张「不用氯」或「我们发现试剂盒失灵」</w:t>
+              <w:t>靠改变水位来调节浮力、实现渐进负重康复，清水领域早已公开，不能主张「降液位让人逐步承重」</w:t>
             </w:r>
           </w:p>
         </w:tc>
@@ -6201,7 +6436,7 @@
                 <w:rFonts w:ascii="微软雅黑" w:hAnsi="微软雅黑" w:eastAsia="微软雅黑"/>
                 <w:color w:val="B03060"/>
               </w:rPr>
-              <w:t>PAT-PRI-044</w:t>
+              <w:t>PAT-PRI-076</w:t>
             </w:r>
           </w:p>
         </w:tc>
@@ -6216,7 +6451,7 @@
                 <w:rFonts w:ascii="微软雅黑" w:hAnsi="微软雅黑" w:eastAsia="微软雅黑"/>
                 <w:b w:val="0"/>
               </w:rPr>
-              <w:t>GB2057267A / EP0024855A2（同发明，合并卡）</w:t>
+              <w:t>US6042602</w:t>
             </w:r>
           </w:p>
         </w:tc>
@@ -6231,7 +6466,7 @@
                 <w:rFonts w:ascii="微软雅黑" w:hAnsi="微软雅黑" w:eastAsia="微软雅黑"/>
                 <w:b w:val="0"/>
               </w:rPr>
-              <w:t>漂浮舱周边加热形成对流、把人维持在舱中央，已被直接公开</w:t>
+              <w:t>通过升降缸内液位来改变作用于漂浮者身上的牵引力，已有专利公开</w:t>
             </w:r>
           </w:p>
         </w:tc>
@@ -6248,7 +6483,7 @@
                 <w:rFonts w:ascii="微软雅黑" w:hAnsi="微软雅黑" w:eastAsia="微软雅黑"/>
                 <w:color w:val="B03060"/>
               </w:rPr>
-              <w:t>PAT-PRI-045</w:t>
+              <w:t>PAT-PRI-085</w:t>
             </w:r>
           </w:p>
         </w:tc>
@@ -6263,7 +6498,7 @@
                 <w:rFonts w:ascii="微软雅黑" w:hAnsi="微软雅黑" w:eastAsia="微软雅黑"/>
                 <w:b w:val="0"/>
               </w:rPr>
-              <w:t>EP0128641A2</w:t>
+              <w:t>非专利公开：Float Spa 自排空漂浮舱产品公开资料</w:t>
             </w:r>
           </w:p>
         </w:tc>
@@ -6278,7 +6513,7 @@
                 <w:rFonts w:ascii="微软雅黑" w:hAnsi="微软雅黑" w:eastAsia="微软雅黑"/>
                 <w:b w:val="0"/>
               </w:rPr>
-              <w:t>隔离舱已公开：外部管路冷却后泻盐结晶，故把泵滤布置在受漂浮液加热的位置</w:t>
+              <w:t>自排空舱体、抗菌卫生亚克力真空成型壳体、以及为防冷凝滴眼而设计的顶盖中空形状，均已公开在售</w:t>
             </w:r>
           </w:p>
         </w:tc>
@@ -6295,7 +6530,7 @@
                 <w:rFonts w:ascii="微软雅黑" w:hAnsi="微软雅黑" w:eastAsia="微软雅黑"/>
                 <w:color w:val="B03060"/>
               </w:rPr>
-              <w:t>PAT-PRI-046</w:t>
+              <w:t>PAT-PRI-086</w:t>
             </w:r>
           </w:p>
         </w:tc>
@@ -6310,7 +6545,7 @@
                 <w:rFonts w:ascii="微软雅黑" w:hAnsi="微软雅黑" w:eastAsia="微软雅黑"/>
                 <w:b w:val="0"/>
               </w:rPr>
-              <w:t>US12447093B2 / WO2018161074A1（同族）/ GB2368788A（合并卡）</w:t>
+              <w:t>非专利公开：水声测量水箱设计文献（斜壁、波纹壁、低反射衬里）；气泡超材料消声水箱研究</w:t>
             </w:r>
           </w:p>
         </w:tc>
@@ -6325,430 +6560,7 @@
                 <w:rFonts w:ascii="微软雅黑" w:hAnsi="微软雅黑" w:eastAsia="微软雅黑"/>
                 <w:b w:val="0"/>
               </w:rPr>
-              <w:t>用改变流体密度来改变人体所受压缩力梯度，已有授权同族</w:t>
-            </w:r>
-          </w:p>
-        </w:tc>
-      </w:tr>
-      <w:tr>
-        <w:tc>
-          <w:tcPr>
-            <w:tcW w:type="dxa" w:w="2880"/>
-          </w:tcPr>
-          <w:p>
-            <w:r/>
-            <w:r>
-              <w:rPr>
-                <w:rFonts w:ascii="微软雅黑" w:hAnsi="微软雅黑" w:eastAsia="微软雅黑"/>
-                <w:color w:val="B03060"/>
-              </w:rPr>
-              <w:t>PAT-PRI-047</w:t>
-            </w:r>
-          </w:p>
-        </w:tc>
-        <w:tc>
-          <w:tcPr>
-            <w:tcW w:type="dxa" w:w="2880"/>
-          </w:tcPr>
-          <w:p>
-            <w:r/>
-            <w:r>
-              <w:rPr>
-                <w:rFonts w:ascii="微软雅黑" w:hAnsi="微软雅黑" w:eastAsia="微软雅黑"/>
-                <w:b w:val="0"/>
-              </w:rPr>
-              <w:t>WO2000004359A1 / US20190154031A1 / CN112460040A（合并卡）</w:t>
-            </w:r>
-          </w:p>
-        </w:tc>
-        <w:tc>
-          <w:tcPr>
-            <w:tcW w:type="dxa" w:w="2880"/>
-          </w:tcPr>
-          <w:p>
-            <w:r/>
-            <w:r>
-              <w:rPr>
-                <w:rFonts w:ascii="微软雅黑" w:hAnsi="微软雅黑" w:eastAsia="微软雅黑"/>
-                <w:b w:val="0"/>
-              </w:rPr>
-              <w:t>机器声纹与泵声波对比正常签名做故障预测，又补到三件直接前案</w:t>
-            </w:r>
-          </w:p>
-        </w:tc>
-      </w:tr>
-      <w:tr>
-        <w:tc>
-          <w:tcPr>
-            <w:tcW w:type="dxa" w:w="2880"/>
-          </w:tcPr>
-          <w:p>
-            <w:r/>
-            <w:r>
-              <w:rPr>
-                <w:rFonts w:ascii="微软雅黑" w:hAnsi="微软雅黑" w:eastAsia="微软雅黑"/>
-                <w:color w:val="B03060"/>
-              </w:rPr>
-              <w:t>PAT-PRI-050</w:t>
-            </w:r>
-          </w:p>
-        </w:tc>
-        <w:tc>
-          <w:tcPr>
-            <w:tcW w:type="dxa" w:w="2880"/>
-          </w:tcPr>
-          <w:p>
-            <w:r/>
-            <w:r>
-              <w:rPr>
-                <w:rFonts w:ascii="微软雅黑" w:hAnsi="微软雅黑" w:eastAsia="微软雅黑"/>
-                <w:b w:val="0"/>
-              </w:rPr>
-              <w:t>US11930968B2</w:t>
-            </w:r>
-          </w:p>
-        </w:tc>
-        <w:tc>
-          <w:tcPr>
-            <w:tcW w:type="dxa" w:w="2880"/>
-          </w:tcPr>
-          <w:p>
-            <w:r/>
-            <w:r>
-              <w:rPr>
-                <w:rFonts w:ascii="微软雅黑" w:hAnsi="微软雅黑" w:eastAsia="微软雅黑"/>
-                <w:b w:val="0"/>
-              </w:rPr>
-              <w:t>无障碍坐浴已有向外开的门加一键断电电磁锁，满水时也能紧急开门</w:t>
-            </w:r>
-          </w:p>
-        </w:tc>
-      </w:tr>
-      <w:tr>
-        <w:tc>
-          <w:tcPr>
-            <w:tcW w:type="dxa" w:w="2880"/>
-          </w:tcPr>
-          <w:p>
-            <w:r/>
-            <w:r>
-              <w:rPr>
-                <w:rFonts w:ascii="微软雅黑" w:hAnsi="微软雅黑" w:eastAsia="微软雅黑"/>
-                <w:color w:val="B03060"/>
-              </w:rPr>
-              <w:t>PAT-PRI-051</w:t>
-            </w:r>
-          </w:p>
-        </w:tc>
-        <w:tc>
-          <w:tcPr>
-            <w:tcW w:type="dxa" w:w="2880"/>
-          </w:tcPr>
-          <w:p>
-            <w:r/>
-            <w:r>
-              <w:rPr>
-                <w:rFonts w:ascii="微软雅黑" w:hAnsi="微软雅黑" w:eastAsia="微软雅黑"/>
-                <w:b w:val="0"/>
-              </w:rPr>
-              <w:t>US20190015624A1（已放弃）</w:t>
-            </w:r>
-          </w:p>
-        </w:tc>
-        <w:tc>
-          <w:tcPr>
-            <w:tcW w:type="dxa" w:w="2880"/>
-          </w:tcPr>
-          <w:p>
-            <w:r/>
-            <w:r>
-              <w:rPr>
-                <w:rFonts w:ascii="微软雅黑" w:hAnsi="微软雅黑" w:eastAsia="微软雅黑"/>
-                <w:b w:val="0"/>
-              </w:rPr>
-              <w:t>充气漂浮舱已用无平面曲面壁抑制冷凝滴落；不要主张防滴水打扰</w:t>
-            </w:r>
-          </w:p>
-        </w:tc>
-      </w:tr>
-      <w:tr>
-        <w:tc>
-          <w:tcPr>
-            <w:tcW w:type="dxa" w:w="2880"/>
-          </w:tcPr>
-          <w:p>
-            <w:r/>
-            <w:r>
-              <w:rPr>
-                <w:rFonts w:ascii="微软雅黑" w:hAnsi="微软雅黑" w:eastAsia="微软雅黑"/>
-                <w:color w:val="B03060"/>
-              </w:rPr>
-              <w:t>PAT-PRI-056</w:t>
-            </w:r>
-          </w:p>
-        </w:tc>
-        <w:tc>
-          <w:tcPr>
-            <w:tcW w:type="dxa" w:w="2880"/>
-          </w:tcPr>
-          <w:p>
-            <w:r/>
-            <w:r>
-              <w:rPr>
-                <w:rFonts w:ascii="微软雅黑" w:hAnsi="微软雅黑" w:eastAsia="微软雅黑"/>
-                <w:b w:val="0"/>
-              </w:rPr>
-              <w:t>CN204326597U</w:t>
-            </w:r>
-          </w:p>
-        </w:tc>
-        <w:tc>
-          <w:tcPr>
-            <w:tcW w:type="dxa" w:w="2880"/>
-          </w:tcPr>
-          <w:p>
-            <w:r/>
-            <w:r>
-              <w:rPr>
-                <w:rFonts w:ascii="微软雅黑" w:hAnsi="微软雅黑" w:eastAsia="微软雅黑"/>
-                <w:b w:val="0"/>
-              </w:rPr>
-              <w:t>可移动大池里套儿童浮池、成人在外看护，已是中国实用新型</w:t>
-            </w:r>
-          </w:p>
-        </w:tc>
-      </w:tr>
-      <w:tr>
-        <w:tc>
-          <w:tcPr>
-            <w:tcW w:type="dxa" w:w="2880"/>
-          </w:tcPr>
-          <w:p>
-            <w:r/>
-            <w:r>
-              <w:rPr>
-                <w:rFonts w:ascii="微软雅黑" w:hAnsi="微软雅黑" w:eastAsia="微软雅黑"/>
-                <w:color w:val="B03060"/>
-              </w:rPr>
-              <w:t>PAT-PRI-063</w:t>
-            </w:r>
-          </w:p>
-        </w:tc>
-        <w:tc>
-          <w:tcPr>
-            <w:tcW w:type="dxa" w:w="2880"/>
-          </w:tcPr>
-          <w:p>
-            <w:r/>
-            <w:r>
-              <w:rPr>
-                <w:rFonts w:ascii="微软雅黑" w:hAnsi="微软雅黑" w:eastAsia="微软雅黑"/>
-                <w:b w:val="0"/>
-              </w:rPr>
-              <w:t>USD936851S1</w:t>
-            </w:r>
-          </w:p>
-        </w:tc>
-        <w:tc>
-          <w:tcPr>
-            <w:tcW w:type="dxa" w:w="2880"/>
-          </w:tcPr>
-          <w:p>
-            <w:r/>
-            <w:r>
-              <w:rPr>
-                <w:rFonts w:ascii="微软雅黑" w:hAnsi="微软雅黑" w:eastAsia="微软雅黑"/>
-                <w:b w:val="0"/>
-              </w:rPr>
-              <w:t>True REST 漂浮荚是外观设计，挡外形模仿，不挡内部机构和控制逻辑</w:t>
-            </w:r>
-          </w:p>
-        </w:tc>
-      </w:tr>
-      <w:tr>
-        <w:tc>
-          <w:tcPr>
-            <w:tcW w:type="dxa" w:w="2880"/>
-          </w:tcPr>
-          <w:p>
-            <w:r/>
-            <w:r>
-              <w:rPr>
-                <w:rFonts w:ascii="微软雅黑" w:hAnsi="微软雅黑" w:eastAsia="微软雅黑"/>
-                <w:color w:val="B03060"/>
-              </w:rPr>
-              <w:t>PAT-PRI-064</w:t>
-            </w:r>
-          </w:p>
-        </w:tc>
-        <w:tc>
-          <w:tcPr>
-            <w:tcW w:type="dxa" w:w="2880"/>
-          </w:tcPr>
-          <w:p>
-            <w:r/>
-            <w:r>
-              <w:rPr>
-                <w:rFonts w:ascii="微软雅黑" w:hAnsi="微软雅黑" w:eastAsia="微软雅黑"/>
-                <w:b w:val="0"/>
-              </w:rPr>
-              <w:t>可变水深泳池/水疗升降底板（已知工程，非单号）</w:t>
-            </w:r>
-          </w:p>
-        </w:tc>
-        <w:tc>
-          <w:tcPr>
-            <w:tcW w:type="dxa" w:w="2880"/>
-          </w:tcPr>
-          <w:p>
-            <w:r/>
-            <w:r>
-              <w:rPr>
-                <w:rFonts w:ascii="微软雅黑" w:hAnsi="微软雅黑" w:eastAsia="微软雅黑"/>
-                <w:b w:val="0"/>
-              </w:rPr>
-              <w:t>泳池和水疗的升降底板、可变水深是已知工程，不能主张「底板会升」</w:t>
-            </w:r>
-          </w:p>
-        </w:tc>
-      </w:tr>
-      <w:tr>
-        <w:tc>
-          <w:tcPr>
-            <w:tcW w:type="dxa" w:w="2880"/>
-          </w:tcPr>
-          <w:p>
-            <w:r/>
-            <w:r>
-              <w:rPr>
-                <w:rFonts w:ascii="微软雅黑" w:hAnsi="微软雅黑" w:eastAsia="微软雅黑"/>
-                <w:color w:val="B03060"/>
-              </w:rPr>
-              <w:t>PAT-PRI-075</w:t>
-            </w:r>
-          </w:p>
-        </w:tc>
-        <w:tc>
-          <w:tcPr>
-            <w:tcW w:type="dxa" w:w="2880"/>
-          </w:tcPr>
-          <w:p>
-            <w:r/>
-            <w:r>
-              <w:rPr>
-                <w:rFonts w:ascii="微软雅黑" w:hAnsi="微软雅黑" w:eastAsia="微软雅黑"/>
-                <w:b w:val="0"/>
-              </w:rPr>
-              <w:t>US5295929；CA2064235A1</w:t>
-            </w:r>
-          </w:p>
-        </w:tc>
-        <w:tc>
-          <w:tcPr>
-            <w:tcW w:type="dxa" w:w="2880"/>
-          </w:tcPr>
-          <w:p>
-            <w:r/>
-            <w:r>
-              <w:rPr>
-                <w:rFonts w:ascii="微软雅黑" w:hAnsi="微软雅黑" w:eastAsia="微软雅黑"/>
-                <w:b w:val="0"/>
-              </w:rPr>
-              <w:t>靠改变水位来调节浮力、实现渐进负重康复，清水领域早已公开，不能主张「降液位让人逐步承重」</w:t>
-            </w:r>
-          </w:p>
-        </w:tc>
-      </w:tr>
-      <w:tr>
-        <w:tc>
-          <w:tcPr>
-            <w:tcW w:type="dxa" w:w="2880"/>
-          </w:tcPr>
-          <w:p>
-            <w:r/>
-            <w:r>
-              <w:rPr>
-                <w:rFonts w:ascii="微软雅黑" w:hAnsi="微软雅黑" w:eastAsia="微软雅黑"/>
-                <w:color w:val="B03060"/>
-              </w:rPr>
-              <w:t>PAT-PRI-076</w:t>
-            </w:r>
-          </w:p>
-        </w:tc>
-        <w:tc>
-          <w:tcPr>
-            <w:tcW w:type="dxa" w:w="2880"/>
-          </w:tcPr>
-          <w:p>
-            <w:r/>
-            <w:r>
-              <w:rPr>
-                <w:rFonts w:ascii="微软雅黑" w:hAnsi="微软雅黑" w:eastAsia="微软雅黑"/>
-                <w:b w:val="0"/>
-              </w:rPr>
-              <w:t>US6042602</w:t>
-            </w:r>
-          </w:p>
-        </w:tc>
-        <w:tc>
-          <w:tcPr>
-            <w:tcW w:type="dxa" w:w="2880"/>
-          </w:tcPr>
-          <w:p>
-            <w:r/>
-            <w:r>
-              <w:rPr>
-                <w:rFonts w:ascii="微软雅黑" w:hAnsi="微软雅黑" w:eastAsia="微软雅黑"/>
-                <w:b w:val="0"/>
-              </w:rPr>
-              <w:t>通过升降缸内液位来改变作用于漂浮者身上的牵引力，已有专利公开</w:t>
-            </w:r>
-          </w:p>
-        </w:tc>
-      </w:tr>
-      <w:tr>
-        <w:tc>
-          <w:tcPr>
-            <w:tcW w:type="dxa" w:w="2880"/>
-          </w:tcPr>
-          <w:p>
-            <w:r/>
-            <w:r>
-              <w:rPr>
-                <w:rFonts w:ascii="微软雅黑" w:hAnsi="微软雅黑" w:eastAsia="微软雅黑"/>
-                <w:color w:val="B03060"/>
-              </w:rPr>
-              <w:t>PAT-PRI-085</w:t>
-            </w:r>
-          </w:p>
-        </w:tc>
-        <w:tc>
-          <w:tcPr>
-            <w:tcW w:type="dxa" w:w="2880"/>
-          </w:tcPr>
-          <w:p>
-            <w:r/>
-            <w:r>
-              <w:rPr>
-                <w:rFonts w:ascii="微软雅黑" w:hAnsi="微软雅黑" w:eastAsia="微软雅黑"/>
-                <w:b w:val="0"/>
-              </w:rPr>
-              <w:t>非专利公开：Float Spa 自排空漂浮舱产品公开资料</w:t>
-            </w:r>
-          </w:p>
-        </w:tc>
-        <w:tc>
-          <w:tcPr>
-            <w:tcW w:type="dxa" w:w="2880"/>
-          </w:tcPr>
-          <w:p>
-            <w:r/>
-            <w:r>
-              <w:rPr>
-                <w:rFonts w:ascii="微软雅黑" w:hAnsi="微软雅黑" w:eastAsia="微软雅黑"/>
-                <w:b w:val="0"/>
-              </w:rPr>
-              <w:t>自排空舱体、抗菌卫生亚克力真空成型壳体、以及为防冷凝滴眼而设计的顶盖中空形状，均已公开在售</w:t>
+              <w:t>靠倾斜壁面、波纹表面和低反射衬里来削弱水箱内反射，是水声测量领域的公知手段</w:t>
             </w:r>
           </w:p>
         </w:tc>
@@ -6952,7 +6764,7 @@
           <w:rFonts w:ascii="微软雅黑" w:hAnsi="微软雅黑" w:eastAsia="微软雅黑"/>
           <w:b w:val="0"/>
         </w:rPr>
-        <w:t>三 声、光、振与低刺激（14 条）</w:t>
+        <w:t>三 声、光、振与低刺激（19 条）</w:t>
       </w:r>
     </w:p>
     <w:tbl>
@@ -7119,7 +6931,7 @@
                 <w:rFonts w:ascii="微软雅黑" w:hAnsi="微软雅黑" w:eastAsia="微软雅黑"/>
                 <w:color w:val="B03060"/>
               </w:rPr>
-              <w:t>PAT-PRI-006</w:t>
+              <w:t>PAT-PRI-034</w:t>
             </w:r>
           </w:p>
         </w:tc>
@@ -7134,7 +6946,7 @@
                 <w:rFonts w:ascii="微软雅黑" w:hAnsi="微软雅黑" w:eastAsia="微软雅黑"/>
                 <w:b w:val="0"/>
               </w:rPr>
-              <w:t>EP3340866B1</w:t>
+              <w:t>GB 9706.205-2020 / YY/T 1090-2018 / YY 9706.262-2021 / Health Canada SC24（合并卡）</w:t>
             </w:r>
           </w:p>
         </w:tc>
@@ -7149,7 +6961,7 @@
                 <w:rFonts w:ascii="微软雅黑" w:hAnsi="微软雅黑" w:eastAsia="微软雅黑"/>
                 <w:b w:val="0"/>
               </w:rPr>
-              <w:t>EP3340866B1：HRV/呼吸→压力指标→低频振动节律，最直接闭环之一</w:t>
+              <w:t>超声剂量有完整强制标准体系——但测量条件是脱气水，且不覆盖低频</w:t>
             </w:r>
           </w:p>
         </w:tc>
@@ -7166,7 +6978,7 @@
                 <w:rFonts w:ascii="微软雅黑" w:hAnsi="微软雅黑" w:eastAsia="微软雅黑"/>
                 <w:color w:val="B03060"/>
               </w:rPr>
-              <w:t>PAT-PRI-007</w:t>
+              <w:t>PAT-PRI-047</w:t>
             </w:r>
           </w:p>
         </w:tc>
@@ -7181,7 +6993,7 @@
                 <w:rFonts w:ascii="微软雅黑" w:hAnsi="微软雅黑" w:eastAsia="微软雅黑"/>
                 <w:b w:val="0"/>
               </w:rPr>
-              <w:t>CN111477299B</w:t>
+              <w:t>WO2000004359A1 / US20190154031A1 / CN112460040A（合并卡）</w:t>
             </w:r>
           </w:p>
         </w:tc>
@@ -7196,7 +7008,7 @@
                 <w:rFonts w:ascii="微软雅黑" w:hAnsi="微软雅黑" w:eastAsia="微软雅黑"/>
                 <w:b w:val="0"/>
               </w:rPr>
-              <w:t>EEG/脑波刺激族：采集—分析—调声电光，当前各申请组完全剥离</w:t>
+              <w:t>机器声纹与泵声波对比正常签名做故障预测，又补到三件直接前案</w:t>
             </w:r>
           </w:p>
         </w:tc>
@@ -7213,7 +7025,7 @@
                 <w:rFonts w:ascii="微软雅黑" w:hAnsi="微软雅黑" w:eastAsia="微软雅黑"/>
                 <w:color w:val="B03060"/>
               </w:rPr>
-              <w:t>PAT-PRI-034</w:t>
+              <w:t>PAT-PRI-048</w:t>
             </w:r>
           </w:p>
         </w:tc>
@@ -7228,7 +7040,7 @@
                 <w:rFonts w:ascii="微软雅黑" w:hAnsi="微软雅黑" w:eastAsia="微软雅黑"/>
                 <w:b w:val="0"/>
               </w:rPr>
-              <w:t>GB 9706.205-2020 / YY/T 1090-2018 / YY 9706.262-2021 / Health Canada SC24（合并卡）</w:t>
+              <w:t>US4390026A / US5413550A / WO2018167003A1（合并卡）</w:t>
             </w:r>
           </w:p>
         </w:tc>
@@ -7243,7 +7055,7 @@
                 <w:rFonts w:ascii="微软雅黑" w:hAnsi="微软雅黑" w:eastAsia="微软雅黑"/>
                 <w:b w:val="0"/>
               </w:rPr>
-              <w:t>超声剂量有完整强制标准体系——但测量条件是脱气水，且不覆盖低频</w:t>
+              <w:t>液体槽内组织的积分声剂量测量早已公开；漂浮舱水听器反馈已在库</w:t>
             </w:r>
           </w:p>
         </w:tc>
@@ -7260,7 +7072,7 @@
                 <w:rFonts w:ascii="微软雅黑" w:hAnsi="微软雅黑" w:eastAsia="微软雅黑"/>
                 <w:color w:val="B03060"/>
               </w:rPr>
-              <w:t>PAT-PRI-048</w:t>
+              <w:t>PAT-PRI-049</w:t>
             </w:r>
           </w:p>
         </w:tc>
@@ -7275,7 +7087,7 @@
                 <w:rFonts w:ascii="微软雅黑" w:hAnsi="微软雅黑" w:eastAsia="微软雅黑"/>
                 <w:b w:val="0"/>
               </w:rPr>
-              <w:t>US4390026A / US5413550A / WO2018167003A1（合并卡）</w:t>
+              <w:t>US11801384B2（公开号 US20220111205A1）/ US9987489B2 / US10406376B2（合并卡）</w:t>
             </w:r>
           </w:p>
         </w:tc>
@@ -7290,7 +7102,7 @@
                 <w:rFonts w:ascii="微软雅黑" w:hAnsi="微软雅黑" w:eastAsia="微软雅黑"/>
                 <w:b w:val="0"/>
               </w:rPr>
-              <w:t>液体槽内组织的积分声剂量测量早已公开；漂浮舱水听器反馈已在库</w:t>
+              <w:t>经皮神经刺激的感知阈值标定、耳电极接触阻抗与环境因素控制均已公开</w:t>
             </w:r>
           </w:p>
         </w:tc>
@@ -7307,7 +7119,7 @@
                 <w:rFonts w:ascii="微软雅黑" w:hAnsi="微软雅黑" w:eastAsia="微软雅黑"/>
                 <w:color w:val="B03060"/>
               </w:rPr>
-              <w:t>PAT-PRI-065</w:t>
+              <w:t>PAT-PRI-071</w:t>
             </w:r>
           </w:p>
         </w:tc>
@@ -7322,7 +7134,7 @@
                 <w:rFonts w:ascii="微软雅黑" w:hAnsi="微软雅黑" w:eastAsia="微软雅黑"/>
                 <w:b w:val="0"/>
               </w:rPr>
-              <w:t>非专利公开：Superior Float Tanks / Float Seattle / Vessel Floats / Ozone Wellness 公开资料</w:t>
+              <w:t>非专利公开：Float Tank Solutions 隔声施工指南、BAP Acoustics 漂浮房项目、Acoustical Solutions 案例、Dreampod 防振垫</w:t>
             </w:r>
           </w:p>
         </w:tc>
@@ -7337,7 +7149,7 @@
                 <w:rFonts w:ascii="微软雅黑" w:hAnsi="微软雅黑" w:eastAsia="微软雅黑"/>
                 <w:b w:val="0"/>
               </w:rPr>
-              <w:t>漂浮舱的紫外＋臭氧＋双氧水 Peroxone 先进氧化是公开在售的行业标配，不能主张</w:t>
+              <w:t>漂浮舱的被动隔声与隔振是成熟的行业做法，有公开施工指南和声学顾问项目</w:t>
             </w:r>
           </w:p>
         </w:tc>
@@ -7354,7 +7166,7 @@
                 <w:rFonts w:ascii="微软雅黑" w:hAnsi="微软雅黑" w:eastAsia="微软雅黑"/>
                 <w:color w:val="B03060"/>
               </w:rPr>
-              <w:t>PAT-PRI-066</w:t>
+              <w:t>PAT-PRI-072</w:t>
             </w:r>
           </w:p>
         </w:tc>
@@ -7369,7 +7181,7 @@
                 <w:rFonts w:ascii="微软雅黑" w:hAnsi="微软雅黑" w:eastAsia="微软雅黑"/>
                 <w:b w:val="0"/>
               </w:rPr>
-              <w:t>CN101723484A；AOT 紫外光催化氧化泳池水处理设备（商业公开）</w:t>
+              <w:t>非专利公开：Dreampod Noise Masking Sounds 音频产品</w:t>
             </w:r>
           </w:p>
         </w:tc>
@@ -7384,7 +7196,7 @@
                 <w:rFonts w:ascii="微软雅黑" w:hAnsi="微软雅黑" w:eastAsia="微软雅黑"/>
                 <w:b w:val="0"/>
               </w:rPr>
-              <w:t>紫外／二氧化钛光催化水处理反应器已是商品并有专利，「用光触媒处理水」不能主张</w:t>
+              <w:t>制造商公开销售漂浮舱专用掩蔽声音频，用来盖住会侵入漂浮过程的频率</w:t>
             </w:r>
           </w:p>
         </w:tc>
@@ -7401,7 +7213,7 @@
                 <w:rFonts w:ascii="微软雅黑" w:hAnsi="微软雅黑" w:eastAsia="微软雅黑"/>
                 <w:color w:val="B03060"/>
               </w:rPr>
-              <w:t>PAT-PRI-067</w:t>
+              <w:t>PAT-PRI-073</w:t>
             </w:r>
           </w:p>
         </w:tc>
@@ -7416,7 +7228,7 @@
                 <w:rFonts w:ascii="微软雅黑" w:hAnsi="微软雅黑" w:eastAsia="微软雅黑"/>
                 <w:b w:val="0"/>
               </w:rPr>
-              <w:t>非专利公开：Nordic Concrete Research 2026 泳池光催化与405纳米蓝光案例研究</w:t>
+              <w:t>US9324313</w:t>
             </w:r>
           </w:p>
         </w:tc>
@@ -7431,7 +7243,7 @@
                 <w:rFonts w:ascii="微软雅黑" w:hAnsi="微软雅黑" w:eastAsia="微软雅黑"/>
                 <w:b w:val="0"/>
               </w:rPr>
-              <w:t>泳池里用 AOT 光催化配合405纳米蓝光已有公开案例研究，蓝光激发不能单独主张</w:t>
+              <w:t>骨传导换能器实现对空气传声的主动降噪已有专利，不能主张「用骨传导抵消噪声」</w:t>
             </w:r>
           </w:p>
         </w:tc>
@@ -7448,7 +7260,7 @@
                 <w:rFonts w:ascii="微软雅黑" w:hAnsi="微软雅黑" w:eastAsia="微软雅黑"/>
                 <w:color w:val="B03060"/>
               </w:rPr>
-              <w:t>PAT-PRI-068</w:t>
+              <w:t>PAT-PRI-074</w:t>
             </w:r>
           </w:p>
         </w:tc>
@@ -7463,7 +7275,7 @@
                 <w:rFonts w:ascii="微软雅黑" w:hAnsi="微软雅黑" w:eastAsia="微软雅黑"/>
                 <w:b w:val="0"/>
               </w:rPr>
-              <w:t>非专利公开：ES&amp;T 2010 卤素与碳酸盐对羟基自由基AOP的影响；高盐有机废水AOP综述；持硫酸盐AOP评述</w:t>
+              <w:t>非专利公开：美海军潜水头盔主动降噪 SBIR 项目 N00014-16-P-3007</w:t>
             </w:r>
           </w:p>
         </w:tc>
@@ -7478,7 +7290,7 @@
                 <w:rFonts w:ascii="微软雅黑" w:hAnsi="微软雅黑" w:eastAsia="微软雅黑"/>
                 <w:b w:val="0"/>
               </w:rPr>
-              <w:t>高盐基质清除羟基自由基是公开的科学事实：这是我们的技术问题来源，不是我们的发明</w:t>
+              <w:t>潜水头盔内的主动降噪已有公开研究，包括对消声源与传声器布置的优化</w:t>
             </w:r>
           </w:p>
         </w:tc>
@@ -7495,7 +7307,7 @@
                 <w:rFonts w:ascii="微软雅黑" w:hAnsi="微软雅黑" w:eastAsia="微软雅黑"/>
                 <w:color w:val="B03060"/>
               </w:rPr>
-              <w:t>PAT-PRI-069</w:t>
+              <w:t>PAT-PRI-077</w:t>
             </w:r>
           </w:p>
         </w:tc>
@@ -7510,7 +7322,7 @@
                 <w:rFonts w:ascii="微软雅黑" w:hAnsi="微软雅黑" w:eastAsia="微软雅黑"/>
                 <w:b w:val="0"/>
               </w:rPr>
-              <w:t>US6623632</w:t>
+              <w:t>非专利公开：Webvision 暗适应与绝对视阈；US10542882 提及 10^-6 cd/m2 视阈</w:t>
             </w:r>
           </w:p>
         </w:tc>
@@ -7525,7 +7337,7 @@
                 <w:rFonts w:ascii="微软雅黑" w:hAnsi="微软雅黑" w:eastAsia="微软雅黑"/>
                 <w:b w:val="0"/>
               </w:rPr>
-              <w:t>漂浮浴＋储液罐、每次使用后抽空加热过滤再回填，早已被专利公开，排空本身不能主张</w:t>
+              <w:t>暗适应曲线与约 10^-5 到 10^-6 坎德拉每平方米的绝对视阈是公开科学事实，不可主张但必须引用</w:t>
             </w:r>
           </w:p>
         </w:tc>
@@ -7542,7 +7354,7 @@
                 <w:rFonts w:ascii="微软雅黑" w:hAnsi="微软雅黑" w:eastAsia="微软雅黑"/>
                 <w:color w:val="B03060"/>
               </w:rPr>
-              <w:t>PAT-PRI-070</w:t>
+              <w:t>PAT-PRI-078</w:t>
             </w:r>
           </w:p>
         </w:tc>
@@ -7557,7 +7369,7 @@
                 <w:rFonts w:ascii="微软雅黑" w:hAnsi="微软雅黑" w:eastAsia="微软雅黑"/>
                 <w:b w:val="0"/>
               </w:rPr>
-              <w:t>非专利公开：Float SPA 外置储液罐与自排空漂浮舱商业系统公开资料</w:t>
+              <w:t>非专利公开：TiO2 与长余辉磷光体复合的全天候光催化研究（含 Sr4Al14O25:Eu,Dy、CaAl2O4:Eu,Nd 体系）</w:t>
             </w:r>
           </w:p>
         </w:tc>
@@ -7572,7 +7384,7 @@
                 <w:rFonts w:ascii="微软雅黑" w:hAnsi="微软雅黑" w:eastAsia="微软雅黑"/>
                 <w:b w:val="0"/>
               </w:rPr>
-              <w:t>商业上已有100%排空、盐液存于外置储液罐、会话开始才注入的漂浮舱产品</w:t>
+              <w:t>把二氧化钛和长余辉磷光体耦合以便在黑暗中继续光催化，是一个成熟的公开研究方向</w:t>
             </w:r>
           </w:p>
         </w:tc>
@@ -7589,7 +7401,7 @@
                 <w:rFonts w:ascii="微软雅黑" w:hAnsi="微软雅黑" w:eastAsia="微软雅黑"/>
                 <w:color w:val="B03060"/>
               </w:rPr>
-              <w:t>PAT-PRI-086</w:t>
+              <w:t>PAT-PRI-079</w:t>
             </w:r>
           </w:p>
         </w:tc>
@@ -7604,7 +7416,7 @@
                 <w:rFonts w:ascii="微软雅黑" w:hAnsi="微软雅黑" w:eastAsia="微软雅黑"/>
                 <w:b w:val="0"/>
               </w:rPr>
-              <w:t>非专利公开：水声测量水箱设计文献（斜壁、波纹壁、低反射衬里）；气泡超材料消声水箱研究</w:t>
+              <w:t>电致变色玻璃、PDLC 调光膜、SPD 悬浮粒子器件、液晶快门（已知工程，非单号，专利族庞大）</w:t>
             </w:r>
           </w:p>
         </w:tc>
@@ -7619,7 +7431,242 @@
                 <w:rFonts w:ascii="微软雅黑" w:hAnsi="微软雅黑" w:eastAsia="微软雅黑"/>
                 <w:b w:val="0"/>
               </w:rPr>
-              <w:t>靠倾斜壁面、波纹表面和低反射衬里来削弱水箱内反射，是水声测量领域的公知手段</w:t>
+              <w:t>电控可变透过率材料是成熟商品，用在舱上属常规选用，不能主张</w:t>
+            </w:r>
+          </w:p>
+        </w:tc>
+      </w:tr>
+      <w:tr>
+        <w:tc>
+          <w:tcPr>
+            <w:tcW w:type="dxa" w:w="2880"/>
+          </w:tcPr>
+          <w:p>
+            <w:r/>
+            <w:r>
+              <w:rPr>
+                <w:rFonts w:ascii="微软雅黑" w:hAnsi="微软雅黑" w:eastAsia="微软雅黑"/>
+                <w:color w:val="B03060"/>
+              </w:rPr>
+              <w:t>PAT-PRI-080</w:t>
+            </w:r>
+          </w:p>
+        </w:tc>
+        <w:tc>
+          <w:tcPr>
+            <w:tcW w:type="dxa" w:w="2880"/>
+          </w:tcPr>
+          <w:p>
+            <w:r/>
+            <w:r>
+              <w:rPr>
+                <w:rFonts w:ascii="微软雅黑" w:hAnsi="微软雅黑" w:eastAsia="微软雅黑"/>
+                <w:b w:val="0"/>
+              </w:rPr>
+              <w:t>非专利公开：Dreampod V2 Float Pod 与 Cabin Float Pod 产品公开资料</w:t>
+            </w:r>
+          </w:p>
+        </w:tc>
+        <w:tc>
+          <w:tcPr>
+            <w:tcW w:type="dxa" w:w="2880"/>
+          </w:tcPr>
+          <w:p>
+            <w:r/>
+            <w:r>
+              <w:rPr>
+                <w:rFonts w:ascii="微软雅黑" w:hAnsi="微软雅黑" w:eastAsia="微软雅黑"/>
+                <w:b w:val="0"/>
+              </w:rPr>
+              <w:t>商业漂浮舱已内置触觉换能器并以舱体内壁作声学腔，这是公开在售的现有技术</w:t>
+            </w:r>
+          </w:p>
+        </w:tc>
+      </w:tr>
+      <w:tr>
+        <w:tc>
+          <w:tcPr>
+            <w:tcW w:type="dxa" w:w="2880"/>
+          </w:tcPr>
+          <w:p>
+            <w:r/>
+            <w:r>
+              <w:rPr>
+                <w:rFonts w:ascii="微软雅黑" w:hAnsi="微软雅黑" w:eastAsia="微软雅黑"/>
+                <w:color w:val="B03060"/>
+              </w:rPr>
+              <w:t>PAT-PRI-081</w:t>
+            </w:r>
+          </w:p>
+        </w:tc>
+        <w:tc>
+          <w:tcPr>
+            <w:tcW w:type="dxa" w:w="2880"/>
+          </w:tcPr>
+          <w:p>
+            <w:r/>
+            <w:r>
+              <w:rPr>
+                <w:rFonts w:ascii="微软雅黑" w:hAnsi="微软雅黑" w:eastAsia="微软雅黑"/>
+                <w:b w:val="0"/>
+              </w:rPr>
+              <w:t>非专利公开：Dreampad 骨传导振动枕（宣称 Intrasound 专利技术）</w:t>
+            </w:r>
+          </w:p>
+        </w:tc>
+        <w:tc>
+          <w:tcPr>
+            <w:tcW w:type="dxa" w:w="2880"/>
+          </w:tcPr>
+          <w:p>
+            <w:r/>
+            <w:r>
+              <w:rPr>
+                <w:rFonts w:ascii="微软雅黑" w:hAnsi="微软雅黑" w:eastAsia="微软雅黑"/>
+                <w:b w:val="0"/>
+              </w:rPr>
+              <w:t>骨传导振动枕已商业化并宣称有专利，明确写出振动经颅骨传至内耳并作用于副交感神经</w:t>
+            </w:r>
+          </w:p>
+        </w:tc>
+      </w:tr>
+      <w:tr>
+        <w:tc>
+          <w:tcPr>
+            <w:tcW w:type="dxa" w:w="2880"/>
+          </w:tcPr>
+          <w:p>
+            <w:r/>
+            <w:r>
+              <w:rPr>
+                <w:rFonts w:ascii="微软雅黑" w:hAnsi="微软雅黑" w:eastAsia="微软雅黑"/>
+                <w:color w:val="B03060"/>
+              </w:rPr>
+              <w:t>PAT-PRI-082</w:t>
+            </w:r>
+          </w:p>
+        </w:tc>
+        <w:tc>
+          <w:tcPr>
+            <w:tcW w:type="dxa" w:w="2880"/>
+          </w:tcPr>
+          <w:p>
+            <w:r/>
+            <w:r>
+              <w:rPr>
+                <w:rFonts w:ascii="微软雅黑" w:hAnsi="微软雅黑" w:eastAsia="微软雅黑"/>
+                <w:b w:val="0"/>
+              </w:rPr>
+              <w:t>非专利公开：MIT GENUS（Tsai/Brown/Boyden）系列研究与 Cognito Therapeutics Spectris</w:t>
+            </w:r>
+          </w:p>
+        </w:tc>
+        <w:tc>
+          <w:tcPr>
+            <w:tcW w:type="dxa" w:w="2880"/>
+          </w:tcPr>
+          <w:p>
+            <w:r/>
+            <w:r>
+              <w:rPr>
+                <w:rFonts w:ascii="微软雅黑" w:hAnsi="微软雅黑" w:eastAsia="微软雅黑"/>
+                <w:b w:val="0"/>
+              </w:rPr>
+              <w:t>40Hz 感觉刺激诱导 gamma 是 MIT 专利族与临床期公司的核心资产，触觉振动通道也已覆盖</w:t>
+            </w:r>
+          </w:p>
+        </w:tc>
+      </w:tr>
+      <w:tr>
+        <w:tc>
+          <w:tcPr>
+            <w:tcW w:type="dxa" w:w="2880"/>
+          </w:tcPr>
+          <w:p>
+            <w:r/>
+            <w:r>
+              <w:rPr>
+                <w:rFonts w:ascii="微软雅黑" w:hAnsi="微软雅黑" w:eastAsia="微软雅黑"/>
+                <w:color w:val="B03060"/>
+              </w:rPr>
+              <w:t>PAT-PRI-083</w:t>
+            </w:r>
+          </w:p>
+        </w:tc>
+        <w:tc>
+          <w:tcPr>
+            <w:tcW w:type="dxa" w:w="2880"/>
+          </w:tcPr>
+          <w:p>
+            <w:r/>
+            <w:r>
+              <w:rPr>
+                <w:rFonts w:ascii="微软雅黑" w:hAnsi="微软雅黑" w:eastAsia="微软雅黑"/>
+                <w:b w:val="0"/>
+              </w:rPr>
+              <w:t>超声换能器声阻抗匹配层与耦合剂（已知工程，非单号，专利族庞大）</w:t>
+            </w:r>
+          </w:p>
+        </w:tc>
+        <w:tc>
+          <w:tcPr>
+            <w:tcW w:type="dxa" w:w="2880"/>
+          </w:tcPr>
+          <w:p>
+            <w:r/>
+            <w:r>
+              <w:rPr>
+                <w:rFonts w:ascii="微软雅黑" w:hAnsi="微软雅黑" w:eastAsia="微软雅黑"/>
+                <w:b w:val="0"/>
+              </w:rPr>
+              <w:t>声阻抗匹配层与耦合剂是超声领域的成熟公知手段，不能主张匹配本身</w:t>
+            </w:r>
+          </w:p>
+        </w:tc>
+      </w:tr>
+      <w:tr>
+        <w:tc>
+          <w:tcPr>
+            <w:tcW w:type="dxa" w:w="2880"/>
+          </w:tcPr>
+          <w:p>
+            <w:r/>
+            <w:r>
+              <w:rPr>
+                <w:rFonts w:ascii="微软雅黑" w:hAnsi="微软雅黑" w:eastAsia="微软雅黑"/>
+                <w:color w:val="B03060"/>
+              </w:rPr>
+              <w:t>PAT-PRI-084</w:t>
+            </w:r>
+          </w:p>
+        </w:tc>
+        <w:tc>
+          <w:tcPr>
+            <w:tcW w:type="dxa" w:w="2880"/>
+          </w:tcPr>
+          <w:p>
+            <w:r/>
+            <w:r>
+              <w:rPr>
+                <w:rFonts w:ascii="微软雅黑" w:hAnsi="微软雅黑" w:eastAsia="微软雅黑"/>
+                <w:b w:val="0"/>
+              </w:rPr>
+              <w:t>US11759705</w:t>
+            </w:r>
+          </w:p>
+        </w:tc>
+        <w:tc>
+          <w:tcPr>
+            <w:tcW w:type="dxa" w:w="2880"/>
+          </w:tcPr>
+          <w:p>
+            <w:r/>
+            <w:r>
+              <w:rPr>
+                <w:rFonts w:ascii="微软雅黑" w:hAnsi="微软雅黑" w:eastAsia="微软雅黑"/>
+                <w:b w:val="0"/>
+              </w:rPr>
+              <w:t>多感官沉浸舱专利：模块化围合体内设振动换能器向表面传递低频振动供人体感知</w:t>
             </w:r>
           </w:p>
         </w:tc>
@@ -7682,7 +7729,7 @@
           <w:rFonts w:ascii="微软雅黑" w:hAnsi="微软雅黑" w:eastAsia="微软雅黑"/>
           <w:b w:val="0"/>
         </w:rPr>
-        <w:t>四 传感、测量与安全控制（12 条）</w:t>
+        <w:t>四 传感、测量与安全控制（22 条）</w:t>
       </w:r>
     </w:p>
     <w:tbl>
@@ -7849,7 +7896,7 @@
                 <w:rFonts w:ascii="微软雅黑" w:hAnsi="微软雅黑" w:eastAsia="微软雅黑"/>
                 <w:color w:val="B03060"/>
               </w:rPr>
-              <w:t>PAT-PRI-012</w:t>
+              <w:t>PAT-PRI-006</w:t>
             </w:r>
           </w:p>
         </w:tc>
@@ -7864,7 +7911,7 @@
                 <w:rFonts w:ascii="微软雅黑" w:hAnsi="微软雅黑" w:eastAsia="微软雅黑"/>
                 <w:b w:val="0"/>
               </w:rPr>
-              <w:t>CN106037705B</w:t>
+              <w:t>EP3340866B1</w:t>
             </w:r>
           </w:p>
         </w:tc>
@@ -7879,7 +7926,7 @@
                 <w:rFonts w:ascii="微软雅黑" w:hAnsi="微软雅黑" w:eastAsia="微软雅黑"/>
                 <w:b w:val="0"/>
               </w:rPr>
-              <w:t>HRV画像与健康管理族：状态指数、推荐库、疗程提醒都不是新软件点</w:t>
+              <w:t>EP3340866B1：HRV/呼吸→压力指标→低频振动节律，最直接闭环之一</w:t>
             </w:r>
           </w:p>
         </w:tc>
@@ -7896,7 +7943,7 @@
                 <w:rFonts w:ascii="微软雅黑" w:hAnsi="微软雅黑" w:eastAsia="微软雅黑"/>
                 <w:color w:val="B03060"/>
               </w:rPr>
-              <w:t>PAT-PRI-020</w:t>
+              <w:t>PAT-PRI-007</w:t>
             </w:r>
           </w:p>
         </w:tc>
@@ -7911,7 +7958,7 @@
                 <w:rFonts w:ascii="微软雅黑" w:hAnsi="微软雅黑" w:eastAsia="微软雅黑"/>
                 <w:b w:val="0"/>
               </w:rPr>
-              <w:t>CN120014795A / CN 申请号 202511743265</w:t>
+              <w:t>CN111477299B</w:t>
             </w:r>
           </w:p>
         </w:tc>
@@ -7926,7 +7973,7 @@
                 <w:rFonts w:ascii="微软雅黑" w:hAnsi="微软雅黑" w:eastAsia="微软雅黑"/>
                 <w:b w:val="0"/>
               </w:rPr>
-              <w:t>气体传感器自诊断与漂移补偿：参考传感器差分、温湿度校准、失效判定都是公知</w:t>
+              <w:t>EEG/脑波刺激族：采集—分析—调声电光，当前各申请组完全剥离</w:t>
             </w:r>
           </w:p>
         </w:tc>
@@ -7943,7 +7990,7 @@
                 <w:rFonts w:ascii="微软雅黑" w:hAnsi="微软雅黑" w:eastAsia="微软雅黑"/>
                 <w:color w:val="B03060"/>
               </w:rPr>
-              <w:t>PAT-PRI-022</w:t>
+              <w:t>PAT-PRI-012</w:t>
             </w:r>
           </w:p>
         </w:tc>
@@ -7958,7 +8005,7 @@
                 <w:rFonts w:ascii="微软雅黑" w:hAnsi="微软雅黑" w:eastAsia="微软雅黑"/>
                 <w:b w:val="0"/>
               </w:rPr>
-              <w:t>US12087146B2</w:t>
+              <w:t>CN106037705B</w:t>
             </w:r>
           </w:p>
         </w:tc>
@@ -7973,7 +8020,7 @@
                 <w:rFonts w:ascii="微软雅黑" w:hAnsi="微软雅黑" w:eastAsia="微软雅黑"/>
                 <w:b w:val="0"/>
               </w:rPr>
-              <w:t>US12087146 冗余气体检测：传感器故障时旁路并告警，已公开</w:t>
+              <w:t>HRV画像与健康管理族：状态指数、推荐库、疗程提醒都不是新软件点</w:t>
             </w:r>
           </w:p>
         </w:tc>
@@ -7990,7 +8037,7 @@
                 <w:rFonts w:ascii="微软雅黑" w:hAnsi="微软雅黑" w:eastAsia="微软雅黑"/>
                 <w:color w:val="B03060"/>
               </w:rPr>
-              <w:t>PAT-PRI-023</w:t>
+              <w:t>PAT-PRI-013</w:t>
             </w:r>
           </w:p>
         </w:tc>
@@ -8005,7 +8052,7 @@
                 <w:rFonts w:ascii="微软雅黑" w:hAnsi="微软雅黑" w:eastAsia="微软雅黑"/>
                 <w:b w:val="0"/>
               </w:rPr>
-              <w:t>US6251243B1</w:t>
+              <w:t>CN112472473A</w:t>
             </w:r>
           </w:p>
         </w:tc>
@@ -8020,7 +8067,7 @@
                 <w:rFonts w:ascii="微软雅黑" w:hAnsi="微软雅黑" w:eastAsia="微软雅黑"/>
                 <w:b w:val="0"/>
               </w:rPr>
-              <w:t>US6251243 施加测试信号自检电化学气体传感器，已公开</w:t>
+              <w:t>CN112472473A 微高压氢气和氧气舱：舱门未关就禁止产气，已有气体传感器与换气</w:t>
             </w:r>
           </w:p>
         </w:tc>
@@ -8037,7 +8084,7 @@
                 <w:rFonts w:ascii="微软雅黑" w:hAnsi="微软雅黑" w:eastAsia="微软雅黑"/>
                 <w:color w:val="B03060"/>
               </w:rPr>
-              <w:t>PAT-PRI-026</w:t>
+              <w:t>PAT-PRI-014</w:t>
             </w:r>
           </w:p>
         </w:tc>
@@ -8052,7 +8099,7 @@
                 <w:rFonts w:ascii="微软雅黑" w:hAnsi="微软雅黑" w:eastAsia="微软雅黑"/>
                 <w:b w:val="0"/>
               </w:rPr>
-              <w:t>US6669649B2</w:t>
+              <w:t>公开号待核验</w:t>
             </w:r>
           </w:p>
         </w:tc>
@@ -8067,7 +8114,7 @@
                 <w:rFonts w:ascii="微软雅黑" w:hAnsi="微软雅黑" w:eastAsia="微软雅黑"/>
                 <w:b w:val="0"/>
               </w:rPr>
-              <w:t>US6669649 浮力呼吸监测：用浮力变化引起的重量变化推呼吸相位与幅度，已公开</w:t>
+              <w:t>气泡超声波水疗机：臭氧系统与供气系统互斥运行已被公开</w:t>
             </w:r>
           </w:p>
         </w:tc>
@@ -8084,7 +8131,7 @@
                 <w:rFonts w:ascii="微软雅黑" w:hAnsi="微软雅黑" w:eastAsia="微软雅黑"/>
                 <w:color w:val="B03060"/>
               </w:rPr>
-              <w:t>PAT-PRI-027</w:t>
+              <w:t>PAT-PRI-015</w:t>
             </w:r>
           </w:p>
         </w:tc>
@@ -8099,7 +8146,7 @@
                 <w:rFonts w:ascii="微软雅黑" w:hAnsi="微软雅黑" w:eastAsia="微软雅黑"/>
                 <w:b w:val="0"/>
               </w:rPr>
-              <w:t>CN105105784A 等（浴缸体征监测合并卡）</w:t>
+              <w:t>CN110864002A</w:t>
             </w:r>
           </w:p>
         </w:tc>
@@ -8114,7 +8161,7 @@
                 <w:rFonts w:ascii="微软雅黑" w:hAnsi="微软雅黑" w:eastAsia="微软雅黑"/>
                 <w:b w:val="0"/>
               </w:rPr>
-              <w:t>浸浴体征监测方向整体拥挤：靠背光电、缸体微振动、超声、毫米波雷达都已公开</w:t>
+              <w:t>CN110864002A 密闭空间气体检测安全联锁：检测合格才准进入，与我们的场景方向相反</w:t>
             </w:r>
           </w:p>
         </w:tc>
@@ -8131,7 +8178,7 @@
                 <w:rFonts w:ascii="微软雅黑" w:hAnsi="微软雅黑" w:eastAsia="微软雅黑"/>
                 <w:color w:val="B03060"/>
               </w:rPr>
-              <w:t>PAT-PRI-040</w:t>
+              <w:t>PAT-PRI-018</w:t>
             </w:r>
           </w:p>
         </w:tc>
@@ -8146,7 +8193,7 @@
                 <w:rFonts w:ascii="微软雅黑" w:hAnsi="微软雅黑" w:eastAsia="微软雅黑"/>
                 <w:b w:val="0"/>
               </w:rPr>
-              <w:t>Endress+Hauser CCS58E / 海水型余氯臭氧电极品类 / Pyxis ST-765SS-O3（非专利公开，合并卡）</w:t>
+              <w:t>公开号待核验</w:t>
             </w:r>
           </w:p>
         </w:tc>
@@ -8161,7 +8208,7 @@
                 <w:rFonts w:ascii="微软雅黑" w:hAnsi="微软雅黑" w:eastAsia="微软雅黑"/>
                 <w:b w:val="0"/>
               </w:rPr>
-              <w:t>消毒电极普遍带温度甚至 pH 补偿，海水/卤水型是在售品类</w:t>
+              <w:t>多功能智能门锁：气体三级阈值→播报→排气→解锁开门已被公开</w:t>
             </w:r>
           </w:p>
         </w:tc>
@@ -8178,6 +8225,429 @@
                 <w:rFonts w:ascii="微软雅黑" w:hAnsi="微软雅黑" w:eastAsia="微软雅黑"/>
                 <w:color w:val="B03060"/>
               </w:rPr>
+              <w:t>PAT-PRI-020</w:t>
+            </w:r>
+          </w:p>
+        </w:tc>
+        <w:tc>
+          <w:tcPr>
+            <w:tcW w:type="dxa" w:w="2880"/>
+          </w:tcPr>
+          <w:p>
+            <w:r/>
+            <w:r>
+              <w:rPr>
+                <w:rFonts w:ascii="微软雅黑" w:hAnsi="微软雅黑" w:eastAsia="微软雅黑"/>
+                <w:b w:val="0"/>
+              </w:rPr>
+              <w:t>CN120014795A / CN 申请号 202511743265</w:t>
+            </w:r>
+          </w:p>
+        </w:tc>
+        <w:tc>
+          <w:tcPr>
+            <w:tcW w:type="dxa" w:w="2880"/>
+          </w:tcPr>
+          <w:p>
+            <w:r/>
+            <w:r>
+              <w:rPr>
+                <w:rFonts w:ascii="微软雅黑" w:hAnsi="微软雅黑" w:eastAsia="微软雅黑"/>
+                <w:b w:val="0"/>
+              </w:rPr>
+              <w:t>气体传感器自诊断与漂移补偿：参考传感器差分、温湿度校准、失效判定都是公知</w:t>
+            </w:r>
+          </w:p>
+        </w:tc>
+      </w:tr>
+      <w:tr>
+        <w:tc>
+          <w:tcPr>
+            <w:tcW w:type="dxa" w:w="2880"/>
+          </w:tcPr>
+          <w:p>
+            <w:r/>
+            <w:r>
+              <w:rPr>
+                <w:rFonts w:ascii="微软雅黑" w:hAnsi="微软雅黑" w:eastAsia="微软雅黑"/>
+                <w:color w:val="B03060"/>
+              </w:rPr>
+              <w:t>PAT-PRI-022</w:t>
+            </w:r>
+          </w:p>
+        </w:tc>
+        <w:tc>
+          <w:tcPr>
+            <w:tcW w:type="dxa" w:w="2880"/>
+          </w:tcPr>
+          <w:p>
+            <w:r/>
+            <w:r>
+              <w:rPr>
+                <w:rFonts w:ascii="微软雅黑" w:hAnsi="微软雅黑" w:eastAsia="微软雅黑"/>
+                <w:b w:val="0"/>
+              </w:rPr>
+              <w:t>US12087146B2</w:t>
+            </w:r>
+          </w:p>
+        </w:tc>
+        <w:tc>
+          <w:tcPr>
+            <w:tcW w:type="dxa" w:w="2880"/>
+          </w:tcPr>
+          <w:p>
+            <w:r/>
+            <w:r>
+              <w:rPr>
+                <w:rFonts w:ascii="微软雅黑" w:hAnsi="微软雅黑" w:eastAsia="微软雅黑"/>
+                <w:b w:val="0"/>
+              </w:rPr>
+              <w:t>US12087146 冗余气体检测：传感器故障时旁路并告警，已公开</w:t>
+            </w:r>
+          </w:p>
+        </w:tc>
+      </w:tr>
+      <w:tr>
+        <w:tc>
+          <w:tcPr>
+            <w:tcW w:type="dxa" w:w="2880"/>
+          </w:tcPr>
+          <w:p>
+            <w:r/>
+            <w:r>
+              <w:rPr>
+                <w:rFonts w:ascii="微软雅黑" w:hAnsi="微软雅黑" w:eastAsia="微软雅黑"/>
+                <w:color w:val="B03060"/>
+              </w:rPr>
+              <w:t>PAT-PRI-023</w:t>
+            </w:r>
+          </w:p>
+        </w:tc>
+        <w:tc>
+          <w:tcPr>
+            <w:tcW w:type="dxa" w:w="2880"/>
+          </w:tcPr>
+          <w:p>
+            <w:r/>
+            <w:r>
+              <w:rPr>
+                <w:rFonts w:ascii="微软雅黑" w:hAnsi="微软雅黑" w:eastAsia="微软雅黑"/>
+                <w:b w:val="0"/>
+              </w:rPr>
+              <w:t>US6251243B1</w:t>
+            </w:r>
+          </w:p>
+        </w:tc>
+        <w:tc>
+          <w:tcPr>
+            <w:tcW w:type="dxa" w:w="2880"/>
+          </w:tcPr>
+          <w:p>
+            <w:r/>
+            <w:r>
+              <w:rPr>
+                <w:rFonts w:ascii="微软雅黑" w:hAnsi="微软雅黑" w:eastAsia="微软雅黑"/>
+                <w:b w:val="0"/>
+              </w:rPr>
+              <w:t>US6251243 施加测试信号自检电化学气体传感器，已公开</w:t>
+            </w:r>
+          </w:p>
+        </w:tc>
+      </w:tr>
+      <w:tr>
+        <w:tc>
+          <w:tcPr>
+            <w:tcW w:type="dxa" w:w="2880"/>
+          </w:tcPr>
+          <w:p>
+            <w:r/>
+            <w:r>
+              <w:rPr>
+                <w:rFonts w:ascii="微软雅黑" w:hAnsi="微软雅黑" w:eastAsia="微软雅黑"/>
+                <w:color w:val="B03060"/>
+              </w:rPr>
+              <w:t>PAT-PRI-024</w:t>
+            </w:r>
+          </w:p>
+        </w:tc>
+        <w:tc>
+          <w:tcPr>
+            <w:tcW w:type="dxa" w:w="2880"/>
+          </w:tcPr>
+          <w:p>
+            <w:r/>
+            <w:r>
+              <w:rPr>
+                <w:rFonts w:ascii="微软雅黑" w:hAnsi="微软雅黑" w:eastAsia="微软雅黑"/>
+                <w:b w:val="0"/>
+              </w:rPr>
+              <w:t>US7196632B2</w:t>
+            </w:r>
+          </w:p>
+        </w:tc>
+        <w:tc>
+          <w:tcPr>
+            <w:tcW w:type="dxa" w:w="2880"/>
+          </w:tcPr>
+          <w:p>
+            <w:r/>
+            <w:r>
+              <w:rPr>
+                <w:rFonts w:ascii="微软雅黑" w:hAnsi="微软雅黑" w:eastAsia="微软雅黑"/>
+                <w:b w:val="0"/>
+              </w:rPr>
+              <w:t>US7196632 具自检功能的燃气安全检测器：断电或故障时机械复位切断气源</w:t>
+            </w:r>
+          </w:p>
+        </w:tc>
+      </w:tr>
+      <w:tr>
+        <w:tc>
+          <w:tcPr>
+            <w:tcW w:type="dxa" w:w="2880"/>
+          </w:tcPr>
+          <w:p>
+            <w:r/>
+            <w:r>
+              <w:rPr>
+                <w:rFonts w:ascii="微软雅黑" w:hAnsi="微软雅黑" w:eastAsia="微软雅黑"/>
+                <w:color w:val="B03060"/>
+              </w:rPr>
+              <w:t>PAT-PRI-026</w:t>
+            </w:r>
+          </w:p>
+        </w:tc>
+        <w:tc>
+          <w:tcPr>
+            <w:tcW w:type="dxa" w:w="2880"/>
+          </w:tcPr>
+          <w:p>
+            <w:r/>
+            <w:r>
+              <w:rPr>
+                <w:rFonts w:ascii="微软雅黑" w:hAnsi="微软雅黑" w:eastAsia="微软雅黑"/>
+                <w:b w:val="0"/>
+              </w:rPr>
+              <w:t>US6669649B2</w:t>
+            </w:r>
+          </w:p>
+        </w:tc>
+        <w:tc>
+          <w:tcPr>
+            <w:tcW w:type="dxa" w:w="2880"/>
+          </w:tcPr>
+          <w:p>
+            <w:r/>
+            <w:r>
+              <w:rPr>
+                <w:rFonts w:ascii="微软雅黑" w:hAnsi="微软雅黑" w:eastAsia="微软雅黑"/>
+                <w:b w:val="0"/>
+              </w:rPr>
+              <w:t>US6669649 浮力呼吸监测：用浮力变化引起的重量变化推呼吸相位与幅度，已公开</w:t>
+            </w:r>
+          </w:p>
+        </w:tc>
+      </w:tr>
+      <w:tr>
+        <w:tc>
+          <w:tcPr>
+            <w:tcW w:type="dxa" w:w="2880"/>
+          </w:tcPr>
+          <w:p>
+            <w:r/>
+            <w:r>
+              <w:rPr>
+                <w:rFonts w:ascii="微软雅黑" w:hAnsi="微软雅黑" w:eastAsia="微软雅黑"/>
+                <w:color w:val="B03060"/>
+              </w:rPr>
+              <w:t>PAT-PRI-027</w:t>
+            </w:r>
+          </w:p>
+        </w:tc>
+        <w:tc>
+          <w:tcPr>
+            <w:tcW w:type="dxa" w:w="2880"/>
+          </w:tcPr>
+          <w:p>
+            <w:r/>
+            <w:r>
+              <w:rPr>
+                <w:rFonts w:ascii="微软雅黑" w:hAnsi="微软雅黑" w:eastAsia="微软雅黑"/>
+                <w:b w:val="0"/>
+              </w:rPr>
+              <w:t>CN105105784A 等（浴缸体征监测合并卡）</w:t>
+            </w:r>
+          </w:p>
+        </w:tc>
+        <w:tc>
+          <w:tcPr>
+            <w:tcW w:type="dxa" w:w="2880"/>
+          </w:tcPr>
+          <w:p>
+            <w:r/>
+            <w:r>
+              <w:rPr>
+                <w:rFonts w:ascii="微软雅黑" w:hAnsi="微软雅黑" w:eastAsia="微软雅黑"/>
+                <w:b w:val="0"/>
+              </w:rPr>
+              <w:t>浸浴体征监测方向整体拥挤：靠背光电、缸体微振动、超声、毫米波雷达都已公开</w:t>
+            </w:r>
+          </w:p>
+        </w:tc>
+      </w:tr>
+      <w:tr>
+        <w:tc>
+          <w:tcPr>
+            <w:tcW w:type="dxa" w:w="2880"/>
+          </w:tcPr>
+          <w:p>
+            <w:r/>
+            <w:r>
+              <w:rPr>
+                <w:rFonts w:ascii="微软雅黑" w:hAnsi="微软雅黑" w:eastAsia="微软雅黑"/>
+                <w:color w:val="B03060"/>
+              </w:rPr>
+              <w:t>PAT-PRI-032</w:t>
+            </w:r>
+          </w:p>
+        </w:tc>
+        <w:tc>
+          <w:tcPr>
+            <w:tcW w:type="dxa" w:w="2880"/>
+          </w:tcPr>
+          <w:p>
+            <w:r/>
+            <w:r>
+              <w:rPr>
+                <w:rFonts w:ascii="微软雅黑" w:hAnsi="微软雅黑" w:eastAsia="微软雅黑"/>
+                <w:b w:val="0"/>
+              </w:rPr>
+              <w:t>US7069183B2 / US7621179B2 / US12516751 / WO2026082684A1 / CN122262910A（合并卡）</w:t>
+            </w:r>
+          </w:p>
+        </w:tc>
+        <w:tc>
+          <w:tcPr>
+            <w:tcW w:type="dxa" w:w="2880"/>
+          </w:tcPr>
+          <w:p>
+            <w:r/>
+            <w:r>
+              <w:rPr>
+                <w:rFonts w:ascii="微软雅黑" w:hAnsi="微软雅黑" w:eastAsia="微软雅黑"/>
+                <w:b w:val="0"/>
+              </w:rPr>
+              <w:t>泵阀早期故障检出整条路径已公开：噪声基线比对、固体声、机器学习、声学异常</w:t>
+            </w:r>
+          </w:p>
+        </w:tc>
+      </w:tr>
+      <w:tr>
+        <w:tc>
+          <w:tcPr>
+            <w:tcW w:type="dxa" w:w="2880"/>
+          </w:tcPr>
+          <w:p>
+            <w:r/>
+            <w:r>
+              <w:rPr>
+                <w:rFonts w:ascii="微软雅黑" w:hAnsi="微软雅黑" w:eastAsia="微软雅黑"/>
+                <w:color w:val="B03060"/>
+              </w:rPr>
+              <w:t>PAT-PRI-033</w:t>
+            </w:r>
+          </w:p>
+        </w:tc>
+        <w:tc>
+          <w:tcPr>
+            <w:tcW w:type="dxa" w:w="2880"/>
+          </w:tcPr>
+          <w:p>
+            <w:r/>
+            <w:r>
+              <w:rPr>
+                <w:rFonts w:ascii="微软雅黑" w:hAnsi="微软雅黑" w:eastAsia="微软雅黑"/>
+                <w:b w:val="0"/>
+              </w:rPr>
+              <w:t>微弱故障诊断学术文献群（非专利公开）</w:t>
+            </w:r>
+          </w:p>
+        </w:tc>
+        <w:tc>
+          <w:tcPr>
+            <w:tcW w:type="dxa" w:w="2880"/>
+          </w:tcPr>
+          <w:p>
+            <w:r/>
+            <w:r>
+              <w:rPr>
+                <w:rFonts w:ascii="微软雅黑" w:hAnsi="微软雅黑" w:eastAsia="微软雅黑"/>
+                <w:b w:val="0"/>
+              </w:rPr>
+              <w:t>微弱故障诊断整个学术方向就是「强噪声下提取早期特征」</w:t>
+            </w:r>
+          </w:p>
+        </w:tc>
+      </w:tr>
+      <w:tr>
+        <w:tc>
+          <w:tcPr>
+            <w:tcW w:type="dxa" w:w="2880"/>
+          </w:tcPr>
+          <w:p>
+            <w:r/>
+            <w:r>
+              <w:rPr>
+                <w:rFonts w:ascii="微软雅黑" w:hAnsi="微软雅黑" w:eastAsia="微软雅黑"/>
+                <w:color w:val="B03060"/>
+              </w:rPr>
+              <w:t>PAT-PRI-039</w:t>
+            </w:r>
+          </w:p>
+        </w:tc>
+        <w:tc>
+          <w:tcPr>
+            <w:tcW w:type="dxa" w:w="2880"/>
+          </w:tcPr>
+          <w:p>
+            <w:r/>
+            <w:r>
+              <w:rPr>
+                <w:rFonts w:ascii="微软雅黑" w:hAnsi="微软雅黑" w:eastAsia="微软雅黑"/>
+                <w:b w:val="0"/>
+              </w:rPr>
+              <w:t>US20240418665A1 / US10234376B2 / US6053032A（合并卡）</w:t>
+            </w:r>
+          </w:p>
+        </w:tc>
+        <w:tc>
+          <w:tcPr>
+            <w:tcW w:type="dxa" w:w="2880"/>
+          </w:tcPr>
+          <w:p>
+            <w:r/>
+            <w:r>
+              <w:rPr>
+                <w:rFonts w:ascii="微软雅黑" w:hAnsi="微软雅黑" w:eastAsia="微软雅黑"/>
+                <w:b w:val="0"/>
+              </w:rPr>
+              <w:t>卤水与冷却水用阻抗看结垢、生物膜、腐蚀已公开——打掉液路 EIS 指纹</w:t>
+            </w:r>
+          </w:p>
+        </w:tc>
+      </w:tr>
+      <w:tr>
+        <w:tc>
+          <w:tcPr>
+            <w:tcW w:type="dxa" w:w="2880"/>
+          </w:tcPr>
+          <w:p>
+            <w:r/>
+            <w:r>
+              <w:rPr>
+                <w:rFonts w:ascii="微软雅黑" w:hAnsi="微软雅黑" w:eastAsia="微软雅黑"/>
+                <w:color w:val="B03060"/>
+              </w:rPr>
               <w:t>PAT-PRI-043</w:t>
             </w:r>
           </w:p>
@@ -8209,6 +8679,53 @@
                 <w:b w:val="0"/>
               </w:rPr>
               <w:t>气体传感器烧结滤网/膜堵塞会导致假阴性，且堵塞检测已有多条专利路径</w:t>
+            </w:r>
+          </w:p>
+        </w:tc>
+      </w:tr>
+      <w:tr>
+        <w:tc>
+          <w:tcPr>
+            <w:tcW w:type="dxa" w:w="2880"/>
+          </w:tcPr>
+          <w:p>
+            <w:r/>
+            <w:r>
+              <w:rPr>
+                <w:rFonts w:ascii="微软雅黑" w:hAnsi="微软雅黑" w:eastAsia="微软雅黑"/>
+                <w:color w:val="B03060"/>
+              </w:rPr>
+              <w:t>PAT-PRI-052</w:t>
+            </w:r>
+          </w:p>
+        </w:tc>
+        <w:tc>
+          <w:tcPr>
+            <w:tcW w:type="dxa" w:w="2880"/>
+          </w:tcPr>
+          <w:p>
+            <w:r/>
+            <w:r>
+              <w:rPr>
+                <w:rFonts w:ascii="微软雅黑" w:hAnsi="微软雅黑" w:eastAsia="微软雅黑"/>
+                <w:b w:val="0"/>
+              </w:rPr>
+              <w:t>WO2018237261A1</w:t>
+            </w:r>
+          </w:p>
+        </w:tc>
+        <w:tc>
+          <w:tcPr>
+            <w:tcW w:type="dxa" w:w="2880"/>
+          </w:tcPr>
+          <w:p>
+            <w:r/>
+            <w:r>
+              <w:rPr>
+                <w:rFonts w:ascii="微软雅黑" w:hAnsi="微软雅黑" w:eastAsia="微软雅黑"/>
+                <w:b w:val="0"/>
+              </w:rPr>
+              <w:t>饮料容器已用溶气库存与质量流估算剩余气体并调控碳酸化，不是舱内停机释气</w:t>
             </w:r>
           </w:p>
         </w:tc>
@@ -8532,7 +9049,7 @@
                 <w:rFonts w:ascii="微软雅黑" w:hAnsi="微软雅黑" w:eastAsia="微软雅黑"/>
                 <w:color w:val="B03060"/>
               </w:rPr>
-              <w:t>PAT-PRI-031</w:t>
+              <w:t>PAT-PRI-054</w:t>
             </w:r>
           </w:p>
         </w:tc>
@@ -8547,7 +9064,7 @@
                 <w:rFonts w:ascii="微软雅黑" w:hAnsi="微软雅黑" w:eastAsia="微软雅黑"/>
                 <w:b w:val="0"/>
               </w:rPr>
-              <w:t>US12337178B2</w:t>
+              <w:t>US20150141741A1</w:t>
             </w:r>
           </w:p>
         </w:tc>
@@ -8562,7 +9079,7 @@
                 <w:rFonts w:ascii="微软雅黑" w:hAnsi="微软雅黑" w:eastAsia="微软雅黑"/>
                 <w:b w:val="0"/>
               </w:rPr>
-              <w:t>US12337178 VNS 与功能性电刺激配对：可参考的「组合发明」写法范式</w:t>
+              <w:t>治疗用隔离舱已写：有人不要全剥夺，可装灯和扬声器</w:t>
             </w:r>
           </w:p>
         </w:tc>
@@ -8579,7 +9096,7 @@
                 <w:rFonts w:ascii="微软雅黑" w:hAnsi="微软雅黑" w:eastAsia="微软雅黑"/>
                 <w:color w:val="B03060"/>
               </w:rPr>
-              <w:t>PAT-PRI-049</w:t>
+              <w:t>PAT-PRI-055</w:t>
             </w:r>
           </w:p>
         </w:tc>
@@ -8594,7 +9111,7 @@
                 <w:rFonts w:ascii="微软雅黑" w:hAnsi="微软雅黑" w:eastAsia="微软雅黑"/>
                 <w:b w:val="0"/>
               </w:rPr>
-              <w:t>US11801384B2（公开号 US20220111205A1）/ US9987489B2 / US10406376B2（合并卡）</w:t>
+              <w:t>US5518497A</w:t>
             </w:r>
           </w:p>
         </w:tc>
@@ -8609,7 +9126,7 @@
                 <w:rFonts w:ascii="微软雅黑" w:hAnsi="微软雅黑" w:eastAsia="微软雅黑"/>
                 <w:b w:val="0"/>
               </w:rPr>
-              <w:t>经皮神经刺激的感知阈值标定、耳电极接触阻抗与环境因素控制均已公开</w:t>
+              <w:t>灯声渐入渐出和双耳拍已作为放松装置公开，不能当漂浮疗法发明</w:t>
             </w:r>
           </w:p>
         </w:tc>
@@ -8625,7 +9142,7 @@
           <w:rFonts w:ascii="微软雅黑" w:hAnsi="微软雅黑" w:eastAsia="微软雅黑"/>
           <w:b w:val="0"/>
         </w:rPr>
-        <w:t>六 人群、运营、冥想与光照（20 条）</w:t>
+        <w:t>六 人群、运营、冥想与光照（12 条）</w:t>
       </w:r>
     </w:p>
     <w:tbl>
@@ -8698,7 +9215,7 @@
                 <w:rFonts w:ascii="微软雅黑" w:hAnsi="微软雅黑" w:eastAsia="微软雅黑"/>
                 <w:color w:val="B03060"/>
               </w:rPr>
-              <w:t>PAT-PRI-018</w:t>
+              <w:t>PAT-PRI-025</w:t>
             </w:r>
           </w:p>
         </w:tc>
@@ -8713,7 +9230,7 @@
                 <w:rFonts w:ascii="微软雅黑" w:hAnsi="微软雅黑" w:eastAsia="微软雅黑"/>
                 <w:b w:val="0"/>
               </w:rPr>
-              <w:t>公开号待核验</w:t>
+              <w:t>IEC 60079-29-2:2015</w:t>
             </w:r>
           </w:p>
         </w:tc>
@@ -8728,7 +9245,7 @@
                 <w:rFonts w:ascii="微软雅黑" w:hAnsi="微软雅黑" w:eastAsia="微软雅黑"/>
                 <w:b w:val="0"/>
               </w:rPr>
-              <w:t>多功能智能门锁：气体三级阈值→播报→排气→解锁开门已被公开</w:t>
+              <w:t>IEC 60079-29-2 与行业布点指南：按气体密度分层布点是教科书做法</w:t>
             </w:r>
           </w:p>
         </w:tc>
@@ -8745,7 +9262,7 @@
                 <w:rFonts w:ascii="微软雅黑" w:hAnsi="微软雅黑" w:eastAsia="微软雅黑"/>
                 <w:color w:val="B03060"/>
               </w:rPr>
-              <w:t>PAT-PRI-053</w:t>
+              <w:t>PAT-PRI-031</w:t>
             </w:r>
           </w:p>
         </w:tc>
@@ -8760,7 +9277,7 @@
                 <w:rFonts w:ascii="微软雅黑" w:hAnsi="微软雅黑" w:eastAsia="微软雅黑"/>
                 <w:b w:val="0"/>
               </w:rPr>
-              <w:t>US4000749A</w:t>
+              <w:t>US12337178B2</w:t>
             </w:r>
           </w:p>
         </w:tc>
@@ -8775,7 +9292,7 @@
                 <w:rFonts w:ascii="微软雅黑" w:hAnsi="微软雅黑" w:eastAsia="微软雅黑"/>
                 <w:b w:val="0"/>
               </w:rPr>
-              <w:t>1976 年隔离模块已用高密度盐液，明确一人或多人同时占用</w:t>
+              <w:t>US12337178 VNS 与功能性电刺激配对：可参考的「组合发明」写法范式</w:t>
             </w:r>
           </w:p>
         </w:tc>
@@ -8792,7 +9309,7 @@
                 <w:rFonts w:ascii="微软雅黑" w:hAnsi="微软雅黑" w:eastAsia="微软雅黑"/>
                 <w:color w:val="B03060"/>
               </w:rPr>
-              <w:t>PAT-PRI-054</w:t>
+              <w:t>PAT-PRI-050</w:t>
             </w:r>
           </w:p>
         </w:tc>
@@ -8807,7 +9324,7 @@
                 <w:rFonts w:ascii="微软雅黑" w:hAnsi="微软雅黑" w:eastAsia="微软雅黑"/>
                 <w:b w:val="0"/>
               </w:rPr>
-              <w:t>US20150141741A1</w:t>
+              <w:t>US11930968B2</w:t>
             </w:r>
           </w:p>
         </w:tc>
@@ -8822,7 +9339,7 @@
                 <w:rFonts w:ascii="微软雅黑" w:hAnsi="微软雅黑" w:eastAsia="微软雅黑"/>
                 <w:b w:val="0"/>
               </w:rPr>
-              <w:t>治疗用隔离舱已写：有人不要全剥夺，可装灯和扬声器</w:t>
+              <w:t>无障碍坐浴已有向外开的门加一键断电电磁锁，满水时也能紧急开门</w:t>
             </w:r>
           </w:p>
         </w:tc>
@@ -8839,7 +9356,7 @@
                 <w:rFonts w:ascii="微软雅黑" w:hAnsi="微软雅黑" w:eastAsia="微软雅黑"/>
                 <w:color w:val="B03060"/>
               </w:rPr>
-              <w:t>PAT-PRI-055</w:t>
+              <w:t>PAT-PRI-053</w:t>
             </w:r>
           </w:p>
         </w:tc>
@@ -8854,7 +9371,7 @@
                 <w:rFonts w:ascii="微软雅黑" w:hAnsi="微软雅黑" w:eastAsia="微软雅黑"/>
                 <w:b w:val="0"/>
               </w:rPr>
-              <w:t>US5518497A</w:t>
+              <w:t>US4000749A</w:t>
             </w:r>
           </w:p>
         </w:tc>
@@ -8869,7 +9386,7 @@
                 <w:rFonts w:ascii="微软雅黑" w:hAnsi="微软雅黑" w:eastAsia="微软雅黑"/>
                 <w:b w:val="0"/>
               </w:rPr>
-              <w:t>灯声渐入渐出和双耳拍已作为放松装置公开，不能当漂浮疗法发明</w:t>
+              <w:t>1976 年隔离模块已用高密度盐液，明确一人或多人同时占用</w:t>
             </w:r>
           </w:p>
         </w:tc>
@@ -8886,7 +9403,7 @@
                 <w:rFonts w:ascii="微软雅黑" w:hAnsi="微软雅黑" w:eastAsia="微软雅黑"/>
                 <w:color w:val="B03060"/>
               </w:rPr>
-              <w:t>PAT-PRI-057</w:t>
+              <w:t>PAT-PRI-056</w:t>
             </w:r>
           </w:p>
         </w:tc>
@@ -8901,7 +9418,7 @@
                 <w:rFonts w:ascii="微软雅黑" w:hAnsi="微软雅黑" w:eastAsia="微软雅黑"/>
                 <w:b w:val="0"/>
               </w:rPr>
-              <w:t>CN112081420A</w:t>
+              <w:t>CN204326597U</w:t>
             </w:r>
           </w:p>
         </w:tc>
@@ -8916,7 +9433,7 @@
                 <w:rFonts w:ascii="微软雅黑" w:hAnsi="微软雅黑" w:eastAsia="微软雅黑"/>
                 <w:b w:val="0"/>
               </w:rPr>
-              <w:t>多功能情绪沉浸舱已写灯、音乐、视频、正念和远程心理咨询</w:t>
+              <w:t>可移动大池里套儿童浮池、成人在外看护，已是中国实用新型</w:t>
             </w:r>
           </w:p>
         </w:tc>
@@ -8933,7 +9450,7 @@
                 <w:rFonts w:ascii="微软雅黑" w:hAnsi="微软雅黑" w:eastAsia="微软雅黑"/>
                 <w:color w:val="B03060"/>
               </w:rPr>
-              <w:t>PAT-PRI-059</w:t>
+              <w:t>PAT-PRI-057</w:t>
             </w:r>
           </w:p>
         </w:tc>
@@ -8948,7 +9465,7 @@
                 <w:rFonts w:ascii="微软雅黑" w:hAnsi="微软雅黑" w:eastAsia="微软雅黑"/>
                 <w:b w:val="0"/>
               </w:rPr>
-              <w:t>US1921230A</w:t>
+              <w:t>CN112081420A</w:t>
             </w:r>
           </w:p>
         </w:tc>
@@ -8963,7 +9480,7 @@
                 <w:rFonts w:ascii="微软雅黑" w:hAnsi="微软雅黑" w:eastAsia="微软雅黑"/>
                 <w:b w:val="0"/>
               </w:rPr>
-              <w:t>泳池水下观察窗让救生员从隔舱看水下，观察本身不是发明</w:t>
+              <w:t>多功能情绪沉浸舱已写灯、音乐、视频、正念和远程心理咨询</w:t>
             </w:r>
           </w:p>
         </w:tc>
@@ -8980,7 +9497,7 @@
                 <w:rFonts w:ascii="微软雅黑" w:hAnsi="微软雅黑" w:eastAsia="微软雅黑"/>
                 <w:color w:val="B03060"/>
               </w:rPr>
-              <w:t>PAT-PRI-060</w:t>
+              <w:t>PAT-PRI-058</w:t>
             </w:r>
           </w:p>
         </w:tc>
@@ -8995,7 +9512,7 @@
                 <w:rFonts w:ascii="微软雅黑" w:hAnsi="微软雅黑" w:eastAsia="微软雅黑"/>
                 <w:b w:val="0"/>
               </w:rPr>
-              <w:t>WA Health Floatation tanks 指引 / WA DOH Special Use Pools 333-219（非专利公开，合并卡）</w:t>
+              <w:t>US9655810B2 / US11720085B2（合并卡）</w:t>
             </w:r>
           </w:p>
         </w:tc>
@@ -9010,7 +9527,7 @@
                 <w:rFonts w:ascii="微软雅黑" w:hAnsi="微软雅黑" w:eastAsia="微软雅黑"/>
                 <w:b w:val="0"/>
               </w:rPr>
-              <w:t>卫生文件已写：16岁以下不适合；同时只许一人；占用时循环必须停</w:t>
+              <w:t>温泉联网已覆盖远程温度、盐度测试、清洁周期和设备联锁</w:t>
             </w:r>
           </w:p>
         </w:tc>
@@ -9027,7 +9544,7 @@
                 <w:rFonts w:ascii="微软雅黑" w:hAnsi="微软雅黑" w:eastAsia="微软雅黑"/>
                 <w:color w:val="B03060"/>
               </w:rPr>
-              <w:t>PAT-PRI-071</w:t>
+              <w:t>PAT-PRI-059</w:t>
             </w:r>
           </w:p>
         </w:tc>
@@ -9042,7 +9559,7 @@
                 <w:rFonts w:ascii="微软雅黑" w:hAnsi="微软雅黑" w:eastAsia="微软雅黑"/>
                 <w:b w:val="0"/>
               </w:rPr>
-              <w:t>非专利公开：Float Tank Solutions 隔声施工指南、BAP Acoustics 漂浮房项目、Acoustical Solutions 案例、Dreampod 防振垫</w:t>
+              <w:t>US1921230A</w:t>
             </w:r>
           </w:p>
         </w:tc>
@@ -9057,7 +9574,7 @@
                 <w:rFonts w:ascii="微软雅黑" w:hAnsi="微软雅黑" w:eastAsia="微软雅黑"/>
                 <w:b w:val="0"/>
               </w:rPr>
-              <w:t>漂浮舱的被动隔声与隔振是成熟的行业做法，有公开施工指南和声学顾问项目</w:t>
+              <w:t>泳池水下观察窗让救生员从隔舱看水下，观察本身不是发明</w:t>
             </w:r>
           </w:p>
         </w:tc>
@@ -9074,7 +9591,7 @@
                 <w:rFonts w:ascii="微软雅黑" w:hAnsi="微软雅黑" w:eastAsia="微软雅黑"/>
                 <w:color w:val="B03060"/>
               </w:rPr>
-              <w:t>PAT-PRI-072</w:t>
+              <w:t>PAT-PRI-061</w:t>
             </w:r>
           </w:p>
         </w:tc>
@@ -9089,7 +9606,7 @@
                 <w:rFonts w:ascii="微软雅黑" w:hAnsi="微软雅黑" w:eastAsia="微软雅黑"/>
                 <w:b w:val="0"/>
               </w:rPr>
-              <w:t>非专利公开：Dreampod Noise Masking Sounds 音频产品</w:t>
+              <w:t>CN216866143U / 公开汗蒸云控制（合并卡）</w:t>
             </w:r>
           </w:p>
         </w:tc>
@@ -9104,7 +9621,7 @@
                 <w:rFonts w:ascii="微软雅黑" w:hAnsi="微软雅黑" w:eastAsia="微软雅黑"/>
                 <w:b w:val="0"/>
               </w:rPr>
-              <w:t>制造商公开销售漂浮舱专用掩蔽声音频，用来盖住会侵入漂浮过程的频率</w:t>
+              <w:t>共享浴房和小程序/语音控制、紫外与喷雾消毒已公开；汗蒸云平台已做订单时长门锁臭氧</w:t>
             </w:r>
           </w:p>
         </w:tc>
@@ -9121,7 +9638,7 @@
                 <w:rFonts w:ascii="微软雅黑" w:hAnsi="微软雅黑" w:eastAsia="微软雅黑"/>
                 <w:color w:val="B03060"/>
               </w:rPr>
-              <w:t>PAT-PRI-073</w:t>
+              <w:t>PAT-PRI-062</w:t>
             </w:r>
           </w:p>
         </w:tc>
@@ -9136,7 +9653,7 @@
                 <w:rFonts w:ascii="微软雅黑" w:hAnsi="微软雅黑" w:eastAsia="微软雅黑"/>
                 <w:b w:val="0"/>
               </w:rPr>
-              <w:t>US9324313</w:t>
+              <w:t>US10934729B2</w:t>
             </w:r>
           </w:p>
         </w:tc>
@@ -9151,7 +9668,7 @@
                 <w:rFonts w:ascii="微软雅黑" w:hAnsi="微软雅黑" w:eastAsia="微软雅黑"/>
                 <w:b w:val="0"/>
               </w:rPr>
-              <w:t>骨传导换能器实现对空气传声的主动降噪已有专利，不能主张「用骨传导抵消噪声」</w:t>
+              <w:t>温泉盖传感器已用开盖启动设定、关盖启动过滤，并按使用时长和人体负荷算清洁</w:t>
             </w:r>
           </w:p>
         </w:tc>
@@ -9168,7 +9685,7 @@
                 <w:rFonts w:ascii="微软雅黑" w:hAnsi="微软雅黑" w:eastAsia="微软雅黑"/>
                 <w:color w:val="B03060"/>
               </w:rPr>
-              <w:t>PAT-PRI-074</w:t>
+              <w:t>PAT-PRI-088</w:t>
             </w:r>
           </w:p>
         </w:tc>
@@ -9183,7 +9700,7 @@
                 <w:rFonts w:ascii="微软雅黑" w:hAnsi="微软雅黑" w:eastAsia="微软雅黑"/>
                 <w:b w:val="0"/>
               </w:rPr>
-              <w:t>非专利公开：美海军潜水头盔主动降噪 SBIR 项目 N00014-16-P-3007</w:t>
+              <w:t>JP2549469B2 / US11197974B2 / EP4226858A1 / US11921913B2 / US12005367B2（合并卡）</w:t>
             </w:r>
           </w:p>
         </w:tc>
@@ -9198,7 +9715,7 @@
                 <w:rFonts w:ascii="微软雅黑" w:hAnsi="微软雅黑" w:eastAsia="微软雅黑"/>
                 <w:b w:val="0"/>
               </w:rPr>
-              <w:t>潜水头盔内的主动降噪已有公开研究，包括对消声源与传声器布置的优化</w:t>
+              <w:t>密闭冥想室、声光呼吸提示、生理反馈和沉浸池组合早已公开</w:t>
             </w:r>
           </w:p>
         </w:tc>
@@ -9215,7 +9732,7 @@
                 <w:rFonts w:ascii="微软雅黑" w:hAnsi="微软雅黑" w:eastAsia="微软雅黑"/>
                 <w:color w:val="B03060"/>
               </w:rPr>
-              <w:t>PAT-PRI-077</w:t>
+              <w:t>PAT-PRI-092</w:t>
             </w:r>
           </w:p>
         </w:tc>
@@ -9230,7 +9747,7 @@
                 <w:rFonts w:ascii="微软雅黑" w:hAnsi="微软雅黑" w:eastAsia="微软雅黑"/>
                 <w:b w:val="0"/>
               </w:rPr>
-              <w:t>非专利公开：Webvision 暗适应与绝对视阈；US10542882 提及 10^-6 cd/m2 视阈</w:t>
+              <w:t>CN209019285U / US4945908A / US20090125085A1 / EP3946576A1（合并卡）</w:t>
             </w:r>
           </w:p>
         </w:tc>
@@ -9245,596 +9762,7 @@
                 <w:rFonts w:ascii="微软雅黑" w:hAnsi="微软雅黑" w:eastAsia="微软雅黑"/>
                 <w:b w:val="0"/>
               </w:rPr>
-              <w:t>暗适应曲线与约 10^-5 到 10^-6 坎德拉每平方米的绝对视阈是公开科学事实，不可主张但必须引用</w:t>
-            </w:r>
-          </w:p>
-        </w:tc>
-      </w:tr>
-      <w:tr>
-        <w:tc>
-          <w:tcPr>
-            <w:tcW w:type="dxa" w:w="2880"/>
-          </w:tcPr>
-          <w:p>
-            <w:r/>
-            <w:r>
-              <w:rPr>
-                <w:rFonts w:ascii="微软雅黑" w:hAnsi="微软雅黑" w:eastAsia="微软雅黑"/>
-                <w:color w:val="B03060"/>
-              </w:rPr>
-              <w:t>PAT-PRI-078</w:t>
-            </w:r>
-          </w:p>
-        </w:tc>
-        <w:tc>
-          <w:tcPr>
-            <w:tcW w:type="dxa" w:w="2880"/>
-          </w:tcPr>
-          <w:p>
-            <w:r/>
-            <w:r>
-              <w:rPr>
-                <w:rFonts w:ascii="微软雅黑" w:hAnsi="微软雅黑" w:eastAsia="微软雅黑"/>
-                <w:b w:val="0"/>
-              </w:rPr>
-              <w:t>非专利公开：TiO2 与长余辉磷光体复合的全天候光催化研究（含 Sr4Al14O25:Eu,Dy、CaAl2O4:Eu,Nd 体系）</w:t>
-            </w:r>
-          </w:p>
-        </w:tc>
-        <w:tc>
-          <w:tcPr>
-            <w:tcW w:type="dxa" w:w="2880"/>
-          </w:tcPr>
-          <w:p>
-            <w:r/>
-            <w:r>
-              <w:rPr>
-                <w:rFonts w:ascii="微软雅黑" w:hAnsi="微软雅黑" w:eastAsia="微软雅黑"/>
-                <w:b w:val="0"/>
-              </w:rPr>
-              <w:t>把二氧化钛和长余辉磷光体耦合以便在黑暗中继续光催化，是一个成熟的公开研究方向</w:t>
-            </w:r>
-          </w:p>
-        </w:tc>
-      </w:tr>
-      <w:tr>
-        <w:tc>
-          <w:tcPr>
-            <w:tcW w:type="dxa" w:w="2880"/>
-          </w:tcPr>
-          <w:p>
-            <w:r/>
-            <w:r>
-              <w:rPr>
-                <w:rFonts w:ascii="微软雅黑" w:hAnsi="微软雅黑" w:eastAsia="微软雅黑"/>
-                <w:color w:val="B03060"/>
-              </w:rPr>
-              <w:t>PAT-PRI-079</w:t>
-            </w:r>
-          </w:p>
-        </w:tc>
-        <w:tc>
-          <w:tcPr>
-            <w:tcW w:type="dxa" w:w="2880"/>
-          </w:tcPr>
-          <w:p>
-            <w:r/>
-            <w:r>
-              <w:rPr>
-                <w:rFonts w:ascii="微软雅黑" w:hAnsi="微软雅黑" w:eastAsia="微软雅黑"/>
-                <w:b w:val="0"/>
-              </w:rPr>
-              <w:t>电致变色玻璃、PDLC 调光膜、SPD 悬浮粒子器件、液晶快门（已知工程，非单号，专利族庞大）</w:t>
-            </w:r>
-          </w:p>
-        </w:tc>
-        <w:tc>
-          <w:tcPr>
-            <w:tcW w:type="dxa" w:w="2880"/>
-          </w:tcPr>
-          <w:p>
-            <w:r/>
-            <w:r>
-              <w:rPr>
-                <w:rFonts w:ascii="微软雅黑" w:hAnsi="微软雅黑" w:eastAsia="微软雅黑"/>
-                <w:b w:val="0"/>
-              </w:rPr>
-              <w:t>电控可变透过率材料是成熟商品，用在舱上属常规选用，不能主张</w:t>
-            </w:r>
-          </w:p>
-        </w:tc>
-      </w:tr>
-      <w:tr>
-        <w:tc>
-          <w:tcPr>
-            <w:tcW w:type="dxa" w:w="2880"/>
-          </w:tcPr>
-          <w:p>
-            <w:r/>
-            <w:r>
-              <w:rPr>
-                <w:rFonts w:ascii="微软雅黑" w:hAnsi="微软雅黑" w:eastAsia="微软雅黑"/>
-                <w:color w:val="B03060"/>
-              </w:rPr>
-              <w:t>PAT-PRI-080</w:t>
-            </w:r>
-          </w:p>
-        </w:tc>
-        <w:tc>
-          <w:tcPr>
-            <w:tcW w:type="dxa" w:w="2880"/>
-          </w:tcPr>
-          <w:p>
-            <w:r/>
-            <w:r>
-              <w:rPr>
-                <w:rFonts w:ascii="微软雅黑" w:hAnsi="微软雅黑" w:eastAsia="微软雅黑"/>
-                <w:b w:val="0"/>
-              </w:rPr>
-              <w:t>非专利公开：Dreampod V2 Float Pod 与 Cabin Float Pod 产品公开资料</w:t>
-            </w:r>
-          </w:p>
-        </w:tc>
-        <w:tc>
-          <w:tcPr>
-            <w:tcW w:type="dxa" w:w="2880"/>
-          </w:tcPr>
-          <w:p>
-            <w:r/>
-            <w:r>
-              <w:rPr>
-                <w:rFonts w:ascii="微软雅黑" w:hAnsi="微软雅黑" w:eastAsia="微软雅黑"/>
-                <w:b w:val="0"/>
-              </w:rPr>
-              <w:t>商业漂浮舱已内置触觉换能器并以舱体内壁作声学腔，这是公开在售的现有技术</w:t>
-            </w:r>
-          </w:p>
-        </w:tc>
-      </w:tr>
-      <w:tr>
-        <w:tc>
-          <w:tcPr>
-            <w:tcW w:type="dxa" w:w="2880"/>
-          </w:tcPr>
-          <w:p>
-            <w:r/>
-            <w:r>
-              <w:rPr>
-                <w:rFonts w:ascii="微软雅黑" w:hAnsi="微软雅黑" w:eastAsia="微软雅黑"/>
-                <w:color w:val="B03060"/>
-              </w:rPr>
-              <w:t>PAT-PRI-081</w:t>
-            </w:r>
-          </w:p>
-        </w:tc>
-        <w:tc>
-          <w:tcPr>
-            <w:tcW w:type="dxa" w:w="2880"/>
-          </w:tcPr>
-          <w:p>
-            <w:r/>
-            <w:r>
-              <w:rPr>
-                <w:rFonts w:ascii="微软雅黑" w:hAnsi="微软雅黑" w:eastAsia="微软雅黑"/>
-                <w:b w:val="0"/>
-              </w:rPr>
-              <w:t>非专利公开：Dreampad 骨传导振动枕（宣称 Intrasound 专利技术）</w:t>
-            </w:r>
-          </w:p>
-        </w:tc>
-        <w:tc>
-          <w:tcPr>
-            <w:tcW w:type="dxa" w:w="2880"/>
-          </w:tcPr>
-          <w:p>
-            <w:r/>
-            <w:r>
-              <w:rPr>
-                <w:rFonts w:ascii="微软雅黑" w:hAnsi="微软雅黑" w:eastAsia="微软雅黑"/>
-                <w:b w:val="0"/>
-              </w:rPr>
-              <w:t>骨传导振动枕已商业化并宣称有专利，明确写出振动经颅骨传至内耳并作用于副交感神经</w:t>
-            </w:r>
-          </w:p>
-        </w:tc>
-      </w:tr>
-      <w:tr>
-        <w:tc>
-          <w:tcPr>
-            <w:tcW w:type="dxa" w:w="2880"/>
-          </w:tcPr>
-          <w:p>
-            <w:r/>
-            <w:r>
-              <w:rPr>
-                <w:rFonts w:ascii="微软雅黑" w:hAnsi="微软雅黑" w:eastAsia="微软雅黑"/>
-                <w:color w:val="B03060"/>
-              </w:rPr>
-              <w:t>PAT-PRI-082</w:t>
-            </w:r>
-          </w:p>
-        </w:tc>
-        <w:tc>
-          <w:tcPr>
-            <w:tcW w:type="dxa" w:w="2880"/>
-          </w:tcPr>
-          <w:p>
-            <w:r/>
-            <w:r>
-              <w:rPr>
-                <w:rFonts w:ascii="微软雅黑" w:hAnsi="微软雅黑" w:eastAsia="微软雅黑"/>
-                <w:b w:val="0"/>
-              </w:rPr>
-              <w:t>非专利公开：MIT GENUS（Tsai/Brown/Boyden）系列研究与 Cognito Therapeutics Spectris</w:t>
-            </w:r>
-          </w:p>
-        </w:tc>
-        <w:tc>
-          <w:tcPr>
-            <w:tcW w:type="dxa" w:w="2880"/>
-          </w:tcPr>
-          <w:p>
-            <w:r/>
-            <w:r>
-              <w:rPr>
-                <w:rFonts w:ascii="微软雅黑" w:hAnsi="微软雅黑" w:eastAsia="微软雅黑"/>
-                <w:b w:val="0"/>
-              </w:rPr>
-              <w:t>40Hz 感觉刺激诱导 gamma 是 MIT 专利族与临床期公司的核心资产，触觉振动通道也已覆盖</w:t>
-            </w:r>
-          </w:p>
-        </w:tc>
-      </w:tr>
-      <w:tr>
-        <w:tc>
-          <w:tcPr>
-            <w:tcW w:type="dxa" w:w="2880"/>
-          </w:tcPr>
-          <w:p>
-            <w:r/>
-            <w:r>
-              <w:rPr>
-                <w:rFonts w:ascii="微软雅黑" w:hAnsi="微软雅黑" w:eastAsia="微软雅黑"/>
-                <w:color w:val="B03060"/>
-              </w:rPr>
-              <w:t>PAT-PRI-084</w:t>
-            </w:r>
-          </w:p>
-        </w:tc>
-        <w:tc>
-          <w:tcPr>
-            <w:tcW w:type="dxa" w:w="2880"/>
-          </w:tcPr>
-          <w:p>
-            <w:r/>
-            <w:r>
-              <w:rPr>
-                <w:rFonts w:ascii="微软雅黑" w:hAnsi="微软雅黑" w:eastAsia="微软雅黑"/>
-                <w:b w:val="0"/>
-              </w:rPr>
-              <w:t>US11759705</w:t>
-            </w:r>
-          </w:p>
-        </w:tc>
-        <w:tc>
-          <w:tcPr>
-            <w:tcW w:type="dxa" w:w="2880"/>
-          </w:tcPr>
-          <w:p>
-            <w:r/>
-            <w:r>
-              <w:rPr>
-                <w:rFonts w:ascii="微软雅黑" w:hAnsi="微软雅黑" w:eastAsia="微软雅黑"/>
-                <w:b w:val="0"/>
-              </w:rPr>
-              <w:t>多感官沉浸舱专利：模块化围合体内设振动换能器向表面传递低频振动供人体感知</w:t>
-            </w:r>
-          </w:p>
-        </w:tc>
-      </w:tr>
-      <w:tr>
-        <w:tc>
-          <w:tcPr>
-            <w:tcW w:type="dxa" w:w="2880"/>
-          </w:tcPr>
-          <w:p>
-            <w:r/>
-            <w:r>
-              <w:rPr>
-                <w:rFonts w:ascii="微软雅黑" w:hAnsi="微软雅黑" w:eastAsia="微软雅黑"/>
-                <w:color w:val="B03060"/>
-              </w:rPr>
-              <w:t>PAT-PRI-088</w:t>
-            </w:r>
-          </w:p>
-        </w:tc>
-        <w:tc>
-          <w:tcPr>
-            <w:tcW w:type="dxa" w:w="2880"/>
-          </w:tcPr>
-          <w:p>
-            <w:r/>
-            <w:r>
-              <w:rPr>
-                <w:rFonts w:ascii="微软雅黑" w:hAnsi="微软雅黑" w:eastAsia="微软雅黑"/>
-                <w:b w:val="0"/>
-              </w:rPr>
-              <w:t>JP2549469B2 / US11197974B2 / EP4226858A1 / US11921913B2 / US12005367B2（合并卡）</w:t>
-            </w:r>
-          </w:p>
-        </w:tc>
-        <w:tc>
-          <w:tcPr>
-            <w:tcW w:type="dxa" w:w="2880"/>
-          </w:tcPr>
-          <w:p>
-            <w:r/>
-            <w:r>
-              <w:rPr>
-                <w:rFonts w:ascii="微软雅黑" w:hAnsi="微软雅黑" w:eastAsia="微软雅黑"/>
-                <w:b w:val="0"/>
-              </w:rPr>
-              <w:t>密闭冥想室、声光呼吸提示、生理反馈和沉浸池组合早已公开</w:t>
-            </w:r>
-          </w:p>
-        </w:tc>
-      </w:tr>
-      <w:tr>
-        <w:tc>
-          <w:tcPr>
-            <w:tcW w:type="dxa" w:w="2880"/>
-          </w:tcPr>
-          <w:p>
-            <w:r/>
-            <w:r>
-              <w:rPr>
-                <w:rFonts w:ascii="微软雅黑" w:hAnsi="微软雅黑" w:eastAsia="微软雅黑"/>
-                <w:color w:val="B03060"/>
-              </w:rPr>
-              <w:t>PAT-PRI-092</w:t>
-            </w:r>
-          </w:p>
-        </w:tc>
-        <w:tc>
-          <w:tcPr>
-            <w:tcW w:type="dxa" w:w="2880"/>
-          </w:tcPr>
-          <w:p>
-            <w:r/>
-            <w:r>
-              <w:rPr>
-                <w:rFonts w:ascii="微软雅黑" w:hAnsi="微软雅黑" w:eastAsia="微软雅黑"/>
-                <w:b w:val="0"/>
-              </w:rPr>
-              <w:t>CN209019285U / US4945908A / US20090125085A1 / EP3946576A1（合并卡）</w:t>
-            </w:r>
-          </w:p>
-        </w:tc>
-        <w:tc>
-          <w:tcPr>
-            <w:tcW w:type="dxa" w:w="2880"/>
-          </w:tcPr>
-          <w:p>
-            <w:r/>
-            <w:r>
-              <w:rPr>
-                <w:rFonts w:ascii="微软雅黑" w:hAnsi="微软雅黑" w:eastAsia="微软雅黑"/>
-                <w:b w:val="0"/>
-              </w:rPr>
               <w:t>高盐盐浴加光照、漂浮舱加色光灯、感官剥夺浴缸用可变色 LED，均已直接公开</w:t>
-            </w:r>
-          </w:p>
-        </w:tc>
-      </w:tr>
-    </w:tbl>
-    <w:p/>
-    <w:p>
-      <w:pPr>
-        <w:pStyle w:val="Heading3"/>
-      </w:pPr>
-      <w:r>
-        <w:rPr>
-          <w:rFonts w:ascii="微软雅黑" w:hAnsi="微软雅黑" w:eastAsia="微软雅黑"/>
-          <w:b w:val="0"/>
-        </w:rPr>
-        <w:t>六 人群、运营、冥想与光照（3 条）</w:t>
-      </w:r>
-    </w:p>
-    <w:tbl>
-      <w:tblPr>
-        <w:tblStyle w:val="LightGrid-Accent1"/>
-        <w:tblW w:type="auto" w:w="0"/>
-        <w:tblLook w:firstColumn="1" w:firstRow="1" w:lastColumn="0" w:lastRow="0" w:noHBand="0" w:noVBand="1" w:val="04A0"/>
-      </w:tblPr>
-      <w:tblGrid>
-        <w:gridCol w:w="2880"/>
-        <w:gridCol w:w="2880"/>
-        <w:gridCol w:w="2880"/>
-      </w:tblGrid>
-      <w:tr>
-        <w:tc>
-          <w:tcPr>
-            <w:tcW w:type="dxa" w:w="2880"/>
-          </w:tcPr>
-          <w:p>
-            <w:r/>
-            <w:r>
-              <w:rPr>
-                <w:rFonts w:ascii="微软雅黑" w:hAnsi="微软雅黑" w:eastAsia="微软雅黑"/>
-                <w:b/>
-              </w:rPr>
-              <w:t>卡号</w:t>
-            </w:r>
-          </w:p>
-        </w:tc>
-        <w:tc>
-          <w:tcPr>
-            <w:tcW w:type="dxa" w:w="2880"/>
-          </w:tcPr>
-          <w:p>
-            <w:r/>
-            <w:r>
-              <w:rPr>
-                <w:rFonts w:ascii="微软雅黑" w:hAnsi="微软雅黑" w:eastAsia="微软雅黑"/>
-                <w:b/>
-              </w:rPr>
-              <w:t>公开号 / 公开方式</w:t>
-            </w:r>
-          </w:p>
-        </w:tc>
-        <w:tc>
-          <w:tcPr>
-            <w:tcW w:type="dxa" w:w="2880"/>
-          </w:tcPr>
-          <w:p>
-            <w:r/>
-            <w:r>
-              <w:rPr>
-                <w:rFonts w:ascii="微软雅黑" w:hAnsi="微软雅黑" w:eastAsia="微软雅黑"/>
-                <w:b/>
-              </w:rPr>
-              <w:t>挡住什么</w:t>
-            </w:r>
-          </w:p>
-        </w:tc>
-      </w:tr>
-      <w:tr>
-        <w:tc>
-          <w:tcPr>
-            <w:tcW w:type="dxa" w:w="2880"/>
-          </w:tcPr>
-          <w:p>
-            <w:r/>
-            <w:r>
-              <w:rPr>
-                <w:rFonts w:ascii="微软雅黑" w:hAnsi="微软雅黑" w:eastAsia="微软雅黑"/>
-                <w:color w:val="B03060"/>
-              </w:rPr>
-              <w:t>PAT-PRI-058</w:t>
-            </w:r>
-          </w:p>
-        </w:tc>
-        <w:tc>
-          <w:tcPr>
-            <w:tcW w:type="dxa" w:w="2880"/>
-          </w:tcPr>
-          <w:p>
-            <w:r/>
-            <w:r>
-              <w:rPr>
-                <w:rFonts w:ascii="微软雅黑" w:hAnsi="微软雅黑" w:eastAsia="微软雅黑"/>
-                <w:b w:val="0"/>
-              </w:rPr>
-              <w:t>US9655810B2 / US11720085B2（合并卡）</w:t>
-            </w:r>
-          </w:p>
-        </w:tc>
-        <w:tc>
-          <w:tcPr>
-            <w:tcW w:type="dxa" w:w="2880"/>
-          </w:tcPr>
-          <w:p>
-            <w:r/>
-            <w:r>
-              <w:rPr>
-                <w:rFonts w:ascii="微软雅黑" w:hAnsi="微软雅黑" w:eastAsia="微软雅黑"/>
-                <w:b w:val="0"/>
-              </w:rPr>
-              <w:t>温泉联网已覆盖远程温度、盐度测试、清洁周期和设备联锁</w:t>
-            </w:r>
-          </w:p>
-        </w:tc>
-      </w:tr>
-      <w:tr>
-        <w:tc>
-          <w:tcPr>
-            <w:tcW w:type="dxa" w:w="2880"/>
-          </w:tcPr>
-          <w:p>
-            <w:r/>
-            <w:r>
-              <w:rPr>
-                <w:rFonts w:ascii="微软雅黑" w:hAnsi="微软雅黑" w:eastAsia="微软雅黑"/>
-                <w:color w:val="B03060"/>
-              </w:rPr>
-              <w:t>PAT-PRI-061</w:t>
-            </w:r>
-          </w:p>
-        </w:tc>
-        <w:tc>
-          <w:tcPr>
-            <w:tcW w:type="dxa" w:w="2880"/>
-          </w:tcPr>
-          <w:p>
-            <w:r/>
-            <w:r>
-              <w:rPr>
-                <w:rFonts w:ascii="微软雅黑" w:hAnsi="微软雅黑" w:eastAsia="微软雅黑"/>
-                <w:b w:val="0"/>
-              </w:rPr>
-              <w:t>CN216866143U / 公开汗蒸云控制（合并卡）</w:t>
-            </w:r>
-          </w:p>
-        </w:tc>
-        <w:tc>
-          <w:tcPr>
-            <w:tcW w:type="dxa" w:w="2880"/>
-          </w:tcPr>
-          <w:p>
-            <w:r/>
-            <w:r>
-              <w:rPr>
-                <w:rFonts w:ascii="微软雅黑" w:hAnsi="微软雅黑" w:eastAsia="微软雅黑"/>
-                <w:b w:val="0"/>
-              </w:rPr>
-              <w:t>共享浴房和小程序/语音控制、紫外与喷雾消毒已公开；汗蒸云平台已做订单时长门锁臭氧</w:t>
-            </w:r>
-          </w:p>
-        </w:tc>
-      </w:tr>
-      <w:tr>
-        <w:tc>
-          <w:tcPr>
-            <w:tcW w:type="dxa" w:w="2880"/>
-          </w:tcPr>
-          <w:p>
-            <w:r/>
-            <w:r>
-              <w:rPr>
-                <w:rFonts w:ascii="微软雅黑" w:hAnsi="微软雅黑" w:eastAsia="微软雅黑"/>
-                <w:color w:val="B03060"/>
-              </w:rPr>
-              <w:t>PAT-PRI-062</w:t>
-            </w:r>
-          </w:p>
-        </w:tc>
-        <w:tc>
-          <w:tcPr>
-            <w:tcW w:type="dxa" w:w="2880"/>
-          </w:tcPr>
-          <w:p>
-            <w:r/>
-            <w:r>
-              <w:rPr>
-                <w:rFonts w:ascii="微软雅黑" w:hAnsi="微软雅黑" w:eastAsia="微软雅黑"/>
-                <w:b w:val="0"/>
-              </w:rPr>
-              <w:t>US10934729B2</w:t>
-            </w:r>
-          </w:p>
-        </w:tc>
-        <w:tc>
-          <w:tcPr>
-            <w:tcW w:type="dxa" w:w="2880"/>
-          </w:tcPr>
-          <w:p>
-            <w:r/>
-            <w:r>
-              <w:rPr>
-                <w:rFonts w:ascii="微软雅黑" w:hAnsi="微软雅黑" w:eastAsia="微软雅黑"/>
-                <w:b w:val="0"/>
-              </w:rPr>
-              <w:t>温泉盖传感器已用开盖启动设定、关盖启动过滤，并按使用时长和人体负荷算清洁</w:t>
             </w:r>
           </w:p>
         </w:tc>

--- a/patent-drafts/漂浮方舟_专利整合方案_v5.0.docx
+++ b/patent-drafts/漂浮方舟_专利整合方案_v5.0.docx
@@ -271,11 +271,6 @@
         </w:rPr>
         <w:t>本轮补上第二句：</w:t>
       </w:r>
-    </w:p>
-    <w:p>
-      <w:pPr>
-        <w:jc w:val="left"/>
-      </w:pPr>
       <w:r>
         <w:rPr>
           <w:rFonts w:ascii="微软雅黑" w:hAnsi="微软雅黑" w:eastAsia="微软雅黑"/>
@@ -283,65 +278,12 @@
         </w:rPr>
         <w:t>平移的是自由漂浮才出现的物理问题，不是床、灯、气、冥想舱的现成模块。</w:t>
       </w:r>
-    </w:p>
-    <w:p>
-      <w:pPr>
-        <w:jc w:val="left"/>
-      </w:pPr>
       <w:r>
         <w:rPr>
           <w:rFonts w:ascii="微软雅黑" w:hAnsi="微软雅黑" w:eastAsia="微软雅黑"/>
           <w:b w:val="0"/>
         </w:rPr>
-        <w:t>床靠固定接触面；漂浮舱没有固定接触面。浴缸可以造浪；漂浮舱还要管口鼻附近的自由液面、空气声、壳体声和 45–90 分钟的累积漂移。SPA 可以照光、溶氢、对置喷水；那些在固定座位里成立的方案，拿到近中性浮力的自由漂浮体上，要么已经有人写过，要么发明点根本不在种类和波长上。</w:t>
-      </w:r>
-    </w:p>
-    <w:p>
-      <w:pPr>
-        <w:jc w:val="left"/>
-      </w:pPr>
-      <w:r>
-        <w:rPr>
-          <w:rFonts w:ascii="微软雅黑" w:hAnsi="微软雅黑" w:eastAsia="微软雅黑"/>
-          <w:b w:val="0"/>
-        </w:rPr>
-        <w:t>因此：</w:t>
-      </w:r>
-    </w:p>
-    <w:p>
-      <w:pPr>
-        <w:pStyle w:val="ListBullet"/>
-      </w:pPr>
-      <w:r>
-        <w:rPr>
-          <w:rFonts w:ascii="微软雅黑" w:hAnsi="微软雅黑" w:eastAsia="微软雅黑"/>
-          <w:b w:val="0"/>
-        </w:rPr>
-        <w:t>继续按五个申请组写，不恢复母案称谓，不另立「光疗组」或「体感音乐组」。</w:t>
-      </w:r>
-    </w:p>
-    <w:p>
-      <w:pPr>
-        <w:pStyle w:val="ListBullet"/>
-      </w:pPr>
-      <w:r>
-        <w:rPr>
-          <w:rFonts w:ascii="微软雅黑" w:hAnsi="微软雅黑" w:eastAsia="微软雅黑"/>
-          <w:b w:val="0"/>
-        </w:rPr>
-        <w:t>组二的两张表仍然是整个库最该立刻做的事。</w:t>
-      </w:r>
-    </w:p>
-    <w:p>
-      <w:pPr>
-        <w:pStyle w:val="ListBullet"/>
-      </w:pPr>
-      <w:r>
-        <w:rPr>
-          <w:rFonts w:ascii="微软雅黑" w:hAnsi="微软雅黑" w:eastAsia="微软雅黑"/>
-          <w:b w:val="0"/>
-        </w:rPr>
-        <w:t>本轮新开的结构台架，穿插在第二、第三优先：零合力投送（</w:t>
+        <w:t xml:space="preserve"> 床靠固定接触面；漂浮舱没有固定接触面。浴缸可以造浪；漂浮舱还要管口鼻附近的自由液面、空气声、壳体声和 45–90 分钟的累积漂移。SPA 可以照光、溶氢、对置喷水；那些在固定座位里成立的方案，拿到近中性浮力的自由漂浮体上，要么已经有人写过，要么发明点根本不在种类和波长上。继续按五个申请组写，不恢复母案称谓，不另立「光疗组」或「体感音乐组」。组二的两张表仍然是整个库最该立刻做的事。本轮新开的结构台架穿插在第二、第三优先：零合力投送（</w:t>
       </w:r>
       <w:r>
         <w:rPr>
@@ -397,7 +339,7 @@
           <w:rFonts w:ascii="微软雅黑" w:hAnsi="微软雅黑" w:eastAsia="微软雅黑"/>
           <w:b w:val="0"/>
         </w:rPr>
-        <w:t xml:space="preserve">）。清单见 </w:t>
+        <w:t xml:space="preserve">），清单见 </w:t>
       </w:r>
       <w:r>
         <w:rPr>
@@ -1389,1987 +1331,7 @@
           <w:rFonts w:ascii="微软雅黑" w:hAnsi="微软雅黑" w:eastAsia="微软雅黑"/>
           <w:b w:val="0"/>
         </w:rPr>
-        <w:t>改按贡献点分组，组内用从属权利要求做层次。本轮两份评估建议另立「液体律动场 / 干湿界面 / 光路可信 / 含气液投送」——那是研发筛选顺序，不是现在改架构。新点全部挂进既有五组。</w:t>
-      </w:r>
-    </w:p>
-    <w:p>
-      <w:pPr>
-        <w:pStyle w:val="Heading4"/>
-      </w:pPr>
-      <w:r>
-        <w:rPr>
-          <w:rFonts w:ascii="微软雅黑" w:hAnsi="微软雅黑" w:eastAsia="微软雅黑"/>
-          <w:b w:val="0"/>
-        </w:rPr>
-        <w:t>组一 · 液路与化学（14 张）</w:t>
-      </w:r>
-    </w:p>
-    <w:p>
-      <w:pPr>
-        <w:jc w:val="left"/>
-      </w:pPr>
-      <w:r>
-        <w:rPr>
-          <w:rFonts w:ascii="微软雅黑" w:hAnsi="微软雅黑" w:eastAsia="微软雅黑"/>
-          <w:b w:val="0"/>
-        </w:rPr>
-        <w:t xml:space="preserve">共同特定技术特征：高盐工作液的物理化学状态量，以及自由漂浮区的液路动量约束，作为运行准入与流路切换依据。独权候选仍是 </w:t>
-      </w:r>
-      <w:r>
-        <w:rPr>
-          <w:rFonts w:ascii="微软雅黑" w:hAnsi="微软雅黑" w:eastAsia="微软雅黑"/>
-          <w:color w:val="B03060"/>
-        </w:rPr>
-        <w:t>PAT-ROAD-A</w:t>
-      </w:r>
-      <w:r>
-        <w:rPr>
-          <w:rFonts w:ascii="微软雅黑" w:hAnsi="微软雅黑" w:eastAsia="微软雅黑"/>
-          <w:b w:val="0"/>
-        </w:rPr>
-        <w:t>。</w:t>
-      </w:r>
-    </w:p>
-    <w:tbl>
-      <w:tblPr>
-        <w:tblStyle w:val="LightGrid-Accent1"/>
-        <w:tblW w:type="auto" w:w="0"/>
-        <w:tblLook w:firstColumn="1" w:firstRow="1" w:lastColumn="0" w:lastRow="0" w:noHBand="0" w:noVBand="1" w:val="04A0"/>
-      </w:tblPr>
-      <w:tblGrid>
-        <w:gridCol w:w="2880"/>
-        <w:gridCol w:w="2880"/>
-        <w:gridCol w:w="2880"/>
-      </w:tblGrid>
-      <w:tr>
-        <w:tc>
-          <w:tcPr>
-            <w:tcW w:type="dxa" w:w="2880"/>
-          </w:tcPr>
-          <w:p>
-            <w:r/>
-            <w:r>
-              <w:rPr>
-                <w:rFonts w:ascii="微软雅黑" w:hAnsi="微软雅黑" w:eastAsia="微软雅黑"/>
-                <w:b/>
-              </w:rPr>
-              <w:t>卡号</w:t>
-            </w:r>
-          </w:p>
-        </w:tc>
-        <w:tc>
-          <w:tcPr>
-            <w:tcW w:type="dxa" w:w="2880"/>
-          </w:tcPr>
-          <w:p>
-            <w:r/>
-            <w:r>
-              <w:rPr>
-                <w:rFonts w:ascii="微软雅黑" w:hAnsi="微软雅黑" w:eastAsia="微软雅黑"/>
-                <w:b/>
-              </w:rPr>
-              <w:t>标题</w:t>
-            </w:r>
-          </w:p>
-        </w:tc>
-        <w:tc>
-          <w:tcPr>
-            <w:tcW w:type="dxa" w:w="2880"/>
-          </w:tcPr>
-          <w:p>
-            <w:r/>
-            <w:r>
-              <w:rPr>
-                <w:rFonts w:ascii="微软雅黑" w:hAnsi="微软雅黑" w:eastAsia="微软雅黑"/>
-                <w:b/>
-              </w:rPr>
-              <w:t>相关先案</w:t>
-            </w:r>
-          </w:p>
-        </w:tc>
-      </w:tr>
-      <w:tr>
-        <w:tc>
-          <w:tcPr>
-            <w:tcW w:type="dxa" w:w="2880"/>
-          </w:tcPr>
-          <w:p>
-            <w:r/>
-            <w:r>
-              <w:rPr>
-                <w:rFonts w:ascii="微软雅黑" w:hAnsi="微软雅黑" w:eastAsia="微软雅黑"/>
-                <w:color w:val="B03060"/>
-              </w:rPr>
-              <w:t>PAT-DRAFT-A4</w:t>
-            </w:r>
-          </w:p>
-        </w:tc>
-        <w:tc>
-          <w:tcPr>
-            <w:tcW w:type="dxa" w:w="2880"/>
-          </w:tcPr>
-          <w:p>
-            <w:r/>
-            <w:r>
-              <w:rPr>
-                <w:rFonts w:ascii="微软雅黑" w:hAnsi="微软雅黑" w:eastAsia="微软雅黑"/>
-                <w:b w:val="0"/>
-              </w:rPr>
-              <w:t>第一件底稿状态：盐堵通气口的宽方案已被包围，只剩见证件窄缝待验证</w:t>
-            </w:r>
-          </w:p>
-        </w:tc>
-        <w:tc>
-          <w:tcPr>
-            <w:tcW w:type="dxa" w:w="2880"/>
-          </w:tcPr>
-          <w:p>
-            <w:r/>
-            <w:r>
-              <w:rPr>
-                <w:rFonts w:ascii="微软雅黑" w:hAnsi="微软雅黑" w:eastAsia="微软雅黑"/>
-                <w:color w:val="B03060"/>
-              </w:rPr>
-              <w:t>PAT-PRI-043</w:t>
-            </w:r>
-            <w:r>
-              <w:rPr>
-                <w:rFonts w:ascii="微软雅黑" w:hAnsi="微软雅黑" w:eastAsia="微软雅黑"/>
-                <w:b w:val="0"/>
-              </w:rPr>
-              <w:t>、</w:t>
-            </w:r>
-            <w:r>
-              <w:rPr>
-                <w:rFonts w:ascii="微软雅黑" w:hAnsi="微软雅黑" w:eastAsia="微软雅黑"/>
-                <w:color w:val="B03060"/>
-              </w:rPr>
-              <w:t>PAT-PRI-020</w:t>
-            </w:r>
-          </w:p>
-        </w:tc>
-      </w:tr>
-      <w:tr>
-        <w:tc>
-          <w:tcPr>
-            <w:tcW w:type="dxa" w:w="2880"/>
-          </w:tcPr>
-          <w:p>
-            <w:r/>
-            <w:r>
-              <w:rPr>
-                <w:rFonts w:ascii="微软雅黑" w:hAnsi="微软雅黑" w:eastAsia="微软雅黑"/>
-                <w:color w:val="B03060"/>
-              </w:rPr>
-              <w:t>PAT-IDEA-026</w:t>
-            </w:r>
-          </w:p>
-        </w:tc>
-        <w:tc>
-          <w:tcPr>
-            <w:tcW w:type="dxa" w:w="2880"/>
-          </w:tcPr>
-          <w:p>
-            <w:r/>
-            <w:r>
-              <w:rPr>
-                <w:rFonts w:ascii="微软雅黑" w:hAnsi="微软雅黑" w:eastAsia="微软雅黑"/>
-                <w:b w:val="0"/>
-              </w:rPr>
-              <w:t>高盐里羟基自由基活不到扩散开：光催化面前强制窄间隙薄层流，间隙由实测清除与穿透反推</w:t>
-            </w:r>
-          </w:p>
-        </w:tc>
-        <w:tc>
-          <w:tcPr>
-            <w:tcW w:type="dxa" w:w="2880"/>
-          </w:tcPr>
-          <w:p>
-            <w:r/>
-            <w:r>
-              <w:rPr>
-                <w:rFonts w:ascii="微软雅黑" w:hAnsi="微软雅黑" w:eastAsia="微软雅黑"/>
-                <w:color w:val="B03060"/>
-              </w:rPr>
-              <w:t>PAT-PRI-065</w:t>
-            </w:r>
-            <w:r>
-              <w:rPr>
-                <w:rFonts w:ascii="微软雅黑" w:hAnsi="微软雅黑" w:eastAsia="微软雅黑"/>
-                <w:b w:val="0"/>
-              </w:rPr>
-              <w:t>、</w:t>
-            </w:r>
-            <w:r>
-              <w:rPr>
-                <w:rFonts w:ascii="微软雅黑" w:hAnsi="微软雅黑" w:eastAsia="微软雅黑"/>
-                <w:color w:val="B03060"/>
-              </w:rPr>
-              <w:t>PAT-PRI-066</w:t>
-            </w:r>
-            <w:r>
-              <w:rPr>
-                <w:rFonts w:ascii="微软雅黑" w:hAnsi="微软雅黑" w:eastAsia="微软雅黑"/>
-                <w:b w:val="0"/>
-              </w:rPr>
-              <w:t>、</w:t>
-            </w:r>
-            <w:r>
-              <w:rPr>
-                <w:rFonts w:ascii="微软雅黑" w:hAnsi="微软雅黑" w:eastAsia="微软雅黑"/>
-                <w:color w:val="B03060"/>
-              </w:rPr>
-              <w:t>PAT-PRI-068</w:t>
-            </w:r>
-          </w:p>
-        </w:tc>
-      </w:tr>
-      <w:tr>
-        <w:tc>
-          <w:tcPr>
-            <w:tcW w:type="dxa" w:w="2880"/>
-          </w:tcPr>
-          <w:p>
-            <w:r/>
-            <w:r>
-              <w:rPr>
-                <w:rFonts w:ascii="微软雅黑" w:hAnsi="微软雅黑" w:eastAsia="微软雅黑"/>
-                <w:color w:val="B03060"/>
-              </w:rPr>
-              <w:t>PAT-IDEA-027</w:t>
-            </w:r>
-          </w:p>
-        </w:tc>
-        <w:tc>
-          <w:tcPr>
-            <w:tcW w:type="dxa" w:w="2880"/>
-          </w:tcPr>
-          <w:p>
-            <w:r/>
-            <w:r>
-              <w:rPr>
-                <w:rFonts w:ascii="微软雅黑" w:hAnsi="微软雅黑" w:eastAsia="微软雅黑"/>
-                <w:b w:val="0"/>
-              </w:rPr>
-              <w:t>液相不通臭氧：泻盐带溴、液体常年不换，Peroxone 正是溴酸盐生成路径，改由空舱气相承担氧化</w:t>
-            </w:r>
-          </w:p>
-        </w:tc>
-        <w:tc>
-          <w:tcPr>
-            <w:tcW w:type="dxa" w:w="2880"/>
-          </w:tcPr>
-          <w:p>
-            <w:r/>
-            <w:r>
-              <w:rPr>
-                <w:rFonts w:ascii="微软雅黑" w:hAnsi="微软雅黑" w:eastAsia="微软雅黑"/>
-                <w:color w:val="B03060"/>
-              </w:rPr>
-              <w:t>PAT-PRI-065</w:t>
-            </w:r>
-            <w:r>
-              <w:rPr>
-                <w:rFonts w:ascii="微软雅黑" w:hAnsi="微软雅黑" w:eastAsia="微软雅黑"/>
-                <w:b w:val="0"/>
-              </w:rPr>
-              <w:t>、</w:t>
-            </w:r>
-            <w:r>
-              <w:rPr>
-                <w:rFonts w:ascii="微软雅黑" w:hAnsi="微软雅黑" w:eastAsia="微软雅黑"/>
-                <w:color w:val="B03060"/>
-              </w:rPr>
-              <w:t>PAT-PRI-068</w:t>
-            </w:r>
-            <w:r>
-              <w:rPr>
-                <w:rFonts w:ascii="微软雅黑" w:hAnsi="微软雅黑" w:eastAsia="微软雅黑"/>
-                <w:b w:val="0"/>
-              </w:rPr>
-              <w:t>、</w:t>
-            </w:r>
-            <w:r>
-              <w:rPr>
-                <w:rFonts w:ascii="微软雅黑" w:hAnsi="微软雅黑" w:eastAsia="微软雅黑"/>
-                <w:color w:val="B03060"/>
-              </w:rPr>
-              <w:t>PAT-PRI-042</w:t>
-            </w:r>
-          </w:p>
-        </w:tc>
-      </w:tr>
-      <w:tr>
-        <w:tc>
-          <w:tcPr>
-            <w:tcW w:type="dxa" w:w="2880"/>
-          </w:tcPr>
-          <w:p>
-            <w:r/>
-            <w:r>
-              <w:rPr>
-                <w:rFonts w:ascii="微软雅黑" w:hAnsi="微软雅黑" w:eastAsia="微软雅黑"/>
-                <w:color w:val="B03060"/>
-              </w:rPr>
-              <w:t>PAT-IDEA-028</w:t>
-            </w:r>
-          </w:p>
-        </w:tc>
-        <w:tc>
-          <w:tcPr>
-            <w:tcW w:type="dxa" w:w="2880"/>
-          </w:tcPr>
-          <w:p>
-            <w:r/>
-            <w:r>
-              <w:rPr>
-                <w:rFonts w:ascii="微软雅黑" w:hAnsi="微软雅黑" w:eastAsia="微软雅黑"/>
-                <w:b w:val="0"/>
-              </w:rPr>
-              <w:t>把光触媒从水处理器件变成舱内表面：排空后的空舱段做气相光催化加臭氧，专治液相AOP够不着的壁面生物膜</w:t>
-            </w:r>
-          </w:p>
-        </w:tc>
-        <w:tc>
-          <w:tcPr>
-            <w:tcW w:type="dxa" w:w="2880"/>
-          </w:tcPr>
-          <w:p>
-            <w:r/>
-            <w:r>
-              <w:rPr>
-                <w:rFonts w:ascii="微软雅黑" w:hAnsi="微软雅黑" w:eastAsia="微软雅黑"/>
-                <w:color w:val="B03060"/>
-              </w:rPr>
-              <w:t>PAT-PRI-066</w:t>
-            </w:r>
-            <w:r>
-              <w:rPr>
-                <w:rFonts w:ascii="微软雅黑" w:hAnsi="微软雅黑" w:eastAsia="微软雅黑"/>
-                <w:b w:val="0"/>
-              </w:rPr>
-              <w:t>、</w:t>
-            </w:r>
-            <w:r>
-              <w:rPr>
-                <w:rFonts w:ascii="微软雅黑" w:hAnsi="微软雅黑" w:eastAsia="微软雅黑"/>
-                <w:color w:val="B03060"/>
-              </w:rPr>
-              <w:t>PAT-PRI-069</w:t>
-            </w:r>
-          </w:p>
-        </w:tc>
-      </w:tr>
-      <w:tr>
-        <w:tc>
-          <w:tcPr>
-            <w:tcW w:type="dxa" w:w="2880"/>
-          </w:tcPr>
-          <w:p>
-            <w:r/>
-            <w:r>
-              <w:rPr>
-                <w:rFonts w:ascii="微软雅黑" w:hAnsi="微软雅黑" w:eastAsia="微软雅黑"/>
-                <w:color w:val="B03060"/>
-              </w:rPr>
-              <w:t>PAT-IDEA-029</w:t>
-            </w:r>
-          </w:p>
-        </w:tc>
-        <w:tc>
-          <w:tcPr>
-            <w:tcW w:type="dxa" w:w="2880"/>
-          </w:tcPr>
-          <w:p>
-            <w:r/>
-            <w:r>
-              <w:rPr>
-                <w:rFonts w:ascii="微软雅黑" w:hAnsi="微软雅黑" w:eastAsia="微软雅黑"/>
-                <w:b w:val="0"/>
-              </w:rPr>
-              <w:t>盐霜会把光催化面盖死：激发前先冲洗沥干，并以盐层判据放行，这是高盐独有的失效模式</w:t>
-            </w:r>
-          </w:p>
-        </w:tc>
-        <w:tc>
-          <w:tcPr>
-            <w:tcW w:type="dxa" w:w="2880"/>
-          </w:tcPr>
-          <w:p>
-            <w:r/>
-            <w:r>
-              <w:rPr>
-                <w:rFonts w:ascii="微软雅黑" w:hAnsi="微软雅黑" w:eastAsia="微软雅黑"/>
-                <w:color w:val="B03060"/>
-              </w:rPr>
-              <w:t>PAT-PRI-066</w:t>
-            </w:r>
-          </w:p>
-        </w:tc>
-      </w:tr>
-      <w:tr>
-        <w:tc>
-          <w:tcPr>
-            <w:tcW w:type="dxa" w:w="2880"/>
-          </w:tcPr>
-          <w:p>
-            <w:r/>
-            <w:r>
-              <w:rPr>
-                <w:rFonts w:ascii="微软雅黑" w:hAnsi="微软雅黑" w:eastAsia="微软雅黑"/>
-                <w:color w:val="B03060"/>
-              </w:rPr>
-              <w:t>PAT-IDEA-030</w:t>
-            </w:r>
-          </w:p>
-        </w:tc>
-        <w:tc>
-          <w:tcPr>
-            <w:tcW w:type="dxa" w:w="2880"/>
-          </w:tcPr>
-          <w:p>
-            <w:r/>
-            <w:r>
-              <w:rPr>
-                <w:rFonts w:ascii="微软雅黑" w:hAnsi="微软雅黑" w:eastAsia="微软雅黑"/>
-                <w:b w:val="0"/>
-              </w:rPr>
-              <w:t>舱内照明与光催化激发共用一套光学：占用时是可见光照明，空舱时切到激发波段，两态硬件互斥</w:t>
-            </w:r>
-          </w:p>
-        </w:tc>
-        <w:tc>
-          <w:tcPr>
-            <w:tcW w:type="dxa" w:w="2880"/>
-          </w:tcPr>
-          <w:p>
-            <w:r/>
-            <w:r>
-              <w:rPr>
-                <w:rFonts w:ascii="微软雅黑" w:hAnsi="微软雅黑" w:eastAsia="微软雅黑"/>
-                <w:color w:val="B03060"/>
-              </w:rPr>
-              <w:t>PAT-PRI-067</w:t>
-            </w:r>
-          </w:p>
-        </w:tc>
-      </w:tr>
-      <w:tr>
-        <w:tc>
-          <w:tcPr>
-            <w:tcW w:type="dxa" w:w="2880"/>
-          </w:tcPr>
-          <w:p>
-            <w:r/>
-            <w:r>
-              <w:rPr>
-                <w:rFonts w:ascii="微软雅黑" w:hAnsi="微软雅黑" w:eastAsia="微软雅黑"/>
-                <w:color w:val="B03060"/>
-              </w:rPr>
-              <w:t>PAT-IDEA-031</w:t>
-            </w:r>
-          </w:p>
-        </w:tc>
-        <w:tc>
-          <w:tcPr>
-            <w:tcW w:type="dxa" w:w="2880"/>
-          </w:tcPr>
-          <w:p>
-            <w:r/>
-            <w:r>
-              <w:rPr>
-                <w:rFonts w:ascii="微软雅黑" w:hAnsi="微软雅黑" w:eastAsia="微软雅黑"/>
-                <w:b w:val="0"/>
-              </w:rPr>
-              <w:t>就绪不是时钟到点，是化学输出：密度、温度、双氧水余量、残余臭氧、溴酸盐五项同时进窗才允许占用</w:t>
-            </w:r>
-          </w:p>
-        </w:tc>
-        <w:tc>
-          <w:tcPr>
-            <w:tcW w:type="dxa" w:w="2880"/>
-          </w:tcPr>
-          <w:p>
-            <w:r/>
-            <w:r>
-              <w:rPr>
-                <w:rFonts w:ascii="微软雅黑" w:hAnsi="微软雅黑" w:eastAsia="微软雅黑"/>
-                <w:b w:val="0"/>
-              </w:rPr>
-              <w:t>—</w:t>
-            </w:r>
-          </w:p>
-        </w:tc>
-      </w:tr>
-      <w:tr>
-        <w:tc>
-          <w:tcPr>
-            <w:tcW w:type="dxa" w:w="2880"/>
-          </w:tcPr>
-          <w:p>
-            <w:r/>
-            <w:r>
-              <w:rPr>
-                <w:rFonts w:ascii="微软雅黑" w:hAnsi="微软雅黑" w:eastAsia="微软雅黑"/>
-                <w:color w:val="B03060"/>
-              </w:rPr>
-              <w:t>PAT-ROAD-A</w:t>
-            </w:r>
-          </w:p>
-        </w:tc>
-        <w:tc>
-          <w:tcPr>
-            <w:tcW w:type="dxa" w:w="2880"/>
-          </w:tcPr>
-          <w:p>
-            <w:r/>
-            <w:r>
-              <w:rPr>
-                <w:rFonts w:ascii="微软雅黑" w:hAnsi="微软雅黑" w:eastAsia="微软雅黑"/>
-                <w:b w:val="0"/>
-              </w:rPr>
-              <w:t>组一独权候选：高盐漂浮液多物理场稳定化装置及运行方法</w:t>
-            </w:r>
-          </w:p>
-        </w:tc>
-        <w:tc>
-          <w:tcPr>
-            <w:tcW w:type="dxa" w:w="2880"/>
-          </w:tcPr>
-          <w:p>
-            <w:r/>
-            <w:r>
-              <w:rPr>
-                <w:rFonts w:ascii="微软雅黑" w:hAnsi="微软雅黑" w:eastAsia="微软雅黑"/>
-                <w:b w:val="0"/>
-              </w:rPr>
-              <w:t>—</w:t>
-            </w:r>
-          </w:p>
-        </w:tc>
-      </w:tr>
-      <w:tr>
-        <w:tc>
-          <w:tcPr>
-            <w:tcW w:type="dxa" w:w="2880"/>
-          </w:tcPr>
-          <w:p>
-            <w:r/>
-            <w:r>
-              <w:rPr>
-                <w:rFonts w:ascii="微软雅黑" w:hAnsi="微软雅黑" w:eastAsia="微软雅黑"/>
-                <w:color w:val="B03060"/>
-              </w:rPr>
-              <w:t>PAT-IDEA-060</w:t>
-            </w:r>
-          </w:p>
-        </w:tc>
-        <w:tc>
-          <w:tcPr>
-            <w:tcW w:type="dxa" w:w="2880"/>
-          </w:tcPr>
-          <w:p>
-            <w:r/>
-            <w:r>
-              <w:rPr>
-                <w:rFonts w:ascii="微软雅黑" w:hAnsi="微软雅黑" w:eastAsia="微软雅黑"/>
-                <w:b w:val="0"/>
-              </w:rPr>
-              <w:t>组一从权候选：保留往复律动的同时约束自由浮体的周期积分位移，不能靠把总能量降下来</w:t>
-            </w:r>
-          </w:p>
-        </w:tc>
-        <w:tc>
-          <w:tcPr>
-            <w:tcW w:type="dxa" w:w="2880"/>
-          </w:tcPr>
-          <w:p>
-            <w:r/>
-            <w:r>
-              <w:rPr>
-                <w:rFonts w:ascii="微软雅黑" w:hAnsi="微软雅黑" w:eastAsia="微软雅黑"/>
-                <w:color w:val="B03060"/>
-              </w:rPr>
-              <w:t>PAT-PRI-090</w:t>
-            </w:r>
-            <w:r>
-              <w:rPr>
-                <w:rFonts w:ascii="微软雅黑" w:hAnsi="微软雅黑" w:eastAsia="微软雅黑"/>
-                <w:b w:val="0"/>
-              </w:rPr>
-              <w:t>、</w:t>
-            </w:r>
-            <w:r>
-              <w:rPr>
-                <w:rFonts w:ascii="微软雅黑" w:hAnsi="微软雅黑" w:eastAsia="微软雅黑"/>
-                <w:color w:val="B03060"/>
-              </w:rPr>
-              <w:t>PAT-PRI-091</w:t>
-            </w:r>
-          </w:p>
-        </w:tc>
-      </w:tr>
-      <w:tr>
-        <w:tc>
-          <w:tcPr>
-            <w:tcW w:type="dxa" w:w="2880"/>
-          </w:tcPr>
-          <w:p>
-            <w:r/>
-            <w:r>
-              <w:rPr>
-                <w:rFonts w:ascii="微软雅黑" w:hAnsi="微软雅黑" w:eastAsia="微软雅黑"/>
-                <w:color w:val="B03060"/>
-              </w:rPr>
-              <w:t>PAT-IDEA-061</w:t>
-            </w:r>
-          </w:p>
-        </w:tc>
-        <w:tc>
-          <w:tcPr>
-            <w:tcW w:type="dxa" w:w="2880"/>
-          </w:tcPr>
-          <w:p>
-            <w:r/>
-            <w:r>
-              <w:rPr>
-                <w:rFonts w:ascii="微软雅黑" w:hAnsi="微软雅黑" w:eastAsia="微软雅黑"/>
-                <w:b w:val="0"/>
-              </w:rPr>
-              <w:t>组一从权候选：头部表层静区与躯干浸没律动区的场分离，不能写成加挡板所以波小了</w:t>
-            </w:r>
-          </w:p>
-        </w:tc>
-        <w:tc>
-          <w:tcPr>
-            <w:tcW w:type="dxa" w:w="2880"/>
-          </w:tcPr>
-          <w:p>
-            <w:r/>
-            <w:r>
-              <w:rPr>
-                <w:rFonts w:ascii="微软雅黑" w:hAnsi="微软雅黑" w:eastAsia="微软雅黑"/>
-                <w:color w:val="B03060"/>
-              </w:rPr>
-              <w:t>PAT-PRI-090</w:t>
-            </w:r>
-          </w:p>
-        </w:tc>
-      </w:tr>
-      <w:tr>
-        <w:tc>
-          <w:tcPr>
-            <w:tcW w:type="dxa" w:w="2880"/>
-          </w:tcPr>
-          <w:p>
-            <w:r/>
-            <w:r>
-              <w:rPr>
-                <w:rFonts w:ascii="微软雅黑" w:hAnsi="微软雅黑" w:eastAsia="微软雅黑"/>
-                <w:color w:val="B03060"/>
-              </w:rPr>
-              <w:t>PAT-IDEA-062</w:t>
-            </w:r>
-          </w:p>
-        </w:tc>
-        <w:tc>
-          <w:tcPr>
-            <w:tcW w:type="dxa" w:w="2880"/>
-          </w:tcPr>
-          <w:p>
-            <w:r/>
-            <w:r>
-              <w:rPr>
-                <w:rFonts w:ascii="微软雅黑" w:hAnsi="微软雅黑" w:eastAsia="微软雅黑"/>
-                <w:b w:val="0"/>
-              </w:rPr>
-              <w:t>组一从权候选：干侧驱动、湿侧柔性体积位移，正常往复动作同时破坏盐晶桥接</w:t>
-            </w:r>
-          </w:p>
-        </w:tc>
-        <w:tc>
-          <w:tcPr>
-            <w:tcW w:type="dxa" w:w="2880"/>
-          </w:tcPr>
-          <w:p>
-            <w:r/>
-            <w:r>
-              <w:rPr>
-                <w:rFonts w:ascii="微软雅黑" w:hAnsi="微软雅黑" w:eastAsia="微软雅黑"/>
-                <w:b w:val="0"/>
-              </w:rPr>
-              <w:t>—</w:t>
-            </w:r>
-          </w:p>
-        </w:tc>
-      </w:tr>
-      <w:tr>
-        <w:tc>
-          <w:tcPr>
-            <w:tcW w:type="dxa" w:w="2880"/>
-          </w:tcPr>
-          <w:p>
-            <w:r/>
-            <w:r>
-              <w:rPr>
-                <w:rFonts w:ascii="微软雅黑" w:hAnsi="微软雅黑" w:eastAsia="微软雅黑"/>
-                <w:color w:val="B03060"/>
-              </w:rPr>
-              <w:t>PAT-IDEA-066</w:t>
-            </w:r>
-          </w:p>
-        </w:tc>
-        <w:tc>
-          <w:tcPr>
-            <w:tcW w:type="dxa" w:w="2880"/>
-          </w:tcPr>
-          <w:p>
-            <w:r/>
-            <w:r>
-              <w:rPr>
-                <w:rFonts w:ascii="微软雅黑" w:hAnsi="微软雅黑" w:eastAsia="微软雅黑"/>
-                <w:b w:val="0"/>
-              </w:rPr>
-              <w:t>组一从权候选：维持液内往复场的同时抵消传到地基的合力矩，不能写成加配重</w:t>
-            </w:r>
-          </w:p>
-        </w:tc>
-        <w:tc>
-          <w:tcPr>
-            <w:tcW w:type="dxa" w:w="2880"/>
-          </w:tcPr>
-          <w:p>
-            <w:r/>
-            <w:r>
-              <w:rPr>
-                <w:rFonts w:ascii="微软雅黑" w:hAnsi="微软雅黑" w:eastAsia="微软雅黑"/>
-                <w:color w:val="B03060"/>
-              </w:rPr>
-              <w:t>PAT-PRI-091</w:t>
-            </w:r>
-          </w:p>
-        </w:tc>
-      </w:tr>
-      <w:tr>
-        <w:tc>
-          <w:tcPr>
-            <w:tcW w:type="dxa" w:w="2880"/>
-          </w:tcPr>
-          <w:p>
-            <w:r/>
-            <w:r>
-              <w:rPr>
-                <w:rFonts w:ascii="微软雅黑" w:hAnsi="微软雅黑" w:eastAsia="微软雅黑"/>
-                <w:color w:val="B03060"/>
-              </w:rPr>
-              <w:t>PAT-IDEA-069</w:t>
-            </w:r>
-          </w:p>
-        </w:tc>
-        <w:tc>
-          <w:tcPr>
-            <w:tcW w:type="dxa" w:w="2880"/>
-          </w:tcPr>
-          <w:p>
-            <w:r/>
-            <w:r>
-              <w:rPr>
-                <w:rFonts w:ascii="微软雅黑" w:hAnsi="微软雅黑" w:eastAsia="微软雅黑"/>
-                <w:b w:val="0"/>
-              </w:rPr>
-              <w:t>组一从权候选：近中性浮力区的零合力—零力矩含气液投送网络，不能写成对称喷嘴</w:t>
-            </w:r>
-          </w:p>
-        </w:tc>
-        <w:tc>
-          <w:tcPr>
-            <w:tcW w:type="dxa" w:w="2880"/>
-          </w:tcPr>
-          <w:p>
-            <w:r/>
-            <w:r>
-              <w:rPr>
-                <w:rFonts w:ascii="微软雅黑" w:hAnsi="微软雅黑" w:eastAsia="微软雅黑"/>
-                <w:color w:val="B03060"/>
-              </w:rPr>
-              <w:t>PAT-PRI-097</w:t>
-            </w:r>
-            <w:r>
-              <w:rPr>
-                <w:rFonts w:ascii="微软雅黑" w:hAnsi="微软雅黑" w:eastAsia="微软雅黑"/>
-                <w:b w:val="0"/>
-              </w:rPr>
-              <w:t>、</w:t>
-            </w:r>
-            <w:r>
-              <w:rPr>
-                <w:rFonts w:ascii="微软雅黑" w:hAnsi="微软雅黑" w:eastAsia="微软雅黑"/>
-                <w:color w:val="B03060"/>
-              </w:rPr>
-              <w:t>PAT-PRI-094</w:t>
-            </w:r>
-          </w:p>
-        </w:tc>
-      </w:tr>
-      <w:tr>
-        <w:tc>
-          <w:tcPr>
-            <w:tcW w:type="dxa" w:w="2880"/>
-          </w:tcPr>
-          <w:p>
-            <w:r/>
-            <w:r>
-              <w:rPr>
-                <w:rFonts w:ascii="微软雅黑" w:hAnsi="微软雅黑" w:eastAsia="微软雅黑"/>
-                <w:color w:val="B03060"/>
-              </w:rPr>
-              <w:t>PAT-IDEA-071</w:t>
-            </w:r>
-          </w:p>
-        </w:tc>
-        <w:tc>
-          <w:tcPr>
-            <w:tcW w:type="dxa" w:w="2880"/>
-          </w:tcPr>
-          <w:p>
-            <w:r/>
-            <w:r>
-              <w:rPr>
-                <w:rFonts w:ascii="微软雅黑" w:hAnsi="微软雅黑" w:eastAsia="微软雅黑"/>
-                <w:b w:val="0"/>
-              </w:rPr>
-              <w:t>组一从权候选：复用高盐液切换气源前，先清液相旧气体并以液相和头空间双域验证放行</w:t>
-            </w:r>
-          </w:p>
-        </w:tc>
-        <w:tc>
-          <w:tcPr>
-            <w:tcW w:type="dxa" w:w="2880"/>
-          </w:tcPr>
-          <w:p>
-            <w:r/>
-            <w:r>
-              <w:rPr>
-                <w:rFonts w:ascii="微软雅黑" w:hAnsi="微软雅黑" w:eastAsia="微软雅黑"/>
-                <w:color w:val="B03060"/>
-              </w:rPr>
-              <w:t>PAT-PRI-009</w:t>
-            </w:r>
-            <w:r>
-              <w:rPr>
-                <w:rFonts w:ascii="微软雅黑" w:hAnsi="微软雅黑" w:eastAsia="微软雅黑"/>
-                <w:b w:val="0"/>
-              </w:rPr>
-              <w:t>、</w:t>
-            </w:r>
-            <w:r>
-              <w:rPr>
-                <w:rFonts w:ascii="微软雅黑" w:hAnsi="微软雅黑" w:eastAsia="微软雅黑"/>
-                <w:color w:val="B03060"/>
-              </w:rPr>
-              <w:t>PAT-PRI-052</w:t>
-            </w:r>
-          </w:p>
-        </w:tc>
-      </w:tr>
-    </w:tbl>
-    <w:p/>
-    <w:p>
-      <w:pPr>
-        <w:pStyle w:val="Heading4"/>
-      </w:pPr>
-      <w:r>
-        <w:rPr>
-          <w:rFonts w:ascii="微软雅黑" w:hAnsi="微软雅黑" w:eastAsia="微软雅黑"/>
-          <w:b w:val="0"/>
-        </w:rPr>
-        <w:t>组二 · 残余量闭环控制（11 张）</w:t>
-      </w:r>
-    </w:p>
-    <w:p>
-      <w:pPr>
-        <w:jc w:val="left"/>
-      </w:pPr>
-      <w:r>
-        <w:rPr>
-          <w:rFonts w:ascii="微软雅黑" w:hAnsi="微软雅黑" w:eastAsia="微软雅黑"/>
-          <w:b w:val="0"/>
-        </w:rPr>
-        <w:t xml:space="preserve">共同特定技术特征：以实测残余量为反馈量、以联合优化与准入联锁为手段。独权候选 </w:t>
-      </w:r>
-      <w:r>
-        <w:rPr>
-          <w:rFonts w:ascii="微软雅黑" w:hAnsi="微软雅黑" w:eastAsia="微软雅黑"/>
-          <w:color w:val="B03060"/>
-        </w:rPr>
-        <w:t>PAT-IDEA-046</w:t>
-      </w:r>
-      <w:r>
-        <w:rPr>
-          <w:rFonts w:ascii="微软雅黑" w:hAnsi="微软雅黑" w:eastAsia="微软雅黑"/>
-          <w:b w:val="0"/>
-        </w:rPr>
-        <w:t>。所需数据仍是执行器三态本底和交叉影响矩阵两张表。</w:t>
-      </w:r>
-      <w:r>
-        <w:rPr>
-          <w:rFonts w:ascii="微软雅黑" w:hAnsi="微软雅黑" w:eastAsia="微软雅黑"/>
-          <w:b/>
-        </w:rPr>
-        <w:t>不需要样机。第一梯队。</w:t>
-      </w:r>
-    </w:p>
-    <w:tbl>
-      <w:tblPr>
-        <w:tblStyle w:val="LightGrid-Accent1"/>
-        <w:tblW w:type="auto" w:w="0"/>
-        <w:tblLook w:firstColumn="1" w:firstRow="1" w:lastColumn="0" w:lastRow="0" w:noHBand="0" w:noVBand="1" w:val="04A0"/>
-      </w:tblPr>
-      <w:tblGrid>
-        <w:gridCol w:w="2880"/>
-        <w:gridCol w:w="2880"/>
-        <w:gridCol w:w="2880"/>
-      </w:tblGrid>
-      <w:tr>
-        <w:tc>
-          <w:tcPr>
-            <w:tcW w:type="dxa" w:w="2880"/>
-          </w:tcPr>
-          <w:p>
-            <w:r/>
-            <w:r>
-              <w:rPr>
-                <w:rFonts w:ascii="微软雅黑" w:hAnsi="微软雅黑" w:eastAsia="微软雅黑"/>
-                <w:b/>
-              </w:rPr>
-              <w:t>卡号</w:t>
-            </w:r>
-          </w:p>
-        </w:tc>
-        <w:tc>
-          <w:tcPr>
-            <w:tcW w:type="dxa" w:w="2880"/>
-          </w:tcPr>
-          <w:p>
-            <w:r/>
-            <w:r>
-              <w:rPr>
-                <w:rFonts w:ascii="微软雅黑" w:hAnsi="微软雅黑" w:eastAsia="微软雅黑"/>
-                <w:b/>
-              </w:rPr>
-              <w:t>标题</w:t>
-            </w:r>
-          </w:p>
-        </w:tc>
-        <w:tc>
-          <w:tcPr>
-            <w:tcW w:type="dxa" w:w="2880"/>
-          </w:tcPr>
-          <w:p>
-            <w:r/>
-            <w:r>
-              <w:rPr>
-                <w:rFonts w:ascii="微软雅黑" w:hAnsi="微软雅黑" w:eastAsia="微软雅黑"/>
-                <w:b/>
-              </w:rPr>
-              <w:t>相关先案</w:t>
-            </w:r>
-          </w:p>
-        </w:tc>
-      </w:tr>
-      <w:tr>
-        <w:tc>
-          <w:tcPr>
-            <w:tcW w:type="dxa" w:w="2880"/>
-          </w:tcPr>
-          <w:p>
-            <w:r/>
-            <w:r>
-              <w:rPr>
-                <w:rFonts w:ascii="微软雅黑" w:hAnsi="微软雅黑" w:eastAsia="微软雅黑"/>
-                <w:color w:val="B03060"/>
-              </w:rPr>
-              <w:t>PAT-IDEA-034</w:t>
-            </w:r>
-          </w:p>
-        </w:tc>
-        <w:tc>
-          <w:tcPr>
-            <w:tcW w:type="dxa" w:w="2880"/>
-          </w:tcPr>
-          <w:p>
-            <w:r/>
-            <w:r>
-              <w:rPr>
-                <w:rFonts w:ascii="微软雅黑" w:hAnsi="微软雅黑" w:eastAsia="微软雅黑"/>
-                <w:b w:val="0"/>
-              </w:rPr>
-              <w:t>液面那条冷热线是真实痛点：气腔温湿度主动跟随，使液面处热流为零，露点按盐液水活度算而不是纯水</w:t>
-            </w:r>
-          </w:p>
-        </w:tc>
-        <w:tc>
-          <w:tcPr>
-            <w:tcW w:type="dxa" w:w="2880"/>
-          </w:tcPr>
-          <w:p>
-            <w:r/>
-            <w:r>
-              <w:rPr>
-                <w:rFonts w:ascii="微软雅黑" w:hAnsi="微软雅黑" w:eastAsia="微软雅黑"/>
-                <w:b w:val="0"/>
-              </w:rPr>
-              <w:t>—</w:t>
-            </w:r>
-          </w:p>
-        </w:tc>
-      </w:tr>
-      <w:tr>
-        <w:tc>
-          <w:tcPr>
-            <w:tcW w:type="dxa" w:w="2880"/>
-          </w:tcPr>
-          <w:p>
-            <w:r/>
-            <w:r>
-              <w:rPr>
-                <w:rFonts w:ascii="微软雅黑" w:hAnsi="微软雅黑" w:eastAsia="微软雅黑"/>
-                <w:color w:val="B03060"/>
-              </w:rPr>
-              <w:t>PAT-IDEA-035</w:t>
-            </w:r>
-          </w:p>
-        </w:tc>
-        <w:tc>
-          <w:tcPr>
-            <w:tcW w:type="dxa" w:w="2880"/>
-          </w:tcPr>
-          <w:p>
-            <w:r/>
-            <w:r>
-              <w:rPr>
-                <w:rFonts w:ascii="微软雅黑" w:hAnsi="微软雅黑" w:eastAsia="微软雅黑"/>
-                <w:b w:val="0"/>
-              </w:rPr>
-              <w:t>自己动一下产生的波撞壁弹回来拍在身上：舱壁做主动吸收边界，把反射系数压到零</w:t>
-            </w:r>
-          </w:p>
-        </w:tc>
-        <w:tc>
-          <w:tcPr>
-            <w:tcW w:type="dxa" w:w="2880"/>
-          </w:tcPr>
-          <w:p>
-            <w:r/>
-            <w:r>
-              <w:rPr>
-                <w:rFonts w:ascii="微软雅黑" w:hAnsi="微软雅黑" w:eastAsia="微软雅黑"/>
-                <w:b w:val="0"/>
-              </w:rPr>
-              <w:t>—</w:t>
-            </w:r>
-          </w:p>
-        </w:tc>
-      </w:tr>
-      <w:tr>
-        <w:tc>
-          <w:tcPr>
-            <w:tcW w:type="dxa" w:w="2880"/>
-          </w:tcPr>
-          <w:p>
-            <w:r/>
-            <w:r>
-              <w:rPr>
-                <w:rFonts w:ascii="微软雅黑" w:hAnsi="微软雅黑" w:eastAsia="微软雅黑"/>
-                <w:color w:val="B03060"/>
-              </w:rPr>
-              <w:t>PAT-IDEA-036</w:t>
-            </w:r>
-          </w:p>
-        </w:tc>
-        <w:tc>
-          <w:tcPr>
-            <w:tcW w:type="dxa" w:w="2880"/>
-          </w:tcPr>
-          <w:p>
-            <w:r/>
-            <w:r>
-              <w:rPr>
-                <w:rFonts w:ascii="微软雅黑" w:hAnsi="微软雅黑" w:eastAsia="微软雅黑"/>
-                <w:b w:val="0"/>
-              </w:rPr>
-              <w:t>既要绝对黑又要看得见人：占用期间照明与监测走人眼不可见的近红外，可见光通道硬件断电</w:t>
-            </w:r>
-          </w:p>
-        </w:tc>
-        <w:tc>
-          <w:tcPr>
-            <w:tcW w:type="dxa" w:w="2880"/>
-          </w:tcPr>
-          <w:p>
-            <w:r/>
-            <w:r>
-              <w:rPr>
-                <w:rFonts w:ascii="微软雅黑" w:hAnsi="微软雅黑" w:eastAsia="微软雅黑"/>
-                <w:b w:val="0"/>
-              </w:rPr>
-              <w:t>—</w:t>
-            </w:r>
-          </w:p>
-        </w:tc>
-      </w:tr>
-      <w:tr>
-        <w:tc>
-          <w:tcPr>
-            <w:tcW w:type="dxa" w:w="2880"/>
-          </w:tcPr>
-          <w:p>
-            <w:r/>
-            <w:r>
-              <w:rPr>
-                <w:rFonts w:ascii="微软雅黑" w:hAnsi="微软雅黑" w:eastAsia="微软雅黑"/>
-                <w:color w:val="B03060"/>
-              </w:rPr>
-              <w:t>PAT-IDEA-037</w:t>
-            </w:r>
-          </w:p>
-        </w:tc>
-        <w:tc>
-          <w:tcPr>
-            <w:tcW w:type="dxa" w:w="2880"/>
-          </w:tcPr>
-          <w:p>
-            <w:r/>
-            <w:r>
-              <w:rPr>
-                <w:rFonts w:ascii="微软雅黑" w:hAnsi="微软雅黑" w:eastAsia="微软雅黑"/>
-                <w:b w:val="0"/>
-              </w:rPr>
-              <w:t>组二从权：低刺激不是关灯关声，是五个通道的残余量被实测并闭环压到阈值以下，不达标不许进深度模式</w:t>
-            </w:r>
-          </w:p>
-        </w:tc>
-        <w:tc>
-          <w:tcPr>
-            <w:tcW w:type="dxa" w:w="2880"/>
-          </w:tcPr>
-          <w:p>
-            <w:r/>
-            <w:r>
-              <w:rPr>
-                <w:rFonts w:ascii="微软雅黑" w:hAnsi="微软雅黑" w:eastAsia="微软雅黑"/>
-                <w:b w:val="0"/>
-              </w:rPr>
-              <w:t>—</w:t>
-            </w:r>
-          </w:p>
-        </w:tc>
-      </w:tr>
-      <w:tr>
-        <w:tc>
-          <w:tcPr>
-            <w:tcW w:type="dxa" w:w="2880"/>
-          </w:tcPr>
-          <w:p>
-            <w:r/>
-            <w:r>
-              <w:rPr>
-                <w:rFonts w:ascii="微软雅黑" w:hAnsi="微软雅黑" w:eastAsia="微软雅黑"/>
-                <w:color w:val="B03060"/>
-              </w:rPr>
-              <w:t>PAT-IDEA-041</w:t>
-            </w:r>
-          </w:p>
-        </w:tc>
-        <w:tc>
-          <w:tcPr>
-            <w:tcW w:type="dxa" w:w="2880"/>
-          </w:tcPr>
-          <w:p>
-            <w:r/>
-            <w:r>
-              <w:rPr>
-                <w:rFonts w:ascii="微软雅黑" w:hAnsi="微软雅黑" w:eastAsia="微软雅黑"/>
-                <w:b w:val="0"/>
-              </w:rPr>
-              <w:t>残余亮度的允许上限必须随暗适应时间往下走：一个固定的「够黑」指标在第40分钟会差几个数量级</w:t>
-            </w:r>
-          </w:p>
-        </w:tc>
-        <w:tc>
-          <w:tcPr>
-            <w:tcW w:type="dxa" w:w="2880"/>
-          </w:tcPr>
-          <w:p>
-            <w:r/>
-            <w:r>
-              <w:rPr>
-                <w:rFonts w:ascii="微软雅黑" w:hAnsi="微软雅黑" w:eastAsia="微软雅黑"/>
-                <w:color w:val="B03060"/>
-              </w:rPr>
-              <w:t>PAT-PRI-077</w:t>
-            </w:r>
-          </w:p>
-        </w:tc>
-      </w:tr>
-      <w:tr>
-        <w:tc>
-          <w:tcPr>
-            <w:tcW w:type="dxa" w:w="2880"/>
-          </w:tcPr>
-          <w:p>
-            <w:r/>
-            <w:r>
-              <w:rPr>
-                <w:rFonts w:ascii="微软雅黑" w:hAnsi="微软雅黑" w:eastAsia="微软雅黑"/>
-                <w:color w:val="B03060"/>
-              </w:rPr>
-              <w:t>PAT-IDEA-042</w:t>
-            </w:r>
-          </w:p>
-        </w:tc>
-        <w:tc>
-          <w:tcPr>
-            <w:tcW w:type="dxa" w:w="2880"/>
-          </w:tcPr>
-          <w:p>
-            <w:r/>
-            <w:r>
-              <w:rPr>
-                <w:rFonts w:ascii="微软雅黑" w:hAnsi="微软雅黑" w:eastAsia="微软雅黑"/>
-                <w:b w:val="0"/>
-              </w:rPr>
-              <w:t>你们的消杀系统会污染暗环境：光催化涂层被紫外激发后会余辉，必须衰减到当前阈值以下才允许占用</w:t>
-            </w:r>
-          </w:p>
-        </w:tc>
-        <w:tc>
-          <w:tcPr>
-            <w:tcW w:type="dxa" w:w="2880"/>
-          </w:tcPr>
-          <w:p>
-            <w:r/>
-            <w:r>
-              <w:rPr>
-                <w:rFonts w:ascii="微软雅黑" w:hAnsi="微软雅黑" w:eastAsia="微软雅黑"/>
-                <w:color w:val="B03060"/>
-              </w:rPr>
-              <w:t>PAT-PRI-077</w:t>
-            </w:r>
-            <w:r>
-              <w:rPr>
-                <w:rFonts w:ascii="微软雅黑" w:hAnsi="微软雅黑" w:eastAsia="微软雅黑"/>
-                <w:b w:val="0"/>
-              </w:rPr>
-              <w:t>、</w:t>
-            </w:r>
-            <w:r>
-              <w:rPr>
-                <w:rFonts w:ascii="微软雅黑" w:hAnsi="微软雅黑" w:eastAsia="微软雅黑"/>
-                <w:color w:val="B03060"/>
-              </w:rPr>
-              <w:t>PAT-PRI-078</w:t>
-            </w:r>
-          </w:p>
-        </w:tc>
-      </w:tr>
-      <w:tr>
-        <w:tc>
-          <w:tcPr>
-            <w:tcW w:type="dxa" w:w="2880"/>
-          </w:tcPr>
-          <w:p>
-            <w:r/>
-            <w:r>
-              <w:rPr>
-                <w:rFonts w:ascii="微软雅黑" w:hAnsi="微软雅黑" w:eastAsia="微软雅黑"/>
-                <w:color w:val="B03060"/>
-              </w:rPr>
-              <w:t>PAT-IDEA-043</w:t>
-            </w:r>
-          </w:p>
-        </w:tc>
-        <w:tc>
-          <w:tcPr>
-            <w:tcW w:type="dxa" w:w="2880"/>
-          </w:tcPr>
-          <w:p>
-            <w:r/>
-            <w:r>
-              <w:rPr>
-                <w:rFonts w:ascii="微软雅黑" w:hAnsi="微软雅黑" w:eastAsia="微软雅黑"/>
-                <w:b w:val="0"/>
-              </w:rPr>
-              <w:t>光不能对消，只能挡：用眼位探测加可寻址遮光阵列，按实测漏光分布只关掉漏的那几处</w:t>
-            </w:r>
-          </w:p>
-        </w:tc>
-        <w:tc>
-          <w:tcPr>
-            <w:tcW w:type="dxa" w:w="2880"/>
-          </w:tcPr>
-          <w:p>
-            <w:r/>
-            <w:r>
-              <w:rPr>
-                <w:rFonts w:ascii="微软雅黑" w:hAnsi="微软雅黑" w:eastAsia="微软雅黑"/>
-                <w:color w:val="B03060"/>
-              </w:rPr>
-              <w:t>PAT-PRI-079</w:t>
-            </w:r>
-          </w:p>
-        </w:tc>
-      </w:tr>
-      <w:tr>
-        <w:tc>
-          <w:tcPr>
-            <w:tcW w:type="dxa" w:w="2880"/>
-          </w:tcPr>
-          <w:p>
-            <w:r/>
-            <w:r>
-              <w:rPr>
-                <w:rFonts w:ascii="微软雅黑" w:hAnsi="微软雅黑" w:eastAsia="微软雅黑"/>
-                <w:color w:val="B03060"/>
-              </w:rPr>
-              <w:t>PAT-IDEA-046</w:t>
-            </w:r>
-          </w:p>
-        </w:tc>
-        <w:tc>
-          <w:tcPr>
-            <w:tcW w:type="dxa" w:w="2880"/>
-          </w:tcPr>
-          <w:p>
-            <w:r/>
-            <w:r>
-              <w:rPr>
-                <w:rFonts w:ascii="微软雅黑" w:hAnsi="微软雅黑" w:eastAsia="微软雅黑"/>
-                <w:b w:val="0"/>
-              </w:rPr>
-              <w:t>组二独权候选：目标刺激的功率由实测本底反算，本底上升时先降本底而不是加大功率</w:t>
-            </w:r>
-          </w:p>
-        </w:tc>
-        <w:tc>
-          <w:tcPr>
-            <w:tcW w:type="dxa" w:w="2880"/>
-          </w:tcPr>
-          <w:p>
-            <w:r/>
-            <w:r>
-              <w:rPr>
-                <w:rFonts w:ascii="微软雅黑" w:hAnsi="微软雅黑" w:eastAsia="微软雅黑"/>
-                <w:b w:val="0"/>
-              </w:rPr>
-              <w:t>—</w:t>
-            </w:r>
-          </w:p>
-        </w:tc>
-      </w:tr>
-      <w:tr>
-        <w:tc>
-          <w:tcPr>
-            <w:tcW w:type="dxa" w:w="2880"/>
-          </w:tcPr>
-          <w:p>
-            <w:r/>
-            <w:r>
-              <w:rPr>
-                <w:rFonts w:ascii="微软雅黑" w:hAnsi="微软雅黑" w:eastAsia="微软雅黑"/>
-                <w:color w:val="B03060"/>
-              </w:rPr>
-              <w:t>PAT-IDEA-047</w:t>
-            </w:r>
-          </w:p>
-        </w:tc>
-        <w:tc>
-          <w:tcPr>
-            <w:tcW w:type="dxa" w:w="2880"/>
-          </w:tcPr>
-          <w:p>
-            <w:r/>
-            <w:r>
-              <w:rPr>
-                <w:rFonts w:ascii="微软雅黑" w:hAnsi="微软雅黑" w:eastAsia="微软雅黑"/>
-                <w:b w:val="0"/>
-              </w:rPr>
-              <w:t>每个执行器都是别的通道的噪声源：刺激预算必须计入执行器自身注入，联合优化而不是各通道独立最小</w:t>
-            </w:r>
-          </w:p>
-        </w:tc>
-        <w:tc>
-          <w:tcPr>
-            <w:tcW w:type="dxa" w:w="2880"/>
-          </w:tcPr>
-          <w:p>
-            <w:r/>
-            <w:r>
-              <w:rPr>
-                <w:rFonts w:ascii="微软雅黑" w:hAnsi="微软雅黑" w:eastAsia="微软雅黑"/>
-                <w:b w:val="0"/>
-              </w:rPr>
-              <w:t>—</w:t>
-            </w:r>
-          </w:p>
-        </w:tc>
-      </w:tr>
-      <w:tr>
-        <w:tc>
-          <w:tcPr>
-            <w:tcW w:type="dxa" w:w="2880"/>
-          </w:tcPr>
-          <w:p>
-            <w:r/>
-            <w:r>
-              <w:rPr>
-                <w:rFonts w:ascii="微软雅黑" w:hAnsi="微软雅黑" w:eastAsia="微软雅黑"/>
-                <w:color w:val="B03060"/>
-              </w:rPr>
-              <w:t>PAT-IDEA-048</w:t>
-            </w:r>
-          </w:p>
-        </w:tc>
-        <w:tc>
-          <w:tcPr>
-            <w:tcW w:type="dxa" w:w="2880"/>
-          </w:tcPr>
-          <w:p>
-            <w:r/>
-            <w:r>
-              <w:rPr>
-                <w:rFonts w:ascii="微软雅黑" w:hAnsi="微软雅黑" w:eastAsia="微软雅黑"/>
-                <w:b w:val="0"/>
-              </w:rPr>
-              <w:t>用使用者自己的生理节律做掩蔽窗：必然产生刺激的动作，错开到本人感知阈值最高的时刻执行</w:t>
-            </w:r>
-          </w:p>
-        </w:tc>
-        <w:tc>
-          <w:tcPr>
-            <w:tcW w:type="dxa" w:w="2880"/>
-          </w:tcPr>
-          <w:p>
-            <w:r/>
-            <w:r>
-              <w:rPr>
-                <w:rFonts w:ascii="微软雅黑" w:hAnsi="微软雅黑" w:eastAsia="微软雅黑"/>
-                <w:b w:val="0"/>
-              </w:rPr>
-              <w:t>—</w:t>
-            </w:r>
-          </w:p>
-        </w:tc>
-      </w:tr>
-      <w:tr>
-        <w:tc>
-          <w:tcPr>
-            <w:tcW w:type="dxa" w:w="2880"/>
-          </w:tcPr>
-          <w:p>
-            <w:r/>
-            <w:r>
-              <w:rPr>
-                <w:rFonts w:ascii="微软雅黑" w:hAnsi="微软雅黑" w:eastAsia="微软雅黑"/>
-                <w:color w:val="B03060"/>
-              </w:rPr>
-              <w:t>PAT-IDEA-051</w:t>
-            </w:r>
-          </w:p>
-        </w:tc>
-        <w:tc>
-          <w:tcPr>
-            <w:tcW w:type="dxa" w:w="2880"/>
-          </w:tcPr>
-          <w:p>
-            <w:r/>
-            <w:r>
-              <w:rPr>
-                <w:rFonts w:ascii="微软雅黑" w:hAnsi="微软雅黑" w:eastAsia="微软雅黑"/>
-                <w:b w:val="0"/>
-              </w:rPr>
-              <w:t>毫米波穿不透就别穿：用腔内压力与液面微起伏解心跳呼吸，中性浮力本身是天然放大器</w:t>
-            </w:r>
-          </w:p>
-        </w:tc>
-        <w:tc>
-          <w:tcPr>
-            <w:tcW w:type="dxa" w:w="2880"/>
-          </w:tcPr>
-          <w:p>
-            <w:r/>
-            <w:r>
-              <w:rPr>
-                <w:rFonts w:ascii="微软雅黑" w:hAnsi="微软雅黑" w:eastAsia="微软雅黑"/>
-                <w:b w:val="0"/>
-              </w:rPr>
-              <w:t>—</w:t>
-            </w:r>
-          </w:p>
-        </w:tc>
-      </w:tr>
-    </w:tbl>
-    <w:p/>
-    <w:p>
-      <w:pPr>
-        <w:pStyle w:val="Heading4"/>
-      </w:pPr>
-      <w:r>
-        <w:rPr>
-          <w:rFonts w:ascii="微软雅黑" w:hAnsi="微软雅黑" w:eastAsia="微软雅黑"/>
-          <w:b w:val="0"/>
-        </w:rPr>
-        <w:t>组三 · 高盐声耦合（6 张）</w:t>
-      </w:r>
-    </w:p>
-    <w:p>
-      <w:pPr>
-        <w:jc w:val="left"/>
-      </w:pPr>
-      <w:r>
-        <w:rPr>
-          <w:rFonts w:ascii="微软雅黑" w:hAnsi="微软雅黑" w:eastAsia="微软雅黑"/>
-          <w:b w:val="0"/>
-        </w:rPr>
-        <w:t xml:space="preserve">共同特定技术特征：高盐工作液作为声耦合介质时的阻抗设计与腔体模态处理。独权候选仍是 </w:t>
-      </w:r>
-      <w:r>
-        <w:rPr>
-          <w:rFonts w:ascii="微软雅黑" w:hAnsi="微软雅黑" w:eastAsia="微软雅黑"/>
-          <w:color w:val="B03060"/>
-        </w:rPr>
-        <w:t>PAT-IDEA-049</w:t>
-      </w:r>
-      <w:r>
-        <w:rPr>
-          <w:rFonts w:ascii="微软雅黑" w:hAnsi="微软雅黑" w:eastAsia="微软雅黑"/>
-          <w:b w:val="0"/>
-        </w:rPr>
-        <w:t>（工作液即可调声阻抗层）。</w:t>
-      </w:r>
-    </w:p>
-    <w:tbl>
-      <w:tblPr>
-        <w:tblStyle w:val="LightGrid-Accent1"/>
-        <w:tblW w:type="auto" w:w="0"/>
-        <w:tblLook w:firstColumn="1" w:firstRow="1" w:lastColumn="0" w:lastRow="0" w:noHBand="0" w:noVBand="1" w:val="04A0"/>
-      </w:tblPr>
-      <w:tblGrid>
-        <w:gridCol w:w="2880"/>
-        <w:gridCol w:w="2880"/>
-        <w:gridCol w:w="2880"/>
-      </w:tblGrid>
-      <w:tr>
-        <w:tc>
-          <w:tcPr>
-            <w:tcW w:type="dxa" w:w="2880"/>
-          </w:tcPr>
-          <w:p>
-            <w:r/>
-            <w:r>
-              <w:rPr>
-                <w:rFonts w:ascii="微软雅黑" w:hAnsi="微软雅黑" w:eastAsia="微软雅黑"/>
-                <w:b/>
-              </w:rPr>
-              <w:t>卡号</w:t>
-            </w:r>
-          </w:p>
-        </w:tc>
-        <w:tc>
-          <w:tcPr>
-            <w:tcW w:type="dxa" w:w="2880"/>
-          </w:tcPr>
-          <w:p>
-            <w:r/>
-            <w:r>
-              <w:rPr>
-                <w:rFonts w:ascii="微软雅黑" w:hAnsi="微软雅黑" w:eastAsia="微软雅黑"/>
-                <w:b/>
-              </w:rPr>
-              <w:t>标题</w:t>
-            </w:r>
-          </w:p>
-        </w:tc>
-        <w:tc>
-          <w:tcPr>
-            <w:tcW w:type="dxa" w:w="2880"/>
-          </w:tcPr>
-          <w:p>
-            <w:r/>
-            <w:r>
-              <w:rPr>
-                <w:rFonts w:ascii="微软雅黑" w:hAnsi="微软雅黑" w:eastAsia="微软雅黑"/>
-                <w:b/>
-              </w:rPr>
-              <w:t>相关先案</w:t>
-            </w:r>
-          </w:p>
-        </w:tc>
-      </w:tr>
-      <w:tr>
-        <w:tc>
-          <w:tcPr>
-            <w:tcW w:type="dxa" w:w="2880"/>
-          </w:tcPr>
-          <w:p>
-            <w:r/>
-            <w:r>
-              <w:rPr>
-                <w:rFonts w:ascii="微软雅黑" w:hAnsi="微软雅黑" w:eastAsia="微软雅黑"/>
-                <w:color w:val="B03060"/>
-              </w:rPr>
-              <w:t>PAT-IDEA-032</w:t>
-            </w:r>
-          </w:p>
-        </w:tc>
-        <w:tc>
-          <w:tcPr>
-            <w:tcW w:type="dxa" w:w="2880"/>
-          </w:tcPr>
-          <w:p>
-            <w:r/>
-            <w:r>
-              <w:rPr>
-                <w:rFonts w:ascii="微软雅黑" w:hAnsi="微软雅黑" w:eastAsia="微软雅黑"/>
-                <w:b w:val="0"/>
-              </w:rPr>
-              <w:t>耳朵一半在盐液一半在空气：主动对消必须液气双通道，单靠空气侧扬声器对液相传来的声无效</w:t>
-            </w:r>
-          </w:p>
-        </w:tc>
-        <w:tc>
-          <w:tcPr>
-            <w:tcW w:type="dxa" w:w="2880"/>
-          </w:tcPr>
-          <w:p>
-            <w:r/>
-            <w:r>
-              <w:rPr>
-                <w:rFonts w:ascii="微软雅黑" w:hAnsi="微软雅黑" w:eastAsia="微软雅黑"/>
-                <w:color w:val="B03060"/>
-              </w:rPr>
-              <w:t>PAT-PRI-071</w:t>
-            </w:r>
-            <w:r>
-              <w:rPr>
-                <w:rFonts w:ascii="微软雅黑" w:hAnsi="微软雅黑" w:eastAsia="微软雅黑"/>
-                <w:b w:val="0"/>
-              </w:rPr>
-              <w:t>、</w:t>
-            </w:r>
-            <w:r>
-              <w:rPr>
-                <w:rFonts w:ascii="微软雅黑" w:hAnsi="微软雅黑" w:eastAsia="微软雅黑"/>
-                <w:color w:val="B03060"/>
-              </w:rPr>
-              <w:t>PAT-PRI-072</w:t>
-            </w:r>
-            <w:r>
-              <w:rPr>
-                <w:rFonts w:ascii="微软雅黑" w:hAnsi="微软雅黑" w:eastAsia="微软雅黑"/>
-                <w:b w:val="0"/>
-              </w:rPr>
-              <w:t>、</w:t>
-            </w:r>
-            <w:r>
-              <w:rPr>
-                <w:rFonts w:ascii="微软雅黑" w:hAnsi="微软雅黑" w:eastAsia="微软雅黑"/>
-                <w:color w:val="B03060"/>
-              </w:rPr>
-              <w:t>PAT-PRI-073</w:t>
-            </w:r>
-            <w:r>
-              <w:rPr>
-                <w:rFonts w:ascii="微软雅黑" w:hAnsi="微软雅黑" w:eastAsia="微软雅黑"/>
-                <w:b w:val="0"/>
-              </w:rPr>
-              <w:t>、</w:t>
-            </w:r>
-            <w:r>
-              <w:rPr>
-                <w:rFonts w:ascii="微软雅黑" w:hAnsi="微软雅黑" w:eastAsia="微软雅黑"/>
-                <w:color w:val="B03060"/>
-              </w:rPr>
-              <w:t>PAT-PRI-074</w:t>
-            </w:r>
-          </w:p>
-        </w:tc>
-      </w:tr>
-      <w:tr>
-        <w:tc>
-          <w:tcPr>
-            <w:tcW w:type="dxa" w:w="2880"/>
-          </w:tcPr>
-          <w:p>
-            <w:r/>
-            <w:r>
-              <w:rPr>
-                <w:rFonts w:ascii="微软雅黑" w:hAnsi="微软雅黑" w:eastAsia="微软雅黑"/>
-                <w:color w:val="B03060"/>
-              </w:rPr>
-              <w:t>PAT-IDEA-033</w:t>
-            </w:r>
-          </w:p>
-        </w:tc>
-        <w:tc>
-          <w:tcPr>
-            <w:tcW w:type="dxa" w:w="2880"/>
-          </w:tcPr>
-          <w:p>
-            <w:r/>
-            <w:r>
-              <w:rPr>
-                <w:rFonts w:ascii="微软雅黑" w:hAnsi="微软雅黑" w:eastAsia="微软雅黑"/>
-                <w:b w:val="0"/>
-              </w:rPr>
-              <w:t>漂浮的人头会漂移和转动：误差传感器随头一起浮，静区跟着耳朵走</w:t>
-            </w:r>
-          </w:p>
-        </w:tc>
-        <w:tc>
-          <w:tcPr>
-            <w:tcW w:type="dxa" w:w="2880"/>
-          </w:tcPr>
-          <w:p>
-            <w:r/>
-            <w:r>
-              <w:rPr>
-                <w:rFonts w:ascii="微软雅黑" w:hAnsi="微软雅黑" w:eastAsia="微软雅黑"/>
-                <w:color w:val="B03060"/>
-              </w:rPr>
-              <w:t>PAT-PRI-074</w:t>
-            </w:r>
-          </w:p>
-        </w:tc>
-      </w:tr>
-      <w:tr>
-        <w:tc>
-          <w:tcPr>
-            <w:tcW w:type="dxa" w:w="2880"/>
-          </w:tcPr>
-          <w:p>
-            <w:r/>
-            <w:r>
-              <w:rPr>
-                <w:rFonts w:ascii="微软雅黑" w:hAnsi="微软雅黑" w:eastAsia="微软雅黑"/>
-                <w:color w:val="B03060"/>
-              </w:rPr>
-              <w:t>PAT-IDEA-049</w:t>
-            </w:r>
-          </w:p>
-        </w:tc>
-        <w:tc>
-          <w:tcPr>
-            <w:tcW w:type="dxa" w:w="2880"/>
-          </w:tcPr>
-          <w:p>
-            <w:r/>
-            <w:r>
-              <w:rPr>
-                <w:rFonts w:ascii="微软雅黑" w:hAnsi="微软雅黑" w:eastAsia="微软雅黑"/>
-                <w:b w:val="0"/>
-              </w:rPr>
-              <w:t>工作液本身就是可调声阻抗匹配层：密度这一个变量同时被浮力窗口和阻抗匹配约束，冲突本身就是发明点</w:t>
-            </w:r>
-          </w:p>
-        </w:tc>
-        <w:tc>
-          <w:tcPr>
-            <w:tcW w:type="dxa" w:w="2880"/>
-          </w:tcPr>
-          <w:p>
-            <w:r/>
-            <w:r>
-              <w:rPr>
-                <w:rFonts w:ascii="微软雅黑" w:hAnsi="微软雅黑" w:eastAsia="微软雅黑"/>
-                <w:color w:val="B03060"/>
-              </w:rPr>
-              <w:t>PAT-PRI-083</w:t>
-            </w:r>
-          </w:p>
-        </w:tc>
-      </w:tr>
-      <w:tr>
-        <w:tc>
-          <w:tcPr>
-            <w:tcW w:type="dxa" w:w="2880"/>
-          </w:tcPr>
-          <w:p>
-            <w:r/>
-            <w:r>
-              <w:rPr>
-                <w:rFonts w:ascii="微软雅黑" w:hAnsi="微软雅黑" w:eastAsia="微软雅黑"/>
-                <w:color w:val="B03060"/>
-              </w:rPr>
-              <w:t>PAT-IDEA-050</w:t>
-            </w:r>
-          </w:p>
-        </w:tc>
-        <w:tc>
-          <w:tcPr>
-            <w:tcW w:type="dxa" w:w="2880"/>
-          </w:tcPr>
-          <w:p>
-            <w:r/>
-            <w:r>
-              <w:rPr>
-                <w:rFonts w:ascii="微软雅黑" w:hAnsi="微软雅黑" w:eastAsia="微软雅黑"/>
-                <w:b w:val="0"/>
-              </w:rPr>
-              <w:t>分频独立通道 + 封闭高盐腔的模态随实测声速在线修正，互调产物不得落进可闻区</w:t>
-            </w:r>
-          </w:p>
-        </w:tc>
-        <w:tc>
-          <w:tcPr>
-            <w:tcW w:type="dxa" w:w="2880"/>
-          </w:tcPr>
-          <w:p>
-            <w:r/>
-            <w:r>
-              <w:rPr>
-                <w:rFonts w:ascii="微软雅黑" w:hAnsi="微软雅黑" w:eastAsia="微软雅黑"/>
-                <w:color w:val="B03060"/>
-              </w:rPr>
-              <w:t>PAT-PRI-080</w:t>
-            </w:r>
-          </w:p>
-        </w:tc>
-      </w:tr>
-      <w:tr>
-        <w:tc>
-          <w:tcPr>
-            <w:tcW w:type="dxa" w:w="2880"/>
-          </w:tcPr>
-          <w:p>
-            <w:r/>
-            <w:r>
-              <w:rPr>
-                <w:rFonts w:ascii="微软雅黑" w:hAnsi="微软雅黑" w:eastAsia="微软雅黑"/>
-                <w:color w:val="B03060"/>
-              </w:rPr>
-              <w:t>PAT-IDEA-063</w:t>
-            </w:r>
-          </w:p>
-        </w:tc>
-        <w:tc>
-          <w:tcPr>
-            <w:tcW w:type="dxa" w:w="2880"/>
-          </w:tcPr>
-          <w:p>
-            <w:r/>
-            <w:r>
-              <w:rPr>
-                <w:rFonts w:ascii="微软雅黑" w:hAnsi="微软雅黑" w:eastAsia="微软雅黑"/>
-                <w:b w:val="0"/>
-              </w:rPr>
-              <w:t>组三从权候选：液体目标场与头部空气/舱壳泄漏必须联合求解，不能写成普通主动降噪</w:t>
-            </w:r>
-          </w:p>
-        </w:tc>
-        <w:tc>
-          <w:tcPr>
-            <w:tcW w:type="dxa" w:w="2880"/>
-          </w:tcPr>
-          <w:p>
-            <w:r/>
-            <w:r>
-              <w:rPr>
-                <w:rFonts w:ascii="微软雅黑" w:hAnsi="微软雅黑" w:eastAsia="微软雅黑"/>
-                <w:color w:val="B03060"/>
-              </w:rPr>
-              <w:t>PAT-PRI-004</w:t>
-            </w:r>
-          </w:p>
-        </w:tc>
-      </w:tr>
-      <w:tr>
-        <w:tc>
-          <w:tcPr>
-            <w:tcW w:type="dxa" w:w="2880"/>
-          </w:tcPr>
-          <w:p>
-            <w:r/>
-            <w:r>
-              <w:rPr>
-                <w:rFonts w:ascii="微软雅黑" w:hAnsi="微软雅黑" w:eastAsia="微软雅黑"/>
-                <w:color w:val="B03060"/>
-              </w:rPr>
-              <w:t>PAT-IDEA-064</w:t>
-            </w:r>
-          </w:p>
-        </w:tc>
-        <w:tc>
-          <w:tcPr>
-            <w:tcW w:type="dxa" w:w="2880"/>
-          </w:tcPr>
-          <w:p>
-            <w:r/>
-            <w:r>
-              <w:rPr>
-                <w:rFonts w:ascii="微软雅黑" w:hAnsi="微软雅黑" w:eastAsia="微软雅黑"/>
-                <w:b w:val="0"/>
-              </w:rPr>
-              <w:t>组三从权候选：自由漂移人体坐标系下的体感声场动态重映射，不采生理信号</w:t>
-            </w:r>
-          </w:p>
-        </w:tc>
-        <w:tc>
-          <w:tcPr>
-            <w:tcW w:type="dxa" w:w="2880"/>
-          </w:tcPr>
-          <w:p>
-            <w:r/>
-            <w:r>
-              <w:rPr>
-                <w:rFonts w:ascii="微软雅黑" w:hAnsi="微软雅黑" w:eastAsia="微软雅黑"/>
-                <w:color w:val="B03060"/>
-              </w:rPr>
-              <w:t>PAT-PRI-002</w:t>
-            </w:r>
-            <w:r>
-              <w:rPr>
-                <w:rFonts w:ascii="微软雅黑" w:hAnsi="微软雅黑" w:eastAsia="微软雅黑"/>
-                <w:b w:val="0"/>
-              </w:rPr>
-              <w:t>、</w:t>
-            </w:r>
-            <w:r>
-              <w:rPr>
-                <w:rFonts w:ascii="微软雅黑" w:hAnsi="微软雅黑" w:eastAsia="微软雅黑"/>
-                <w:color w:val="B03060"/>
-              </w:rPr>
-              <w:t>PAT-PRI-001</w:t>
-            </w:r>
-            <w:r>
-              <w:rPr>
-                <w:rFonts w:ascii="微软雅黑" w:hAnsi="微软雅黑" w:eastAsia="微软雅黑"/>
-                <w:b w:val="0"/>
-              </w:rPr>
-              <w:t>、</w:t>
-            </w:r>
-            <w:r>
-              <w:rPr>
-                <w:rFonts w:ascii="微软雅黑" w:hAnsi="微软雅黑" w:eastAsia="微软雅黑"/>
-                <w:color w:val="B03060"/>
-              </w:rPr>
-              <w:t>PAT-PRI-004</w:t>
-            </w:r>
-          </w:p>
-        </w:tc>
-      </w:tr>
-    </w:tbl>
-    <w:p/>
-    <w:p>
-      <w:pPr>
-        <w:jc w:val="left"/>
-      </w:pPr>
-      <w:r>
-        <w:rPr>
-          <w:rFonts w:ascii="微软雅黑" w:hAnsi="微软雅黑" w:eastAsia="微软雅黑"/>
-          <w:b w:val="0"/>
-        </w:rPr>
-        <w:t xml:space="preserve">不要把 </w:t>
+        <w:t xml:space="preserve">改按贡献点分组，组内用从属权利要求做层次。本轮两份评估建议另立「液体律动场 / 干湿界面 / 光路可信 / 含气液投送」——那是研发筛选顺序，不是现在改架构。新点全部挂进既有五组。不要把 </w:t>
       </w:r>
       <w:r>
         <w:rPr>
@@ -3395,33 +1357,7 @@
           <w:rFonts w:ascii="微软雅黑" w:hAnsi="微软雅黑" w:eastAsia="微软雅黑"/>
           <w:b w:val="0"/>
         </w:rPr>
-        <w:t>组四 · 测量可信度（8 张）</w:t>
-      </w:r>
-    </w:p>
-    <w:p>
-      <w:pPr>
-        <w:jc w:val="left"/>
-      </w:pPr>
-      <w:r>
-        <w:rPr>
-          <w:rFonts w:ascii="微软雅黑" w:hAnsi="微软雅黑" w:eastAsia="微软雅黑"/>
-          <w:b w:val="0"/>
-        </w:rPr>
-        <w:t xml:space="preserve">共同特定技术特征：高盐、含气、脏窗条件下测量是否可信，不可信则冻结动作。独权候选仍是 </w:t>
-      </w:r>
-      <w:r>
-        <w:rPr>
-          <w:rFonts w:ascii="微软雅黑" w:hAnsi="微软雅黑" w:eastAsia="微软雅黑"/>
-          <w:color w:val="B03060"/>
-        </w:rPr>
-        <w:t>PAT-ROAD-B</w:t>
-      </w:r>
-      <w:r>
-        <w:rPr>
-          <w:rFonts w:ascii="微软雅黑" w:hAnsi="微软雅黑" w:eastAsia="微软雅黑"/>
-          <w:b w:val="0"/>
-        </w:rPr>
-        <w:t>。</w:t>
+        <w:t>组一 · 液路与化学（14 张）</w:t>
       </w:r>
     </w:p>
     <w:tbl>
@@ -3494,6 +1430,1889 @@
                 <w:rFonts w:ascii="微软雅黑" w:hAnsi="微软雅黑" w:eastAsia="微软雅黑"/>
                 <w:color w:val="B03060"/>
               </w:rPr>
+              <w:t>PAT-DRAFT-A4</w:t>
+            </w:r>
+          </w:p>
+        </w:tc>
+        <w:tc>
+          <w:tcPr>
+            <w:tcW w:type="dxa" w:w="2880"/>
+          </w:tcPr>
+          <w:p>
+            <w:r/>
+            <w:r>
+              <w:rPr>
+                <w:rFonts w:ascii="微软雅黑" w:hAnsi="微软雅黑" w:eastAsia="微软雅黑"/>
+                <w:b w:val="0"/>
+              </w:rPr>
+              <w:t>第一件底稿状态：盐堵通气口的宽方案已被包围，只剩见证件窄缝待验证</w:t>
+            </w:r>
+          </w:p>
+        </w:tc>
+        <w:tc>
+          <w:tcPr>
+            <w:tcW w:type="dxa" w:w="2880"/>
+          </w:tcPr>
+          <w:p>
+            <w:r/>
+            <w:r>
+              <w:rPr>
+                <w:rFonts w:ascii="微软雅黑" w:hAnsi="微软雅黑" w:eastAsia="微软雅黑"/>
+                <w:color w:val="B03060"/>
+              </w:rPr>
+              <w:t>PAT-PRI-043</w:t>
+            </w:r>
+            <w:r>
+              <w:rPr>
+                <w:rFonts w:ascii="微软雅黑" w:hAnsi="微软雅黑" w:eastAsia="微软雅黑"/>
+                <w:b w:val="0"/>
+              </w:rPr>
+              <w:t>、</w:t>
+            </w:r>
+            <w:r>
+              <w:rPr>
+                <w:rFonts w:ascii="微软雅黑" w:hAnsi="微软雅黑" w:eastAsia="微软雅黑"/>
+                <w:color w:val="B03060"/>
+              </w:rPr>
+              <w:t>PAT-PRI-020</w:t>
+            </w:r>
+          </w:p>
+        </w:tc>
+      </w:tr>
+      <w:tr>
+        <w:tc>
+          <w:tcPr>
+            <w:tcW w:type="dxa" w:w="2880"/>
+          </w:tcPr>
+          <w:p>
+            <w:r/>
+            <w:r>
+              <w:rPr>
+                <w:rFonts w:ascii="微软雅黑" w:hAnsi="微软雅黑" w:eastAsia="微软雅黑"/>
+                <w:color w:val="B03060"/>
+              </w:rPr>
+              <w:t>PAT-IDEA-026</w:t>
+            </w:r>
+          </w:p>
+        </w:tc>
+        <w:tc>
+          <w:tcPr>
+            <w:tcW w:type="dxa" w:w="2880"/>
+          </w:tcPr>
+          <w:p>
+            <w:r/>
+            <w:r>
+              <w:rPr>
+                <w:rFonts w:ascii="微软雅黑" w:hAnsi="微软雅黑" w:eastAsia="微软雅黑"/>
+                <w:b w:val="0"/>
+              </w:rPr>
+              <w:t>高盐里羟基自由基活不到扩散开：光催化面前强制窄间隙薄层流，间隙由实测清除与穿透反推</w:t>
+            </w:r>
+          </w:p>
+        </w:tc>
+        <w:tc>
+          <w:tcPr>
+            <w:tcW w:type="dxa" w:w="2880"/>
+          </w:tcPr>
+          <w:p>
+            <w:r/>
+            <w:r>
+              <w:rPr>
+                <w:rFonts w:ascii="微软雅黑" w:hAnsi="微软雅黑" w:eastAsia="微软雅黑"/>
+                <w:color w:val="B03060"/>
+              </w:rPr>
+              <w:t>PAT-PRI-065</w:t>
+            </w:r>
+            <w:r>
+              <w:rPr>
+                <w:rFonts w:ascii="微软雅黑" w:hAnsi="微软雅黑" w:eastAsia="微软雅黑"/>
+                <w:b w:val="0"/>
+              </w:rPr>
+              <w:t>、</w:t>
+            </w:r>
+            <w:r>
+              <w:rPr>
+                <w:rFonts w:ascii="微软雅黑" w:hAnsi="微软雅黑" w:eastAsia="微软雅黑"/>
+                <w:color w:val="B03060"/>
+              </w:rPr>
+              <w:t>PAT-PRI-066</w:t>
+            </w:r>
+            <w:r>
+              <w:rPr>
+                <w:rFonts w:ascii="微软雅黑" w:hAnsi="微软雅黑" w:eastAsia="微软雅黑"/>
+                <w:b w:val="0"/>
+              </w:rPr>
+              <w:t>、</w:t>
+            </w:r>
+            <w:r>
+              <w:rPr>
+                <w:rFonts w:ascii="微软雅黑" w:hAnsi="微软雅黑" w:eastAsia="微软雅黑"/>
+                <w:color w:val="B03060"/>
+              </w:rPr>
+              <w:t>PAT-PRI-068</w:t>
+            </w:r>
+          </w:p>
+        </w:tc>
+      </w:tr>
+      <w:tr>
+        <w:tc>
+          <w:tcPr>
+            <w:tcW w:type="dxa" w:w="2880"/>
+          </w:tcPr>
+          <w:p>
+            <w:r/>
+            <w:r>
+              <w:rPr>
+                <w:rFonts w:ascii="微软雅黑" w:hAnsi="微软雅黑" w:eastAsia="微软雅黑"/>
+                <w:color w:val="B03060"/>
+              </w:rPr>
+              <w:t>PAT-IDEA-027</w:t>
+            </w:r>
+          </w:p>
+        </w:tc>
+        <w:tc>
+          <w:tcPr>
+            <w:tcW w:type="dxa" w:w="2880"/>
+          </w:tcPr>
+          <w:p>
+            <w:r/>
+            <w:r>
+              <w:rPr>
+                <w:rFonts w:ascii="微软雅黑" w:hAnsi="微软雅黑" w:eastAsia="微软雅黑"/>
+                <w:b w:val="0"/>
+              </w:rPr>
+              <w:t>液相不通臭氧：泻盐带溴、液体常年不换，Peroxone 正是溴酸盐生成路径，改由空舱气相承担氧化</w:t>
+            </w:r>
+          </w:p>
+        </w:tc>
+        <w:tc>
+          <w:tcPr>
+            <w:tcW w:type="dxa" w:w="2880"/>
+          </w:tcPr>
+          <w:p>
+            <w:r/>
+            <w:r>
+              <w:rPr>
+                <w:rFonts w:ascii="微软雅黑" w:hAnsi="微软雅黑" w:eastAsia="微软雅黑"/>
+                <w:color w:val="B03060"/>
+              </w:rPr>
+              <w:t>PAT-PRI-065</w:t>
+            </w:r>
+            <w:r>
+              <w:rPr>
+                <w:rFonts w:ascii="微软雅黑" w:hAnsi="微软雅黑" w:eastAsia="微软雅黑"/>
+                <w:b w:val="0"/>
+              </w:rPr>
+              <w:t>、</w:t>
+            </w:r>
+            <w:r>
+              <w:rPr>
+                <w:rFonts w:ascii="微软雅黑" w:hAnsi="微软雅黑" w:eastAsia="微软雅黑"/>
+                <w:color w:val="B03060"/>
+              </w:rPr>
+              <w:t>PAT-PRI-068</w:t>
+            </w:r>
+            <w:r>
+              <w:rPr>
+                <w:rFonts w:ascii="微软雅黑" w:hAnsi="微软雅黑" w:eastAsia="微软雅黑"/>
+                <w:b w:val="0"/>
+              </w:rPr>
+              <w:t>、</w:t>
+            </w:r>
+            <w:r>
+              <w:rPr>
+                <w:rFonts w:ascii="微软雅黑" w:hAnsi="微软雅黑" w:eastAsia="微软雅黑"/>
+                <w:color w:val="B03060"/>
+              </w:rPr>
+              <w:t>PAT-PRI-042</w:t>
+            </w:r>
+          </w:p>
+        </w:tc>
+      </w:tr>
+      <w:tr>
+        <w:tc>
+          <w:tcPr>
+            <w:tcW w:type="dxa" w:w="2880"/>
+          </w:tcPr>
+          <w:p>
+            <w:r/>
+            <w:r>
+              <w:rPr>
+                <w:rFonts w:ascii="微软雅黑" w:hAnsi="微软雅黑" w:eastAsia="微软雅黑"/>
+                <w:color w:val="B03060"/>
+              </w:rPr>
+              <w:t>PAT-IDEA-028</w:t>
+            </w:r>
+          </w:p>
+        </w:tc>
+        <w:tc>
+          <w:tcPr>
+            <w:tcW w:type="dxa" w:w="2880"/>
+          </w:tcPr>
+          <w:p>
+            <w:r/>
+            <w:r>
+              <w:rPr>
+                <w:rFonts w:ascii="微软雅黑" w:hAnsi="微软雅黑" w:eastAsia="微软雅黑"/>
+                <w:b w:val="0"/>
+              </w:rPr>
+              <w:t>把光触媒从水处理器件变成舱内表面：排空后的空舱段做气相光催化加臭氧，专治液相AOP够不着的壁面生物膜</w:t>
+            </w:r>
+          </w:p>
+        </w:tc>
+        <w:tc>
+          <w:tcPr>
+            <w:tcW w:type="dxa" w:w="2880"/>
+          </w:tcPr>
+          <w:p>
+            <w:r/>
+            <w:r>
+              <w:rPr>
+                <w:rFonts w:ascii="微软雅黑" w:hAnsi="微软雅黑" w:eastAsia="微软雅黑"/>
+                <w:color w:val="B03060"/>
+              </w:rPr>
+              <w:t>PAT-PRI-066</w:t>
+            </w:r>
+            <w:r>
+              <w:rPr>
+                <w:rFonts w:ascii="微软雅黑" w:hAnsi="微软雅黑" w:eastAsia="微软雅黑"/>
+                <w:b w:val="0"/>
+              </w:rPr>
+              <w:t>、</w:t>
+            </w:r>
+            <w:r>
+              <w:rPr>
+                <w:rFonts w:ascii="微软雅黑" w:hAnsi="微软雅黑" w:eastAsia="微软雅黑"/>
+                <w:color w:val="B03060"/>
+              </w:rPr>
+              <w:t>PAT-PRI-069</w:t>
+            </w:r>
+          </w:p>
+        </w:tc>
+      </w:tr>
+      <w:tr>
+        <w:tc>
+          <w:tcPr>
+            <w:tcW w:type="dxa" w:w="2880"/>
+          </w:tcPr>
+          <w:p>
+            <w:r/>
+            <w:r>
+              <w:rPr>
+                <w:rFonts w:ascii="微软雅黑" w:hAnsi="微软雅黑" w:eastAsia="微软雅黑"/>
+                <w:color w:val="B03060"/>
+              </w:rPr>
+              <w:t>PAT-IDEA-029</w:t>
+            </w:r>
+          </w:p>
+        </w:tc>
+        <w:tc>
+          <w:tcPr>
+            <w:tcW w:type="dxa" w:w="2880"/>
+          </w:tcPr>
+          <w:p>
+            <w:r/>
+            <w:r>
+              <w:rPr>
+                <w:rFonts w:ascii="微软雅黑" w:hAnsi="微软雅黑" w:eastAsia="微软雅黑"/>
+                <w:b w:val="0"/>
+              </w:rPr>
+              <w:t>盐霜会把光催化面盖死：激发前先冲洗沥干，并以盐层判据放行，这是高盐独有的失效模式</w:t>
+            </w:r>
+          </w:p>
+        </w:tc>
+        <w:tc>
+          <w:tcPr>
+            <w:tcW w:type="dxa" w:w="2880"/>
+          </w:tcPr>
+          <w:p>
+            <w:r/>
+            <w:r>
+              <w:rPr>
+                <w:rFonts w:ascii="微软雅黑" w:hAnsi="微软雅黑" w:eastAsia="微软雅黑"/>
+                <w:color w:val="B03060"/>
+              </w:rPr>
+              <w:t>PAT-PRI-066</w:t>
+            </w:r>
+          </w:p>
+        </w:tc>
+      </w:tr>
+      <w:tr>
+        <w:tc>
+          <w:tcPr>
+            <w:tcW w:type="dxa" w:w="2880"/>
+          </w:tcPr>
+          <w:p>
+            <w:r/>
+            <w:r>
+              <w:rPr>
+                <w:rFonts w:ascii="微软雅黑" w:hAnsi="微软雅黑" w:eastAsia="微软雅黑"/>
+                <w:color w:val="B03060"/>
+              </w:rPr>
+              <w:t>PAT-IDEA-030</w:t>
+            </w:r>
+          </w:p>
+        </w:tc>
+        <w:tc>
+          <w:tcPr>
+            <w:tcW w:type="dxa" w:w="2880"/>
+          </w:tcPr>
+          <w:p>
+            <w:r/>
+            <w:r>
+              <w:rPr>
+                <w:rFonts w:ascii="微软雅黑" w:hAnsi="微软雅黑" w:eastAsia="微软雅黑"/>
+                <w:b w:val="0"/>
+              </w:rPr>
+              <w:t>舱内照明与光催化激发共用一套光学：占用时是可见光照明，空舱时切到激发波段，两态硬件互斥</w:t>
+            </w:r>
+          </w:p>
+        </w:tc>
+        <w:tc>
+          <w:tcPr>
+            <w:tcW w:type="dxa" w:w="2880"/>
+          </w:tcPr>
+          <w:p>
+            <w:r/>
+            <w:r>
+              <w:rPr>
+                <w:rFonts w:ascii="微软雅黑" w:hAnsi="微软雅黑" w:eastAsia="微软雅黑"/>
+                <w:color w:val="B03060"/>
+              </w:rPr>
+              <w:t>PAT-PRI-067</w:t>
+            </w:r>
+          </w:p>
+        </w:tc>
+      </w:tr>
+      <w:tr>
+        <w:tc>
+          <w:tcPr>
+            <w:tcW w:type="dxa" w:w="2880"/>
+          </w:tcPr>
+          <w:p>
+            <w:r/>
+            <w:r>
+              <w:rPr>
+                <w:rFonts w:ascii="微软雅黑" w:hAnsi="微软雅黑" w:eastAsia="微软雅黑"/>
+                <w:color w:val="B03060"/>
+              </w:rPr>
+              <w:t>PAT-IDEA-031</w:t>
+            </w:r>
+          </w:p>
+        </w:tc>
+        <w:tc>
+          <w:tcPr>
+            <w:tcW w:type="dxa" w:w="2880"/>
+          </w:tcPr>
+          <w:p>
+            <w:r/>
+            <w:r>
+              <w:rPr>
+                <w:rFonts w:ascii="微软雅黑" w:hAnsi="微软雅黑" w:eastAsia="微软雅黑"/>
+                <w:b w:val="0"/>
+              </w:rPr>
+              <w:t>就绪不是时钟到点，是化学输出：密度、温度、双氧水余量、残余臭氧、溴酸盐五项同时进窗才允许占用</w:t>
+            </w:r>
+          </w:p>
+        </w:tc>
+        <w:tc>
+          <w:tcPr>
+            <w:tcW w:type="dxa" w:w="2880"/>
+          </w:tcPr>
+          <w:p>
+            <w:r/>
+            <w:r>
+              <w:rPr>
+                <w:rFonts w:ascii="微软雅黑" w:hAnsi="微软雅黑" w:eastAsia="微软雅黑"/>
+                <w:b w:val="0"/>
+              </w:rPr>
+              <w:t>—</w:t>
+            </w:r>
+          </w:p>
+        </w:tc>
+      </w:tr>
+      <w:tr>
+        <w:tc>
+          <w:tcPr>
+            <w:tcW w:type="dxa" w:w="2880"/>
+          </w:tcPr>
+          <w:p>
+            <w:r/>
+            <w:r>
+              <w:rPr>
+                <w:rFonts w:ascii="微软雅黑" w:hAnsi="微软雅黑" w:eastAsia="微软雅黑"/>
+                <w:color w:val="B03060"/>
+              </w:rPr>
+              <w:t>PAT-ROAD-A</w:t>
+            </w:r>
+          </w:p>
+        </w:tc>
+        <w:tc>
+          <w:tcPr>
+            <w:tcW w:type="dxa" w:w="2880"/>
+          </w:tcPr>
+          <w:p>
+            <w:r/>
+            <w:r>
+              <w:rPr>
+                <w:rFonts w:ascii="微软雅黑" w:hAnsi="微软雅黑" w:eastAsia="微软雅黑"/>
+                <w:b w:val="0"/>
+              </w:rPr>
+              <w:t>组一独权候选：高盐漂浮液多物理场稳定化装置及运行方法</w:t>
+            </w:r>
+          </w:p>
+        </w:tc>
+        <w:tc>
+          <w:tcPr>
+            <w:tcW w:type="dxa" w:w="2880"/>
+          </w:tcPr>
+          <w:p>
+            <w:r/>
+            <w:r>
+              <w:rPr>
+                <w:rFonts w:ascii="微软雅黑" w:hAnsi="微软雅黑" w:eastAsia="微软雅黑"/>
+                <w:b w:val="0"/>
+              </w:rPr>
+              <w:t>—</w:t>
+            </w:r>
+          </w:p>
+        </w:tc>
+      </w:tr>
+      <w:tr>
+        <w:tc>
+          <w:tcPr>
+            <w:tcW w:type="dxa" w:w="2880"/>
+          </w:tcPr>
+          <w:p>
+            <w:r/>
+            <w:r>
+              <w:rPr>
+                <w:rFonts w:ascii="微软雅黑" w:hAnsi="微软雅黑" w:eastAsia="微软雅黑"/>
+                <w:color w:val="B03060"/>
+              </w:rPr>
+              <w:t>PAT-IDEA-060</w:t>
+            </w:r>
+          </w:p>
+        </w:tc>
+        <w:tc>
+          <w:tcPr>
+            <w:tcW w:type="dxa" w:w="2880"/>
+          </w:tcPr>
+          <w:p>
+            <w:r/>
+            <w:r>
+              <w:rPr>
+                <w:rFonts w:ascii="微软雅黑" w:hAnsi="微软雅黑" w:eastAsia="微软雅黑"/>
+                <w:b w:val="0"/>
+              </w:rPr>
+              <w:t>组一从权候选：保留往复律动的同时约束自由浮体的周期积分位移，不能靠把总能量降下来</w:t>
+            </w:r>
+          </w:p>
+        </w:tc>
+        <w:tc>
+          <w:tcPr>
+            <w:tcW w:type="dxa" w:w="2880"/>
+          </w:tcPr>
+          <w:p>
+            <w:r/>
+            <w:r>
+              <w:rPr>
+                <w:rFonts w:ascii="微软雅黑" w:hAnsi="微软雅黑" w:eastAsia="微软雅黑"/>
+                <w:color w:val="B03060"/>
+              </w:rPr>
+              <w:t>PAT-PRI-090</w:t>
+            </w:r>
+            <w:r>
+              <w:rPr>
+                <w:rFonts w:ascii="微软雅黑" w:hAnsi="微软雅黑" w:eastAsia="微软雅黑"/>
+                <w:b w:val="0"/>
+              </w:rPr>
+              <w:t>、</w:t>
+            </w:r>
+            <w:r>
+              <w:rPr>
+                <w:rFonts w:ascii="微软雅黑" w:hAnsi="微软雅黑" w:eastAsia="微软雅黑"/>
+                <w:color w:val="B03060"/>
+              </w:rPr>
+              <w:t>PAT-PRI-091</w:t>
+            </w:r>
+          </w:p>
+        </w:tc>
+      </w:tr>
+      <w:tr>
+        <w:tc>
+          <w:tcPr>
+            <w:tcW w:type="dxa" w:w="2880"/>
+          </w:tcPr>
+          <w:p>
+            <w:r/>
+            <w:r>
+              <w:rPr>
+                <w:rFonts w:ascii="微软雅黑" w:hAnsi="微软雅黑" w:eastAsia="微软雅黑"/>
+                <w:color w:val="B03060"/>
+              </w:rPr>
+              <w:t>PAT-IDEA-061</w:t>
+            </w:r>
+          </w:p>
+        </w:tc>
+        <w:tc>
+          <w:tcPr>
+            <w:tcW w:type="dxa" w:w="2880"/>
+          </w:tcPr>
+          <w:p>
+            <w:r/>
+            <w:r>
+              <w:rPr>
+                <w:rFonts w:ascii="微软雅黑" w:hAnsi="微软雅黑" w:eastAsia="微软雅黑"/>
+                <w:b w:val="0"/>
+              </w:rPr>
+              <w:t>组一从权候选：头部表层静区与躯干浸没律动区的场分离，不能写成加挡板所以波小了</w:t>
+            </w:r>
+          </w:p>
+        </w:tc>
+        <w:tc>
+          <w:tcPr>
+            <w:tcW w:type="dxa" w:w="2880"/>
+          </w:tcPr>
+          <w:p>
+            <w:r/>
+            <w:r>
+              <w:rPr>
+                <w:rFonts w:ascii="微软雅黑" w:hAnsi="微软雅黑" w:eastAsia="微软雅黑"/>
+                <w:color w:val="B03060"/>
+              </w:rPr>
+              <w:t>PAT-PRI-090</w:t>
+            </w:r>
+          </w:p>
+        </w:tc>
+      </w:tr>
+      <w:tr>
+        <w:tc>
+          <w:tcPr>
+            <w:tcW w:type="dxa" w:w="2880"/>
+          </w:tcPr>
+          <w:p>
+            <w:r/>
+            <w:r>
+              <w:rPr>
+                <w:rFonts w:ascii="微软雅黑" w:hAnsi="微软雅黑" w:eastAsia="微软雅黑"/>
+                <w:color w:val="B03060"/>
+              </w:rPr>
+              <w:t>PAT-IDEA-062</w:t>
+            </w:r>
+          </w:p>
+        </w:tc>
+        <w:tc>
+          <w:tcPr>
+            <w:tcW w:type="dxa" w:w="2880"/>
+          </w:tcPr>
+          <w:p>
+            <w:r/>
+            <w:r>
+              <w:rPr>
+                <w:rFonts w:ascii="微软雅黑" w:hAnsi="微软雅黑" w:eastAsia="微软雅黑"/>
+                <w:b w:val="0"/>
+              </w:rPr>
+              <w:t>组一从权候选：干侧驱动、湿侧柔性体积位移，正常往复动作同时破坏盐晶桥接</w:t>
+            </w:r>
+          </w:p>
+        </w:tc>
+        <w:tc>
+          <w:tcPr>
+            <w:tcW w:type="dxa" w:w="2880"/>
+          </w:tcPr>
+          <w:p>
+            <w:r/>
+            <w:r>
+              <w:rPr>
+                <w:rFonts w:ascii="微软雅黑" w:hAnsi="微软雅黑" w:eastAsia="微软雅黑"/>
+                <w:b w:val="0"/>
+              </w:rPr>
+              <w:t>—</w:t>
+            </w:r>
+          </w:p>
+        </w:tc>
+      </w:tr>
+      <w:tr>
+        <w:tc>
+          <w:tcPr>
+            <w:tcW w:type="dxa" w:w="2880"/>
+          </w:tcPr>
+          <w:p>
+            <w:r/>
+            <w:r>
+              <w:rPr>
+                <w:rFonts w:ascii="微软雅黑" w:hAnsi="微软雅黑" w:eastAsia="微软雅黑"/>
+                <w:color w:val="B03060"/>
+              </w:rPr>
+              <w:t>PAT-IDEA-066</w:t>
+            </w:r>
+          </w:p>
+        </w:tc>
+        <w:tc>
+          <w:tcPr>
+            <w:tcW w:type="dxa" w:w="2880"/>
+          </w:tcPr>
+          <w:p>
+            <w:r/>
+            <w:r>
+              <w:rPr>
+                <w:rFonts w:ascii="微软雅黑" w:hAnsi="微软雅黑" w:eastAsia="微软雅黑"/>
+                <w:b w:val="0"/>
+              </w:rPr>
+              <w:t>组一从权候选：维持液内往复场的同时抵消传到地基的合力矩，不能写成加配重</w:t>
+            </w:r>
+          </w:p>
+        </w:tc>
+        <w:tc>
+          <w:tcPr>
+            <w:tcW w:type="dxa" w:w="2880"/>
+          </w:tcPr>
+          <w:p>
+            <w:r/>
+            <w:r>
+              <w:rPr>
+                <w:rFonts w:ascii="微软雅黑" w:hAnsi="微软雅黑" w:eastAsia="微软雅黑"/>
+                <w:color w:val="B03060"/>
+              </w:rPr>
+              <w:t>PAT-PRI-091</w:t>
+            </w:r>
+          </w:p>
+        </w:tc>
+      </w:tr>
+      <w:tr>
+        <w:tc>
+          <w:tcPr>
+            <w:tcW w:type="dxa" w:w="2880"/>
+          </w:tcPr>
+          <w:p>
+            <w:r/>
+            <w:r>
+              <w:rPr>
+                <w:rFonts w:ascii="微软雅黑" w:hAnsi="微软雅黑" w:eastAsia="微软雅黑"/>
+                <w:color w:val="B03060"/>
+              </w:rPr>
+              <w:t>PAT-IDEA-069</w:t>
+            </w:r>
+          </w:p>
+        </w:tc>
+        <w:tc>
+          <w:tcPr>
+            <w:tcW w:type="dxa" w:w="2880"/>
+          </w:tcPr>
+          <w:p>
+            <w:r/>
+            <w:r>
+              <w:rPr>
+                <w:rFonts w:ascii="微软雅黑" w:hAnsi="微软雅黑" w:eastAsia="微软雅黑"/>
+                <w:b w:val="0"/>
+              </w:rPr>
+              <w:t>组一从权候选：近中性浮力区的零合力—零力矩含气液投送网络，不能写成对称喷嘴</w:t>
+            </w:r>
+          </w:p>
+        </w:tc>
+        <w:tc>
+          <w:tcPr>
+            <w:tcW w:type="dxa" w:w="2880"/>
+          </w:tcPr>
+          <w:p>
+            <w:r/>
+            <w:r>
+              <w:rPr>
+                <w:rFonts w:ascii="微软雅黑" w:hAnsi="微软雅黑" w:eastAsia="微软雅黑"/>
+                <w:color w:val="B03060"/>
+              </w:rPr>
+              <w:t>PAT-PRI-097</w:t>
+            </w:r>
+            <w:r>
+              <w:rPr>
+                <w:rFonts w:ascii="微软雅黑" w:hAnsi="微软雅黑" w:eastAsia="微软雅黑"/>
+                <w:b w:val="0"/>
+              </w:rPr>
+              <w:t>、</w:t>
+            </w:r>
+            <w:r>
+              <w:rPr>
+                <w:rFonts w:ascii="微软雅黑" w:hAnsi="微软雅黑" w:eastAsia="微软雅黑"/>
+                <w:color w:val="B03060"/>
+              </w:rPr>
+              <w:t>PAT-PRI-094</w:t>
+            </w:r>
+          </w:p>
+        </w:tc>
+      </w:tr>
+      <w:tr>
+        <w:tc>
+          <w:tcPr>
+            <w:tcW w:type="dxa" w:w="2880"/>
+          </w:tcPr>
+          <w:p>
+            <w:r/>
+            <w:r>
+              <w:rPr>
+                <w:rFonts w:ascii="微软雅黑" w:hAnsi="微软雅黑" w:eastAsia="微软雅黑"/>
+                <w:color w:val="B03060"/>
+              </w:rPr>
+              <w:t>PAT-IDEA-071</w:t>
+            </w:r>
+          </w:p>
+        </w:tc>
+        <w:tc>
+          <w:tcPr>
+            <w:tcW w:type="dxa" w:w="2880"/>
+          </w:tcPr>
+          <w:p>
+            <w:r/>
+            <w:r>
+              <w:rPr>
+                <w:rFonts w:ascii="微软雅黑" w:hAnsi="微软雅黑" w:eastAsia="微软雅黑"/>
+                <w:b w:val="0"/>
+              </w:rPr>
+              <w:t>组一从权候选：复用高盐液切换气源前，先清液相旧气体并以液相和头空间双域验证放行</w:t>
+            </w:r>
+          </w:p>
+        </w:tc>
+        <w:tc>
+          <w:tcPr>
+            <w:tcW w:type="dxa" w:w="2880"/>
+          </w:tcPr>
+          <w:p>
+            <w:r/>
+            <w:r>
+              <w:rPr>
+                <w:rFonts w:ascii="微软雅黑" w:hAnsi="微软雅黑" w:eastAsia="微软雅黑"/>
+                <w:color w:val="B03060"/>
+              </w:rPr>
+              <w:t>PAT-PRI-009</w:t>
+            </w:r>
+            <w:r>
+              <w:rPr>
+                <w:rFonts w:ascii="微软雅黑" w:hAnsi="微软雅黑" w:eastAsia="微软雅黑"/>
+                <w:b w:val="0"/>
+              </w:rPr>
+              <w:t>、</w:t>
+            </w:r>
+            <w:r>
+              <w:rPr>
+                <w:rFonts w:ascii="微软雅黑" w:hAnsi="微软雅黑" w:eastAsia="微软雅黑"/>
+                <w:color w:val="B03060"/>
+              </w:rPr>
+              <w:t>PAT-PRI-052</w:t>
+            </w:r>
+          </w:p>
+        </w:tc>
+      </w:tr>
+    </w:tbl>
+    <w:p/>
+    <w:p>
+      <w:pPr>
+        <w:pStyle w:val="Heading4"/>
+      </w:pPr>
+      <w:r>
+        <w:rPr>
+          <w:rFonts w:ascii="微软雅黑" w:hAnsi="微软雅黑" w:eastAsia="微软雅黑"/>
+          <w:b w:val="0"/>
+        </w:rPr>
+        <w:t>组二 · 残余量闭环控制（11 张）</w:t>
+      </w:r>
+    </w:p>
+    <w:tbl>
+      <w:tblPr>
+        <w:tblStyle w:val="LightGrid-Accent1"/>
+        <w:tblW w:type="auto" w:w="0"/>
+        <w:tblLook w:firstColumn="1" w:firstRow="1" w:lastColumn="0" w:lastRow="0" w:noHBand="0" w:noVBand="1" w:val="04A0"/>
+      </w:tblPr>
+      <w:tblGrid>
+        <w:gridCol w:w="2880"/>
+        <w:gridCol w:w="2880"/>
+        <w:gridCol w:w="2880"/>
+      </w:tblGrid>
+      <w:tr>
+        <w:tc>
+          <w:tcPr>
+            <w:tcW w:type="dxa" w:w="2880"/>
+          </w:tcPr>
+          <w:p>
+            <w:r/>
+            <w:r>
+              <w:rPr>
+                <w:rFonts w:ascii="微软雅黑" w:hAnsi="微软雅黑" w:eastAsia="微软雅黑"/>
+                <w:b/>
+              </w:rPr>
+              <w:t>卡号</w:t>
+            </w:r>
+          </w:p>
+        </w:tc>
+        <w:tc>
+          <w:tcPr>
+            <w:tcW w:type="dxa" w:w="2880"/>
+          </w:tcPr>
+          <w:p>
+            <w:r/>
+            <w:r>
+              <w:rPr>
+                <w:rFonts w:ascii="微软雅黑" w:hAnsi="微软雅黑" w:eastAsia="微软雅黑"/>
+                <w:b/>
+              </w:rPr>
+              <w:t>标题</w:t>
+            </w:r>
+          </w:p>
+        </w:tc>
+        <w:tc>
+          <w:tcPr>
+            <w:tcW w:type="dxa" w:w="2880"/>
+          </w:tcPr>
+          <w:p>
+            <w:r/>
+            <w:r>
+              <w:rPr>
+                <w:rFonts w:ascii="微软雅黑" w:hAnsi="微软雅黑" w:eastAsia="微软雅黑"/>
+                <w:b/>
+              </w:rPr>
+              <w:t>相关先案</w:t>
+            </w:r>
+          </w:p>
+        </w:tc>
+      </w:tr>
+      <w:tr>
+        <w:tc>
+          <w:tcPr>
+            <w:tcW w:type="dxa" w:w="2880"/>
+          </w:tcPr>
+          <w:p>
+            <w:r/>
+            <w:r>
+              <w:rPr>
+                <w:rFonts w:ascii="微软雅黑" w:hAnsi="微软雅黑" w:eastAsia="微软雅黑"/>
+                <w:color w:val="B03060"/>
+              </w:rPr>
+              <w:t>PAT-IDEA-034</w:t>
+            </w:r>
+          </w:p>
+        </w:tc>
+        <w:tc>
+          <w:tcPr>
+            <w:tcW w:type="dxa" w:w="2880"/>
+          </w:tcPr>
+          <w:p>
+            <w:r/>
+            <w:r>
+              <w:rPr>
+                <w:rFonts w:ascii="微软雅黑" w:hAnsi="微软雅黑" w:eastAsia="微软雅黑"/>
+                <w:b w:val="0"/>
+              </w:rPr>
+              <w:t>液面那条冷热线是真实痛点：气腔温湿度主动跟随，使液面处热流为零，露点按盐液水活度算而不是纯水</w:t>
+            </w:r>
+          </w:p>
+        </w:tc>
+        <w:tc>
+          <w:tcPr>
+            <w:tcW w:type="dxa" w:w="2880"/>
+          </w:tcPr>
+          <w:p>
+            <w:r/>
+            <w:r>
+              <w:rPr>
+                <w:rFonts w:ascii="微软雅黑" w:hAnsi="微软雅黑" w:eastAsia="微软雅黑"/>
+                <w:b w:val="0"/>
+              </w:rPr>
+              <w:t>—</w:t>
+            </w:r>
+          </w:p>
+        </w:tc>
+      </w:tr>
+      <w:tr>
+        <w:tc>
+          <w:tcPr>
+            <w:tcW w:type="dxa" w:w="2880"/>
+          </w:tcPr>
+          <w:p>
+            <w:r/>
+            <w:r>
+              <w:rPr>
+                <w:rFonts w:ascii="微软雅黑" w:hAnsi="微软雅黑" w:eastAsia="微软雅黑"/>
+                <w:color w:val="B03060"/>
+              </w:rPr>
+              <w:t>PAT-IDEA-035</w:t>
+            </w:r>
+          </w:p>
+        </w:tc>
+        <w:tc>
+          <w:tcPr>
+            <w:tcW w:type="dxa" w:w="2880"/>
+          </w:tcPr>
+          <w:p>
+            <w:r/>
+            <w:r>
+              <w:rPr>
+                <w:rFonts w:ascii="微软雅黑" w:hAnsi="微软雅黑" w:eastAsia="微软雅黑"/>
+                <w:b w:val="0"/>
+              </w:rPr>
+              <w:t>自己动一下产生的波撞壁弹回来拍在身上：舱壁做主动吸收边界，把反射系数压到零</w:t>
+            </w:r>
+          </w:p>
+        </w:tc>
+        <w:tc>
+          <w:tcPr>
+            <w:tcW w:type="dxa" w:w="2880"/>
+          </w:tcPr>
+          <w:p>
+            <w:r/>
+            <w:r>
+              <w:rPr>
+                <w:rFonts w:ascii="微软雅黑" w:hAnsi="微软雅黑" w:eastAsia="微软雅黑"/>
+                <w:b w:val="0"/>
+              </w:rPr>
+              <w:t>—</w:t>
+            </w:r>
+          </w:p>
+        </w:tc>
+      </w:tr>
+      <w:tr>
+        <w:tc>
+          <w:tcPr>
+            <w:tcW w:type="dxa" w:w="2880"/>
+          </w:tcPr>
+          <w:p>
+            <w:r/>
+            <w:r>
+              <w:rPr>
+                <w:rFonts w:ascii="微软雅黑" w:hAnsi="微软雅黑" w:eastAsia="微软雅黑"/>
+                <w:color w:val="B03060"/>
+              </w:rPr>
+              <w:t>PAT-IDEA-036</w:t>
+            </w:r>
+          </w:p>
+        </w:tc>
+        <w:tc>
+          <w:tcPr>
+            <w:tcW w:type="dxa" w:w="2880"/>
+          </w:tcPr>
+          <w:p>
+            <w:r/>
+            <w:r>
+              <w:rPr>
+                <w:rFonts w:ascii="微软雅黑" w:hAnsi="微软雅黑" w:eastAsia="微软雅黑"/>
+                <w:b w:val="0"/>
+              </w:rPr>
+              <w:t>既要绝对黑又要看得见人：占用期间照明与监测走人眼不可见的近红外，可见光通道硬件断电</w:t>
+            </w:r>
+          </w:p>
+        </w:tc>
+        <w:tc>
+          <w:tcPr>
+            <w:tcW w:type="dxa" w:w="2880"/>
+          </w:tcPr>
+          <w:p>
+            <w:r/>
+            <w:r>
+              <w:rPr>
+                <w:rFonts w:ascii="微软雅黑" w:hAnsi="微软雅黑" w:eastAsia="微软雅黑"/>
+                <w:b w:val="0"/>
+              </w:rPr>
+              <w:t>—</w:t>
+            </w:r>
+          </w:p>
+        </w:tc>
+      </w:tr>
+      <w:tr>
+        <w:tc>
+          <w:tcPr>
+            <w:tcW w:type="dxa" w:w="2880"/>
+          </w:tcPr>
+          <w:p>
+            <w:r/>
+            <w:r>
+              <w:rPr>
+                <w:rFonts w:ascii="微软雅黑" w:hAnsi="微软雅黑" w:eastAsia="微软雅黑"/>
+                <w:color w:val="B03060"/>
+              </w:rPr>
+              <w:t>PAT-IDEA-037</w:t>
+            </w:r>
+          </w:p>
+        </w:tc>
+        <w:tc>
+          <w:tcPr>
+            <w:tcW w:type="dxa" w:w="2880"/>
+          </w:tcPr>
+          <w:p>
+            <w:r/>
+            <w:r>
+              <w:rPr>
+                <w:rFonts w:ascii="微软雅黑" w:hAnsi="微软雅黑" w:eastAsia="微软雅黑"/>
+                <w:b w:val="0"/>
+              </w:rPr>
+              <w:t>组二从权：低刺激不是关灯关声，是五个通道的残余量被实测并闭环压到阈值以下，不达标不许进深度模式</w:t>
+            </w:r>
+          </w:p>
+        </w:tc>
+        <w:tc>
+          <w:tcPr>
+            <w:tcW w:type="dxa" w:w="2880"/>
+          </w:tcPr>
+          <w:p>
+            <w:r/>
+            <w:r>
+              <w:rPr>
+                <w:rFonts w:ascii="微软雅黑" w:hAnsi="微软雅黑" w:eastAsia="微软雅黑"/>
+                <w:b w:val="0"/>
+              </w:rPr>
+              <w:t>—</w:t>
+            </w:r>
+          </w:p>
+        </w:tc>
+      </w:tr>
+      <w:tr>
+        <w:tc>
+          <w:tcPr>
+            <w:tcW w:type="dxa" w:w="2880"/>
+          </w:tcPr>
+          <w:p>
+            <w:r/>
+            <w:r>
+              <w:rPr>
+                <w:rFonts w:ascii="微软雅黑" w:hAnsi="微软雅黑" w:eastAsia="微软雅黑"/>
+                <w:color w:val="B03060"/>
+              </w:rPr>
+              <w:t>PAT-IDEA-041</w:t>
+            </w:r>
+          </w:p>
+        </w:tc>
+        <w:tc>
+          <w:tcPr>
+            <w:tcW w:type="dxa" w:w="2880"/>
+          </w:tcPr>
+          <w:p>
+            <w:r/>
+            <w:r>
+              <w:rPr>
+                <w:rFonts w:ascii="微软雅黑" w:hAnsi="微软雅黑" w:eastAsia="微软雅黑"/>
+                <w:b w:val="0"/>
+              </w:rPr>
+              <w:t>残余亮度的允许上限必须随暗适应时间往下走：一个固定的「够黑」指标在第40分钟会差几个数量级</w:t>
+            </w:r>
+          </w:p>
+        </w:tc>
+        <w:tc>
+          <w:tcPr>
+            <w:tcW w:type="dxa" w:w="2880"/>
+          </w:tcPr>
+          <w:p>
+            <w:r/>
+            <w:r>
+              <w:rPr>
+                <w:rFonts w:ascii="微软雅黑" w:hAnsi="微软雅黑" w:eastAsia="微软雅黑"/>
+                <w:color w:val="B03060"/>
+              </w:rPr>
+              <w:t>PAT-PRI-077</w:t>
+            </w:r>
+          </w:p>
+        </w:tc>
+      </w:tr>
+      <w:tr>
+        <w:tc>
+          <w:tcPr>
+            <w:tcW w:type="dxa" w:w="2880"/>
+          </w:tcPr>
+          <w:p>
+            <w:r/>
+            <w:r>
+              <w:rPr>
+                <w:rFonts w:ascii="微软雅黑" w:hAnsi="微软雅黑" w:eastAsia="微软雅黑"/>
+                <w:color w:val="B03060"/>
+              </w:rPr>
+              <w:t>PAT-IDEA-042</w:t>
+            </w:r>
+          </w:p>
+        </w:tc>
+        <w:tc>
+          <w:tcPr>
+            <w:tcW w:type="dxa" w:w="2880"/>
+          </w:tcPr>
+          <w:p>
+            <w:r/>
+            <w:r>
+              <w:rPr>
+                <w:rFonts w:ascii="微软雅黑" w:hAnsi="微软雅黑" w:eastAsia="微软雅黑"/>
+                <w:b w:val="0"/>
+              </w:rPr>
+              <w:t>你们的消杀系统会污染暗环境：光催化涂层被紫外激发后会余辉，必须衰减到当前阈值以下才允许占用</w:t>
+            </w:r>
+          </w:p>
+        </w:tc>
+        <w:tc>
+          <w:tcPr>
+            <w:tcW w:type="dxa" w:w="2880"/>
+          </w:tcPr>
+          <w:p>
+            <w:r/>
+            <w:r>
+              <w:rPr>
+                <w:rFonts w:ascii="微软雅黑" w:hAnsi="微软雅黑" w:eastAsia="微软雅黑"/>
+                <w:color w:val="B03060"/>
+              </w:rPr>
+              <w:t>PAT-PRI-077</w:t>
+            </w:r>
+            <w:r>
+              <w:rPr>
+                <w:rFonts w:ascii="微软雅黑" w:hAnsi="微软雅黑" w:eastAsia="微软雅黑"/>
+                <w:b w:val="0"/>
+              </w:rPr>
+              <w:t>、</w:t>
+            </w:r>
+            <w:r>
+              <w:rPr>
+                <w:rFonts w:ascii="微软雅黑" w:hAnsi="微软雅黑" w:eastAsia="微软雅黑"/>
+                <w:color w:val="B03060"/>
+              </w:rPr>
+              <w:t>PAT-PRI-078</w:t>
+            </w:r>
+          </w:p>
+        </w:tc>
+      </w:tr>
+      <w:tr>
+        <w:tc>
+          <w:tcPr>
+            <w:tcW w:type="dxa" w:w="2880"/>
+          </w:tcPr>
+          <w:p>
+            <w:r/>
+            <w:r>
+              <w:rPr>
+                <w:rFonts w:ascii="微软雅黑" w:hAnsi="微软雅黑" w:eastAsia="微软雅黑"/>
+                <w:color w:val="B03060"/>
+              </w:rPr>
+              <w:t>PAT-IDEA-043</w:t>
+            </w:r>
+          </w:p>
+        </w:tc>
+        <w:tc>
+          <w:tcPr>
+            <w:tcW w:type="dxa" w:w="2880"/>
+          </w:tcPr>
+          <w:p>
+            <w:r/>
+            <w:r>
+              <w:rPr>
+                <w:rFonts w:ascii="微软雅黑" w:hAnsi="微软雅黑" w:eastAsia="微软雅黑"/>
+                <w:b w:val="0"/>
+              </w:rPr>
+              <w:t>光不能对消，只能挡：用眼位探测加可寻址遮光阵列，按实测漏光分布只关掉漏的那几处</w:t>
+            </w:r>
+          </w:p>
+        </w:tc>
+        <w:tc>
+          <w:tcPr>
+            <w:tcW w:type="dxa" w:w="2880"/>
+          </w:tcPr>
+          <w:p>
+            <w:r/>
+            <w:r>
+              <w:rPr>
+                <w:rFonts w:ascii="微软雅黑" w:hAnsi="微软雅黑" w:eastAsia="微软雅黑"/>
+                <w:color w:val="B03060"/>
+              </w:rPr>
+              <w:t>PAT-PRI-079</w:t>
+            </w:r>
+          </w:p>
+        </w:tc>
+      </w:tr>
+      <w:tr>
+        <w:tc>
+          <w:tcPr>
+            <w:tcW w:type="dxa" w:w="2880"/>
+          </w:tcPr>
+          <w:p>
+            <w:r/>
+            <w:r>
+              <w:rPr>
+                <w:rFonts w:ascii="微软雅黑" w:hAnsi="微软雅黑" w:eastAsia="微软雅黑"/>
+                <w:color w:val="B03060"/>
+              </w:rPr>
+              <w:t>PAT-IDEA-046</w:t>
+            </w:r>
+          </w:p>
+        </w:tc>
+        <w:tc>
+          <w:tcPr>
+            <w:tcW w:type="dxa" w:w="2880"/>
+          </w:tcPr>
+          <w:p>
+            <w:r/>
+            <w:r>
+              <w:rPr>
+                <w:rFonts w:ascii="微软雅黑" w:hAnsi="微软雅黑" w:eastAsia="微软雅黑"/>
+                <w:b w:val="0"/>
+              </w:rPr>
+              <w:t>组二独权候选：目标刺激的功率由实测本底反算，本底上升时先降本底而不是加大功率</w:t>
+            </w:r>
+          </w:p>
+        </w:tc>
+        <w:tc>
+          <w:tcPr>
+            <w:tcW w:type="dxa" w:w="2880"/>
+          </w:tcPr>
+          <w:p>
+            <w:r/>
+            <w:r>
+              <w:rPr>
+                <w:rFonts w:ascii="微软雅黑" w:hAnsi="微软雅黑" w:eastAsia="微软雅黑"/>
+                <w:b w:val="0"/>
+              </w:rPr>
+              <w:t>—</w:t>
+            </w:r>
+          </w:p>
+        </w:tc>
+      </w:tr>
+      <w:tr>
+        <w:tc>
+          <w:tcPr>
+            <w:tcW w:type="dxa" w:w="2880"/>
+          </w:tcPr>
+          <w:p>
+            <w:r/>
+            <w:r>
+              <w:rPr>
+                <w:rFonts w:ascii="微软雅黑" w:hAnsi="微软雅黑" w:eastAsia="微软雅黑"/>
+                <w:color w:val="B03060"/>
+              </w:rPr>
+              <w:t>PAT-IDEA-047</w:t>
+            </w:r>
+          </w:p>
+        </w:tc>
+        <w:tc>
+          <w:tcPr>
+            <w:tcW w:type="dxa" w:w="2880"/>
+          </w:tcPr>
+          <w:p>
+            <w:r/>
+            <w:r>
+              <w:rPr>
+                <w:rFonts w:ascii="微软雅黑" w:hAnsi="微软雅黑" w:eastAsia="微软雅黑"/>
+                <w:b w:val="0"/>
+              </w:rPr>
+              <w:t>每个执行器都是别的通道的噪声源：刺激预算必须计入执行器自身注入，联合优化而不是各通道独立最小</w:t>
+            </w:r>
+          </w:p>
+        </w:tc>
+        <w:tc>
+          <w:tcPr>
+            <w:tcW w:type="dxa" w:w="2880"/>
+          </w:tcPr>
+          <w:p>
+            <w:r/>
+            <w:r>
+              <w:rPr>
+                <w:rFonts w:ascii="微软雅黑" w:hAnsi="微软雅黑" w:eastAsia="微软雅黑"/>
+                <w:b w:val="0"/>
+              </w:rPr>
+              <w:t>—</w:t>
+            </w:r>
+          </w:p>
+        </w:tc>
+      </w:tr>
+      <w:tr>
+        <w:tc>
+          <w:tcPr>
+            <w:tcW w:type="dxa" w:w="2880"/>
+          </w:tcPr>
+          <w:p>
+            <w:r/>
+            <w:r>
+              <w:rPr>
+                <w:rFonts w:ascii="微软雅黑" w:hAnsi="微软雅黑" w:eastAsia="微软雅黑"/>
+                <w:color w:val="B03060"/>
+              </w:rPr>
+              <w:t>PAT-IDEA-048</w:t>
+            </w:r>
+          </w:p>
+        </w:tc>
+        <w:tc>
+          <w:tcPr>
+            <w:tcW w:type="dxa" w:w="2880"/>
+          </w:tcPr>
+          <w:p>
+            <w:r/>
+            <w:r>
+              <w:rPr>
+                <w:rFonts w:ascii="微软雅黑" w:hAnsi="微软雅黑" w:eastAsia="微软雅黑"/>
+                <w:b w:val="0"/>
+              </w:rPr>
+              <w:t>用使用者自己的生理节律做掩蔽窗：必然产生刺激的动作，错开到本人感知阈值最高的时刻执行</w:t>
+            </w:r>
+          </w:p>
+        </w:tc>
+        <w:tc>
+          <w:tcPr>
+            <w:tcW w:type="dxa" w:w="2880"/>
+          </w:tcPr>
+          <w:p>
+            <w:r/>
+            <w:r>
+              <w:rPr>
+                <w:rFonts w:ascii="微软雅黑" w:hAnsi="微软雅黑" w:eastAsia="微软雅黑"/>
+                <w:b w:val="0"/>
+              </w:rPr>
+              <w:t>—</w:t>
+            </w:r>
+          </w:p>
+        </w:tc>
+      </w:tr>
+      <w:tr>
+        <w:tc>
+          <w:tcPr>
+            <w:tcW w:type="dxa" w:w="2880"/>
+          </w:tcPr>
+          <w:p>
+            <w:r/>
+            <w:r>
+              <w:rPr>
+                <w:rFonts w:ascii="微软雅黑" w:hAnsi="微软雅黑" w:eastAsia="微软雅黑"/>
+                <w:color w:val="B03060"/>
+              </w:rPr>
+              <w:t>PAT-IDEA-051</w:t>
+            </w:r>
+          </w:p>
+        </w:tc>
+        <w:tc>
+          <w:tcPr>
+            <w:tcW w:type="dxa" w:w="2880"/>
+          </w:tcPr>
+          <w:p>
+            <w:r/>
+            <w:r>
+              <w:rPr>
+                <w:rFonts w:ascii="微软雅黑" w:hAnsi="微软雅黑" w:eastAsia="微软雅黑"/>
+                <w:b w:val="0"/>
+              </w:rPr>
+              <w:t>毫米波穿不透就别穿：用腔内压力与液面微起伏解心跳呼吸，中性浮力本身是天然放大器</w:t>
+            </w:r>
+          </w:p>
+        </w:tc>
+        <w:tc>
+          <w:tcPr>
+            <w:tcW w:type="dxa" w:w="2880"/>
+          </w:tcPr>
+          <w:p>
+            <w:r/>
+            <w:r>
+              <w:rPr>
+                <w:rFonts w:ascii="微软雅黑" w:hAnsi="微软雅黑" w:eastAsia="微软雅黑"/>
+                <w:b w:val="0"/>
+              </w:rPr>
+              <w:t>—</w:t>
+            </w:r>
+          </w:p>
+        </w:tc>
+      </w:tr>
+    </w:tbl>
+    <w:p/>
+    <w:p>
+      <w:pPr>
+        <w:pStyle w:val="Heading4"/>
+      </w:pPr>
+      <w:r>
+        <w:rPr>
+          <w:rFonts w:ascii="微软雅黑" w:hAnsi="微软雅黑" w:eastAsia="微软雅黑"/>
+          <w:b w:val="0"/>
+        </w:rPr>
+        <w:t>组三 · 高盐声耦合（6 张）</w:t>
+      </w:r>
+    </w:p>
+    <w:tbl>
+      <w:tblPr>
+        <w:tblStyle w:val="LightGrid-Accent1"/>
+        <w:tblW w:type="auto" w:w="0"/>
+        <w:tblLook w:firstColumn="1" w:firstRow="1" w:lastColumn="0" w:lastRow="0" w:noHBand="0" w:noVBand="1" w:val="04A0"/>
+      </w:tblPr>
+      <w:tblGrid>
+        <w:gridCol w:w="2880"/>
+        <w:gridCol w:w="2880"/>
+        <w:gridCol w:w="2880"/>
+      </w:tblGrid>
+      <w:tr>
+        <w:tc>
+          <w:tcPr>
+            <w:tcW w:type="dxa" w:w="2880"/>
+          </w:tcPr>
+          <w:p>
+            <w:r/>
+            <w:r>
+              <w:rPr>
+                <w:rFonts w:ascii="微软雅黑" w:hAnsi="微软雅黑" w:eastAsia="微软雅黑"/>
+                <w:b/>
+              </w:rPr>
+              <w:t>卡号</w:t>
+            </w:r>
+          </w:p>
+        </w:tc>
+        <w:tc>
+          <w:tcPr>
+            <w:tcW w:type="dxa" w:w="2880"/>
+          </w:tcPr>
+          <w:p>
+            <w:r/>
+            <w:r>
+              <w:rPr>
+                <w:rFonts w:ascii="微软雅黑" w:hAnsi="微软雅黑" w:eastAsia="微软雅黑"/>
+                <w:b/>
+              </w:rPr>
+              <w:t>标题</w:t>
+            </w:r>
+          </w:p>
+        </w:tc>
+        <w:tc>
+          <w:tcPr>
+            <w:tcW w:type="dxa" w:w="2880"/>
+          </w:tcPr>
+          <w:p>
+            <w:r/>
+            <w:r>
+              <w:rPr>
+                <w:rFonts w:ascii="微软雅黑" w:hAnsi="微软雅黑" w:eastAsia="微软雅黑"/>
+                <w:b/>
+              </w:rPr>
+              <w:t>相关先案</w:t>
+            </w:r>
+          </w:p>
+        </w:tc>
+      </w:tr>
+      <w:tr>
+        <w:tc>
+          <w:tcPr>
+            <w:tcW w:type="dxa" w:w="2880"/>
+          </w:tcPr>
+          <w:p>
+            <w:r/>
+            <w:r>
+              <w:rPr>
+                <w:rFonts w:ascii="微软雅黑" w:hAnsi="微软雅黑" w:eastAsia="微软雅黑"/>
+                <w:color w:val="B03060"/>
+              </w:rPr>
+              <w:t>PAT-IDEA-032</w:t>
+            </w:r>
+          </w:p>
+        </w:tc>
+        <w:tc>
+          <w:tcPr>
+            <w:tcW w:type="dxa" w:w="2880"/>
+          </w:tcPr>
+          <w:p>
+            <w:r/>
+            <w:r>
+              <w:rPr>
+                <w:rFonts w:ascii="微软雅黑" w:hAnsi="微软雅黑" w:eastAsia="微软雅黑"/>
+                <w:b w:val="0"/>
+              </w:rPr>
+              <w:t>耳朵一半在盐液一半在空气：主动对消必须液气双通道，单靠空气侧扬声器对液相传来的声无效</w:t>
+            </w:r>
+          </w:p>
+        </w:tc>
+        <w:tc>
+          <w:tcPr>
+            <w:tcW w:type="dxa" w:w="2880"/>
+          </w:tcPr>
+          <w:p>
+            <w:r/>
+            <w:r>
+              <w:rPr>
+                <w:rFonts w:ascii="微软雅黑" w:hAnsi="微软雅黑" w:eastAsia="微软雅黑"/>
+                <w:color w:val="B03060"/>
+              </w:rPr>
+              <w:t>PAT-PRI-071</w:t>
+            </w:r>
+            <w:r>
+              <w:rPr>
+                <w:rFonts w:ascii="微软雅黑" w:hAnsi="微软雅黑" w:eastAsia="微软雅黑"/>
+                <w:b w:val="0"/>
+              </w:rPr>
+              <w:t>、</w:t>
+            </w:r>
+            <w:r>
+              <w:rPr>
+                <w:rFonts w:ascii="微软雅黑" w:hAnsi="微软雅黑" w:eastAsia="微软雅黑"/>
+                <w:color w:val="B03060"/>
+              </w:rPr>
+              <w:t>PAT-PRI-072</w:t>
+            </w:r>
+            <w:r>
+              <w:rPr>
+                <w:rFonts w:ascii="微软雅黑" w:hAnsi="微软雅黑" w:eastAsia="微软雅黑"/>
+                <w:b w:val="0"/>
+              </w:rPr>
+              <w:t>、</w:t>
+            </w:r>
+            <w:r>
+              <w:rPr>
+                <w:rFonts w:ascii="微软雅黑" w:hAnsi="微软雅黑" w:eastAsia="微软雅黑"/>
+                <w:color w:val="B03060"/>
+              </w:rPr>
+              <w:t>PAT-PRI-073</w:t>
+            </w:r>
+            <w:r>
+              <w:rPr>
+                <w:rFonts w:ascii="微软雅黑" w:hAnsi="微软雅黑" w:eastAsia="微软雅黑"/>
+                <w:b w:val="0"/>
+              </w:rPr>
+              <w:t>、</w:t>
+            </w:r>
+            <w:r>
+              <w:rPr>
+                <w:rFonts w:ascii="微软雅黑" w:hAnsi="微软雅黑" w:eastAsia="微软雅黑"/>
+                <w:color w:val="B03060"/>
+              </w:rPr>
+              <w:t>PAT-PRI-074</w:t>
+            </w:r>
+          </w:p>
+        </w:tc>
+      </w:tr>
+      <w:tr>
+        <w:tc>
+          <w:tcPr>
+            <w:tcW w:type="dxa" w:w="2880"/>
+          </w:tcPr>
+          <w:p>
+            <w:r/>
+            <w:r>
+              <w:rPr>
+                <w:rFonts w:ascii="微软雅黑" w:hAnsi="微软雅黑" w:eastAsia="微软雅黑"/>
+                <w:color w:val="B03060"/>
+              </w:rPr>
+              <w:t>PAT-IDEA-033</w:t>
+            </w:r>
+          </w:p>
+        </w:tc>
+        <w:tc>
+          <w:tcPr>
+            <w:tcW w:type="dxa" w:w="2880"/>
+          </w:tcPr>
+          <w:p>
+            <w:r/>
+            <w:r>
+              <w:rPr>
+                <w:rFonts w:ascii="微软雅黑" w:hAnsi="微软雅黑" w:eastAsia="微软雅黑"/>
+                <w:b w:val="0"/>
+              </w:rPr>
+              <w:t>漂浮的人头会漂移和转动：误差传感器随头一起浮，静区跟着耳朵走</w:t>
+            </w:r>
+          </w:p>
+        </w:tc>
+        <w:tc>
+          <w:tcPr>
+            <w:tcW w:type="dxa" w:w="2880"/>
+          </w:tcPr>
+          <w:p>
+            <w:r/>
+            <w:r>
+              <w:rPr>
+                <w:rFonts w:ascii="微软雅黑" w:hAnsi="微软雅黑" w:eastAsia="微软雅黑"/>
+                <w:color w:val="B03060"/>
+              </w:rPr>
+              <w:t>PAT-PRI-074</w:t>
+            </w:r>
+          </w:p>
+        </w:tc>
+      </w:tr>
+      <w:tr>
+        <w:tc>
+          <w:tcPr>
+            <w:tcW w:type="dxa" w:w="2880"/>
+          </w:tcPr>
+          <w:p>
+            <w:r/>
+            <w:r>
+              <w:rPr>
+                <w:rFonts w:ascii="微软雅黑" w:hAnsi="微软雅黑" w:eastAsia="微软雅黑"/>
+                <w:color w:val="B03060"/>
+              </w:rPr>
+              <w:t>PAT-IDEA-049</w:t>
+            </w:r>
+          </w:p>
+        </w:tc>
+        <w:tc>
+          <w:tcPr>
+            <w:tcW w:type="dxa" w:w="2880"/>
+          </w:tcPr>
+          <w:p>
+            <w:r/>
+            <w:r>
+              <w:rPr>
+                <w:rFonts w:ascii="微软雅黑" w:hAnsi="微软雅黑" w:eastAsia="微软雅黑"/>
+                <w:b w:val="0"/>
+              </w:rPr>
+              <w:t>工作液本身就是可调声阻抗匹配层：密度这一个变量同时被浮力窗口和阻抗匹配约束，冲突本身就是发明点</w:t>
+            </w:r>
+          </w:p>
+        </w:tc>
+        <w:tc>
+          <w:tcPr>
+            <w:tcW w:type="dxa" w:w="2880"/>
+          </w:tcPr>
+          <w:p>
+            <w:r/>
+            <w:r>
+              <w:rPr>
+                <w:rFonts w:ascii="微软雅黑" w:hAnsi="微软雅黑" w:eastAsia="微软雅黑"/>
+                <w:color w:val="B03060"/>
+              </w:rPr>
+              <w:t>PAT-PRI-083</w:t>
+            </w:r>
+          </w:p>
+        </w:tc>
+      </w:tr>
+      <w:tr>
+        <w:tc>
+          <w:tcPr>
+            <w:tcW w:type="dxa" w:w="2880"/>
+          </w:tcPr>
+          <w:p>
+            <w:r/>
+            <w:r>
+              <w:rPr>
+                <w:rFonts w:ascii="微软雅黑" w:hAnsi="微软雅黑" w:eastAsia="微软雅黑"/>
+                <w:color w:val="B03060"/>
+              </w:rPr>
+              <w:t>PAT-IDEA-050</w:t>
+            </w:r>
+          </w:p>
+        </w:tc>
+        <w:tc>
+          <w:tcPr>
+            <w:tcW w:type="dxa" w:w="2880"/>
+          </w:tcPr>
+          <w:p>
+            <w:r/>
+            <w:r>
+              <w:rPr>
+                <w:rFonts w:ascii="微软雅黑" w:hAnsi="微软雅黑" w:eastAsia="微软雅黑"/>
+                <w:b w:val="0"/>
+              </w:rPr>
+              <w:t>分频独立通道 + 封闭高盐腔的模态随实测声速在线修正，互调产物不得落进可闻区</w:t>
+            </w:r>
+          </w:p>
+        </w:tc>
+        <w:tc>
+          <w:tcPr>
+            <w:tcW w:type="dxa" w:w="2880"/>
+          </w:tcPr>
+          <w:p>
+            <w:r/>
+            <w:r>
+              <w:rPr>
+                <w:rFonts w:ascii="微软雅黑" w:hAnsi="微软雅黑" w:eastAsia="微软雅黑"/>
+                <w:color w:val="B03060"/>
+              </w:rPr>
+              <w:t>PAT-PRI-080</w:t>
+            </w:r>
+          </w:p>
+        </w:tc>
+      </w:tr>
+      <w:tr>
+        <w:tc>
+          <w:tcPr>
+            <w:tcW w:type="dxa" w:w="2880"/>
+          </w:tcPr>
+          <w:p>
+            <w:r/>
+            <w:r>
+              <w:rPr>
+                <w:rFonts w:ascii="微软雅黑" w:hAnsi="微软雅黑" w:eastAsia="微软雅黑"/>
+                <w:color w:val="B03060"/>
+              </w:rPr>
+              <w:t>PAT-IDEA-063</w:t>
+            </w:r>
+          </w:p>
+        </w:tc>
+        <w:tc>
+          <w:tcPr>
+            <w:tcW w:type="dxa" w:w="2880"/>
+          </w:tcPr>
+          <w:p>
+            <w:r/>
+            <w:r>
+              <w:rPr>
+                <w:rFonts w:ascii="微软雅黑" w:hAnsi="微软雅黑" w:eastAsia="微软雅黑"/>
+                <w:b w:val="0"/>
+              </w:rPr>
+              <w:t>组三从权候选：液体目标场与头部空气/舱壳泄漏必须联合求解，不能写成普通主动降噪</w:t>
+            </w:r>
+          </w:p>
+        </w:tc>
+        <w:tc>
+          <w:tcPr>
+            <w:tcW w:type="dxa" w:w="2880"/>
+          </w:tcPr>
+          <w:p>
+            <w:r/>
+            <w:r>
+              <w:rPr>
+                <w:rFonts w:ascii="微软雅黑" w:hAnsi="微软雅黑" w:eastAsia="微软雅黑"/>
+                <w:color w:val="B03060"/>
+              </w:rPr>
+              <w:t>PAT-PRI-004</w:t>
+            </w:r>
+          </w:p>
+        </w:tc>
+      </w:tr>
+      <w:tr>
+        <w:tc>
+          <w:tcPr>
+            <w:tcW w:type="dxa" w:w="2880"/>
+          </w:tcPr>
+          <w:p>
+            <w:r/>
+            <w:r>
+              <w:rPr>
+                <w:rFonts w:ascii="微软雅黑" w:hAnsi="微软雅黑" w:eastAsia="微软雅黑"/>
+                <w:color w:val="B03060"/>
+              </w:rPr>
+              <w:t>PAT-IDEA-064</w:t>
+            </w:r>
+          </w:p>
+        </w:tc>
+        <w:tc>
+          <w:tcPr>
+            <w:tcW w:type="dxa" w:w="2880"/>
+          </w:tcPr>
+          <w:p>
+            <w:r/>
+            <w:r>
+              <w:rPr>
+                <w:rFonts w:ascii="微软雅黑" w:hAnsi="微软雅黑" w:eastAsia="微软雅黑"/>
+                <w:b w:val="0"/>
+              </w:rPr>
+              <w:t>组三从权候选：自由漂移人体坐标系下的体感声场动态重映射，不采生理信号</w:t>
+            </w:r>
+          </w:p>
+        </w:tc>
+        <w:tc>
+          <w:tcPr>
+            <w:tcW w:type="dxa" w:w="2880"/>
+          </w:tcPr>
+          <w:p>
+            <w:r/>
+            <w:r>
+              <w:rPr>
+                <w:rFonts w:ascii="微软雅黑" w:hAnsi="微软雅黑" w:eastAsia="微软雅黑"/>
+                <w:color w:val="B03060"/>
+              </w:rPr>
+              <w:t>PAT-PRI-002</w:t>
+            </w:r>
+            <w:r>
+              <w:rPr>
+                <w:rFonts w:ascii="微软雅黑" w:hAnsi="微软雅黑" w:eastAsia="微软雅黑"/>
+                <w:b w:val="0"/>
+              </w:rPr>
+              <w:t>、</w:t>
+            </w:r>
+            <w:r>
+              <w:rPr>
+                <w:rFonts w:ascii="微软雅黑" w:hAnsi="微软雅黑" w:eastAsia="微软雅黑"/>
+                <w:color w:val="B03060"/>
+              </w:rPr>
+              <w:t>PAT-PRI-001</w:t>
+            </w:r>
+            <w:r>
+              <w:rPr>
+                <w:rFonts w:ascii="微软雅黑" w:hAnsi="微软雅黑" w:eastAsia="微软雅黑"/>
+                <w:b w:val="0"/>
+              </w:rPr>
+              <w:t>、</w:t>
+            </w:r>
+            <w:r>
+              <w:rPr>
+                <w:rFonts w:ascii="微软雅黑" w:hAnsi="微软雅黑" w:eastAsia="微软雅黑"/>
+                <w:color w:val="B03060"/>
+              </w:rPr>
+              <w:t>PAT-PRI-004</w:t>
+            </w:r>
+          </w:p>
+        </w:tc>
+      </w:tr>
+    </w:tbl>
+    <w:p/>
+    <w:p>
+      <w:pPr>
+        <w:pStyle w:val="Heading4"/>
+      </w:pPr>
+      <w:r>
+        <w:rPr>
+          <w:rFonts w:ascii="微软雅黑" w:hAnsi="微软雅黑" w:eastAsia="微软雅黑"/>
+          <w:b w:val="0"/>
+        </w:rPr>
+        <w:t>组四 · 测量可信度（8 张）</w:t>
+      </w:r>
+    </w:p>
+    <w:tbl>
+      <w:tblPr>
+        <w:tblStyle w:val="LightGrid-Accent1"/>
+        <w:tblW w:type="auto" w:w="0"/>
+        <w:tblLook w:firstColumn="1" w:firstRow="1" w:lastColumn="0" w:lastRow="0" w:noHBand="0" w:noVBand="1" w:val="04A0"/>
+      </w:tblPr>
+      <w:tblGrid>
+        <w:gridCol w:w="2880"/>
+        <w:gridCol w:w="2880"/>
+        <w:gridCol w:w="2880"/>
+      </w:tblGrid>
+      <w:tr>
+        <w:tc>
+          <w:tcPr>
+            <w:tcW w:type="dxa" w:w="2880"/>
+          </w:tcPr>
+          <w:p>
+            <w:r/>
+            <w:r>
+              <w:rPr>
+                <w:rFonts w:ascii="微软雅黑" w:hAnsi="微软雅黑" w:eastAsia="微软雅黑"/>
+                <w:b/>
+              </w:rPr>
+              <w:t>卡号</w:t>
+            </w:r>
+          </w:p>
+        </w:tc>
+        <w:tc>
+          <w:tcPr>
+            <w:tcW w:type="dxa" w:w="2880"/>
+          </w:tcPr>
+          <w:p>
+            <w:r/>
+            <w:r>
+              <w:rPr>
+                <w:rFonts w:ascii="微软雅黑" w:hAnsi="微软雅黑" w:eastAsia="微软雅黑"/>
+                <w:b/>
+              </w:rPr>
+              <w:t>标题</w:t>
+            </w:r>
+          </w:p>
+        </w:tc>
+        <w:tc>
+          <w:tcPr>
+            <w:tcW w:type="dxa" w:w="2880"/>
+          </w:tcPr>
+          <w:p>
+            <w:r/>
+            <w:r>
+              <w:rPr>
+                <w:rFonts w:ascii="微软雅黑" w:hAnsi="微软雅黑" w:eastAsia="微软雅黑"/>
+                <w:b/>
+              </w:rPr>
+              <w:t>相关先案</w:t>
+            </w:r>
+          </w:p>
+        </w:tc>
+      </w:tr>
+      <w:tr>
+        <w:tc>
+          <w:tcPr>
+            <w:tcW w:type="dxa" w:w="2880"/>
+          </w:tcPr>
+          <w:p>
+            <w:r/>
+            <w:r>
+              <w:rPr>
+                <w:rFonts w:ascii="微软雅黑" w:hAnsi="微软雅黑" w:eastAsia="微软雅黑"/>
+                <w:color w:val="B03060"/>
+              </w:rPr>
               <w:t>PAT-IDEA-003</w:t>
             </w:r>
           </w:p>
@@ -3912,32 +3731,6 @@
           <w:b w:val="0"/>
         </w:rPr>
         <w:t>组五 · 舱体与表面（2 张）</w:t>
-      </w:r>
-    </w:p>
-    <w:p>
-      <w:pPr>
-        <w:jc w:val="left"/>
-      </w:pPr>
-      <w:r>
-        <w:rPr>
-          <w:rFonts w:ascii="微软雅黑" w:hAnsi="微软雅黑" w:eastAsia="微软雅黑"/>
-          <w:b w:val="0"/>
-        </w:rPr>
-        <w:t xml:space="preserve">共同特定技术特征：同一块内表面必须同时满足互相打架的几何与材料约束。独权候选 </w:t>
-      </w:r>
-      <w:r>
-        <w:rPr>
-          <w:rFonts w:ascii="微软雅黑" w:hAnsi="微软雅黑" w:eastAsia="微软雅黑"/>
-          <w:color w:val="B03060"/>
-        </w:rPr>
-        <w:t>PAT-IDEA-055</w:t>
-      </w:r>
-      <w:r>
-        <w:rPr>
-          <w:rFonts w:ascii="微软雅黑" w:hAnsi="微软雅黑" w:eastAsia="微软雅黑"/>
-          <w:b w:val="0"/>
-        </w:rPr>
-        <w:t>。本轮没有新卡。</w:t>
       </w:r>
     </w:p>
     <w:tbl>
@@ -4472,19 +4265,7 @@
           <w:rFonts w:ascii="微软雅黑" w:hAnsi="微软雅黑" w:eastAsia="微软雅黑"/>
           <w:b w:val="0"/>
         </w:rPr>
-        <w:t>四、最值钱的技术落点</w:t>
-      </w:r>
-    </w:p>
-    <w:p>
-      <w:pPr>
-        <w:jc w:val="left"/>
-      </w:pPr>
-      <w:r>
-        <w:rPr>
-          <w:rFonts w:ascii="微软雅黑" w:hAnsi="微软雅黑" w:eastAsia="微软雅黑"/>
-          <w:b w:val="0"/>
-        </w:rPr>
-        <w:t>v4.0 的四条继续最值钱，因为它们已经和信噪比架构、消杀、舱体几何咬在一起：</w:t>
+        <w:t>四、四条最值钱的技术落点</w:t>
       </w:r>
     </w:p>
     <w:p>
@@ -4787,7 +4568,7 @@
           <w:rFonts w:ascii="微软雅黑" w:hAnsi="微软雅黑" w:eastAsia="微软雅黑"/>
           <w:b w:val="0"/>
         </w:rPr>
-        <w:t>一 消杀、气体与水质（15 条）</w:t>
+        <w:t>一 消杀与水质（15 条）</w:t>
       </w:r>
     </w:p>
     <w:tbl>
@@ -5549,6 +5330,971 @@
                 <w:b w:val="0"/>
               </w:rPr>
               <w:t>氢氧混合微泡浴、氢气与二氧化碳共溶、富氧微气泡供给，以及氢水浴室的氢传感切断排风，均已公开</w:t>
+            </w:r>
+          </w:p>
+        </w:tc>
+      </w:tr>
+    </w:tbl>
+    <w:p/>
+    <w:p>
+      <w:pPr>
+        <w:pStyle w:val="Heading3"/>
+      </w:pPr>
+      <w:r>
+        <w:rPr>
+          <w:rFonts w:ascii="微软雅黑" w:hAnsi="微软雅黑" w:eastAsia="微软雅黑"/>
+          <w:b w:val="0"/>
+        </w:rPr>
+        <w:t>三 声、光、振与低刺激（19 条）</w:t>
+      </w:r>
+    </w:p>
+    <w:tbl>
+      <w:tblPr>
+        <w:tblStyle w:val="LightGrid-Accent1"/>
+        <w:tblW w:type="auto" w:w="0"/>
+        <w:tblLook w:firstColumn="1" w:firstRow="1" w:lastColumn="0" w:lastRow="0" w:noHBand="0" w:noVBand="1" w:val="04A0"/>
+      </w:tblPr>
+      <w:tblGrid>
+        <w:gridCol w:w="2880"/>
+        <w:gridCol w:w="2880"/>
+        <w:gridCol w:w="2880"/>
+      </w:tblGrid>
+      <w:tr>
+        <w:tc>
+          <w:tcPr>
+            <w:tcW w:type="dxa" w:w="2880"/>
+          </w:tcPr>
+          <w:p>
+            <w:r/>
+            <w:r>
+              <w:rPr>
+                <w:rFonts w:ascii="微软雅黑" w:hAnsi="微软雅黑" w:eastAsia="微软雅黑"/>
+                <w:b/>
+              </w:rPr>
+              <w:t>卡号</w:t>
+            </w:r>
+          </w:p>
+        </w:tc>
+        <w:tc>
+          <w:tcPr>
+            <w:tcW w:type="dxa" w:w="2880"/>
+          </w:tcPr>
+          <w:p>
+            <w:r/>
+            <w:r>
+              <w:rPr>
+                <w:rFonts w:ascii="微软雅黑" w:hAnsi="微软雅黑" w:eastAsia="微软雅黑"/>
+                <w:b/>
+              </w:rPr>
+              <w:t>公开号 / 公开方式</w:t>
+            </w:r>
+          </w:p>
+        </w:tc>
+        <w:tc>
+          <w:tcPr>
+            <w:tcW w:type="dxa" w:w="2880"/>
+          </w:tcPr>
+          <w:p>
+            <w:r/>
+            <w:r>
+              <w:rPr>
+                <w:rFonts w:ascii="微软雅黑" w:hAnsi="微软雅黑" w:eastAsia="微软雅黑"/>
+                <w:b/>
+              </w:rPr>
+              <w:t>挡住什么</w:t>
+            </w:r>
+          </w:p>
+        </w:tc>
+      </w:tr>
+      <w:tr>
+        <w:tc>
+          <w:tcPr>
+            <w:tcW w:type="dxa" w:w="2880"/>
+          </w:tcPr>
+          <w:p>
+            <w:r/>
+            <w:r>
+              <w:rPr>
+                <w:rFonts w:ascii="微软雅黑" w:hAnsi="微软雅黑" w:eastAsia="微软雅黑"/>
+                <w:color w:val="B03060"/>
+              </w:rPr>
+              <w:t>PAT-PRI-004</w:t>
+            </w:r>
+          </w:p>
+        </w:tc>
+        <w:tc>
+          <w:tcPr>
+            <w:tcW w:type="dxa" w:w="2880"/>
+          </w:tcPr>
+          <w:p>
+            <w:r/>
+            <w:r>
+              <w:rPr>
+                <w:rFonts w:ascii="微软雅黑" w:hAnsi="微软雅黑" w:eastAsia="微软雅黑"/>
+                <w:b w:val="0"/>
+              </w:rPr>
+              <w:t>US9364387B2</w:t>
+            </w:r>
+          </w:p>
+        </w:tc>
+        <w:tc>
+          <w:tcPr>
+            <w:tcW w:type="dxa" w:w="2880"/>
+          </w:tcPr>
+          <w:p>
+            <w:r/>
+            <w:r>
+              <w:rPr>
+                <w:rFonts w:ascii="微软雅黑" w:hAnsi="微软雅黑" w:eastAsia="微软雅黑"/>
+                <w:b w:val="0"/>
+              </w:rPr>
+              <w:t>US9364387B2：硫酸镁舱水下扬声器阵列+水听器反馈均衡</w:t>
+            </w:r>
+          </w:p>
+        </w:tc>
+      </w:tr>
+      <w:tr>
+        <w:tc>
+          <w:tcPr>
+            <w:tcW w:type="dxa" w:w="2880"/>
+          </w:tcPr>
+          <w:p>
+            <w:r/>
+            <w:r>
+              <w:rPr>
+                <w:rFonts w:ascii="微软雅黑" w:hAnsi="微软雅黑" w:eastAsia="微软雅黑"/>
+                <w:color w:val="B03060"/>
+              </w:rPr>
+              <w:t>PAT-PRI-005</w:t>
+            </w:r>
+          </w:p>
+        </w:tc>
+        <w:tc>
+          <w:tcPr>
+            <w:tcW w:type="dxa" w:w="2880"/>
+          </w:tcPr>
+          <w:p>
+            <w:r/>
+            <w:r>
+              <w:rPr>
+                <w:rFonts w:ascii="微软雅黑" w:hAnsi="微软雅黑" w:eastAsia="微软雅黑"/>
+                <w:b w:val="0"/>
+              </w:rPr>
+              <w:t>US9504625B2</w:t>
+            </w:r>
+          </w:p>
+        </w:tc>
+        <w:tc>
+          <w:tcPr>
+            <w:tcW w:type="dxa" w:w="2880"/>
+          </w:tcPr>
+          <w:p>
+            <w:r/>
+            <w:r>
+              <w:rPr>
+                <w:rFonts w:ascii="微软雅黑" w:hAnsi="微软雅黑" w:eastAsia="微软雅黑"/>
+                <w:b w:val="0"/>
+              </w:rPr>
+              <w:t>壳体多换能器族：US9504625B2 与 CN100531699C 占位体感音乐</w:t>
+            </w:r>
+          </w:p>
+        </w:tc>
+      </w:tr>
+      <w:tr>
+        <w:tc>
+          <w:tcPr>
+            <w:tcW w:type="dxa" w:w="2880"/>
+          </w:tcPr>
+          <w:p>
+            <w:r/>
+            <w:r>
+              <w:rPr>
+                <w:rFonts w:ascii="微软雅黑" w:hAnsi="微软雅黑" w:eastAsia="微软雅黑"/>
+                <w:color w:val="B03060"/>
+              </w:rPr>
+              <w:t>PAT-PRI-034</w:t>
+            </w:r>
+          </w:p>
+        </w:tc>
+        <w:tc>
+          <w:tcPr>
+            <w:tcW w:type="dxa" w:w="2880"/>
+          </w:tcPr>
+          <w:p>
+            <w:r/>
+            <w:r>
+              <w:rPr>
+                <w:rFonts w:ascii="微软雅黑" w:hAnsi="微软雅黑" w:eastAsia="微软雅黑"/>
+                <w:b w:val="0"/>
+              </w:rPr>
+              <w:t>GB 9706.205-2020 / YY/T 1090-2018 / YY 9706.262-2021 / Health Canada SC24（合并卡）</w:t>
+            </w:r>
+          </w:p>
+        </w:tc>
+        <w:tc>
+          <w:tcPr>
+            <w:tcW w:type="dxa" w:w="2880"/>
+          </w:tcPr>
+          <w:p>
+            <w:r/>
+            <w:r>
+              <w:rPr>
+                <w:rFonts w:ascii="微软雅黑" w:hAnsi="微软雅黑" w:eastAsia="微软雅黑"/>
+                <w:b w:val="0"/>
+              </w:rPr>
+              <w:t>超声剂量有完整强制标准体系——但测量条件是脱气水，且不覆盖低频</w:t>
+            </w:r>
+          </w:p>
+        </w:tc>
+      </w:tr>
+      <w:tr>
+        <w:tc>
+          <w:tcPr>
+            <w:tcW w:type="dxa" w:w="2880"/>
+          </w:tcPr>
+          <w:p>
+            <w:r/>
+            <w:r>
+              <w:rPr>
+                <w:rFonts w:ascii="微软雅黑" w:hAnsi="微软雅黑" w:eastAsia="微软雅黑"/>
+                <w:color w:val="B03060"/>
+              </w:rPr>
+              <w:t>PAT-PRI-047</w:t>
+            </w:r>
+          </w:p>
+        </w:tc>
+        <w:tc>
+          <w:tcPr>
+            <w:tcW w:type="dxa" w:w="2880"/>
+          </w:tcPr>
+          <w:p>
+            <w:r/>
+            <w:r>
+              <w:rPr>
+                <w:rFonts w:ascii="微软雅黑" w:hAnsi="微软雅黑" w:eastAsia="微软雅黑"/>
+                <w:b w:val="0"/>
+              </w:rPr>
+              <w:t>WO2000004359A1 / US20190154031A1 / CN112460040A（合并卡）</w:t>
+            </w:r>
+          </w:p>
+        </w:tc>
+        <w:tc>
+          <w:tcPr>
+            <w:tcW w:type="dxa" w:w="2880"/>
+          </w:tcPr>
+          <w:p>
+            <w:r/>
+            <w:r>
+              <w:rPr>
+                <w:rFonts w:ascii="微软雅黑" w:hAnsi="微软雅黑" w:eastAsia="微软雅黑"/>
+                <w:b w:val="0"/>
+              </w:rPr>
+              <w:t>机器声纹与泵声波对比正常签名做故障预测，又补到三件直接前案</w:t>
+            </w:r>
+          </w:p>
+        </w:tc>
+      </w:tr>
+      <w:tr>
+        <w:tc>
+          <w:tcPr>
+            <w:tcW w:type="dxa" w:w="2880"/>
+          </w:tcPr>
+          <w:p>
+            <w:r/>
+            <w:r>
+              <w:rPr>
+                <w:rFonts w:ascii="微软雅黑" w:hAnsi="微软雅黑" w:eastAsia="微软雅黑"/>
+                <w:color w:val="B03060"/>
+              </w:rPr>
+              <w:t>PAT-PRI-048</w:t>
+            </w:r>
+          </w:p>
+        </w:tc>
+        <w:tc>
+          <w:tcPr>
+            <w:tcW w:type="dxa" w:w="2880"/>
+          </w:tcPr>
+          <w:p>
+            <w:r/>
+            <w:r>
+              <w:rPr>
+                <w:rFonts w:ascii="微软雅黑" w:hAnsi="微软雅黑" w:eastAsia="微软雅黑"/>
+                <w:b w:val="0"/>
+              </w:rPr>
+              <w:t>US4390026A / US5413550A / WO2018167003A1（合并卡）</w:t>
+            </w:r>
+          </w:p>
+        </w:tc>
+        <w:tc>
+          <w:tcPr>
+            <w:tcW w:type="dxa" w:w="2880"/>
+          </w:tcPr>
+          <w:p>
+            <w:r/>
+            <w:r>
+              <w:rPr>
+                <w:rFonts w:ascii="微软雅黑" w:hAnsi="微软雅黑" w:eastAsia="微软雅黑"/>
+                <w:b w:val="0"/>
+              </w:rPr>
+              <w:t>液体槽内组织的积分声剂量测量早已公开；漂浮舱水听器反馈已在库</w:t>
+            </w:r>
+          </w:p>
+        </w:tc>
+      </w:tr>
+      <w:tr>
+        <w:tc>
+          <w:tcPr>
+            <w:tcW w:type="dxa" w:w="2880"/>
+          </w:tcPr>
+          <w:p>
+            <w:r/>
+            <w:r>
+              <w:rPr>
+                <w:rFonts w:ascii="微软雅黑" w:hAnsi="微软雅黑" w:eastAsia="微软雅黑"/>
+                <w:color w:val="B03060"/>
+              </w:rPr>
+              <w:t>PAT-PRI-049</w:t>
+            </w:r>
+          </w:p>
+        </w:tc>
+        <w:tc>
+          <w:tcPr>
+            <w:tcW w:type="dxa" w:w="2880"/>
+          </w:tcPr>
+          <w:p>
+            <w:r/>
+            <w:r>
+              <w:rPr>
+                <w:rFonts w:ascii="微软雅黑" w:hAnsi="微软雅黑" w:eastAsia="微软雅黑"/>
+                <w:b w:val="0"/>
+              </w:rPr>
+              <w:t>US11801384B2（公开号 US20220111205A1）/ US9987489B2 / US10406376B2（合并卡）</w:t>
+            </w:r>
+          </w:p>
+        </w:tc>
+        <w:tc>
+          <w:tcPr>
+            <w:tcW w:type="dxa" w:w="2880"/>
+          </w:tcPr>
+          <w:p>
+            <w:r/>
+            <w:r>
+              <w:rPr>
+                <w:rFonts w:ascii="微软雅黑" w:hAnsi="微软雅黑" w:eastAsia="微软雅黑"/>
+                <w:b w:val="0"/>
+              </w:rPr>
+              <w:t>经皮神经刺激的感知阈值标定、耳电极接触阻抗与环境因素控制均已公开</w:t>
+            </w:r>
+          </w:p>
+        </w:tc>
+      </w:tr>
+      <w:tr>
+        <w:tc>
+          <w:tcPr>
+            <w:tcW w:type="dxa" w:w="2880"/>
+          </w:tcPr>
+          <w:p>
+            <w:r/>
+            <w:r>
+              <w:rPr>
+                <w:rFonts w:ascii="微软雅黑" w:hAnsi="微软雅黑" w:eastAsia="微软雅黑"/>
+                <w:color w:val="B03060"/>
+              </w:rPr>
+              <w:t>PAT-PRI-071</w:t>
+            </w:r>
+          </w:p>
+        </w:tc>
+        <w:tc>
+          <w:tcPr>
+            <w:tcW w:type="dxa" w:w="2880"/>
+          </w:tcPr>
+          <w:p>
+            <w:r/>
+            <w:r>
+              <w:rPr>
+                <w:rFonts w:ascii="微软雅黑" w:hAnsi="微软雅黑" w:eastAsia="微软雅黑"/>
+                <w:b w:val="0"/>
+              </w:rPr>
+              <w:t>非专利公开：Float Tank Solutions 隔声施工指南、BAP Acoustics 漂浮房项目、Acoustical Solutions 案例、Dreampod 防振垫</w:t>
+            </w:r>
+          </w:p>
+        </w:tc>
+        <w:tc>
+          <w:tcPr>
+            <w:tcW w:type="dxa" w:w="2880"/>
+          </w:tcPr>
+          <w:p>
+            <w:r/>
+            <w:r>
+              <w:rPr>
+                <w:rFonts w:ascii="微软雅黑" w:hAnsi="微软雅黑" w:eastAsia="微软雅黑"/>
+                <w:b w:val="0"/>
+              </w:rPr>
+              <w:t>漂浮舱的被动隔声与隔振是成熟的行业做法，有公开施工指南和声学顾问项目</w:t>
+            </w:r>
+          </w:p>
+        </w:tc>
+      </w:tr>
+      <w:tr>
+        <w:tc>
+          <w:tcPr>
+            <w:tcW w:type="dxa" w:w="2880"/>
+          </w:tcPr>
+          <w:p>
+            <w:r/>
+            <w:r>
+              <w:rPr>
+                <w:rFonts w:ascii="微软雅黑" w:hAnsi="微软雅黑" w:eastAsia="微软雅黑"/>
+                <w:color w:val="B03060"/>
+              </w:rPr>
+              <w:t>PAT-PRI-072</w:t>
+            </w:r>
+          </w:p>
+        </w:tc>
+        <w:tc>
+          <w:tcPr>
+            <w:tcW w:type="dxa" w:w="2880"/>
+          </w:tcPr>
+          <w:p>
+            <w:r/>
+            <w:r>
+              <w:rPr>
+                <w:rFonts w:ascii="微软雅黑" w:hAnsi="微软雅黑" w:eastAsia="微软雅黑"/>
+                <w:b w:val="0"/>
+              </w:rPr>
+              <w:t>非专利公开：Dreampod Noise Masking Sounds 音频产品</w:t>
+            </w:r>
+          </w:p>
+        </w:tc>
+        <w:tc>
+          <w:tcPr>
+            <w:tcW w:type="dxa" w:w="2880"/>
+          </w:tcPr>
+          <w:p>
+            <w:r/>
+            <w:r>
+              <w:rPr>
+                <w:rFonts w:ascii="微软雅黑" w:hAnsi="微软雅黑" w:eastAsia="微软雅黑"/>
+                <w:b w:val="0"/>
+              </w:rPr>
+              <w:t>制造商公开销售漂浮舱专用掩蔽声音频，用来盖住会侵入漂浮过程的频率</w:t>
+            </w:r>
+          </w:p>
+        </w:tc>
+      </w:tr>
+      <w:tr>
+        <w:tc>
+          <w:tcPr>
+            <w:tcW w:type="dxa" w:w="2880"/>
+          </w:tcPr>
+          <w:p>
+            <w:r/>
+            <w:r>
+              <w:rPr>
+                <w:rFonts w:ascii="微软雅黑" w:hAnsi="微软雅黑" w:eastAsia="微软雅黑"/>
+                <w:color w:val="B03060"/>
+              </w:rPr>
+              <w:t>PAT-PRI-073</w:t>
+            </w:r>
+          </w:p>
+        </w:tc>
+        <w:tc>
+          <w:tcPr>
+            <w:tcW w:type="dxa" w:w="2880"/>
+          </w:tcPr>
+          <w:p>
+            <w:r/>
+            <w:r>
+              <w:rPr>
+                <w:rFonts w:ascii="微软雅黑" w:hAnsi="微软雅黑" w:eastAsia="微软雅黑"/>
+                <w:b w:val="0"/>
+              </w:rPr>
+              <w:t>US9324313</w:t>
+            </w:r>
+          </w:p>
+        </w:tc>
+        <w:tc>
+          <w:tcPr>
+            <w:tcW w:type="dxa" w:w="2880"/>
+          </w:tcPr>
+          <w:p>
+            <w:r/>
+            <w:r>
+              <w:rPr>
+                <w:rFonts w:ascii="微软雅黑" w:hAnsi="微软雅黑" w:eastAsia="微软雅黑"/>
+                <w:b w:val="0"/>
+              </w:rPr>
+              <w:t>骨传导换能器实现对空气传声的主动降噪已有专利，不能主张「用骨传导抵消噪声」</w:t>
+            </w:r>
+          </w:p>
+        </w:tc>
+      </w:tr>
+      <w:tr>
+        <w:tc>
+          <w:tcPr>
+            <w:tcW w:type="dxa" w:w="2880"/>
+          </w:tcPr>
+          <w:p>
+            <w:r/>
+            <w:r>
+              <w:rPr>
+                <w:rFonts w:ascii="微软雅黑" w:hAnsi="微软雅黑" w:eastAsia="微软雅黑"/>
+                <w:color w:val="B03060"/>
+              </w:rPr>
+              <w:t>PAT-PRI-074</w:t>
+            </w:r>
+          </w:p>
+        </w:tc>
+        <w:tc>
+          <w:tcPr>
+            <w:tcW w:type="dxa" w:w="2880"/>
+          </w:tcPr>
+          <w:p>
+            <w:r/>
+            <w:r>
+              <w:rPr>
+                <w:rFonts w:ascii="微软雅黑" w:hAnsi="微软雅黑" w:eastAsia="微软雅黑"/>
+                <w:b w:val="0"/>
+              </w:rPr>
+              <w:t>非专利公开：美海军潜水头盔主动降噪 SBIR 项目 N00014-16-P-3007</w:t>
+            </w:r>
+          </w:p>
+        </w:tc>
+        <w:tc>
+          <w:tcPr>
+            <w:tcW w:type="dxa" w:w="2880"/>
+          </w:tcPr>
+          <w:p>
+            <w:r/>
+            <w:r>
+              <w:rPr>
+                <w:rFonts w:ascii="微软雅黑" w:hAnsi="微软雅黑" w:eastAsia="微软雅黑"/>
+                <w:b w:val="0"/>
+              </w:rPr>
+              <w:t>潜水头盔内的主动降噪已有公开研究，包括对消声源与传声器布置的优化</w:t>
+            </w:r>
+          </w:p>
+        </w:tc>
+      </w:tr>
+      <w:tr>
+        <w:tc>
+          <w:tcPr>
+            <w:tcW w:type="dxa" w:w="2880"/>
+          </w:tcPr>
+          <w:p>
+            <w:r/>
+            <w:r>
+              <w:rPr>
+                <w:rFonts w:ascii="微软雅黑" w:hAnsi="微软雅黑" w:eastAsia="微软雅黑"/>
+                <w:color w:val="B03060"/>
+              </w:rPr>
+              <w:t>PAT-PRI-077</w:t>
+            </w:r>
+          </w:p>
+        </w:tc>
+        <w:tc>
+          <w:tcPr>
+            <w:tcW w:type="dxa" w:w="2880"/>
+          </w:tcPr>
+          <w:p>
+            <w:r/>
+            <w:r>
+              <w:rPr>
+                <w:rFonts w:ascii="微软雅黑" w:hAnsi="微软雅黑" w:eastAsia="微软雅黑"/>
+                <w:b w:val="0"/>
+              </w:rPr>
+              <w:t>非专利公开：Webvision 暗适应与绝对视阈；US10542882 提及 10^-6 cd/m2 视阈</w:t>
+            </w:r>
+          </w:p>
+        </w:tc>
+        <w:tc>
+          <w:tcPr>
+            <w:tcW w:type="dxa" w:w="2880"/>
+          </w:tcPr>
+          <w:p>
+            <w:r/>
+            <w:r>
+              <w:rPr>
+                <w:rFonts w:ascii="微软雅黑" w:hAnsi="微软雅黑" w:eastAsia="微软雅黑"/>
+                <w:b w:val="0"/>
+              </w:rPr>
+              <w:t>暗适应曲线与约 10^-5 到 10^-6 坎德拉每平方米的绝对视阈是公开科学事实，不可主张但必须引用</w:t>
+            </w:r>
+          </w:p>
+        </w:tc>
+      </w:tr>
+      <w:tr>
+        <w:tc>
+          <w:tcPr>
+            <w:tcW w:type="dxa" w:w="2880"/>
+          </w:tcPr>
+          <w:p>
+            <w:r/>
+            <w:r>
+              <w:rPr>
+                <w:rFonts w:ascii="微软雅黑" w:hAnsi="微软雅黑" w:eastAsia="微软雅黑"/>
+                <w:color w:val="B03060"/>
+              </w:rPr>
+              <w:t>PAT-PRI-078</w:t>
+            </w:r>
+          </w:p>
+        </w:tc>
+        <w:tc>
+          <w:tcPr>
+            <w:tcW w:type="dxa" w:w="2880"/>
+          </w:tcPr>
+          <w:p>
+            <w:r/>
+            <w:r>
+              <w:rPr>
+                <w:rFonts w:ascii="微软雅黑" w:hAnsi="微软雅黑" w:eastAsia="微软雅黑"/>
+                <w:b w:val="0"/>
+              </w:rPr>
+              <w:t>非专利公开：TiO2 与长余辉磷光体复合的全天候光催化研究（含 Sr4Al14O25:Eu,Dy、CaAl2O4:Eu,Nd 体系）</w:t>
+            </w:r>
+          </w:p>
+        </w:tc>
+        <w:tc>
+          <w:tcPr>
+            <w:tcW w:type="dxa" w:w="2880"/>
+          </w:tcPr>
+          <w:p>
+            <w:r/>
+            <w:r>
+              <w:rPr>
+                <w:rFonts w:ascii="微软雅黑" w:hAnsi="微软雅黑" w:eastAsia="微软雅黑"/>
+                <w:b w:val="0"/>
+              </w:rPr>
+              <w:t>把二氧化钛和长余辉磷光体耦合以便在黑暗中继续光催化，是一个成熟的公开研究方向</w:t>
+            </w:r>
+          </w:p>
+        </w:tc>
+      </w:tr>
+      <w:tr>
+        <w:tc>
+          <w:tcPr>
+            <w:tcW w:type="dxa" w:w="2880"/>
+          </w:tcPr>
+          <w:p>
+            <w:r/>
+            <w:r>
+              <w:rPr>
+                <w:rFonts w:ascii="微软雅黑" w:hAnsi="微软雅黑" w:eastAsia="微软雅黑"/>
+                <w:color w:val="B03060"/>
+              </w:rPr>
+              <w:t>PAT-PRI-079</w:t>
+            </w:r>
+          </w:p>
+        </w:tc>
+        <w:tc>
+          <w:tcPr>
+            <w:tcW w:type="dxa" w:w="2880"/>
+          </w:tcPr>
+          <w:p>
+            <w:r/>
+            <w:r>
+              <w:rPr>
+                <w:rFonts w:ascii="微软雅黑" w:hAnsi="微软雅黑" w:eastAsia="微软雅黑"/>
+                <w:b w:val="0"/>
+              </w:rPr>
+              <w:t>电致变色玻璃、PDLC 调光膜、SPD 悬浮粒子器件、液晶快门（已知工程，非单号，专利族庞大）</w:t>
+            </w:r>
+          </w:p>
+        </w:tc>
+        <w:tc>
+          <w:tcPr>
+            <w:tcW w:type="dxa" w:w="2880"/>
+          </w:tcPr>
+          <w:p>
+            <w:r/>
+            <w:r>
+              <w:rPr>
+                <w:rFonts w:ascii="微软雅黑" w:hAnsi="微软雅黑" w:eastAsia="微软雅黑"/>
+                <w:b w:val="0"/>
+              </w:rPr>
+              <w:t>电控可变透过率材料是成熟商品，用在舱上属常规选用，不能主张</w:t>
+            </w:r>
+          </w:p>
+        </w:tc>
+      </w:tr>
+      <w:tr>
+        <w:tc>
+          <w:tcPr>
+            <w:tcW w:type="dxa" w:w="2880"/>
+          </w:tcPr>
+          <w:p>
+            <w:r/>
+            <w:r>
+              <w:rPr>
+                <w:rFonts w:ascii="微软雅黑" w:hAnsi="微软雅黑" w:eastAsia="微软雅黑"/>
+                <w:color w:val="B03060"/>
+              </w:rPr>
+              <w:t>PAT-PRI-080</w:t>
+            </w:r>
+          </w:p>
+        </w:tc>
+        <w:tc>
+          <w:tcPr>
+            <w:tcW w:type="dxa" w:w="2880"/>
+          </w:tcPr>
+          <w:p>
+            <w:r/>
+            <w:r>
+              <w:rPr>
+                <w:rFonts w:ascii="微软雅黑" w:hAnsi="微软雅黑" w:eastAsia="微软雅黑"/>
+                <w:b w:val="0"/>
+              </w:rPr>
+              <w:t>非专利公开：Dreampod V2 Float Pod 与 Cabin Float Pod 产品公开资料</w:t>
+            </w:r>
+          </w:p>
+        </w:tc>
+        <w:tc>
+          <w:tcPr>
+            <w:tcW w:type="dxa" w:w="2880"/>
+          </w:tcPr>
+          <w:p>
+            <w:r/>
+            <w:r>
+              <w:rPr>
+                <w:rFonts w:ascii="微软雅黑" w:hAnsi="微软雅黑" w:eastAsia="微软雅黑"/>
+                <w:b w:val="0"/>
+              </w:rPr>
+              <w:t>商业漂浮舱已内置触觉换能器并以舱体内壁作声学腔，这是公开在售的现有技术</w:t>
+            </w:r>
+          </w:p>
+        </w:tc>
+      </w:tr>
+      <w:tr>
+        <w:tc>
+          <w:tcPr>
+            <w:tcW w:type="dxa" w:w="2880"/>
+          </w:tcPr>
+          <w:p>
+            <w:r/>
+            <w:r>
+              <w:rPr>
+                <w:rFonts w:ascii="微软雅黑" w:hAnsi="微软雅黑" w:eastAsia="微软雅黑"/>
+                <w:color w:val="B03060"/>
+              </w:rPr>
+              <w:t>PAT-PRI-081</w:t>
+            </w:r>
+          </w:p>
+        </w:tc>
+        <w:tc>
+          <w:tcPr>
+            <w:tcW w:type="dxa" w:w="2880"/>
+          </w:tcPr>
+          <w:p>
+            <w:r/>
+            <w:r>
+              <w:rPr>
+                <w:rFonts w:ascii="微软雅黑" w:hAnsi="微软雅黑" w:eastAsia="微软雅黑"/>
+                <w:b w:val="0"/>
+              </w:rPr>
+              <w:t>非专利公开：Dreampad 骨传导振动枕（宣称 Intrasound 专利技术）</w:t>
+            </w:r>
+          </w:p>
+        </w:tc>
+        <w:tc>
+          <w:tcPr>
+            <w:tcW w:type="dxa" w:w="2880"/>
+          </w:tcPr>
+          <w:p>
+            <w:r/>
+            <w:r>
+              <w:rPr>
+                <w:rFonts w:ascii="微软雅黑" w:hAnsi="微软雅黑" w:eastAsia="微软雅黑"/>
+                <w:b w:val="0"/>
+              </w:rPr>
+              <w:t>骨传导振动枕已商业化并宣称有专利，明确写出振动经颅骨传至内耳并作用于副交感神经</w:t>
+            </w:r>
+          </w:p>
+        </w:tc>
+      </w:tr>
+      <w:tr>
+        <w:tc>
+          <w:tcPr>
+            <w:tcW w:type="dxa" w:w="2880"/>
+          </w:tcPr>
+          <w:p>
+            <w:r/>
+            <w:r>
+              <w:rPr>
+                <w:rFonts w:ascii="微软雅黑" w:hAnsi="微软雅黑" w:eastAsia="微软雅黑"/>
+                <w:color w:val="B03060"/>
+              </w:rPr>
+              <w:t>PAT-PRI-082</w:t>
+            </w:r>
+          </w:p>
+        </w:tc>
+        <w:tc>
+          <w:tcPr>
+            <w:tcW w:type="dxa" w:w="2880"/>
+          </w:tcPr>
+          <w:p>
+            <w:r/>
+            <w:r>
+              <w:rPr>
+                <w:rFonts w:ascii="微软雅黑" w:hAnsi="微软雅黑" w:eastAsia="微软雅黑"/>
+                <w:b w:val="0"/>
+              </w:rPr>
+              <w:t>非专利公开：MIT GENUS（Tsai/Brown/Boyden）系列研究与 Cognito Therapeutics Spectris</w:t>
+            </w:r>
+          </w:p>
+        </w:tc>
+        <w:tc>
+          <w:tcPr>
+            <w:tcW w:type="dxa" w:w="2880"/>
+          </w:tcPr>
+          <w:p>
+            <w:r/>
+            <w:r>
+              <w:rPr>
+                <w:rFonts w:ascii="微软雅黑" w:hAnsi="微软雅黑" w:eastAsia="微软雅黑"/>
+                <w:b w:val="0"/>
+              </w:rPr>
+              <w:t>40Hz 感觉刺激诱导 gamma 是 MIT 专利族与临床期公司的核心资产，触觉振动通道也已覆盖</w:t>
+            </w:r>
+          </w:p>
+        </w:tc>
+      </w:tr>
+      <w:tr>
+        <w:tc>
+          <w:tcPr>
+            <w:tcW w:type="dxa" w:w="2880"/>
+          </w:tcPr>
+          <w:p>
+            <w:r/>
+            <w:r>
+              <w:rPr>
+                <w:rFonts w:ascii="微软雅黑" w:hAnsi="微软雅黑" w:eastAsia="微软雅黑"/>
+                <w:color w:val="B03060"/>
+              </w:rPr>
+              <w:t>PAT-PRI-083</w:t>
+            </w:r>
+          </w:p>
+        </w:tc>
+        <w:tc>
+          <w:tcPr>
+            <w:tcW w:type="dxa" w:w="2880"/>
+          </w:tcPr>
+          <w:p>
+            <w:r/>
+            <w:r>
+              <w:rPr>
+                <w:rFonts w:ascii="微软雅黑" w:hAnsi="微软雅黑" w:eastAsia="微软雅黑"/>
+                <w:b w:val="0"/>
+              </w:rPr>
+              <w:t>超声换能器声阻抗匹配层与耦合剂（已知工程，非单号，专利族庞大）</w:t>
+            </w:r>
+          </w:p>
+        </w:tc>
+        <w:tc>
+          <w:tcPr>
+            <w:tcW w:type="dxa" w:w="2880"/>
+          </w:tcPr>
+          <w:p>
+            <w:r/>
+            <w:r>
+              <w:rPr>
+                <w:rFonts w:ascii="微软雅黑" w:hAnsi="微软雅黑" w:eastAsia="微软雅黑"/>
+                <w:b w:val="0"/>
+              </w:rPr>
+              <w:t>声阻抗匹配层与耦合剂是超声领域的成熟公知手段，不能主张匹配本身</w:t>
+            </w:r>
+          </w:p>
+        </w:tc>
+      </w:tr>
+      <w:tr>
+        <w:tc>
+          <w:tcPr>
+            <w:tcW w:type="dxa" w:w="2880"/>
+          </w:tcPr>
+          <w:p>
+            <w:r/>
+            <w:r>
+              <w:rPr>
+                <w:rFonts w:ascii="微软雅黑" w:hAnsi="微软雅黑" w:eastAsia="微软雅黑"/>
+                <w:color w:val="B03060"/>
+              </w:rPr>
+              <w:t>PAT-PRI-084</w:t>
+            </w:r>
+          </w:p>
+        </w:tc>
+        <w:tc>
+          <w:tcPr>
+            <w:tcW w:type="dxa" w:w="2880"/>
+          </w:tcPr>
+          <w:p>
+            <w:r/>
+            <w:r>
+              <w:rPr>
+                <w:rFonts w:ascii="微软雅黑" w:hAnsi="微软雅黑" w:eastAsia="微软雅黑"/>
+                <w:b w:val="0"/>
+              </w:rPr>
+              <w:t>US11759705</w:t>
+            </w:r>
+          </w:p>
+        </w:tc>
+        <w:tc>
+          <w:tcPr>
+            <w:tcW w:type="dxa" w:w="2880"/>
+          </w:tcPr>
+          <w:p>
+            <w:r/>
+            <w:r>
+              <w:rPr>
+                <w:rFonts w:ascii="微软雅黑" w:hAnsi="微软雅黑" w:eastAsia="微软雅黑"/>
+                <w:b w:val="0"/>
+              </w:rPr>
+              <w:t>多感官沉浸舱专利：模块化围合体内设振动换能器向表面传递低频振动供人体感知</w:t>
+            </w:r>
+          </w:p>
+        </w:tc>
+      </w:tr>
+      <w:tr>
+        <w:tc>
+          <w:tcPr>
+            <w:tcW w:type="dxa" w:w="2880"/>
+          </w:tcPr>
+          <w:p>
+            <w:r/>
+            <w:r>
+              <w:rPr>
+                <w:rFonts w:ascii="微软雅黑" w:hAnsi="微软雅黑" w:eastAsia="微软雅黑"/>
+                <w:color w:val="B03060"/>
+              </w:rPr>
+              <w:t>PAT-PRI-089</w:t>
+            </w:r>
+          </w:p>
+        </w:tc>
+        <w:tc>
+          <w:tcPr>
+            <w:tcW w:type="dxa" w:w="2880"/>
+          </w:tcPr>
+          <w:p>
+            <w:r/>
+            <w:r>
+              <w:rPr>
+                <w:rFonts w:ascii="微软雅黑" w:hAnsi="微软雅黑" w:eastAsia="微软雅黑"/>
+                <w:b w:val="0"/>
+              </w:rPr>
+              <w:t>US5101810A / US4371815A / US4507816A / WO1998027923A1 / EP2647363B1 / EP4340798A1（合并卡）</w:t>
+            </w:r>
+          </w:p>
+        </w:tc>
+        <w:tc>
+          <w:tcPr>
+            <w:tcW w:type="dxa" w:w="2880"/>
+          </w:tcPr>
+          <w:p>
+            <w:r/>
+            <w:r>
+              <w:rPr>
+                <w:rFonts w:ascii="微软雅黑" w:hAnsi="微软雅黑" w:eastAsia="微软雅黑"/>
+                <w:b w:val="0"/>
+              </w:rPr>
+              <w:t>体感声学床、水床换能器、浴缸壁多源时序与相位优化均已公开</w:t>
             </w:r>
           </w:p>
         </w:tc>
@@ -6764,7 +7510,7 @@
           <w:rFonts w:ascii="微软雅黑" w:hAnsi="微软雅黑" w:eastAsia="微软雅黑"/>
           <w:b w:val="0"/>
         </w:rPr>
-        <w:t>三 声、光、振与低刺激（19 条）</w:t>
+        <w:t>五 迷走与生理机制（5 条）</w:t>
       </w:r>
     </w:p>
     <w:tbl>
@@ -6837,7 +7583,7 @@
                 <w:rFonts w:ascii="微软雅黑" w:hAnsi="微软雅黑" w:eastAsia="微软雅黑"/>
                 <w:color w:val="B03060"/>
               </w:rPr>
-              <w:t>PAT-PRI-004</w:t>
+              <w:t>PAT-PRI-028</w:t>
             </w:r>
           </w:p>
         </w:tc>
@@ -6852,7 +7598,7 @@
                 <w:rFonts w:ascii="微软雅黑" w:hAnsi="微软雅黑" w:eastAsia="微软雅黑"/>
                 <w:b w:val="0"/>
               </w:rPr>
-              <w:t>US9364387B2</w:t>
+              <w:t>Gauer-Henry 反射及浸水自主神经文献（非专利公开）</w:t>
             </w:r>
           </w:p>
         </w:tc>
@@ -6867,7 +7613,7 @@
                 <w:rFonts w:ascii="微软雅黑" w:hAnsi="微软雅黑" w:eastAsia="微软雅黑"/>
                 <w:b w:val="0"/>
               </w:rPr>
-              <w:t>US9364387B2：硫酸镁舱水下扬声器阵列+水听器反馈均衡</w:t>
+              <w:t>浸水引起副交感占优是公知科学发现，且有文献显示浸水与平躺效果相似</w:t>
             </w:r>
           </w:p>
         </w:tc>
@@ -6884,7 +7630,7 @@
                 <w:rFonts w:ascii="微软雅黑" w:hAnsi="微软雅黑" w:eastAsia="微软雅黑"/>
                 <w:color w:val="B03060"/>
               </w:rPr>
-              <w:t>PAT-PRI-005</w:t>
+              <w:t>PAT-PRI-029</w:t>
             </w:r>
           </w:p>
         </w:tc>
@@ -6899,7 +7645,7 @@
                 <w:rFonts w:ascii="微软雅黑" w:hAnsi="微软雅黑" w:eastAsia="微软雅黑"/>
                 <w:b w:val="0"/>
               </w:rPr>
-              <w:t>US9504625B2</w:t>
+              <w:t>CN112135661A</w:t>
             </w:r>
           </w:p>
         </w:tc>
@@ -6914,7 +7660,7 @@
                 <w:rFonts w:ascii="微软雅黑" w:hAnsi="微软雅黑" w:eastAsia="微软雅黑"/>
                 <w:b w:val="0"/>
               </w:rPr>
-              <w:t>壳体多换能器族：US9504625B2 与 CN100531699C 占位体感音乐</w:t>
+              <w:t>CN112135661A 绝缘体电极使低频电刺激可在水中与入浴热水中使用</w:t>
             </w:r>
           </w:p>
         </w:tc>
@@ -6931,7 +7677,7 @@
                 <w:rFonts w:ascii="微软雅黑" w:hAnsi="微软雅黑" w:eastAsia="微软雅黑"/>
                 <w:color w:val="B03060"/>
               </w:rPr>
-              <w:t>PAT-PRI-034</w:t>
+              <w:t>PAT-PRI-030</w:t>
             </w:r>
           </w:p>
         </w:tc>
@@ -6946,7 +7692,7 @@
                 <w:rFonts w:ascii="微软雅黑" w:hAnsi="微软雅黑" w:eastAsia="微软雅黑"/>
                 <w:b w:val="0"/>
               </w:rPr>
-              <w:t>GB 9706.205-2020 / YY/T 1090-2018 / YY 9706.262-2021 / Health Canada SC24（合并卡）</w:t>
+              <w:t>US11324916B2 / US6623632B1（合并卡）</w:t>
             </w:r>
           </w:p>
         </w:tc>
@@ -6961,7 +7707,7 @@
                 <w:rFonts w:ascii="微软雅黑" w:hAnsi="微软雅黑" w:eastAsia="微软雅黑"/>
                 <w:b w:val="0"/>
               </w:rPr>
-              <w:t>超声剂量有完整强制标准体系——但测量条件是脱气水，且不覆盖低频</w:t>
+              <w:t>迷走刺激可穿戴与漂浮浴槽各自已公开，但两者结合尚未检索到</w:t>
             </w:r>
           </w:p>
         </w:tc>
@@ -6978,7 +7724,7 @@
                 <w:rFonts w:ascii="微软雅黑" w:hAnsi="微软雅黑" w:eastAsia="微软雅黑"/>
                 <w:color w:val="B03060"/>
               </w:rPr>
-              <w:t>PAT-PRI-047</w:t>
+              <w:t>PAT-PRI-054</w:t>
             </w:r>
           </w:p>
         </w:tc>
@@ -6993,7 +7739,7 @@
                 <w:rFonts w:ascii="微软雅黑" w:hAnsi="微软雅黑" w:eastAsia="微软雅黑"/>
                 <w:b w:val="0"/>
               </w:rPr>
-              <w:t>WO2000004359A1 / US20190154031A1 / CN112460040A（合并卡）</w:t>
+              <w:t>US20150141741A1</w:t>
             </w:r>
           </w:p>
         </w:tc>
@@ -7008,7 +7754,7 @@
                 <w:rFonts w:ascii="微软雅黑" w:hAnsi="微软雅黑" w:eastAsia="微软雅黑"/>
                 <w:b w:val="0"/>
               </w:rPr>
-              <w:t>机器声纹与泵声波对比正常签名做故障预测，又补到三件直接前案</w:t>
+              <w:t>治疗用隔离舱已写：有人不要全剥夺，可装灯和扬声器</w:t>
             </w:r>
           </w:p>
         </w:tc>
@@ -7025,7 +7771,7 @@
                 <w:rFonts w:ascii="微软雅黑" w:hAnsi="微软雅黑" w:eastAsia="微软雅黑"/>
                 <w:color w:val="B03060"/>
               </w:rPr>
-              <w:t>PAT-PRI-048</w:t>
+              <w:t>PAT-PRI-055</w:t>
             </w:r>
           </w:p>
         </w:tc>
@@ -7040,7 +7786,7 @@
                 <w:rFonts w:ascii="微软雅黑" w:hAnsi="微软雅黑" w:eastAsia="微软雅黑"/>
                 <w:b w:val="0"/>
               </w:rPr>
-              <w:t>US4390026A / US5413550A / WO2018167003A1（合并卡）</w:t>
+              <w:t>US5518497A</w:t>
             </w:r>
           </w:p>
         </w:tc>
@@ -7055,7 +7801,79 @@
                 <w:rFonts w:ascii="微软雅黑" w:hAnsi="微软雅黑" w:eastAsia="微软雅黑"/>
                 <w:b w:val="0"/>
               </w:rPr>
-              <w:t>液体槽内组织的积分声剂量测量早已公开；漂浮舱水听器反馈已在库</w:t>
+              <w:t>灯声渐入渐出和双耳拍已作为放松装置公开，不能当漂浮疗法发明</w:t>
+            </w:r>
+          </w:p>
+        </w:tc>
+      </w:tr>
+    </w:tbl>
+    <w:p/>
+    <w:p>
+      <w:pPr>
+        <w:pStyle w:val="Heading3"/>
+      </w:pPr>
+      <w:r>
+        <w:rPr>
+          <w:rFonts w:ascii="微软雅黑" w:hAnsi="微软雅黑" w:eastAsia="微软雅黑"/>
+          <w:b w:val="0"/>
+        </w:rPr>
+        <w:t>六 人群、运营与其他（12 条）</w:t>
+      </w:r>
+    </w:p>
+    <w:tbl>
+      <w:tblPr>
+        <w:tblStyle w:val="LightGrid-Accent1"/>
+        <w:tblW w:type="auto" w:w="0"/>
+        <w:tblLook w:firstColumn="1" w:firstRow="1" w:lastColumn="0" w:lastRow="0" w:noHBand="0" w:noVBand="1" w:val="04A0"/>
+      </w:tblPr>
+      <w:tblGrid>
+        <w:gridCol w:w="2880"/>
+        <w:gridCol w:w="2880"/>
+        <w:gridCol w:w="2880"/>
+      </w:tblGrid>
+      <w:tr>
+        <w:tc>
+          <w:tcPr>
+            <w:tcW w:type="dxa" w:w="2880"/>
+          </w:tcPr>
+          <w:p>
+            <w:r/>
+            <w:r>
+              <w:rPr>
+                <w:rFonts w:ascii="微软雅黑" w:hAnsi="微软雅黑" w:eastAsia="微软雅黑"/>
+                <w:b/>
+              </w:rPr>
+              <w:t>卡号</w:t>
+            </w:r>
+          </w:p>
+        </w:tc>
+        <w:tc>
+          <w:tcPr>
+            <w:tcW w:type="dxa" w:w="2880"/>
+          </w:tcPr>
+          <w:p>
+            <w:r/>
+            <w:r>
+              <w:rPr>
+                <w:rFonts w:ascii="微软雅黑" w:hAnsi="微软雅黑" w:eastAsia="微软雅黑"/>
+                <w:b/>
+              </w:rPr>
+              <w:t>公开号 / 公开方式</w:t>
+            </w:r>
+          </w:p>
+        </w:tc>
+        <w:tc>
+          <w:tcPr>
+            <w:tcW w:type="dxa" w:w="2880"/>
+          </w:tcPr>
+          <w:p>
+            <w:r/>
+            <w:r>
+              <w:rPr>
+                <w:rFonts w:ascii="微软雅黑" w:hAnsi="微软雅黑" w:eastAsia="微软雅黑"/>
+                <w:b/>
+              </w:rPr>
+              <w:t>挡住什么</w:t>
             </w:r>
           </w:p>
         </w:tc>
@@ -7072,7 +7890,7 @@
                 <w:rFonts w:ascii="微软雅黑" w:hAnsi="微软雅黑" w:eastAsia="微软雅黑"/>
                 <w:color w:val="B03060"/>
               </w:rPr>
-              <w:t>PAT-PRI-049</w:t>
+              <w:t>PAT-PRI-025</w:t>
             </w:r>
           </w:p>
         </w:tc>
@@ -7087,7 +7905,7 @@
                 <w:rFonts w:ascii="微软雅黑" w:hAnsi="微软雅黑" w:eastAsia="微软雅黑"/>
                 <w:b w:val="0"/>
               </w:rPr>
-              <w:t>US11801384B2（公开号 US20220111205A1）/ US9987489B2 / US10406376B2（合并卡）</w:t>
+              <w:t>IEC 60079-29-2:2015</w:t>
             </w:r>
           </w:p>
         </w:tc>
@@ -7102,7 +7920,7 @@
                 <w:rFonts w:ascii="微软雅黑" w:hAnsi="微软雅黑" w:eastAsia="微软雅黑"/>
                 <w:b w:val="0"/>
               </w:rPr>
-              <w:t>经皮神经刺激的感知阈值标定、耳电极接触阻抗与环境因素控制均已公开</w:t>
+              <w:t>IEC 60079-29-2 与行业布点指南：按气体密度分层布点是教科书做法</w:t>
             </w:r>
           </w:p>
         </w:tc>
@@ -7119,7 +7937,7 @@
                 <w:rFonts w:ascii="微软雅黑" w:hAnsi="微软雅黑" w:eastAsia="微软雅黑"/>
                 <w:color w:val="B03060"/>
               </w:rPr>
-              <w:t>PAT-PRI-071</w:t>
+              <w:t>PAT-PRI-031</w:t>
             </w:r>
           </w:p>
         </w:tc>
@@ -7134,7 +7952,7 @@
                 <w:rFonts w:ascii="微软雅黑" w:hAnsi="微软雅黑" w:eastAsia="微软雅黑"/>
                 <w:b w:val="0"/>
               </w:rPr>
-              <w:t>非专利公开：Float Tank Solutions 隔声施工指南、BAP Acoustics 漂浮房项目、Acoustical Solutions 案例、Dreampod 防振垫</w:t>
+              <w:t>US12337178B2</w:t>
             </w:r>
           </w:p>
         </w:tc>
@@ -7149,7 +7967,7 @@
                 <w:rFonts w:ascii="微软雅黑" w:hAnsi="微软雅黑" w:eastAsia="微软雅黑"/>
                 <w:b w:val="0"/>
               </w:rPr>
-              <w:t>漂浮舱的被动隔声与隔振是成熟的行业做法，有公开施工指南和声学顾问项目</w:t>
+              <w:t>US12337178 VNS 与功能性电刺激配对：可参考的「组合发明」写法范式</w:t>
             </w:r>
           </w:p>
         </w:tc>
@@ -7166,7 +7984,7 @@
                 <w:rFonts w:ascii="微软雅黑" w:hAnsi="微软雅黑" w:eastAsia="微软雅黑"/>
                 <w:color w:val="B03060"/>
               </w:rPr>
-              <w:t>PAT-PRI-072</w:t>
+              <w:t>PAT-PRI-050</w:t>
             </w:r>
           </w:p>
         </w:tc>
@@ -7181,7 +7999,7 @@
                 <w:rFonts w:ascii="微软雅黑" w:hAnsi="微软雅黑" w:eastAsia="微软雅黑"/>
                 <w:b w:val="0"/>
               </w:rPr>
-              <w:t>非专利公开：Dreampod Noise Masking Sounds 音频产品</w:t>
+              <w:t>US11930968B2</w:t>
             </w:r>
           </w:p>
         </w:tc>
@@ -7196,7 +8014,7 @@
                 <w:rFonts w:ascii="微软雅黑" w:hAnsi="微软雅黑" w:eastAsia="微软雅黑"/>
                 <w:b w:val="0"/>
               </w:rPr>
-              <w:t>制造商公开销售漂浮舱专用掩蔽声音频，用来盖住会侵入漂浮过程的频率</w:t>
+              <w:t>无障碍坐浴已有向外开的门加一键断电电磁锁，满水时也能紧急开门</w:t>
             </w:r>
           </w:p>
         </w:tc>
@@ -7213,7 +8031,7 @@
                 <w:rFonts w:ascii="微软雅黑" w:hAnsi="微软雅黑" w:eastAsia="微软雅黑"/>
                 <w:color w:val="B03060"/>
               </w:rPr>
-              <w:t>PAT-PRI-073</w:t>
+              <w:t>PAT-PRI-053</w:t>
             </w:r>
           </w:p>
         </w:tc>
@@ -7228,7 +8046,7 @@
                 <w:rFonts w:ascii="微软雅黑" w:hAnsi="微软雅黑" w:eastAsia="微软雅黑"/>
                 <w:b w:val="0"/>
               </w:rPr>
-              <w:t>US9324313</w:t>
+              <w:t>US4000749A</w:t>
             </w:r>
           </w:p>
         </w:tc>
@@ -7243,7 +8061,7 @@
                 <w:rFonts w:ascii="微软雅黑" w:hAnsi="微软雅黑" w:eastAsia="微软雅黑"/>
                 <w:b w:val="0"/>
               </w:rPr>
-              <w:t>骨传导换能器实现对空气传声的主动降噪已有专利，不能主张「用骨传导抵消噪声」</w:t>
+              <w:t>1976 年隔离模块已用高密度盐液，明确一人或多人同时占用</w:t>
             </w:r>
           </w:p>
         </w:tc>
@@ -7260,7 +8078,7 @@
                 <w:rFonts w:ascii="微软雅黑" w:hAnsi="微软雅黑" w:eastAsia="微软雅黑"/>
                 <w:color w:val="B03060"/>
               </w:rPr>
-              <w:t>PAT-PRI-074</w:t>
+              <w:t>PAT-PRI-056</w:t>
             </w:r>
           </w:p>
         </w:tc>
@@ -7275,7 +8093,7 @@
                 <w:rFonts w:ascii="微软雅黑" w:hAnsi="微软雅黑" w:eastAsia="微软雅黑"/>
                 <w:b w:val="0"/>
               </w:rPr>
-              <w:t>非专利公开：美海军潜水头盔主动降噪 SBIR 项目 N00014-16-P-3007</w:t>
+              <w:t>CN204326597U</w:t>
             </w:r>
           </w:p>
         </w:tc>
@@ -7290,7 +8108,7 @@
                 <w:rFonts w:ascii="微软雅黑" w:hAnsi="微软雅黑" w:eastAsia="微软雅黑"/>
                 <w:b w:val="0"/>
               </w:rPr>
-              <w:t>潜水头盔内的主动降噪已有公开研究，包括对消声源与传声器布置的优化</w:t>
+              <w:t>可移动大池里套儿童浮池、成人在外看护，已是中国实用新型</w:t>
             </w:r>
           </w:p>
         </w:tc>
@@ -7307,7 +8125,7 @@
                 <w:rFonts w:ascii="微软雅黑" w:hAnsi="微软雅黑" w:eastAsia="微软雅黑"/>
                 <w:color w:val="B03060"/>
               </w:rPr>
-              <w:t>PAT-PRI-077</w:t>
+              <w:t>PAT-PRI-057</w:t>
             </w:r>
           </w:p>
         </w:tc>
@@ -7322,7 +8140,7 @@
                 <w:rFonts w:ascii="微软雅黑" w:hAnsi="微软雅黑" w:eastAsia="微软雅黑"/>
                 <w:b w:val="0"/>
               </w:rPr>
-              <w:t>非专利公开：Webvision 暗适应与绝对视阈；US10542882 提及 10^-6 cd/m2 视阈</w:t>
+              <w:t>CN112081420A</w:t>
             </w:r>
           </w:p>
         </w:tc>
@@ -7337,7 +8155,7 @@
                 <w:rFonts w:ascii="微软雅黑" w:hAnsi="微软雅黑" w:eastAsia="微软雅黑"/>
                 <w:b w:val="0"/>
               </w:rPr>
-              <w:t>暗适应曲线与约 10^-5 到 10^-6 坎德拉每平方米的绝对视阈是公开科学事实，不可主张但必须引用</w:t>
+              <w:t>多功能情绪沉浸舱已写灯、音乐、视频、正念和远程心理咨询</w:t>
             </w:r>
           </w:p>
         </w:tc>
@@ -7354,7 +8172,7 @@
                 <w:rFonts w:ascii="微软雅黑" w:hAnsi="微软雅黑" w:eastAsia="微软雅黑"/>
                 <w:color w:val="B03060"/>
               </w:rPr>
-              <w:t>PAT-PRI-078</w:t>
+              <w:t>PAT-PRI-058</w:t>
             </w:r>
           </w:p>
         </w:tc>
@@ -7369,7 +8187,7 @@
                 <w:rFonts w:ascii="微软雅黑" w:hAnsi="微软雅黑" w:eastAsia="微软雅黑"/>
                 <w:b w:val="0"/>
               </w:rPr>
-              <w:t>非专利公开：TiO2 与长余辉磷光体复合的全天候光催化研究（含 Sr4Al14O25:Eu,Dy、CaAl2O4:Eu,Nd 体系）</w:t>
+              <w:t>US9655810B2 / US11720085B2（合并卡）</w:t>
             </w:r>
           </w:p>
         </w:tc>
@@ -7384,7 +8202,7 @@
                 <w:rFonts w:ascii="微软雅黑" w:hAnsi="微软雅黑" w:eastAsia="微软雅黑"/>
                 <w:b w:val="0"/>
               </w:rPr>
-              <w:t>把二氧化钛和长余辉磷光体耦合以便在黑暗中继续光催化，是一个成熟的公开研究方向</w:t>
+              <w:t>温泉联网已覆盖远程温度、盐度测试、清洁周期和设备联锁</w:t>
             </w:r>
           </w:p>
         </w:tc>
@@ -7401,7 +8219,7 @@
                 <w:rFonts w:ascii="微软雅黑" w:hAnsi="微软雅黑" w:eastAsia="微软雅黑"/>
                 <w:color w:val="B03060"/>
               </w:rPr>
-              <w:t>PAT-PRI-079</w:t>
+              <w:t>PAT-PRI-059</w:t>
             </w:r>
           </w:p>
         </w:tc>
@@ -7416,7 +8234,7 @@
                 <w:rFonts w:ascii="微软雅黑" w:hAnsi="微软雅黑" w:eastAsia="微软雅黑"/>
                 <w:b w:val="0"/>
               </w:rPr>
-              <w:t>电致变色玻璃、PDLC 调光膜、SPD 悬浮粒子器件、液晶快门（已知工程，非单号，专利族庞大）</w:t>
+              <w:t>US1921230A</w:t>
             </w:r>
           </w:p>
         </w:tc>
@@ -7431,7 +8249,7 @@
                 <w:rFonts w:ascii="微软雅黑" w:hAnsi="微软雅黑" w:eastAsia="微软雅黑"/>
                 <w:b w:val="0"/>
               </w:rPr>
-              <w:t>电控可变透过率材料是成熟商品，用在舱上属常规选用，不能主张</w:t>
+              <w:t>泳池水下观察窗让救生员从隔舱看水下，观察本身不是发明</w:t>
             </w:r>
           </w:p>
         </w:tc>
@@ -7448,7 +8266,7 @@
                 <w:rFonts w:ascii="微软雅黑" w:hAnsi="微软雅黑" w:eastAsia="微软雅黑"/>
                 <w:color w:val="B03060"/>
               </w:rPr>
-              <w:t>PAT-PRI-080</w:t>
+              <w:t>PAT-PRI-061</w:t>
             </w:r>
           </w:p>
         </w:tc>
@@ -7463,7 +8281,7 @@
                 <w:rFonts w:ascii="微软雅黑" w:hAnsi="微软雅黑" w:eastAsia="微软雅黑"/>
                 <w:b w:val="0"/>
               </w:rPr>
-              <w:t>非专利公开：Dreampod V2 Float Pod 与 Cabin Float Pod 产品公开资料</w:t>
+              <w:t>CN216866143U / 公开汗蒸云控制（合并卡）</w:t>
             </w:r>
           </w:p>
         </w:tc>
@@ -7478,7 +8296,7 @@
                 <w:rFonts w:ascii="微软雅黑" w:hAnsi="微软雅黑" w:eastAsia="微软雅黑"/>
                 <w:b w:val="0"/>
               </w:rPr>
-              <w:t>商业漂浮舱已内置触觉换能器并以舱体内壁作声学腔，这是公开在售的现有技术</w:t>
+              <w:t>共享浴房和小程序/语音控制、紫外与喷雾消毒已公开；汗蒸云平台已做订单时长门锁臭氧</w:t>
             </w:r>
           </w:p>
         </w:tc>
@@ -7495,7 +8313,7 @@
                 <w:rFonts w:ascii="微软雅黑" w:hAnsi="微软雅黑" w:eastAsia="微软雅黑"/>
                 <w:color w:val="B03060"/>
               </w:rPr>
-              <w:t>PAT-PRI-081</w:t>
+              <w:t>PAT-PRI-062</w:t>
             </w:r>
           </w:p>
         </w:tc>
@@ -7510,7 +8328,7 @@
                 <w:rFonts w:ascii="微软雅黑" w:hAnsi="微软雅黑" w:eastAsia="微软雅黑"/>
                 <w:b w:val="0"/>
               </w:rPr>
-              <w:t>非专利公开：Dreampad 骨传导振动枕（宣称 Intrasound 专利技术）</w:t>
+              <w:t>US10934729B2</w:t>
             </w:r>
           </w:p>
         </w:tc>
@@ -7525,7 +8343,7 @@
                 <w:rFonts w:ascii="微软雅黑" w:hAnsi="微软雅黑" w:eastAsia="微软雅黑"/>
                 <w:b w:val="0"/>
               </w:rPr>
-              <w:t>骨传导振动枕已商业化并宣称有专利，明确写出振动经颅骨传至内耳并作用于副交感神经</w:t>
+              <w:t>温泉盖传感器已用开盖启动设定、关盖启动过滤，并按使用时长和人体负荷算清洁</w:t>
             </w:r>
           </w:p>
         </w:tc>
@@ -7542,7 +8360,7 @@
                 <w:rFonts w:ascii="微软雅黑" w:hAnsi="微软雅黑" w:eastAsia="微软雅黑"/>
                 <w:color w:val="B03060"/>
               </w:rPr>
-              <w:t>PAT-PRI-082</w:t>
+              <w:t>PAT-PRI-088</w:t>
             </w:r>
           </w:p>
         </w:tc>
@@ -7557,7 +8375,7 @@
                 <w:rFonts w:ascii="微软雅黑" w:hAnsi="微软雅黑" w:eastAsia="微软雅黑"/>
                 <w:b w:val="0"/>
               </w:rPr>
-              <w:t>非专利公开：MIT GENUS（Tsai/Brown/Boyden）系列研究与 Cognito Therapeutics Spectris</w:t>
+              <w:t>JP2549469B2 / US11197974B2 / EP4226858A1 / US11921913B2 / US12005367B2（合并卡）</w:t>
             </w:r>
           </w:p>
         </w:tc>
@@ -7572,7 +8390,7 @@
                 <w:rFonts w:ascii="微软雅黑" w:hAnsi="微软雅黑" w:eastAsia="微软雅黑"/>
                 <w:b w:val="0"/>
               </w:rPr>
-              <w:t>40Hz 感觉刺激诱导 gamma 是 MIT 专利族与临床期公司的核心资产，触觉振动通道也已覆盖</w:t>
+              <w:t>密闭冥想室、声光呼吸提示、生理反馈和沉浸池组合早已公开</w:t>
             </w:r>
           </w:p>
         </w:tc>
@@ -7589,7 +8407,7 @@
                 <w:rFonts w:ascii="微软雅黑" w:hAnsi="微软雅黑" w:eastAsia="微软雅黑"/>
                 <w:color w:val="B03060"/>
               </w:rPr>
-              <w:t>PAT-PRI-083</w:t>
+              <w:t>PAT-PRI-092</w:t>
             </w:r>
           </w:p>
         </w:tc>
@@ -7604,7 +8422,7 @@
                 <w:rFonts w:ascii="微软雅黑" w:hAnsi="微软雅黑" w:eastAsia="微软雅黑"/>
                 <w:b w:val="0"/>
               </w:rPr>
-              <w:t>超声换能器声阻抗匹配层与耦合剂（已知工程，非单号，专利族庞大）</w:t>
+              <w:t>CN209019285U / US4945908A / US20090125085A1 / EP3946576A1（合并卡）</w:t>
             </w:r>
           </w:p>
         </w:tc>
@@ -7619,101 +8437,7 @@
                 <w:rFonts w:ascii="微软雅黑" w:hAnsi="微软雅黑" w:eastAsia="微软雅黑"/>
                 <w:b w:val="0"/>
               </w:rPr>
-              <w:t>声阻抗匹配层与耦合剂是超声领域的成熟公知手段，不能主张匹配本身</w:t>
-            </w:r>
-          </w:p>
-        </w:tc>
-      </w:tr>
-      <w:tr>
-        <w:tc>
-          <w:tcPr>
-            <w:tcW w:type="dxa" w:w="2880"/>
-          </w:tcPr>
-          <w:p>
-            <w:r/>
-            <w:r>
-              <w:rPr>
-                <w:rFonts w:ascii="微软雅黑" w:hAnsi="微软雅黑" w:eastAsia="微软雅黑"/>
-                <w:color w:val="B03060"/>
-              </w:rPr>
-              <w:t>PAT-PRI-084</w:t>
-            </w:r>
-          </w:p>
-        </w:tc>
-        <w:tc>
-          <w:tcPr>
-            <w:tcW w:type="dxa" w:w="2880"/>
-          </w:tcPr>
-          <w:p>
-            <w:r/>
-            <w:r>
-              <w:rPr>
-                <w:rFonts w:ascii="微软雅黑" w:hAnsi="微软雅黑" w:eastAsia="微软雅黑"/>
-                <w:b w:val="0"/>
-              </w:rPr>
-              <w:t>US11759705</w:t>
-            </w:r>
-          </w:p>
-        </w:tc>
-        <w:tc>
-          <w:tcPr>
-            <w:tcW w:type="dxa" w:w="2880"/>
-          </w:tcPr>
-          <w:p>
-            <w:r/>
-            <w:r>
-              <w:rPr>
-                <w:rFonts w:ascii="微软雅黑" w:hAnsi="微软雅黑" w:eastAsia="微软雅黑"/>
-                <w:b w:val="0"/>
-              </w:rPr>
-              <w:t>多感官沉浸舱专利：模块化围合体内设振动换能器向表面传递低频振动供人体感知</w:t>
-            </w:r>
-          </w:p>
-        </w:tc>
-      </w:tr>
-      <w:tr>
-        <w:tc>
-          <w:tcPr>
-            <w:tcW w:type="dxa" w:w="2880"/>
-          </w:tcPr>
-          <w:p>
-            <w:r/>
-            <w:r>
-              <w:rPr>
-                <w:rFonts w:ascii="微软雅黑" w:hAnsi="微软雅黑" w:eastAsia="微软雅黑"/>
-                <w:color w:val="B03060"/>
-              </w:rPr>
-              <w:t>PAT-PRI-089</w:t>
-            </w:r>
-          </w:p>
-        </w:tc>
-        <w:tc>
-          <w:tcPr>
-            <w:tcW w:type="dxa" w:w="2880"/>
-          </w:tcPr>
-          <w:p>
-            <w:r/>
-            <w:r>
-              <w:rPr>
-                <w:rFonts w:ascii="微软雅黑" w:hAnsi="微软雅黑" w:eastAsia="微软雅黑"/>
-                <w:b w:val="0"/>
-              </w:rPr>
-              <w:t>US5101810A / US4371815A / US4507816A / WO1998027923A1 / EP2647363B1 / EP4340798A1（合并卡）</w:t>
-            </w:r>
-          </w:p>
-        </w:tc>
-        <w:tc>
-          <w:tcPr>
-            <w:tcW w:type="dxa" w:w="2880"/>
-          </w:tcPr>
-          <w:p>
-            <w:r/>
-            <w:r>
-              <w:rPr>
-                <w:rFonts w:ascii="微软雅黑" w:hAnsi="微软雅黑" w:eastAsia="微软雅黑"/>
-                <w:b w:val="0"/>
-              </w:rPr>
-              <w:t>体感声学床、水床换能器、浴缸壁多源时序与相位优化均已公开</w:t>
+              <w:t>高盐盐浴加光照、漂浮舱加色光灯、感官剥夺浴缸用可变色 LED，均已直接公开</w:t>
             </w:r>
           </w:p>
         </w:tc>
@@ -8820,949 +9544,6 @@
                 <w:b w:val="0"/>
               </w:rPr>
               <w:t>SPA 水下光、均匀场、水位/用户检测，以及多点闭环光强，已公开</w:t>
-            </w:r>
-          </w:p>
-        </w:tc>
-      </w:tr>
-    </w:tbl>
-    <w:p/>
-    <w:p>
-      <w:pPr>
-        <w:pStyle w:val="Heading3"/>
-      </w:pPr>
-      <w:r>
-        <w:rPr>
-          <w:rFonts w:ascii="微软雅黑" w:hAnsi="微软雅黑" w:eastAsia="微软雅黑"/>
-          <w:b w:val="0"/>
-        </w:rPr>
-        <w:t>五 迷走与生理机制（5 条）</w:t>
-      </w:r>
-    </w:p>
-    <w:tbl>
-      <w:tblPr>
-        <w:tblStyle w:val="LightGrid-Accent1"/>
-        <w:tblW w:type="auto" w:w="0"/>
-        <w:tblLook w:firstColumn="1" w:firstRow="1" w:lastColumn="0" w:lastRow="0" w:noHBand="0" w:noVBand="1" w:val="04A0"/>
-      </w:tblPr>
-      <w:tblGrid>
-        <w:gridCol w:w="2880"/>
-        <w:gridCol w:w="2880"/>
-        <w:gridCol w:w="2880"/>
-      </w:tblGrid>
-      <w:tr>
-        <w:tc>
-          <w:tcPr>
-            <w:tcW w:type="dxa" w:w="2880"/>
-          </w:tcPr>
-          <w:p>
-            <w:r/>
-            <w:r>
-              <w:rPr>
-                <w:rFonts w:ascii="微软雅黑" w:hAnsi="微软雅黑" w:eastAsia="微软雅黑"/>
-                <w:b/>
-              </w:rPr>
-              <w:t>卡号</w:t>
-            </w:r>
-          </w:p>
-        </w:tc>
-        <w:tc>
-          <w:tcPr>
-            <w:tcW w:type="dxa" w:w="2880"/>
-          </w:tcPr>
-          <w:p>
-            <w:r/>
-            <w:r>
-              <w:rPr>
-                <w:rFonts w:ascii="微软雅黑" w:hAnsi="微软雅黑" w:eastAsia="微软雅黑"/>
-                <w:b/>
-              </w:rPr>
-              <w:t>公开号 / 公开方式</w:t>
-            </w:r>
-          </w:p>
-        </w:tc>
-        <w:tc>
-          <w:tcPr>
-            <w:tcW w:type="dxa" w:w="2880"/>
-          </w:tcPr>
-          <w:p>
-            <w:r/>
-            <w:r>
-              <w:rPr>
-                <w:rFonts w:ascii="微软雅黑" w:hAnsi="微软雅黑" w:eastAsia="微软雅黑"/>
-                <w:b/>
-              </w:rPr>
-              <w:t>挡住什么</w:t>
-            </w:r>
-          </w:p>
-        </w:tc>
-      </w:tr>
-      <w:tr>
-        <w:tc>
-          <w:tcPr>
-            <w:tcW w:type="dxa" w:w="2880"/>
-          </w:tcPr>
-          <w:p>
-            <w:r/>
-            <w:r>
-              <w:rPr>
-                <w:rFonts w:ascii="微软雅黑" w:hAnsi="微软雅黑" w:eastAsia="微软雅黑"/>
-                <w:color w:val="B03060"/>
-              </w:rPr>
-              <w:t>PAT-PRI-028</w:t>
-            </w:r>
-          </w:p>
-        </w:tc>
-        <w:tc>
-          <w:tcPr>
-            <w:tcW w:type="dxa" w:w="2880"/>
-          </w:tcPr>
-          <w:p>
-            <w:r/>
-            <w:r>
-              <w:rPr>
-                <w:rFonts w:ascii="微软雅黑" w:hAnsi="微软雅黑" w:eastAsia="微软雅黑"/>
-                <w:b w:val="0"/>
-              </w:rPr>
-              <w:t>Gauer-Henry 反射及浸水自主神经文献（非专利公开）</w:t>
-            </w:r>
-          </w:p>
-        </w:tc>
-        <w:tc>
-          <w:tcPr>
-            <w:tcW w:type="dxa" w:w="2880"/>
-          </w:tcPr>
-          <w:p>
-            <w:r/>
-            <w:r>
-              <w:rPr>
-                <w:rFonts w:ascii="微软雅黑" w:hAnsi="微软雅黑" w:eastAsia="微软雅黑"/>
-                <w:b w:val="0"/>
-              </w:rPr>
-              <w:t>浸水引起副交感占优是公知科学发现，且有文献显示浸水与平躺效果相似</w:t>
-            </w:r>
-          </w:p>
-        </w:tc>
-      </w:tr>
-      <w:tr>
-        <w:tc>
-          <w:tcPr>
-            <w:tcW w:type="dxa" w:w="2880"/>
-          </w:tcPr>
-          <w:p>
-            <w:r/>
-            <w:r>
-              <w:rPr>
-                <w:rFonts w:ascii="微软雅黑" w:hAnsi="微软雅黑" w:eastAsia="微软雅黑"/>
-                <w:color w:val="B03060"/>
-              </w:rPr>
-              <w:t>PAT-PRI-029</w:t>
-            </w:r>
-          </w:p>
-        </w:tc>
-        <w:tc>
-          <w:tcPr>
-            <w:tcW w:type="dxa" w:w="2880"/>
-          </w:tcPr>
-          <w:p>
-            <w:r/>
-            <w:r>
-              <w:rPr>
-                <w:rFonts w:ascii="微软雅黑" w:hAnsi="微软雅黑" w:eastAsia="微软雅黑"/>
-                <w:b w:val="0"/>
-              </w:rPr>
-              <w:t>CN112135661A</w:t>
-            </w:r>
-          </w:p>
-        </w:tc>
-        <w:tc>
-          <w:tcPr>
-            <w:tcW w:type="dxa" w:w="2880"/>
-          </w:tcPr>
-          <w:p>
-            <w:r/>
-            <w:r>
-              <w:rPr>
-                <w:rFonts w:ascii="微软雅黑" w:hAnsi="微软雅黑" w:eastAsia="微软雅黑"/>
-                <w:b w:val="0"/>
-              </w:rPr>
-              <w:t>CN112135661A 绝缘体电极使低频电刺激可在水中与入浴热水中使用</w:t>
-            </w:r>
-          </w:p>
-        </w:tc>
-      </w:tr>
-      <w:tr>
-        <w:tc>
-          <w:tcPr>
-            <w:tcW w:type="dxa" w:w="2880"/>
-          </w:tcPr>
-          <w:p>
-            <w:r/>
-            <w:r>
-              <w:rPr>
-                <w:rFonts w:ascii="微软雅黑" w:hAnsi="微软雅黑" w:eastAsia="微软雅黑"/>
-                <w:color w:val="B03060"/>
-              </w:rPr>
-              <w:t>PAT-PRI-030</w:t>
-            </w:r>
-          </w:p>
-        </w:tc>
-        <w:tc>
-          <w:tcPr>
-            <w:tcW w:type="dxa" w:w="2880"/>
-          </w:tcPr>
-          <w:p>
-            <w:r/>
-            <w:r>
-              <w:rPr>
-                <w:rFonts w:ascii="微软雅黑" w:hAnsi="微软雅黑" w:eastAsia="微软雅黑"/>
-                <w:b w:val="0"/>
-              </w:rPr>
-              <w:t>US11324916B2 / US6623632B1（合并卡）</w:t>
-            </w:r>
-          </w:p>
-        </w:tc>
-        <w:tc>
-          <w:tcPr>
-            <w:tcW w:type="dxa" w:w="2880"/>
-          </w:tcPr>
-          <w:p>
-            <w:r/>
-            <w:r>
-              <w:rPr>
-                <w:rFonts w:ascii="微软雅黑" w:hAnsi="微软雅黑" w:eastAsia="微软雅黑"/>
-                <w:b w:val="0"/>
-              </w:rPr>
-              <w:t>迷走刺激可穿戴与漂浮浴槽各自已公开，但两者结合尚未检索到</w:t>
-            </w:r>
-          </w:p>
-        </w:tc>
-      </w:tr>
-      <w:tr>
-        <w:tc>
-          <w:tcPr>
-            <w:tcW w:type="dxa" w:w="2880"/>
-          </w:tcPr>
-          <w:p>
-            <w:r/>
-            <w:r>
-              <w:rPr>
-                <w:rFonts w:ascii="微软雅黑" w:hAnsi="微软雅黑" w:eastAsia="微软雅黑"/>
-                <w:color w:val="B03060"/>
-              </w:rPr>
-              <w:t>PAT-PRI-054</w:t>
-            </w:r>
-          </w:p>
-        </w:tc>
-        <w:tc>
-          <w:tcPr>
-            <w:tcW w:type="dxa" w:w="2880"/>
-          </w:tcPr>
-          <w:p>
-            <w:r/>
-            <w:r>
-              <w:rPr>
-                <w:rFonts w:ascii="微软雅黑" w:hAnsi="微软雅黑" w:eastAsia="微软雅黑"/>
-                <w:b w:val="0"/>
-              </w:rPr>
-              <w:t>US20150141741A1</w:t>
-            </w:r>
-          </w:p>
-        </w:tc>
-        <w:tc>
-          <w:tcPr>
-            <w:tcW w:type="dxa" w:w="2880"/>
-          </w:tcPr>
-          <w:p>
-            <w:r/>
-            <w:r>
-              <w:rPr>
-                <w:rFonts w:ascii="微软雅黑" w:hAnsi="微软雅黑" w:eastAsia="微软雅黑"/>
-                <w:b w:val="0"/>
-              </w:rPr>
-              <w:t>治疗用隔离舱已写：有人不要全剥夺，可装灯和扬声器</w:t>
-            </w:r>
-          </w:p>
-        </w:tc>
-      </w:tr>
-      <w:tr>
-        <w:tc>
-          <w:tcPr>
-            <w:tcW w:type="dxa" w:w="2880"/>
-          </w:tcPr>
-          <w:p>
-            <w:r/>
-            <w:r>
-              <w:rPr>
-                <w:rFonts w:ascii="微软雅黑" w:hAnsi="微软雅黑" w:eastAsia="微软雅黑"/>
-                <w:color w:val="B03060"/>
-              </w:rPr>
-              <w:t>PAT-PRI-055</w:t>
-            </w:r>
-          </w:p>
-        </w:tc>
-        <w:tc>
-          <w:tcPr>
-            <w:tcW w:type="dxa" w:w="2880"/>
-          </w:tcPr>
-          <w:p>
-            <w:r/>
-            <w:r>
-              <w:rPr>
-                <w:rFonts w:ascii="微软雅黑" w:hAnsi="微软雅黑" w:eastAsia="微软雅黑"/>
-                <w:b w:val="0"/>
-              </w:rPr>
-              <w:t>US5518497A</w:t>
-            </w:r>
-          </w:p>
-        </w:tc>
-        <w:tc>
-          <w:tcPr>
-            <w:tcW w:type="dxa" w:w="2880"/>
-          </w:tcPr>
-          <w:p>
-            <w:r/>
-            <w:r>
-              <w:rPr>
-                <w:rFonts w:ascii="微软雅黑" w:hAnsi="微软雅黑" w:eastAsia="微软雅黑"/>
-                <w:b w:val="0"/>
-              </w:rPr>
-              <w:t>灯声渐入渐出和双耳拍已作为放松装置公开，不能当漂浮疗法发明</w:t>
-            </w:r>
-          </w:p>
-        </w:tc>
-      </w:tr>
-    </w:tbl>
-    <w:p/>
-    <w:p>
-      <w:pPr>
-        <w:pStyle w:val="Heading3"/>
-      </w:pPr>
-      <w:r>
-        <w:rPr>
-          <w:rFonts w:ascii="微软雅黑" w:hAnsi="微软雅黑" w:eastAsia="微软雅黑"/>
-          <w:b w:val="0"/>
-        </w:rPr>
-        <w:t>六 人群、运营、冥想与光照（12 条）</w:t>
-      </w:r>
-    </w:p>
-    <w:tbl>
-      <w:tblPr>
-        <w:tblStyle w:val="LightGrid-Accent1"/>
-        <w:tblW w:type="auto" w:w="0"/>
-        <w:tblLook w:firstColumn="1" w:firstRow="1" w:lastColumn="0" w:lastRow="0" w:noHBand="0" w:noVBand="1" w:val="04A0"/>
-      </w:tblPr>
-      <w:tblGrid>
-        <w:gridCol w:w="2880"/>
-        <w:gridCol w:w="2880"/>
-        <w:gridCol w:w="2880"/>
-      </w:tblGrid>
-      <w:tr>
-        <w:tc>
-          <w:tcPr>
-            <w:tcW w:type="dxa" w:w="2880"/>
-          </w:tcPr>
-          <w:p>
-            <w:r/>
-            <w:r>
-              <w:rPr>
-                <w:rFonts w:ascii="微软雅黑" w:hAnsi="微软雅黑" w:eastAsia="微软雅黑"/>
-                <w:b/>
-              </w:rPr>
-              <w:t>卡号</w:t>
-            </w:r>
-          </w:p>
-        </w:tc>
-        <w:tc>
-          <w:tcPr>
-            <w:tcW w:type="dxa" w:w="2880"/>
-          </w:tcPr>
-          <w:p>
-            <w:r/>
-            <w:r>
-              <w:rPr>
-                <w:rFonts w:ascii="微软雅黑" w:hAnsi="微软雅黑" w:eastAsia="微软雅黑"/>
-                <w:b/>
-              </w:rPr>
-              <w:t>公开号 / 公开方式</w:t>
-            </w:r>
-          </w:p>
-        </w:tc>
-        <w:tc>
-          <w:tcPr>
-            <w:tcW w:type="dxa" w:w="2880"/>
-          </w:tcPr>
-          <w:p>
-            <w:r/>
-            <w:r>
-              <w:rPr>
-                <w:rFonts w:ascii="微软雅黑" w:hAnsi="微软雅黑" w:eastAsia="微软雅黑"/>
-                <w:b/>
-              </w:rPr>
-              <w:t>挡住什么</w:t>
-            </w:r>
-          </w:p>
-        </w:tc>
-      </w:tr>
-      <w:tr>
-        <w:tc>
-          <w:tcPr>
-            <w:tcW w:type="dxa" w:w="2880"/>
-          </w:tcPr>
-          <w:p>
-            <w:r/>
-            <w:r>
-              <w:rPr>
-                <w:rFonts w:ascii="微软雅黑" w:hAnsi="微软雅黑" w:eastAsia="微软雅黑"/>
-                <w:color w:val="B03060"/>
-              </w:rPr>
-              <w:t>PAT-PRI-025</w:t>
-            </w:r>
-          </w:p>
-        </w:tc>
-        <w:tc>
-          <w:tcPr>
-            <w:tcW w:type="dxa" w:w="2880"/>
-          </w:tcPr>
-          <w:p>
-            <w:r/>
-            <w:r>
-              <w:rPr>
-                <w:rFonts w:ascii="微软雅黑" w:hAnsi="微软雅黑" w:eastAsia="微软雅黑"/>
-                <w:b w:val="0"/>
-              </w:rPr>
-              <w:t>IEC 60079-29-2:2015</w:t>
-            </w:r>
-          </w:p>
-        </w:tc>
-        <w:tc>
-          <w:tcPr>
-            <w:tcW w:type="dxa" w:w="2880"/>
-          </w:tcPr>
-          <w:p>
-            <w:r/>
-            <w:r>
-              <w:rPr>
-                <w:rFonts w:ascii="微软雅黑" w:hAnsi="微软雅黑" w:eastAsia="微软雅黑"/>
-                <w:b w:val="0"/>
-              </w:rPr>
-              <w:t>IEC 60079-29-2 与行业布点指南：按气体密度分层布点是教科书做法</w:t>
-            </w:r>
-          </w:p>
-        </w:tc>
-      </w:tr>
-      <w:tr>
-        <w:tc>
-          <w:tcPr>
-            <w:tcW w:type="dxa" w:w="2880"/>
-          </w:tcPr>
-          <w:p>
-            <w:r/>
-            <w:r>
-              <w:rPr>
-                <w:rFonts w:ascii="微软雅黑" w:hAnsi="微软雅黑" w:eastAsia="微软雅黑"/>
-                <w:color w:val="B03060"/>
-              </w:rPr>
-              <w:t>PAT-PRI-031</w:t>
-            </w:r>
-          </w:p>
-        </w:tc>
-        <w:tc>
-          <w:tcPr>
-            <w:tcW w:type="dxa" w:w="2880"/>
-          </w:tcPr>
-          <w:p>
-            <w:r/>
-            <w:r>
-              <w:rPr>
-                <w:rFonts w:ascii="微软雅黑" w:hAnsi="微软雅黑" w:eastAsia="微软雅黑"/>
-                <w:b w:val="0"/>
-              </w:rPr>
-              <w:t>US12337178B2</w:t>
-            </w:r>
-          </w:p>
-        </w:tc>
-        <w:tc>
-          <w:tcPr>
-            <w:tcW w:type="dxa" w:w="2880"/>
-          </w:tcPr>
-          <w:p>
-            <w:r/>
-            <w:r>
-              <w:rPr>
-                <w:rFonts w:ascii="微软雅黑" w:hAnsi="微软雅黑" w:eastAsia="微软雅黑"/>
-                <w:b w:val="0"/>
-              </w:rPr>
-              <w:t>US12337178 VNS 与功能性电刺激配对：可参考的「组合发明」写法范式</w:t>
-            </w:r>
-          </w:p>
-        </w:tc>
-      </w:tr>
-      <w:tr>
-        <w:tc>
-          <w:tcPr>
-            <w:tcW w:type="dxa" w:w="2880"/>
-          </w:tcPr>
-          <w:p>
-            <w:r/>
-            <w:r>
-              <w:rPr>
-                <w:rFonts w:ascii="微软雅黑" w:hAnsi="微软雅黑" w:eastAsia="微软雅黑"/>
-                <w:color w:val="B03060"/>
-              </w:rPr>
-              <w:t>PAT-PRI-050</w:t>
-            </w:r>
-          </w:p>
-        </w:tc>
-        <w:tc>
-          <w:tcPr>
-            <w:tcW w:type="dxa" w:w="2880"/>
-          </w:tcPr>
-          <w:p>
-            <w:r/>
-            <w:r>
-              <w:rPr>
-                <w:rFonts w:ascii="微软雅黑" w:hAnsi="微软雅黑" w:eastAsia="微软雅黑"/>
-                <w:b w:val="0"/>
-              </w:rPr>
-              <w:t>US11930968B2</w:t>
-            </w:r>
-          </w:p>
-        </w:tc>
-        <w:tc>
-          <w:tcPr>
-            <w:tcW w:type="dxa" w:w="2880"/>
-          </w:tcPr>
-          <w:p>
-            <w:r/>
-            <w:r>
-              <w:rPr>
-                <w:rFonts w:ascii="微软雅黑" w:hAnsi="微软雅黑" w:eastAsia="微软雅黑"/>
-                <w:b w:val="0"/>
-              </w:rPr>
-              <w:t>无障碍坐浴已有向外开的门加一键断电电磁锁，满水时也能紧急开门</w:t>
-            </w:r>
-          </w:p>
-        </w:tc>
-      </w:tr>
-      <w:tr>
-        <w:tc>
-          <w:tcPr>
-            <w:tcW w:type="dxa" w:w="2880"/>
-          </w:tcPr>
-          <w:p>
-            <w:r/>
-            <w:r>
-              <w:rPr>
-                <w:rFonts w:ascii="微软雅黑" w:hAnsi="微软雅黑" w:eastAsia="微软雅黑"/>
-                <w:color w:val="B03060"/>
-              </w:rPr>
-              <w:t>PAT-PRI-053</w:t>
-            </w:r>
-          </w:p>
-        </w:tc>
-        <w:tc>
-          <w:tcPr>
-            <w:tcW w:type="dxa" w:w="2880"/>
-          </w:tcPr>
-          <w:p>
-            <w:r/>
-            <w:r>
-              <w:rPr>
-                <w:rFonts w:ascii="微软雅黑" w:hAnsi="微软雅黑" w:eastAsia="微软雅黑"/>
-                <w:b w:val="0"/>
-              </w:rPr>
-              <w:t>US4000749A</w:t>
-            </w:r>
-          </w:p>
-        </w:tc>
-        <w:tc>
-          <w:tcPr>
-            <w:tcW w:type="dxa" w:w="2880"/>
-          </w:tcPr>
-          <w:p>
-            <w:r/>
-            <w:r>
-              <w:rPr>
-                <w:rFonts w:ascii="微软雅黑" w:hAnsi="微软雅黑" w:eastAsia="微软雅黑"/>
-                <w:b w:val="0"/>
-              </w:rPr>
-              <w:t>1976 年隔离模块已用高密度盐液，明确一人或多人同时占用</w:t>
-            </w:r>
-          </w:p>
-        </w:tc>
-      </w:tr>
-      <w:tr>
-        <w:tc>
-          <w:tcPr>
-            <w:tcW w:type="dxa" w:w="2880"/>
-          </w:tcPr>
-          <w:p>
-            <w:r/>
-            <w:r>
-              <w:rPr>
-                <w:rFonts w:ascii="微软雅黑" w:hAnsi="微软雅黑" w:eastAsia="微软雅黑"/>
-                <w:color w:val="B03060"/>
-              </w:rPr>
-              <w:t>PAT-PRI-056</w:t>
-            </w:r>
-          </w:p>
-        </w:tc>
-        <w:tc>
-          <w:tcPr>
-            <w:tcW w:type="dxa" w:w="2880"/>
-          </w:tcPr>
-          <w:p>
-            <w:r/>
-            <w:r>
-              <w:rPr>
-                <w:rFonts w:ascii="微软雅黑" w:hAnsi="微软雅黑" w:eastAsia="微软雅黑"/>
-                <w:b w:val="0"/>
-              </w:rPr>
-              <w:t>CN204326597U</w:t>
-            </w:r>
-          </w:p>
-        </w:tc>
-        <w:tc>
-          <w:tcPr>
-            <w:tcW w:type="dxa" w:w="2880"/>
-          </w:tcPr>
-          <w:p>
-            <w:r/>
-            <w:r>
-              <w:rPr>
-                <w:rFonts w:ascii="微软雅黑" w:hAnsi="微软雅黑" w:eastAsia="微软雅黑"/>
-                <w:b w:val="0"/>
-              </w:rPr>
-              <w:t>可移动大池里套儿童浮池、成人在外看护，已是中国实用新型</w:t>
-            </w:r>
-          </w:p>
-        </w:tc>
-      </w:tr>
-      <w:tr>
-        <w:tc>
-          <w:tcPr>
-            <w:tcW w:type="dxa" w:w="2880"/>
-          </w:tcPr>
-          <w:p>
-            <w:r/>
-            <w:r>
-              <w:rPr>
-                <w:rFonts w:ascii="微软雅黑" w:hAnsi="微软雅黑" w:eastAsia="微软雅黑"/>
-                <w:color w:val="B03060"/>
-              </w:rPr>
-              <w:t>PAT-PRI-057</w:t>
-            </w:r>
-          </w:p>
-        </w:tc>
-        <w:tc>
-          <w:tcPr>
-            <w:tcW w:type="dxa" w:w="2880"/>
-          </w:tcPr>
-          <w:p>
-            <w:r/>
-            <w:r>
-              <w:rPr>
-                <w:rFonts w:ascii="微软雅黑" w:hAnsi="微软雅黑" w:eastAsia="微软雅黑"/>
-                <w:b w:val="0"/>
-              </w:rPr>
-              <w:t>CN112081420A</w:t>
-            </w:r>
-          </w:p>
-        </w:tc>
-        <w:tc>
-          <w:tcPr>
-            <w:tcW w:type="dxa" w:w="2880"/>
-          </w:tcPr>
-          <w:p>
-            <w:r/>
-            <w:r>
-              <w:rPr>
-                <w:rFonts w:ascii="微软雅黑" w:hAnsi="微软雅黑" w:eastAsia="微软雅黑"/>
-                <w:b w:val="0"/>
-              </w:rPr>
-              <w:t>多功能情绪沉浸舱已写灯、音乐、视频、正念和远程心理咨询</w:t>
-            </w:r>
-          </w:p>
-        </w:tc>
-      </w:tr>
-      <w:tr>
-        <w:tc>
-          <w:tcPr>
-            <w:tcW w:type="dxa" w:w="2880"/>
-          </w:tcPr>
-          <w:p>
-            <w:r/>
-            <w:r>
-              <w:rPr>
-                <w:rFonts w:ascii="微软雅黑" w:hAnsi="微软雅黑" w:eastAsia="微软雅黑"/>
-                <w:color w:val="B03060"/>
-              </w:rPr>
-              <w:t>PAT-PRI-058</w:t>
-            </w:r>
-          </w:p>
-        </w:tc>
-        <w:tc>
-          <w:tcPr>
-            <w:tcW w:type="dxa" w:w="2880"/>
-          </w:tcPr>
-          <w:p>
-            <w:r/>
-            <w:r>
-              <w:rPr>
-                <w:rFonts w:ascii="微软雅黑" w:hAnsi="微软雅黑" w:eastAsia="微软雅黑"/>
-                <w:b w:val="0"/>
-              </w:rPr>
-              <w:t>US9655810B2 / US11720085B2（合并卡）</w:t>
-            </w:r>
-          </w:p>
-        </w:tc>
-        <w:tc>
-          <w:tcPr>
-            <w:tcW w:type="dxa" w:w="2880"/>
-          </w:tcPr>
-          <w:p>
-            <w:r/>
-            <w:r>
-              <w:rPr>
-                <w:rFonts w:ascii="微软雅黑" w:hAnsi="微软雅黑" w:eastAsia="微软雅黑"/>
-                <w:b w:val="0"/>
-              </w:rPr>
-              <w:t>温泉联网已覆盖远程温度、盐度测试、清洁周期和设备联锁</w:t>
-            </w:r>
-          </w:p>
-        </w:tc>
-      </w:tr>
-      <w:tr>
-        <w:tc>
-          <w:tcPr>
-            <w:tcW w:type="dxa" w:w="2880"/>
-          </w:tcPr>
-          <w:p>
-            <w:r/>
-            <w:r>
-              <w:rPr>
-                <w:rFonts w:ascii="微软雅黑" w:hAnsi="微软雅黑" w:eastAsia="微软雅黑"/>
-                <w:color w:val="B03060"/>
-              </w:rPr>
-              <w:t>PAT-PRI-059</w:t>
-            </w:r>
-          </w:p>
-        </w:tc>
-        <w:tc>
-          <w:tcPr>
-            <w:tcW w:type="dxa" w:w="2880"/>
-          </w:tcPr>
-          <w:p>
-            <w:r/>
-            <w:r>
-              <w:rPr>
-                <w:rFonts w:ascii="微软雅黑" w:hAnsi="微软雅黑" w:eastAsia="微软雅黑"/>
-                <w:b w:val="0"/>
-              </w:rPr>
-              <w:t>US1921230A</w:t>
-            </w:r>
-          </w:p>
-        </w:tc>
-        <w:tc>
-          <w:tcPr>
-            <w:tcW w:type="dxa" w:w="2880"/>
-          </w:tcPr>
-          <w:p>
-            <w:r/>
-            <w:r>
-              <w:rPr>
-                <w:rFonts w:ascii="微软雅黑" w:hAnsi="微软雅黑" w:eastAsia="微软雅黑"/>
-                <w:b w:val="0"/>
-              </w:rPr>
-              <w:t>泳池水下观察窗让救生员从隔舱看水下，观察本身不是发明</w:t>
-            </w:r>
-          </w:p>
-        </w:tc>
-      </w:tr>
-      <w:tr>
-        <w:tc>
-          <w:tcPr>
-            <w:tcW w:type="dxa" w:w="2880"/>
-          </w:tcPr>
-          <w:p>
-            <w:r/>
-            <w:r>
-              <w:rPr>
-                <w:rFonts w:ascii="微软雅黑" w:hAnsi="微软雅黑" w:eastAsia="微软雅黑"/>
-                <w:color w:val="B03060"/>
-              </w:rPr>
-              <w:t>PAT-PRI-061</w:t>
-            </w:r>
-          </w:p>
-        </w:tc>
-        <w:tc>
-          <w:tcPr>
-            <w:tcW w:type="dxa" w:w="2880"/>
-          </w:tcPr>
-          <w:p>
-            <w:r/>
-            <w:r>
-              <w:rPr>
-                <w:rFonts w:ascii="微软雅黑" w:hAnsi="微软雅黑" w:eastAsia="微软雅黑"/>
-                <w:b w:val="0"/>
-              </w:rPr>
-              <w:t>CN216866143U / 公开汗蒸云控制（合并卡）</w:t>
-            </w:r>
-          </w:p>
-        </w:tc>
-        <w:tc>
-          <w:tcPr>
-            <w:tcW w:type="dxa" w:w="2880"/>
-          </w:tcPr>
-          <w:p>
-            <w:r/>
-            <w:r>
-              <w:rPr>
-                <w:rFonts w:ascii="微软雅黑" w:hAnsi="微软雅黑" w:eastAsia="微软雅黑"/>
-                <w:b w:val="0"/>
-              </w:rPr>
-              <w:t>共享浴房和小程序/语音控制、紫外与喷雾消毒已公开；汗蒸云平台已做订单时长门锁臭氧</w:t>
-            </w:r>
-          </w:p>
-        </w:tc>
-      </w:tr>
-      <w:tr>
-        <w:tc>
-          <w:tcPr>
-            <w:tcW w:type="dxa" w:w="2880"/>
-          </w:tcPr>
-          <w:p>
-            <w:r/>
-            <w:r>
-              <w:rPr>
-                <w:rFonts w:ascii="微软雅黑" w:hAnsi="微软雅黑" w:eastAsia="微软雅黑"/>
-                <w:color w:val="B03060"/>
-              </w:rPr>
-              <w:t>PAT-PRI-062</w:t>
-            </w:r>
-          </w:p>
-        </w:tc>
-        <w:tc>
-          <w:tcPr>
-            <w:tcW w:type="dxa" w:w="2880"/>
-          </w:tcPr>
-          <w:p>
-            <w:r/>
-            <w:r>
-              <w:rPr>
-                <w:rFonts w:ascii="微软雅黑" w:hAnsi="微软雅黑" w:eastAsia="微软雅黑"/>
-                <w:b w:val="0"/>
-              </w:rPr>
-              <w:t>US10934729B2</w:t>
-            </w:r>
-          </w:p>
-        </w:tc>
-        <w:tc>
-          <w:tcPr>
-            <w:tcW w:type="dxa" w:w="2880"/>
-          </w:tcPr>
-          <w:p>
-            <w:r/>
-            <w:r>
-              <w:rPr>
-                <w:rFonts w:ascii="微软雅黑" w:hAnsi="微软雅黑" w:eastAsia="微软雅黑"/>
-                <w:b w:val="0"/>
-              </w:rPr>
-              <w:t>温泉盖传感器已用开盖启动设定、关盖启动过滤，并按使用时长和人体负荷算清洁</w:t>
-            </w:r>
-          </w:p>
-        </w:tc>
-      </w:tr>
-      <w:tr>
-        <w:tc>
-          <w:tcPr>
-            <w:tcW w:type="dxa" w:w="2880"/>
-          </w:tcPr>
-          <w:p>
-            <w:r/>
-            <w:r>
-              <w:rPr>
-                <w:rFonts w:ascii="微软雅黑" w:hAnsi="微软雅黑" w:eastAsia="微软雅黑"/>
-                <w:color w:val="B03060"/>
-              </w:rPr>
-              <w:t>PAT-PRI-088</w:t>
-            </w:r>
-          </w:p>
-        </w:tc>
-        <w:tc>
-          <w:tcPr>
-            <w:tcW w:type="dxa" w:w="2880"/>
-          </w:tcPr>
-          <w:p>
-            <w:r/>
-            <w:r>
-              <w:rPr>
-                <w:rFonts w:ascii="微软雅黑" w:hAnsi="微软雅黑" w:eastAsia="微软雅黑"/>
-                <w:b w:val="0"/>
-              </w:rPr>
-              <w:t>JP2549469B2 / US11197974B2 / EP4226858A1 / US11921913B2 / US12005367B2（合并卡）</w:t>
-            </w:r>
-          </w:p>
-        </w:tc>
-        <w:tc>
-          <w:tcPr>
-            <w:tcW w:type="dxa" w:w="2880"/>
-          </w:tcPr>
-          <w:p>
-            <w:r/>
-            <w:r>
-              <w:rPr>
-                <w:rFonts w:ascii="微软雅黑" w:hAnsi="微软雅黑" w:eastAsia="微软雅黑"/>
-                <w:b w:val="0"/>
-              </w:rPr>
-              <w:t>密闭冥想室、声光呼吸提示、生理反馈和沉浸池组合早已公开</w:t>
-            </w:r>
-          </w:p>
-        </w:tc>
-      </w:tr>
-      <w:tr>
-        <w:tc>
-          <w:tcPr>
-            <w:tcW w:type="dxa" w:w="2880"/>
-          </w:tcPr>
-          <w:p>
-            <w:r/>
-            <w:r>
-              <w:rPr>
-                <w:rFonts w:ascii="微软雅黑" w:hAnsi="微软雅黑" w:eastAsia="微软雅黑"/>
-                <w:color w:val="B03060"/>
-              </w:rPr>
-              <w:t>PAT-PRI-092</w:t>
-            </w:r>
-          </w:p>
-        </w:tc>
-        <w:tc>
-          <w:tcPr>
-            <w:tcW w:type="dxa" w:w="2880"/>
-          </w:tcPr>
-          <w:p>
-            <w:r/>
-            <w:r>
-              <w:rPr>
-                <w:rFonts w:ascii="微软雅黑" w:hAnsi="微软雅黑" w:eastAsia="微软雅黑"/>
-                <w:b w:val="0"/>
-              </w:rPr>
-              <w:t>CN209019285U / US4945908A / US20090125085A1 / EP3946576A1（合并卡）</w:t>
-            </w:r>
-          </w:p>
-        </w:tc>
-        <w:tc>
-          <w:tcPr>
-            <w:tcW w:type="dxa" w:w="2880"/>
-          </w:tcPr>
-          <w:p>
-            <w:r/>
-            <w:r>
-              <w:rPr>
-                <w:rFonts w:ascii="微软雅黑" w:hAnsi="微软雅黑" w:eastAsia="微软雅黑"/>
-                <w:b w:val="0"/>
-              </w:rPr>
-              <w:t>高盐盐浴加光照、漂浮舱加色光灯、感官剥夺浴缸用可变色 LED，均已直接公开</w:t>
             </w:r>
           </w:p>
         </w:tc>
